--- a/fuentes/63550354_CF01_CFA.docx
+++ b/fuentes/63550354_CF01_CFA.docx
@@ -671,7 +671,7 @@
           <w:r>
             <w:fldChar w:fldCharType="separate"/>
           </w:r>
-          <w:hyperlink w:anchor="_Toc241858607" w:history="1">
+          <w:hyperlink w:anchor="_Toc242777338" w:history="1">
             <w:r>
               <w:rPr>
                 <w:rStyle w:val="Hipervnculo"/>
@@ -698,7 +698,7 @@
                 <w:noProof/>
                 <w:webHidden/>
               </w:rPr>
-              <w:instrText xml:space="preserve"> PAGEREF _Toc241858607 \h </w:instrText>
+              <w:instrText xml:space="preserve"> PAGEREF _Toc242777338 \h </w:instrText>
             </w:r>
             <w:r>
               <w:rPr>
@@ -744,7 +744,7 @@
               <w14:ligatures w14:val="none"/>
             </w:rPr>
           </w:pPr>
-          <w:hyperlink w:anchor="_Toc241858608" w:history="1">
+          <w:hyperlink w:anchor="_Toc242777339" w:history="1">
             <w:r>
               <w:rPr>
                 <w:rStyle w:val="Hipervnculo"/>
@@ -793,7 +793,7 @@
                 <w:noProof/>
                 <w:webHidden/>
               </w:rPr>
-              <w:instrText xml:space="preserve"> PAGEREF _Toc241858608 \h </w:instrText>
+              <w:instrText xml:space="preserve"> PAGEREF _Toc242777339 \h </w:instrText>
             </w:r>
             <w:r>
               <w:rPr>
@@ -839,7 +839,7 @@
               <w14:ligatures w14:val="none"/>
             </w:rPr>
           </w:pPr>
-          <w:hyperlink w:anchor="_Toc241858609" w:history="1">
+          <w:hyperlink w:anchor="_Toc242777340" w:history="1">
             <w:r>
               <w:rPr>
                 <w:rStyle w:val="Hipervnculo"/>
@@ -872,7 +872,7 @@
                 <w:noProof/>
                 <w:webHidden/>
               </w:rPr>
-              <w:instrText xml:space="preserve"> PAGEREF _Toc241858609 \h </w:instrText>
+              <w:instrText xml:space="preserve"> PAGEREF _Toc242777340 \h </w:instrText>
             </w:r>
             <w:r>
               <w:rPr>
@@ -918,7 +918,7 @@
               <w14:ligatures w14:val="none"/>
             </w:rPr>
           </w:pPr>
-          <w:hyperlink w:anchor="_Toc241858610" w:history="1">
+          <w:hyperlink w:anchor="_Toc242777341" w:history="1">
             <w:r>
               <w:rPr>
                 <w:rStyle w:val="Hipervnculo"/>
@@ -951,7 +951,7 @@
                 <w:noProof/>
                 <w:webHidden/>
               </w:rPr>
-              <w:instrText xml:space="preserve"> PAGEREF _Toc241858610 \h </w:instrText>
+              <w:instrText xml:space="preserve"> PAGEREF _Toc242777341 \h </w:instrText>
             </w:r>
             <w:r>
               <w:rPr>
@@ -997,7 +997,7 @@
               <w14:ligatures w14:val="none"/>
             </w:rPr>
           </w:pPr>
-          <w:hyperlink w:anchor="_Toc241858611" w:history="1">
+          <w:hyperlink w:anchor="_Toc242777342" w:history="1">
             <w:r>
               <w:rPr>
                 <w:rStyle w:val="Hipervnculo"/>
@@ -1024,7 +1024,7 @@
                 <w:noProof/>
                 <w:webHidden/>
               </w:rPr>
-              <w:instrText xml:space="preserve"> PAGEREF _Toc241858611 \h </w:instrText>
+              <w:instrText xml:space="preserve"> PAGEREF _Toc242777342 \h </w:instrText>
             </w:r>
             <w:r>
               <w:rPr>
@@ -1070,7 +1070,7 @@
               <w14:ligatures w14:val="none"/>
             </w:rPr>
           </w:pPr>
-          <w:hyperlink w:anchor="_Toc241858612" w:history="1">
+          <w:hyperlink w:anchor="_Toc242777343" w:history="1">
             <w:r>
               <w:rPr>
                 <w:rStyle w:val="Hipervnculo"/>
@@ -1097,7 +1097,7 @@
                 <w:noProof/>
                 <w:webHidden/>
               </w:rPr>
-              <w:instrText xml:space="preserve"> PAGEREF _Toc241858612 \h </w:instrText>
+              <w:instrText xml:space="preserve"> PAGEREF _Toc242777343 \h </w:instrText>
             </w:r>
             <w:r>
               <w:rPr>
@@ -1143,13 +1143,13 @@
               <w14:ligatures w14:val="none"/>
             </w:rPr>
           </w:pPr>
-          <w:hyperlink w:anchor="_Toc241858613" w:history="1">
+          <w:hyperlink w:anchor="_Toc242777344" w:history="1">
             <w:r>
               <w:rPr>
                 <w:rStyle w:val="Hipervnculo"/>
                 <w:noProof/>
               </w:rPr>
-              <w:t>1.5. Estructura de la receta estándar</w:t>
+              <w:t>1.5. Estructura de una receta estándar</w:t>
             </w:r>
             <w:r>
               <w:rPr>
@@ -1170,7 +1170,7 @@
                 <w:noProof/>
                 <w:webHidden/>
               </w:rPr>
-              <w:instrText xml:space="preserve"> PAGEREF _Toc241858613 \h </w:instrText>
+              <w:instrText xml:space="preserve"> PAGEREF _Toc242777344 \h </w:instrText>
             </w:r>
             <w:r>
               <w:rPr>
@@ -1216,7 +1216,7 @@
               <w14:ligatures w14:val="none"/>
             </w:rPr>
           </w:pPr>
-          <w:hyperlink w:anchor="_Toc241858614" w:history="1">
+          <w:hyperlink w:anchor="_Toc242777345" w:history="1">
             <w:r>
               <w:rPr>
                 <w:rStyle w:val="Hipervnculo"/>
@@ -1243,7 +1243,7 @@
                 <w:noProof/>
                 <w:webHidden/>
               </w:rPr>
-              <w:instrText xml:space="preserve"> PAGEREF _Toc241858614 \h </w:instrText>
+              <w:instrText xml:space="preserve"> PAGEREF _Toc242777345 \h </w:instrText>
             </w:r>
             <w:r>
               <w:rPr>
@@ -1289,7 +1289,7 @@
               <w14:ligatures w14:val="none"/>
             </w:rPr>
           </w:pPr>
-          <w:hyperlink w:anchor="_Toc241858615" w:history="1">
+          <w:hyperlink w:anchor="_Toc242777346" w:history="1">
             <w:r>
               <w:rPr>
                 <w:rStyle w:val="Hipervnculo"/>
@@ -1316,7 +1316,7 @@
                 <w:noProof/>
                 <w:webHidden/>
               </w:rPr>
-              <w:instrText xml:space="preserve"> PAGEREF _Toc241858615 \h </w:instrText>
+              <w:instrText xml:space="preserve"> PAGEREF _Toc242777346 \h </w:instrText>
             </w:r>
             <w:r>
               <w:rPr>
@@ -1362,13 +1362,13 @@
               <w14:ligatures w14:val="none"/>
             </w:rPr>
           </w:pPr>
-          <w:hyperlink w:anchor="_Toc241858616" w:history="1">
+          <w:hyperlink w:anchor="_Toc242777347" w:history="1">
             <w:r>
               <w:rPr>
                 <w:rStyle w:val="Hipervnculo"/>
                 <w:noProof/>
               </w:rPr>
-              <w:t>2. Higiene, BPM y Seguridad Ocupacional</w:t>
+              <w:t>2. Higiene, BPM y seguridad ocupacional</w:t>
             </w:r>
             <w:r>
               <w:rPr>
@@ -1389,7 +1389,7 @@
                 <w:noProof/>
                 <w:webHidden/>
               </w:rPr>
-              <w:instrText xml:space="preserve"> PAGEREF _Toc241858616 \h </w:instrText>
+              <w:instrText xml:space="preserve"> PAGEREF _Toc242777347 \h </w:instrText>
             </w:r>
             <w:r>
               <w:rPr>
@@ -1435,7 +1435,7 @@
               <w14:ligatures w14:val="none"/>
             </w:rPr>
           </w:pPr>
-          <w:hyperlink w:anchor="_Toc241858617" w:history="1">
+          <w:hyperlink w:anchor="_Toc242777348" w:history="1">
             <w:r>
               <w:rPr>
                 <w:rStyle w:val="Hipervnculo"/>
@@ -1462,7 +1462,7 @@
                 <w:noProof/>
                 <w:webHidden/>
               </w:rPr>
-              <w:instrText xml:space="preserve"> PAGEREF _Toc241858617 \h </w:instrText>
+              <w:instrText xml:space="preserve"> PAGEREF _Toc242777348 \h </w:instrText>
             </w:r>
             <w:r>
               <w:rPr>
@@ -1508,7 +1508,7 @@
               <w14:ligatures w14:val="none"/>
             </w:rPr>
           </w:pPr>
-          <w:hyperlink w:anchor="_Toc241858618" w:history="1">
+          <w:hyperlink w:anchor="_Toc242777349" w:history="1">
             <w:r>
               <w:rPr>
                 <w:rStyle w:val="Hipervnculo"/>
@@ -1535,7 +1535,7 @@
                 <w:noProof/>
                 <w:webHidden/>
               </w:rPr>
-              <w:instrText xml:space="preserve"> PAGEREF _Toc241858618 \h </w:instrText>
+              <w:instrText xml:space="preserve"> PAGEREF _Toc242777349 \h </w:instrText>
             </w:r>
             <w:r>
               <w:rPr>
@@ -1581,7 +1581,7 @@
               <w14:ligatures w14:val="none"/>
             </w:rPr>
           </w:pPr>
-          <w:hyperlink w:anchor="_Toc241858619" w:history="1">
+          <w:hyperlink w:anchor="_Toc242777350" w:history="1">
             <w:r>
               <w:rPr>
                 <w:rStyle w:val="Hipervnculo"/>
@@ -1608,7 +1608,7 @@
                 <w:noProof/>
                 <w:webHidden/>
               </w:rPr>
-              <w:instrText xml:space="preserve"> PAGEREF _Toc241858619 \h </w:instrText>
+              <w:instrText xml:space="preserve"> PAGEREF _Toc242777350 \h </w:instrText>
             </w:r>
             <w:r>
               <w:rPr>
@@ -1654,7 +1654,7 @@
               <w14:ligatures w14:val="none"/>
             </w:rPr>
           </w:pPr>
-          <w:hyperlink w:anchor="_Toc241858620" w:history="1">
+          <w:hyperlink w:anchor="_Toc242777351" w:history="1">
             <w:r>
               <w:rPr>
                 <w:rStyle w:val="Hipervnculo"/>
@@ -1681,7 +1681,7 @@
                 <w:noProof/>
                 <w:webHidden/>
               </w:rPr>
-              <w:instrText xml:space="preserve"> PAGEREF _Toc241858620 \h </w:instrText>
+              <w:instrText xml:space="preserve"> PAGEREF _Toc242777351 \h </w:instrText>
             </w:r>
             <w:r>
               <w:rPr>
@@ -1727,7 +1727,7 @@
               <w14:ligatures w14:val="none"/>
             </w:rPr>
           </w:pPr>
-          <w:hyperlink w:anchor="_Toc241858621" w:history="1">
+          <w:hyperlink w:anchor="_Toc242777352" w:history="1">
             <w:r>
               <w:rPr>
                 <w:rStyle w:val="Hipervnculo"/>
@@ -1754,7 +1754,7 @@
                 <w:noProof/>
                 <w:webHidden/>
               </w:rPr>
-              <w:instrText xml:space="preserve"> PAGEREF _Toc241858621 \h </w:instrText>
+              <w:instrText xml:space="preserve"> PAGEREF _Toc242777352 \h </w:instrText>
             </w:r>
             <w:r>
               <w:rPr>
@@ -1800,7 +1800,7 @@
               <w14:ligatures w14:val="none"/>
             </w:rPr>
           </w:pPr>
-          <w:hyperlink w:anchor="_Toc241858622" w:history="1">
+          <w:hyperlink w:anchor="_Toc242777353" w:history="1">
             <w:r>
               <w:rPr>
                 <w:rStyle w:val="Hipervnculo"/>
@@ -1827,7 +1827,7 @@
                 <w:noProof/>
                 <w:webHidden/>
               </w:rPr>
-              <w:instrText xml:space="preserve"> PAGEREF _Toc241858622 \h </w:instrText>
+              <w:instrText xml:space="preserve"> PAGEREF _Toc242777353 \h </w:instrText>
             </w:r>
             <w:r>
               <w:rPr>
@@ -1873,7 +1873,7 @@
               <w14:ligatures w14:val="none"/>
             </w:rPr>
           </w:pPr>
-          <w:hyperlink w:anchor="_Toc241858623" w:history="1">
+          <w:hyperlink w:anchor="_Toc242777354" w:history="1">
             <w:r>
               <w:rPr>
                 <w:rStyle w:val="Hipervnculo"/>
@@ -1900,7 +1900,7 @@
                 <w:noProof/>
                 <w:webHidden/>
               </w:rPr>
-              <w:instrText xml:space="preserve"> PAGEREF _Toc241858623 \h </w:instrText>
+              <w:instrText xml:space="preserve"> PAGEREF _Toc242777354 \h </w:instrText>
             </w:r>
             <w:r>
               <w:rPr>
@@ -1946,7 +1946,7 @@
               <w14:ligatures w14:val="none"/>
             </w:rPr>
           </w:pPr>
-          <w:hyperlink w:anchor="_Toc241858624" w:history="1">
+          <w:hyperlink w:anchor="_Toc242777355" w:history="1">
             <w:r>
               <w:rPr>
                 <w:rStyle w:val="Hipervnculo"/>
@@ -1973,7 +1973,7 @@
                 <w:noProof/>
                 <w:webHidden/>
               </w:rPr>
-              <w:instrText xml:space="preserve"> PAGEREF _Toc241858624 \h </w:instrText>
+              <w:instrText xml:space="preserve"> PAGEREF _Toc242777355 \h </w:instrText>
             </w:r>
             <w:r>
               <w:rPr>
@@ -2019,7 +2019,7 @@
               <w14:ligatures w14:val="none"/>
             </w:rPr>
           </w:pPr>
-          <w:hyperlink w:anchor="_Toc241858625" w:history="1">
+          <w:hyperlink w:anchor="_Toc242777356" w:history="1">
             <w:r>
               <w:rPr>
                 <w:rStyle w:val="Hipervnculo"/>
@@ -2046,7 +2046,7 @@
                 <w:noProof/>
                 <w:webHidden/>
               </w:rPr>
-              <w:instrText xml:space="preserve"> PAGEREF _Toc241858625 \h </w:instrText>
+              <w:instrText xml:space="preserve"> PAGEREF _Toc242777356 \h </w:instrText>
             </w:r>
             <w:r>
               <w:rPr>
@@ -2092,7 +2092,7 @@
               <w14:ligatures w14:val="none"/>
             </w:rPr>
           </w:pPr>
-          <w:hyperlink w:anchor="_Toc241858626" w:history="1">
+          <w:hyperlink w:anchor="_Toc242777357" w:history="1">
             <w:r>
               <w:rPr>
                 <w:rStyle w:val="Hipervnculo"/>
@@ -2119,7 +2119,7 @@
                 <w:noProof/>
                 <w:webHidden/>
               </w:rPr>
-              <w:instrText xml:space="preserve"> PAGEREF _Toc241858626 \h </w:instrText>
+              <w:instrText xml:space="preserve"> PAGEREF _Toc242777357 \h </w:instrText>
             </w:r>
             <w:r>
               <w:rPr>
@@ -2165,7 +2165,7 @@
               <w14:ligatures w14:val="none"/>
             </w:rPr>
           </w:pPr>
-          <w:hyperlink w:anchor="_Toc241858627" w:history="1">
+          <w:hyperlink w:anchor="_Toc242777358" w:history="1">
             <w:r>
               <w:rPr>
                 <w:rStyle w:val="Hipervnculo"/>
@@ -2192,7 +2192,7 @@
                 <w:noProof/>
                 <w:webHidden/>
               </w:rPr>
-              <w:instrText xml:space="preserve"> PAGEREF _Toc241858627 \h </w:instrText>
+              <w:instrText xml:space="preserve"> PAGEREF _Toc242777358 \h </w:instrText>
             </w:r>
             <w:r>
               <w:rPr>
@@ -2238,7 +2238,7 @@
               <w14:ligatures w14:val="none"/>
             </w:rPr>
           </w:pPr>
-          <w:hyperlink w:anchor="_Toc241858628" w:history="1">
+          <w:hyperlink w:anchor="_Toc242777359" w:history="1">
             <w:r>
               <w:rPr>
                 <w:rStyle w:val="Hipervnculo"/>
@@ -2265,7 +2265,7 @@
                 <w:noProof/>
                 <w:webHidden/>
               </w:rPr>
-              <w:instrText xml:space="preserve"> PAGEREF _Toc241858628 \h </w:instrText>
+              <w:instrText xml:space="preserve"> PAGEREF _Toc242777359 \h </w:instrText>
             </w:r>
             <w:r>
               <w:rPr>
@@ -2311,7 +2311,7 @@
               <w14:ligatures w14:val="none"/>
             </w:rPr>
           </w:pPr>
-          <w:hyperlink w:anchor="_Toc241858629" w:history="1">
+          <w:hyperlink w:anchor="_Toc242777360" w:history="1">
             <w:r>
               <w:rPr>
                 <w:rStyle w:val="Hipervnculo"/>
@@ -2338,7 +2338,7 @@
                 <w:noProof/>
                 <w:webHidden/>
               </w:rPr>
-              <w:instrText xml:space="preserve"> PAGEREF _Toc241858629 \h </w:instrText>
+              <w:instrText xml:space="preserve"> PAGEREF _Toc242777360 \h </w:instrText>
             </w:r>
             <w:r>
               <w:rPr>
@@ -2384,7 +2384,7 @@
               <w14:ligatures w14:val="none"/>
             </w:rPr>
           </w:pPr>
-          <w:hyperlink w:anchor="_Toc241858630" w:history="1">
+          <w:hyperlink w:anchor="_Toc242777361" w:history="1">
             <w:r>
               <w:rPr>
                 <w:rStyle w:val="Hipervnculo"/>
@@ -2411,7 +2411,7 @@
                 <w:noProof/>
                 <w:webHidden/>
               </w:rPr>
-              <w:instrText xml:space="preserve"> PAGEREF _Toc241858630 \h </w:instrText>
+              <w:instrText xml:space="preserve"> PAGEREF _Toc242777361 \h </w:instrText>
             </w:r>
             <w:r>
               <w:rPr>
@@ -2457,7 +2457,7 @@
               <w14:ligatures w14:val="none"/>
             </w:rPr>
           </w:pPr>
-          <w:hyperlink w:anchor="_Toc241858631" w:history="1">
+          <w:hyperlink w:anchor="_Toc242777362" w:history="1">
             <w:r>
               <w:rPr>
                 <w:rStyle w:val="Hipervnculo"/>
@@ -2484,7 +2484,7 @@
                 <w:noProof/>
                 <w:webHidden/>
               </w:rPr>
-              <w:instrText xml:space="preserve"> PAGEREF _Toc241858631 \h </w:instrText>
+              <w:instrText xml:space="preserve"> PAGEREF _Toc242777362 \h </w:instrText>
             </w:r>
             <w:r>
               <w:rPr>
@@ -2530,7 +2530,7 @@
               <w14:ligatures w14:val="none"/>
             </w:rPr>
           </w:pPr>
-          <w:hyperlink w:anchor="_Toc241858632" w:history="1">
+          <w:hyperlink w:anchor="_Toc242777363" w:history="1">
             <w:r>
               <w:rPr>
                 <w:rStyle w:val="Hipervnculo"/>
@@ -2557,7 +2557,7 @@
                 <w:noProof/>
                 <w:webHidden/>
               </w:rPr>
-              <w:instrText xml:space="preserve"> PAGEREF _Toc241858632 \h </w:instrText>
+              <w:instrText xml:space="preserve"> PAGEREF _Toc242777363 \h </w:instrText>
             </w:r>
             <w:r>
               <w:rPr>
@@ -2603,7 +2603,7 @@
               <w14:ligatures w14:val="none"/>
             </w:rPr>
           </w:pPr>
-          <w:hyperlink w:anchor="_Toc241858633" w:history="1">
+          <w:hyperlink w:anchor="_Toc242777364" w:history="1">
             <w:r>
               <w:rPr>
                 <w:rStyle w:val="Hipervnculo"/>
@@ -2630,7 +2630,7 @@
                 <w:noProof/>
                 <w:webHidden/>
               </w:rPr>
-              <w:instrText xml:space="preserve"> PAGEREF _Toc241858633 \h </w:instrText>
+              <w:instrText xml:space="preserve"> PAGEREF _Toc242777364 \h </w:instrText>
             </w:r>
             <w:r>
               <w:rPr>
@@ -2676,7 +2676,7 @@
               <w14:ligatures w14:val="none"/>
             </w:rPr>
           </w:pPr>
-          <w:hyperlink w:anchor="_Toc241858634" w:history="1">
+          <w:hyperlink w:anchor="_Toc242777365" w:history="1">
             <w:r>
               <w:rPr>
                 <w:rStyle w:val="Hipervnculo"/>
@@ -2703,7 +2703,7 @@
                 <w:noProof/>
                 <w:webHidden/>
               </w:rPr>
-              <w:instrText xml:space="preserve"> PAGEREF _Toc241858634 \h </w:instrText>
+              <w:instrText xml:space="preserve"> PAGEREF _Toc242777365 \h </w:instrText>
             </w:r>
             <w:r>
               <w:rPr>
@@ -2749,7 +2749,7 @@
               <w14:ligatures w14:val="none"/>
             </w:rPr>
           </w:pPr>
-          <w:hyperlink w:anchor="_Toc241858635" w:history="1">
+          <w:hyperlink w:anchor="_Toc242777366" w:history="1">
             <w:r>
               <w:rPr>
                 <w:rStyle w:val="Hipervnculo"/>
@@ -2776,7 +2776,7 @@
                 <w:noProof/>
                 <w:webHidden/>
               </w:rPr>
-              <w:instrText xml:space="preserve"> PAGEREF _Toc241858635 \h </w:instrText>
+              <w:instrText xml:space="preserve"> PAGEREF _Toc242777366 \h </w:instrText>
             </w:r>
             <w:r>
               <w:rPr>
@@ -2822,7 +2822,7 @@
               <w14:ligatures w14:val="none"/>
             </w:rPr>
           </w:pPr>
-          <w:hyperlink w:anchor="_Toc241858636" w:history="1">
+          <w:hyperlink w:anchor="_Toc242777367" w:history="1">
             <w:r>
               <w:rPr>
                 <w:rStyle w:val="Hipervnculo"/>
@@ -2849,7 +2849,7 @@
                 <w:noProof/>
                 <w:webHidden/>
               </w:rPr>
-              <w:instrText xml:space="preserve"> PAGEREF _Toc241858636 \h </w:instrText>
+              <w:instrText xml:space="preserve"> PAGEREF _Toc242777367 \h </w:instrText>
             </w:r>
             <w:r>
               <w:rPr>
@@ -2895,7 +2895,7 @@
               <w14:ligatures w14:val="none"/>
             </w:rPr>
           </w:pPr>
-          <w:hyperlink w:anchor="_Toc241858637" w:history="1">
+          <w:hyperlink w:anchor="_Toc242777368" w:history="1">
             <w:r>
               <w:rPr>
                 <w:rStyle w:val="Hipervnculo"/>
@@ -2922,7 +2922,7 @@
                 <w:noProof/>
                 <w:webHidden/>
               </w:rPr>
-              <w:instrText xml:space="preserve"> PAGEREF _Toc241858637 \h </w:instrText>
+              <w:instrText xml:space="preserve"> PAGEREF _Toc242777368 \h </w:instrText>
             </w:r>
             <w:r>
               <w:rPr>
@@ -2968,7 +2968,7 @@
               <w14:ligatures w14:val="none"/>
             </w:rPr>
           </w:pPr>
-          <w:hyperlink w:anchor="_Toc241858638" w:history="1">
+          <w:hyperlink w:anchor="_Toc242777369" w:history="1">
             <w:r>
               <w:rPr>
                 <w:rStyle w:val="Hipervnculo"/>
@@ -2995,7 +2995,7 @@
                 <w:noProof/>
                 <w:webHidden/>
               </w:rPr>
-              <w:instrText xml:space="preserve"> PAGEREF _Toc241858638 \h </w:instrText>
+              <w:instrText xml:space="preserve"> PAGEREF _Toc242777369 \h </w:instrText>
             </w:r>
             <w:r>
               <w:rPr>
@@ -3041,7 +3041,7 @@
               <w14:ligatures w14:val="none"/>
             </w:rPr>
           </w:pPr>
-          <w:hyperlink w:anchor="_Toc241858639" w:history="1">
+          <w:hyperlink w:anchor="_Toc242777370" w:history="1">
             <w:r>
               <w:rPr>
                 <w:rStyle w:val="Hipervnculo"/>
@@ -3068,7 +3068,7 @@
                 <w:noProof/>
                 <w:webHidden/>
               </w:rPr>
-              <w:instrText xml:space="preserve"> PAGEREF _Toc241858639 \h </w:instrText>
+              <w:instrText xml:space="preserve"> PAGEREF _Toc242777370 \h </w:instrText>
             </w:r>
             <w:r>
               <w:rPr>
@@ -3114,7 +3114,7 @@
               <w14:ligatures w14:val="none"/>
             </w:rPr>
           </w:pPr>
-          <w:hyperlink w:anchor="_Toc241858640" w:history="1">
+          <w:hyperlink w:anchor="_Toc242777371" w:history="1">
             <w:r>
               <w:rPr>
                 <w:rStyle w:val="Hipervnculo"/>
@@ -3141,7 +3141,7 @@
                 <w:noProof/>
                 <w:webHidden/>
               </w:rPr>
-              <w:instrText xml:space="preserve"> PAGEREF _Toc241858640 \h </w:instrText>
+              <w:instrText xml:space="preserve"> PAGEREF _Toc242777371 \h </w:instrText>
             </w:r>
             <w:r>
               <w:rPr>
@@ -3187,7 +3187,7 @@
               <w14:ligatures w14:val="none"/>
             </w:rPr>
           </w:pPr>
-          <w:hyperlink w:anchor="_Toc241858641" w:history="1">
+          <w:hyperlink w:anchor="_Toc242777372" w:history="1">
             <w:r>
               <w:rPr>
                 <w:rStyle w:val="Hipervnculo"/>
@@ -3214,7 +3214,7 @@
                 <w:noProof/>
                 <w:webHidden/>
               </w:rPr>
-              <w:instrText xml:space="preserve"> PAGEREF _Toc241858641 \h </w:instrText>
+              <w:instrText xml:space="preserve"> PAGEREF _Toc242777372 \h </w:instrText>
             </w:r>
             <w:r>
               <w:rPr>
@@ -3260,13 +3260,27 @@
               <w14:ligatures w14:val="none"/>
             </w:rPr>
           </w:pPr>
-          <w:hyperlink w:anchor="_Toc241858642" w:history="1">
+          <w:hyperlink w:anchor="_Toc242777373" w:history="1">
             <w:r>
               <w:rPr>
                 <w:rStyle w:val="Hipervnculo"/>
                 <w:noProof/>
               </w:rPr>
-              <w:t>Créditos</w:t>
+              <w:t>Cré</w:t>
+            </w:r>
+            <w:r>
+              <w:rPr>
+                <w:rStyle w:val="Hipervnculo"/>
+                <w:noProof/>
+              </w:rPr>
+              <w:t>d</w:t>
+            </w:r>
+            <w:r>
+              <w:rPr>
+                <w:rStyle w:val="Hipervnculo"/>
+                <w:noProof/>
+              </w:rPr>
+              <w:t>itos</w:t>
             </w:r>
             <w:r>
               <w:rPr>
@@ -3287,7 +3301,7 @@
                 <w:noProof/>
                 <w:webHidden/>
               </w:rPr>
-              <w:instrText xml:space="preserve"> PAGEREF _Toc241858642 \h </w:instrText>
+              <w:instrText xml:space="preserve"> PAGEREF _Toc242777373 \h </w:instrText>
             </w:r>
             <w:r>
               <w:rPr>
@@ -3343,7 +3357,7 @@
       <w:pPr>
         <w:pStyle w:val="Titulosgenerales"/>
       </w:pPr>
-      <w:bookmarkStart w:id="0" w:name="_Toc241858607"/>
+      <w:bookmarkStart w:id="0" w:name="_Toc242777338"/>
       <w:r>
         <w:lastRenderedPageBreak/>
         <w:t>Introducción</w:t>
@@ -3464,7 +3478,7 @@
       <w:pPr>
         <w:pStyle w:val="Ttulo1"/>
       </w:pPr>
-      <w:bookmarkStart w:id="1" w:name="_Toc241858608"/>
+      <w:bookmarkStart w:id="1" w:name="_Toc242777339"/>
       <w:r>
         <w:rPr>
           <w:rStyle w:val="Extranjerismo"/>
@@ -3559,7 +3573,7 @@
       <w:pPr>
         <w:pStyle w:val="Ttulo2"/>
       </w:pPr>
-      <w:bookmarkStart w:id="2" w:name="_Toc241858609"/>
+      <w:bookmarkStart w:id="2" w:name="_Toc242777340"/>
       <w:r>
         <w:t xml:space="preserve">Concepto y origen del </w:t>
       </w:r>
@@ -3797,7 +3811,7 @@
       <w:pPr>
         <w:pStyle w:val="Ttulo2"/>
       </w:pPr>
-      <w:bookmarkStart w:id="3" w:name="_Toc241858610"/>
+      <w:bookmarkStart w:id="3" w:name="_Toc242777341"/>
       <w:r>
         <w:lastRenderedPageBreak/>
         <w:t xml:space="preserve">Importancia del </w:t>
@@ -3971,7 +3985,7 @@
       <w:pPr>
         <w:pStyle w:val="Ttulo2"/>
       </w:pPr>
-      <w:bookmarkStart w:id="4" w:name="_Toc241858611"/>
+      <w:bookmarkStart w:id="4" w:name="_Toc242777342"/>
       <w:r>
         <w:lastRenderedPageBreak/>
         <w:t>Procedimientos básicos en la cocina</w:t>
@@ -4513,7 +4527,7 @@
       <w:pPr>
         <w:pStyle w:val="Ttulo2"/>
       </w:pPr>
-      <w:bookmarkStart w:id="5" w:name="_Toc241858612"/>
+      <w:bookmarkStart w:id="5" w:name="_Toc242777343"/>
       <w:r>
         <w:t>Herramientas y utensilios esenciales</w:t>
       </w:r>
@@ -4656,9 +4670,15 @@
       <w:pPr>
         <w:pStyle w:val="Ttulo2"/>
       </w:pPr>
-      <w:bookmarkStart w:id="6" w:name="_Toc241858613"/>
-      <w:r>
-        <w:t>Estructura de la receta estándar</w:t>
+      <w:bookmarkStart w:id="6" w:name="_Toc242777344"/>
+      <w:r>
+        <w:t xml:space="preserve">Estructura de </w:t>
+      </w:r>
+      <w:r>
+        <w:t>una</w:t>
+      </w:r>
+      <w:r>
+        <w:t xml:space="preserve"> receta estándar</w:t>
       </w:r>
       <w:bookmarkEnd w:id="6"/>
     </w:p>
@@ -5122,7 +5142,7 @@
       <w:pPr>
         <w:pStyle w:val="Ttulo2"/>
       </w:pPr>
-      <w:bookmarkStart w:id="7" w:name="_Toc241858614"/>
+      <w:bookmarkStart w:id="7" w:name="_Toc242777345"/>
       <w:r>
         <w:t>Factores de conversión y escalado de recetas</w:t>
       </w:r>
@@ -5226,7 +5246,7 @@
       <w:pPr>
         <w:pStyle w:val="Ttulo2"/>
       </w:pPr>
-      <w:bookmarkStart w:id="8" w:name="_Toc241858615"/>
+      <w:bookmarkStart w:id="8" w:name="_Toc242777346"/>
       <w:r>
         <w:t>Estandarización de porciones y costos</w:t>
       </w:r>
@@ -5674,10 +5694,22 @@
       <w:pPr>
         <w:pStyle w:val="Ttulo1"/>
       </w:pPr>
-      <w:bookmarkStart w:id="9" w:name="_Toc241858616"/>
+      <w:bookmarkStart w:id="9" w:name="_Toc242777347"/>
       <w:r>
         <w:lastRenderedPageBreak/>
-        <w:t>Higiene, BPM y Seguridad Ocupacional</w:t>
+        <w:t xml:space="preserve">Higiene, BPM y </w:t>
+      </w:r>
+      <w:r>
+        <w:t>s</w:t>
+      </w:r>
+      <w:r>
+        <w:t xml:space="preserve">eguridad </w:t>
+      </w:r>
+      <w:r>
+        <w:t>o</w:t>
+      </w:r>
+      <w:r>
+        <w:t>cupacional</w:t>
       </w:r>
       <w:bookmarkEnd w:id="9"/>
     </w:p>
@@ -5690,7 +5722,7 @@
       <w:pPr>
         <w:pStyle w:val="Ttulo2"/>
       </w:pPr>
-      <w:bookmarkStart w:id="10" w:name="_Toc241858617"/>
+      <w:bookmarkStart w:id="10" w:name="_Toc242777348"/>
       <w:r>
         <w:t>Fundamentos de higiene en la manipulación de alimentos</w:t>
       </w:r>
@@ -5774,7 +5806,7 @@
       <w:r>
         <w:t xml:space="preserve">  </w:t>
       </w:r>
-      <w:bookmarkStart w:id="11" w:name="_Toc241858618"/>
+      <w:bookmarkStart w:id="11" w:name="_Toc242777349"/>
       <w:r>
         <w:t>Enfermedades transmitidas por alimentos (ETA)</w:t>
       </w:r>
@@ -6106,7 +6138,7 @@
       <w:pPr>
         <w:pStyle w:val="Ttulo2"/>
       </w:pPr>
-      <w:bookmarkStart w:id="12" w:name="_Toc241858619"/>
+      <w:bookmarkStart w:id="12" w:name="_Toc242777350"/>
       <w:r>
         <w:t>Marco normativo colombiano</w:t>
       </w:r>
@@ -6137,7 +6169,7 @@
       <w:pPr>
         <w:pStyle w:val="Ttulo2"/>
       </w:pPr>
-      <w:bookmarkStart w:id="13" w:name="_Toc241858620"/>
+      <w:bookmarkStart w:id="13" w:name="_Toc242777351"/>
       <w:r>
         <w:t>Buenas Prácticas de Manufactura (BPM)</w:t>
       </w:r>
@@ -6225,7 +6257,7 @@
       <w:pPr>
         <w:pStyle w:val="Ttulo2"/>
       </w:pPr>
-      <w:bookmarkStart w:id="14" w:name="_Toc241858621"/>
+      <w:bookmarkStart w:id="14" w:name="_Toc242777352"/>
       <w:r>
         <w:lastRenderedPageBreak/>
         <w:t>Procedimientos de limpieza y desinfección (POES)</w:t>
@@ -6293,68 +6325,32 @@
     </w:p>
     <w:p>
       <w:r>
-        <w:t>PASO 1</w:t>
-      </w:r>
-      <w:r>
-        <w:t xml:space="preserve">. </w:t>
-      </w:r>
-      <w:r>
-        <w:t>Prelavado: eliminar residuos sólidos con agua y cepillo.</w:t>
-      </w:r>
-    </w:p>
-    <w:p>
-      <w:r>
-        <w:t>PASO 2</w:t>
-      </w:r>
-      <w:r>
-        <w:t xml:space="preserve">. </w:t>
-      </w:r>
-      <w:r>
-        <w:t>Lavado: aplicar detergente con agua caliente (&gt;40 °C), frotar con esponja o cepillo.</w:t>
-      </w:r>
-    </w:p>
-    <w:p>
-      <w:r>
-        <w:t>PASO 3</w:t>
-      </w:r>
-      <w:r>
-        <w:t xml:space="preserve">. </w:t>
-      </w:r>
-      <w:r>
-        <w:t>Enjuague: retirar completamente el detergente con agua potable.</w:t>
-      </w:r>
-    </w:p>
-    <w:p>
-      <w:r>
-        <w:t>PASO 4</w:t>
-      </w:r>
-      <w:r>
-        <w:t xml:space="preserve">. </w:t>
-      </w:r>
-      <w:r>
-        <w:t>Desinfección: aplicar solución clorada (50-100 ppm de cloro activo) durante 1-2 minutos.</w:t>
-      </w:r>
-    </w:p>
-    <w:p>
-      <w:r>
-        <w:t>PASO 5</w:t>
-      </w:r>
-      <w:r>
-        <w:t xml:space="preserve">. </w:t>
-      </w:r>
-      <w:r>
-        <w:t>Enjuague final: enjuagar con agua potable para eliminar residuos de cloro (excepto si el fabricante indica lo contrario).</w:t>
-      </w:r>
-    </w:p>
-    <w:p>
-      <w:r>
-        <w:t>PASO 6</w:t>
-      </w:r>
-      <w:r>
-        <w:t xml:space="preserve">. </w:t>
-      </w:r>
-      <w:r>
-        <w:t>Secado: secar al aire o con papel desechable (no usar paños reutilizables).</w:t>
+        <w:t>PASO 1. Prelavado: eliminar residuos sólidos con agua y cepillo.</w:t>
+      </w:r>
+    </w:p>
+    <w:p>
+      <w:r>
+        <w:t>PASO 2. Lavado: aplicar detergente con agua caliente (&gt;40 °C), frotar con esponja o cepillo.</w:t>
+      </w:r>
+    </w:p>
+    <w:p>
+      <w:r>
+        <w:t>PASO 3. Enjuague: retirar completamente el detergente con agua potable.</w:t>
+      </w:r>
+    </w:p>
+    <w:p>
+      <w:r>
+        <w:t>PASO 4. Desinfección: aplicar solución clorada (50-100 ppm de cloro activo) durante 1-2 minutos.</w:t>
+      </w:r>
+    </w:p>
+    <w:p>
+      <w:r>
+        <w:t>PASO 5. Enjuague final: enjuagar con agua potable para eliminar residuos de cloro (excepto si el fabricante indica lo contrario).</w:t>
+      </w:r>
+    </w:p>
+    <w:p>
+      <w:r>
+        <w:t>PASO 6. Secado: secar al aire o con papel desechable (no usar paños reutilizables).</w:t>
       </w:r>
     </w:p>
     <w:p>
@@ -6738,7 +6734,7 @@
       <w:pPr>
         <w:pStyle w:val="Ttulo2"/>
       </w:pPr>
-      <w:bookmarkStart w:id="15" w:name="_Toc241858622"/>
+      <w:bookmarkStart w:id="15" w:name="_Toc242777353"/>
       <w:r>
         <w:t>Identificación de peligros en el área de cocina</w:t>
       </w:r>
@@ -6893,7 +6889,7 @@
       <w:pPr>
         <w:pStyle w:val="Ttulo2"/>
       </w:pPr>
-      <w:bookmarkStart w:id="16" w:name="_Toc241858623"/>
+      <w:bookmarkStart w:id="16" w:name="_Toc242777354"/>
       <w:r>
         <w:t>Uso adecuado de equipos y utensilios</w:t>
       </w:r>
@@ -6945,7 +6941,7 @@
       <w:pPr>
         <w:pStyle w:val="Ttulo2"/>
       </w:pPr>
-      <w:bookmarkStart w:id="17" w:name="_Toc241858624"/>
+      <w:bookmarkStart w:id="17" w:name="_Toc242777355"/>
       <w:r>
         <w:t>Prevención de accidentes laborales</w:t>
       </w:r>
@@ -7328,7 +7324,7 @@
       <w:pPr>
         <w:pStyle w:val="Ttulo1"/>
       </w:pPr>
-      <w:bookmarkStart w:id="18" w:name="_Toc241858625"/>
+      <w:bookmarkStart w:id="18" w:name="_Toc242777356"/>
       <w:r>
         <w:lastRenderedPageBreak/>
         <w:t>Pastas: clases, formulación y características</w:t>
@@ -7347,7 +7343,7 @@
       <w:r>
         <w:t xml:space="preserve"> </w:t>
       </w:r>
-      <w:bookmarkStart w:id="19" w:name="_Toc241858626"/>
+      <w:bookmarkStart w:id="19" w:name="_Toc242777357"/>
       <w:r>
         <w:t>Historia de la pasta italiana</w:t>
       </w:r>
@@ -7458,15 +7454,13 @@
         </w:numPr>
       </w:pPr>
       <w:r>
-        <w:t>Año 2000 a. C. (</w:t>
-      </w:r>
-      <w:proofErr w:type="gramStart"/>
-      <w:r>
-        <w:t>Aprox.)Se</w:t>
-      </w:r>
-      <w:proofErr w:type="gramEnd"/>
-      <w:r>
-        <w:t xml:space="preserve"> registran los primeros indicios arqueológicos de fideos de mijo en las cercanías del río Amarillo en </w:t>
+        <w:t>Año 2000 a. C. (Aprox.)</w:t>
+      </w:r>
+      <w:r>
+        <w:t xml:space="preserve"> </w:t>
+      </w:r>
+      <w:r>
+        <w:t xml:space="preserve">Se registran los primeros indicios arqueológicos de fideos de mijo en las cercanías del río Amarillo en </w:t>
       </w:r>
       <w:r>
         <w:lastRenderedPageBreak/>
@@ -7530,7 +7524,35 @@
           <w:b/>
           <w:bCs/>
         </w:rPr>
-        <w:t>Edad Media e Intercambio Cultural</w:t>
+        <w:t xml:space="preserve">Edad Media e </w:t>
+      </w:r>
+      <w:r>
+        <w:rPr>
+          <w:b/>
+          <w:bCs/>
+        </w:rPr>
+        <w:t>i</w:t>
+      </w:r>
+      <w:r>
+        <w:rPr>
+          <w:b/>
+          <w:bCs/>
+        </w:rPr>
+        <w:t xml:space="preserve">ntercambio </w:t>
+      </w:r>
+      <w:r>
+        <w:rPr>
+          <w:b/>
+          <w:bCs/>
+        </w:rPr>
+        <w:t>c</w:t>
+      </w:r>
+      <w:r>
+        <w:rPr>
+          <w:b/>
+          <w:bCs/>
+        </w:rPr>
+        <w:t>ultura</w:t>
       </w:r>
     </w:p>
     <w:p>
@@ -7574,7 +7596,15 @@
       </w:r>
       <w:proofErr w:type="spellEnd"/>
       <w:r>
-        <w:t xml:space="preserve"> documenta por escrito la existencia de fábricas en Trabia (Sicilia) dedicadas a la producción a gran escala de </w:t>
+        <w:t xml:space="preserve"> documenta por escrito la existencia de fábricas en </w:t>
+      </w:r>
+      <w:proofErr w:type="spellStart"/>
+      <w:r>
+        <w:t>Trabia</w:t>
+      </w:r>
+      <w:proofErr w:type="spellEnd"/>
+      <w:r>
+        <w:t xml:space="preserve"> (Sicilia) dedicadas a la producción a gran escala de </w:t>
       </w:r>
       <w:proofErr w:type="spellStart"/>
       <w:r>
@@ -7650,7 +7680,35 @@
           <w:bCs/>
         </w:rPr>
         <w:lastRenderedPageBreak/>
-        <w:t>Consolidación y Adopción Social (Edad Moderna)</w:t>
+        <w:t xml:space="preserve">Consolidación y </w:t>
+      </w:r>
+      <w:r>
+        <w:rPr>
+          <w:b/>
+          <w:bCs/>
+        </w:rPr>
+        <w:t>a</w:t>
+      </w:r>
+      <w:r>
+        <w:rPr>
+          <w:b/>
+          <w:bCs/>
+        </w:rPr>
+        <w:t xml:space="preserve">dopción </w:t>
+      </w:r>
+      <w:r>
+        <w:rPr>
+          <w:b/>
+          <w:bCs/>
+        </w:rPr>
+        <w:t>s</w:t>
+      </w:r>
+      <w:r>
+        <w:rPr>
+          <w:b/>
+          <w:bCs/>
+        </w:rPr>
+        <w:t>ocial (Edad Moderna)</w:t>
       </w:r>
     </w:p>
     <w:p>
@@ -7726,7 +7784,21 @@
           <w:b/>
           <w:bCs/>
         </w:rPr>
-        <w:t>Industrialización y Globalización (Edad Contemporánea)</w:t>
+        <w:t xml:space="preserve">Industrialización y </w:t>
+      </w:r>
+      <w:r>
+        <w:rPr>
+          <w:b/>
+          <w:bCs/>
+        </w:rPr>
+        <w:t>g</w:t>
+      </w:r>
+      <w:r>
+        <w:rPr>
+          <w:b/>
+          <w:bCs/>
+        </w:rPr>
+        <w:t>lobalización (Edad Contemporánea)</w:t>
       </w:r>
     </w:p>
     <w:p>
@@ -7832,7 +7904,7 @@
       <w:pPr>
         <w:pStyle w:val="Ttulo2"/>
       </w:pPr>
-      <w:bookmarkStart w:id="20" w:name="_Toc241858627"/>
+      <w:bookmarkStart w:id="20" w:name="_Toc242777358"/>
       <w:r>
         <w:lastRenderedPageBreak/>
         <w:t>Definición y composición</w:t>
@@ -7946,7 +8018,7 @@
         <w:lastRenderedPageBreak/>
         <w:t xml:space="preserve">  </w:t>
       </w:r>
-      <w:bookmarkStart w:id="21" w:name="_Toc241858628"/>
+      <w:bookmarkStart w:id="21" w:name="_Toc242777359"/>
       <w:r>
         <w:t>Clasificación de las pastas</w:t>
       </w:r>
@@ -9370,7 +9442,7 @@
       <w:r>
         <w:t xml:space="preserve"> </w:t>
       </w:r>
-      <w:bookmarkStart w:id="22" w:name="_Toc241858629"/>
+      <w:bookmarkStart w:id="22" w:name="_Toc242777360"/>
       <w:r>
         <w:t>Formulación de la pasta fresca casera</w:t>
       </w:r>
@@ -9518,7 +9590,7 @@
       <w:pPr>
         <w:pStyle w:val="Ttulo2"/>
       </w:pPr>
-      <w:bookmarkStart w:id="23" w:name="_Toc241858630"/>
+      <w:bookmarkStart w:id="23" w:name="_Toc242777361"/>
       <w:r>
         <w:lastRenderedPageBreak/>
         <w:t>Características sensoriales de la pasta</w:t>
@@ -9608,7 +9680,7 @@
       <w:pPr>
         <w:pStyle w:val="Ttulo1"/>
       </w:pPr>
-      <w:bookmarkStart w:id="24" w:name="_Toc241858631"/>
+      <w:bookmarkStart w:id="24" w:name="_Toc242777362"/>
       <w:r>
         <w:lastRenderedPageBreak/>
         <w:t>Técnicas de cocción de pastas</w:t>
@@ -9624,7 +9696,7 @@
       <w:pPr>
         <w:pStyle w:val="Ttulo2"/>
       </w:pPr>
-      <w:bookmarkStart w:id="25" w:name="_Toc241858632"/>
+      <w:bookmarkStart w:id="25" w:name="_Toc242777363"/>
       <w:r>
         <w:t>Parámetros fundamentales para la cocción de pastas</w:t>
       </w:r>
@@ -9720,7 +9792,7 @@
       <w:pPr>
         <w:pStyle w:val="Ttulo2"/>
       </w:pPr>
-      <w:bookmarkStart w:id="26" w:name="_Toc241858633"/>
+      <w:bookmarkStart w:id="26" w:name="_Toc242777364"/>
       <w:r>
         <w:t>Tipos de cocción según la variedad de pasta</w:t>
       </w:r>
@@ -10069,7 +10141,7 @@
       <w:pPr>
         <w:pStyle w:val="Ttulo2"/>
       </w:pPr>
-      <w:bookmarkStart w:id="27" w:name="_Toc241858634"/>
+      <w:bookmarkStart w:id="27" w:name="_Toc242777365"/>
       <w:r>
         <w:lastRenderedPageBreak/>
         <w:t>Términos de cocción: al dente y sus implicaciones</w:t>
@@ -10241,7 +10313,7 @@
       <w:pPr>
         <w:pStyle w:val="Ttulo2"/>
       </w:pPr>
-      <w:bookmarkStart w:id="28" w:name="_Toc241858635"/>
+      <w:bookmarkStart w:id="28" w:name="_Toc242777366"/>
       <w:r>
         <w:lastRenderedPageBreak/>
         <w:t>Errores comunes en la cocción y su corrección</w:t>
@@ -10498,7 +10570,7 @@
       <w:pPr>
         <w:pStyle w:val="Ttulo1"/>
       </w:pPr>
-      <w:bookmarkStart w:id="29" w:name="_Toc241858636"/>
+      <w:bookmarkStart w:id="29" w:name="_Toc242777367"/>
       <w:r>
         <w:lastRenderedPageBreak/>
         <w:t>Terminología gastronómica aplicada a pastas</w:t>
@@ -10514,7 +10586,7 @@
       <w:pPr>
         <w:pStyle w:val="Ttulo2"/>
       </w:pPr>
-      <w:bookmarkStart w:id="30" w:name="_Toc241858637"/>
+      <w:bookmarkStart w:id="30" w:name="_Toc242777368"/>
       <w:r>
         <w:t>Vocabulario esencial para la preparación de pastas</w:t>
       </w:r>
@@ -10983,7 +11055,7 @@
       <w:pPr>
         <w:pStyle w:val="Ttulo2"/>
       </w:pPr>
-      <w:bookmarkStart w:id="31" w:name="_Toc241858638"/>
+      <w:bookmarkStart w:id="31" w:name="_Toc242777369"/>
       <w:r>
         <w:t>Denominación de las pastas</w:t>
       </w:r>
@@ -11277,7 +11349,7 @@
           <w:u w:val="single"/>
         </w:rPr>
       </w:pPr>
-      <w:bookmarkStart w:id="32" w:name="_Toc241858639"/>
+      <w:bookmarkStart w:id="32" w:name="_Toc242777370"/>
       <w:r>
         <w:lastRenderedPageBreak/>
         <w:t>Síntesis</w:t>
@@ -11418,36 +11490,29 @@
           <w:noProof/>
           <w:lang w:eastAsia="es-CO"/>
         </w:rPr>
-        <w:t>” y</w:t>
-      </w:r>
-      <w:r>
+        <w:t>” y la terminología gastronómica.</w:t>
+      </w:r>
+    </w:p>
+    <w:p>
+      <w:pPr>
+        <w:ind w:firstLine="0"/>
+        <w:jc w:val="center"/>
         <w:rPr>
           <w:noProof/>
           <w:lang w:eastAsia="es-CO"/>
         </w:rPr>
-        <w:t xml:space="preserve"> la terminología gastronómica.</w:t>
-      </w:r>
-    </w:p>
-    <w:p>
-      <w:pPr>
-        <w:ind w:firstLine="0"/>
-        <w:jc w:val="center"/>
+      </w:pPr>
+      <w:r>
         <w:rPr>
           <w:noProof/>
           <w:lang w:eastAsia="es-CO"/>
         </w:rPr>
-      </w:pPr>
-      <w:r>
-        <w:rPr>
-          <w:noProof/>
-          <w:lang w:eastAsia="es-CO"/>
-        </w:rPr>
         <w:lastRenderedPageBreak/>
         <w:drawing>
-          <wp:inline distT="0" distB="0" distL="0" distR="0" wp14:anchorId="37A88C4A" wp14:editId="4CFE0FF9">
+          <wp:inline distT="0" distB="0" distL="0" distR="0" wp14:anchorId="69970D76" wp14:editId="11179829">
             <wp:extent cx="6332220" cy="6965315"/>
             <wp:effectExtent l="0" t="0" r="0" b="6985"/>
-            <wp:docPr id="3" name="Gráfico 3" descr="El componente formativo, Fundamentos del mise en place y elaboración de pastas, proporciona las bases conceptuales y procedimentales para que el aprendiz desarrolle la capacidad de organizar, planificar y ejecutar el alistamiento profesional en cocina, así como elaborar pastas bajo estándares técnicos de calidad, higiene y seguridad. Su recorrido formativo inicia con el concepto y la importancia del mise en place como pilar de la organización en cocina, se adentra en las operaciones básicas de alistamiento (técnicas de corte, pesaje, preparación de fondos), continuando con la receta estándar como herramienta de control de costos y consistencia. Luego aborda el marco normativo colombiano, las enfermedades transmitidas por alimentos, las Buenas Prácticas de Manufactura y los procedimientos de limpieza y desinfección. A su vez se abordan las normas de seguridad y salud ocupacional aplicadas a la elaboración de pastas, conformando un sistema de conocimiento integral que integra la organización, la técnica, la higiene y la seguridad. Su apropiación es el cimiento sobre el cual se construye la aplicación práctica de los estándares gastronómicos para garantizar la calidad, la inocuidad y la seguridad como pilares fundamentales de la cocina profesional. Finalmente, el componente se orienta hacia la pasta, explorando su origen, definición, clasificación, formulación de pasta fresca casera y técnicas de cocción, con énfasis en el concepto de “al dente”y la terminología gastronómica. "/>
+            <wp:docPr id="1" name="Gráfico 1" descr="El componente formativo, Fundamentos del mise en place y elaboración de pastas, proporciona las bases conceptuales y procedimentales para que el aprendiz desarrolle la capacidad de organizar, planificar y ejecutar el alistamiento profesional en cocina, así como elaborar pastas bajo estándares técnicos de calidad, higiene y seguridad. Su recorrido formativo inicia con el concepto y la importancia del mise en place como pilar de la organización en cocina, se adentra en las operaciones básicas de alistamiento (técnicas de corte, pesaje, preparación de fondos), continuando con la receta estándar como herramienta de control de costos y consistencia. Luego aborda el marco normativo colombiano, las enfermedades transmitidas por alimentos, las Buenas Prácticas de Manufactura y los procedimientos de limpieza y desinfección. A su vez se abordan las normas de seguridad y salud ocupacional aplicadas a la elaboración de pastas, conformando un sistema de conocimiento integral que integra la organización, la técnica, la higiene y la seguridad. Su apropiación es el cimiento sobre el cual se construye la aplicación práctica de los estándares gastronómicos para garantizar la calidad, la inocuidad y la seguridad como pilares fundamentales de la cocina profesional. Finalmente, el componente se orienta hacia la pasta, explorando su origen, definición, clasificación, formulación de pasta fresca casera y técnicas de cocción, con énfasis en el concepto de “al dente”y la terminología gastronómica. "/>
             <wp:cNvGraphicFramePr>
               <a:graphicFrameLocks xmlns:a="http://schemas.openxmlformats.org/drawingml/2006/main" noChangeAspect="1"/>
             </wp:cNvGraphicFramePr>
@@ -11455,7 +11520,7 @@
               <a:graphicData uri="http://schemas.openxmlformats.org/drawingml/2006/picture">
                 <pic:pic xmlns:pic="http://schemas.openxmlformats.org/drawingml/2006/picture">
                   <pic:nvPicPr>
-                    <pic:cNvPr id="3" name="Gráfico 3" descr="El componente formativo, Fundamentos del mise en place y elaboración de pastas, proporciona las bases conceptuales y procedimentales para que el aprendiz desarrolle la capacidad de organizar, planificar y ejecutar el alistamiento profesional en cocina, así como elaborar pastas bajo estándares técnicos de calidad, higiene y seguridad. Su recorrido formativo inicia con el concepto y la importancia del mise en place como pilar de la organización en cocina, se adentra en las operaciones básicas de alistamiento (técnicas de corte, pesaje, preparación de fondos), continuando con la receta estándar como herramienta de control de costos y consistencia. Luego aborda el marco normativo colombiano, las enfermedades transmitidas por alimentos, las Buenas Prácticas de Manufactura y los procedimientos de limpieza y desinfección. A su vez se abordan las normas de seguridad y salud ocupacional aplicadas a la elaboración de pastas, conformando un sistema de conocimiento integral que integra la organización, la técnica, la higiene y la seguridad. Su apropiación es el cimiento sobre el cual se construye la aplicación práctica de los estándares gastronómicos para garantizar la calidad, la inocuidad y la seguridad como pilares fundamentales de la cocina profesional. Finalmente, el componente se orienta hacia la pasta, explorando su origen, definición, clasificación, formulación de pasta fresca casera y técnicas de cocción, con énfasis en el concepto de “al dente”y la terminología gastronómica. "/>
+                    <pic:cNvPr id="1" name="Gráfico 1" descr="El componente formativo, Fundamentos del mise en place y elaboración de pastas, proporciona las bases conceptuales y procedimentales para que el aprendiz desarrolle la capacidad de organizar, planificar y ejecutar el alistamiento profesional en cocina, así como elaborar pastas bajo estándares técnicos de calidad, higiene y seguridad. Su recorrido formativo inicia con el concepto y la importancia del mise en place como pilar de la organización en cocina, se adentra en las operaciones básicas de alistamiento (técnicas de corte, pesaje, preparación de fondos), continuando con la receta estándar como herramienta de control de costos y consistencia. Luego aborda el marco normativo colombiano, las enfermedades transmitidas por alimentos, las Buenas Prácticas de Manufactura y los procedimientos de limpieza y desinfección. A su vez se abordan las normas de seguridad y salud ocupacional aplicadas a la elaboración de pastas, conformando un sistema de conocimiento integral que integra la organización, la técnica, la higiene y la seguridad. Su apropiación es el cimiento sobre el cual se construye la aplicación práctica de los estándares gastronómicos para garantizar la calidad, la inocuidad y la seguridad como pilares fundamentales de la cocina profesional. Finalmente, el componente se orienta hacia la pasta, explorando su origen, definición, clasificación, formulación de pasta fresca casera y técnicas de cocción, con énfasis en el concepto de “al dente”y la terminología gastronómica. "/>
                     <pic:cNvPicPr/>
                   </pic:nvPicPr>
                   <pic:blipFill>
@@ -11502,7 +11567,7 @@
       <w:pPr>
         <w:pStyle w:val="Titulosgenerales"/>
       </w:pPr>
-      <w:bookmarkStart w:id="33" w:name="_Toc241858640"/>
+      <w:bookmarkStart w:id="33" w:name="_Toc242777371"/>
       <w:r>
         <w:lastRenderedPageBreak/>
         <w:t>Glosario</w:t>
@@ -11526,10 +11591,7 @@
         <w:t>dente</w:t>
       </w:r>
       <w:r>
-        <w:t>: p</w:t>
-      </w:r>
-      <w:r>
-        <w:t>unto de cocción de la pasta en que ofrece resistencia al morderla; del italiano "al diente".</w:t>
+        <w:t>: punto de cocción de la pasta en que ofrece resistencia al morderla; del italiano "al diente".</w:t>
       </w:r>
     </w:p>
     <w:p>
@@ -11541,10 +11603,7 @@
         <w:t>BPM</w:t>
       </w:r>
       <w:r>
-        <w:t xml:space="preserve">: </w:t>
-      </w:r>
-      <w:r>
-        <w:t>Buenas Prácticas de Manufactura; conjunto de normas y procedimientos para garantizar la inocuidad de los alimentos.</w:t>
+        <w:t>: Buenas Prácticas de Manufactura; conjunto de normas y procedimientos para garantizar la inocuidad de los alimentos.</w:t>
       </w:r>
     </w:p>
     <w:p>
@@ -11557,10 +11616,7 @@
         <w:t>Chitarra</w:t>
       </w:r>
       <w:r>
-        <w:t>: m</w:t>
-      </w:r>
-      <w:r>
-        <w:t>arco de madera con cuerdas metálicas tensadas utilizado para cortar espaguetis de sección cuadrada.</w:t>
+        <w:t>: marco de madera con cuerdas metálicas tensadas utilizado para cortar espaguetis de sección cuadrada.</w:t>
       </w:r>
     </w:p>
     <w:p>
@@ -12005,7 +12061,7 @@
       <w:pPr>
         <w:pStyle w:val="Titulosgenerales"/>
       </w:pPr>
-      <w:bookmarkStart w:id="34" w:name="_Toc241858641"/>
+      <w:bookmarkStart w:id="34" w:name="_Toc242777372"/>
       <w:r>
         <w:lastRenderedPageBreak/>
         <w:t>Referencias bibliográficas</w:t>
@@ -12145,7 +12201,7 @@
       <w:pPr>
         <w:pStyle w:val="Titulosgenerales"/>
       </w:pPr>
-      <w:bookmarkStart w:id="35" w:name="_Toc241858642"/>
+      <w:bookmarkStart w:id="35" w:name="_Toc242777373"/>
       <w:r>
         <w:lastRenderedPageBreak/>
         <w:t>Créditos</w:t>
@@ -12177,8 +12233,16 @@
           <w:p>
             <w:pPr>
               <w:pStyle w:val="TextoTablas"/>
-            </w:pPr>
-            <w:r>
+              <w:rPr>
+                <w:sz w:val="28"/>
+                <w:szCs w:val="28"/>
+              </w:rPr>
+            </w:pPr>
+            <w:r>
+              <w:rPr>
+                <w:sz w:val="28"/>
+                <w:szCs w:val="28"/>
+              </w:rPr>
               <w:t>Nombre</w:t>
             </w:r>
           </w:p>
@@ -12190,8 +12254,16 @@
           <w:p>
             <w:pPr>
               <w:pStyle w:val="TextoTablas"/>
-            </w:pPr>
-            <w:r>
+              <w:rPr>
+                <w:sz w:val="28"/>
+                <w:szCs w:val="28"/>
+              </w:rPr>
+            </w:pPr>
+            <w:r>
+              <w:rPr>
+                <w:sz w:val="28"/>
+                <w:szCs w:val="28"/>
+              </w:rPr>
               <w:t>Cargo</w:t>
             </w:r>
           </w:p>
@@ -12203,15 +12275,17 @@
           <w:p>
             <w:pPr>
               <w:pStyle w:val="TextoTablas"/>
-            </w:pPr>
-            <w:r>
-              <w:t>Centro de Formación</w:t>
-            </w:r>
-            <w:r>
-              <w:t xml:space="preserve"> y </w:t>
-            </w:r>
-            <w:r>
-              <w:t>Regional</w:t>
+              <w:rPr>
+                <w:sz w:val="28"/>
+                <w:szCs w:val="28"/>
+              </w:rPr>
+            </w:pPr>
+            <w:r>
+              <w:rPr>
+                <w:sz w:val="28"/>
+                <w:szCs w:val="28"/>
+              </w:rPr>
+              <w:t>Centro de Formación y Regional</w:t>
             </w:r>
           </w:p>
         </w:tc>
@@ -12228,11 +12302,15 @@
             <w:pPr>
               <w:pStyle w:val="TextoTablas"/>
               <w:rPr>
+                <w:sz w:val="28"/>
+                <w:szCs w:val="28"/>
                 <w:lang w:val="es-CO"/>
               </w:rPr>
             </w:pPr>
             <w:r>
               <w:rPr>
+                <w:sz w:val="28"/>
+                <w:szCs w:val="28"/>
                 <w:lang w:val="es-CO"/>
               </w:rPr>
               <w:t>Claudia Johanna Gómez Pérez</w:t>
@@ -12247,11 +12325,15 @@
             <w:pPr>
               <w:pStyle w:val="TextoTablas"/>
               <w:rPr>
+                <w:sz w:val="28"/>
+                <w:szCs w:val="28"/>
                 <w:lang w:val="es-CO"/>
               </w:rPr>
             </w:pPr>
             <w:r>
               <w:rPr>
+                <w:sz w:val="28"/>
+                <w:szCs w:val="28"/>
                 <w:lang w:val="es-CO"/>
               </w:rPr>
               <w:t>Profesional G06. Responsable Ecosistema Virtual de Recursos Educativos Digitales</w:t>
@@ -12266,11 +12348,15 @@
             <w:pPr>
               <w:pStyle w:val="TextoTablas"/>
               <w:rPr>
+                <w:sz w:val="28"/>
+                <w:szCs w:val="28"/>
                 <w:lang w:val="es-CO"/>
               </w:rPr>
             </w:pPr>
             <w:r>
               <w:rPr>
+                <w:sz w:val="28"/>
+                <w:szCs w:val="28"/>
                 <w:lang w:val="es-CO"/>
               </w:rPr>
               <w:t>Centro Agroturístico - Regional Santander</w:t>
@@ -12287,11 +12373,15 @@
             <w:pPr>
               <w:pStyle w:val="TextoTablas"/>
               <w:rPr>
+                <w:sz w:val="28"/>
+                <w:szCs w:val="28"/>
                 <w:lang w:val="es-CO"/>
               </w:rPr>
             </w:pPr>
             <w:r>
               <w:rPr>
+                <w:sz w:val="28"/>
+                <w:szCs w:val="28"/>
                 <w:lang w:val="es-CO"/>
               </w:rPr>
               <w:t>Miguel De Jesús Paredes Maestre</w:t>
@@ -12306,11 +12396,15 @@
             <w:pPr>
               <w:pStyle w:val="TextoTablas"/>
               <w:rPr>
+                <w:sz w:val="28"/>
+                <w:szCs w:val="28"/>
                 <w:lang w:val="es-CO"/>
               </w:rPr>
             </w:pPr>
             <w:r>
               <w:rPr>
+                <w:sz w:val="28"/>
+                <w:szCs w:val="28"/>
                 <w:lang w:val="es-CO"/>
               </w:rPr>
               <w:t>Responsable de línea de producción</w:t>
@@ -12325,11 +12419,15 @@
             <w:pPr>
               <w:pStyle w:val="TextoTablas"/>
               <w:rPr>
+                <w:sz w:val="28"/>
+                <w:szCs w:val="28"/>
                 <w:lang w:val="es-CO"/>
               </w:rPr>
             </w:pPr>
             <w:r>
               <w:rPr>
+                <w:sz w:val="28"/>
+                <w:szCs w:val="28"/>
                 <w:lang w:val="es-CO"/>
               </w:rPr>
               <w:t>Centro de Comercio y Servicios - Regional Atlántico</w:t>
@@ -12349,9 +12447,19 @@
             <w:pPr>
               <w:pStyle w:val="TextoTablas"/>
               <w:rPr>
+                <w:sz w:val="28"/>
+                <w:szCs w:val="28"/>
                 <w:lang w:val="es-CO"/>
               </w:rPr>
             </w:pPr>
+            <w:r>
+              <w:rPr>
+                <w:sz w:val="28"/>
+                <w:szCs w:val="28"/>
+                <w:lang w:val="es-CO"/>
+              </w:rPr>
+              <w:t>Yina Paola Castro Zarate</w:t>
+            </w:r>
           </w:p>
         </w:tc>
         <w:tc>
@@ -12362,9 +12470,19 @@
             <w:pPr>
               <w:pStyle w:val="TextoTablas"/>
               <w:rPr>
+                <w:sz w:val="28"/>
+                <w:szCs w:val="28"/>
                 <w:lang w:val="es-CO"/>
               </w:rPr>
             </w:pPr>
+            <w:r>
+              <w:rPr>
+                <w:rFonts w:eastAsia="Calibri" w:cs="Calibri"/>
+                <w:sz w:val="28"/>
+                <w:szCs w:val="28"/>
+              </w:rPr>
+              <w:t>Experta temática</w:t>
+            </w:r>
           </w:p>
         </w:tc>
         <w:tc>
@@ -12375,9 +12493,19 @@
             <w:pPr>
               <w:pStyle w:val="TextoTablas"/>
               <w:rPr>
+                <w:sz w:val="28"/>
+                <w:szCs w:val="28"/>
                 <w:lang w:val="es-CO"/>
               </w:rPr>
             </w:pPr>
+            <w:r>
+              <w:rPr>
+                <w:sz w:val="28"/>
+                <w:szCs w:val="28"/>
+                <w:lang w:val="es-CO"/>
+              </w:rPr>
+              <w:t>Centro de Comercio y Servicios - Regional Atlántico</w:t>
+            </w:r>
           </w:p>
         </w:tc>
       </w:tr>
@@ -12390,9 +12518,19 @@
             <w:pPr>
               <w:pStyle w:val="TextoTablas"/>
               <w:rPr>
+                <w:sz w:val="28"/>
+                <w:szCs w:val="28"/>
                 <w:lang w:val="es-CO"/>
               </w:rPr>
             </w:pPr>
+            <w:r>
+              <w:rPr>
+                <w:rFonts w:eastAsia="Calibri" w:cs="Calibri"/>
+                <w:sz w:val="28"/>
+                <w:szCs w:val="28"/>
+              </w:rPr>
+              <w:t>María Fernanda Morales Angulo</w:t>
+            </w:r>
           </w:p>
         </w:tc>
         <w:tc>
@@ -12403,9 +12541,19 @@
             <w:pPr>
               <w:pStyle w:val="TextoTablas"/>
               <w:rPr>
+                <w:sz w:val="28"/>
+                <w:szCs w:val="28"/>
                 <w:lang w:val="es-CO"/>
               </w:rPr>
             </w:pPr>
+            <w:r>
+              <w:rPr>
+                <w:rFonts w:cs="Calibri"/>
+                <w:sz w:val="28"/>
+                <w:szCs w:val="28"/>
+              </w:rPr>
+              <w:t>Evaluadora instruccional</w:t>
+            </w:r>
           </w:p>
         </w:tc>
         <w:tc>
@@ -12416,9 +12564,19 @@
             <w:pPr>
               <w:pStyle w:val="TextoTablas"/>
               <w:rPr>
+                <w:sz w:val="28"/>
+                <w:szCs w:val="28"/>
                 <w:lang w:val="es-CO"/>
               </w:rPr>
             </w:pPr>
+            <w:r>
+              <w:rPr>
+                <w:sz w:val="28"/>
+                <w:szCs w:val="28"/>
+                <w:lang w:val="es-CO"/>
+              </w:rPr>
+              <w:t>Centro de Comercio y Servicios - Regional Atlántico</w:t>
+            </w:r>
           </w:p>
         </w:tc>
       </w:tr>
@@ -12434,9 +12592,19 @@
             <w:pPr>
               <w:pStyle w:val="TextoTablas"/>
               <w:rPr>
+                <w:sz w:val="28"/>
+                <w:szCs w:val="28"/>
                 <w:lang w:val="es-CO"/>
               </w:rPr>
             </w:pPr>
+            <w:r>
+              <w:rPr>
+                <w:rFonts w:eastAsia="Calibri" w:cs="Calibri"/>
+                <w:sz w:val="28"/>
+                <w:szCs w:val="28"/>
+              </w:rPr>
+              <w:t>Andrés Felipe Herrera Roldan</w:t>
+            </w:r>
           </w:p>
         </w:tc>
         <w:tc>
@@ -12447,9 +12615,20 @@
             <w:pPr>
               <w:pStyle w:val="TextoTablas"/>
               <w:rPr>
+                <w:sz w:val="28"/>
+                <w:szCs w:val="28"/>
                 <w:lang w:val="es-CO"/>
               </w:rPr>
             </w:pPr>
+            <w:r>
+              <w:rPr>
+                <w:rFonts w:eastAsia="Calibri" w:cs="Calibri"/>
+                <w:sz w:val="28"/>
+                <w:szCs w:val="28"/>
+                <w:lang w:val="es-ES"/>
+              </w:rPr>
+              <w:t>Diseñador de contenidos digitales</w:t>
+            </w:r>
           </w:p>
         </w:tc>
         <w:tc>
@@ -12460,9 +12639,19 @@
             <w:pPr>
               <w:pStyle w:val="TextoTablas"/>
               <w:rPr>
+                <w:sz w:val="28"/>
+                <w:szCs w:val="28"/>
                 <w:lang w:val="es-CO"/>
               </w:rPr>
             </w:pPr>
+            <w:r>
+              <w:rPr>
+                <w:sz w:val="28"/>
+                <w:szCs w:val="28"/>
+                <w:lang w:val="es-CO"/>
+              </w:rPr>
+              <w:t>Centro de Comercio y Servicios - Regional Atlántico</w:t>
+            </w:r>
           </w:p>
         </w:tc>
       </w:tr>
@@ -12475,9 +12664,19 @@
             <w:pPr>
               <w:pStyle w:val="TextoTablas"/>
               <w:rPr>
+                <w:sz w:val="28"/>
+                <w:szCs w:val="28"/>
                 <w:lang w:val="es-CO"/>
               </w:rPr>
             </w:pPr>
+            <w:r>
+              <w:rPr>
+                <w:rFonts w:eastAsia="Calibri" w:cs="Calibri"/>
+                <w:sz w:val="28"/>
+                <w:szCs w:val="28"/>
+              </w:rPr>
+              <w:t>Álvaro Guillermo Araújo Angarita</w:t>
+            </w:r>
           </w:p>
         </w:tc>
         <w:tc>
@@ -12488,9 +12687,27 @@
             <w:pPr>
               <w:pStyle w:val="TextoTablas"/>
               <w:rPr>
+                <w:sz w:val="28"/>
+                <w:szCs w:val="28"/>
                 <w:lang w:val="es-CO"/>
               </w:rPr>
             </w:pPr>
+            <w:r>
+              <w:rPr>
+                <w:rFonts w:eastAsia="Calibri" w:cs="Calibri"/>
+                <w:sz w:val="28"/>
+                <w:szCs w:val="28"/>
+              </w:rPr>
+              <w:t xml:space="preserve">Desarrollador </w:t>
+            </w:r>
+            <w:r>
+              <w:rPr>
+                <w:rStyle w:val="Extranjerismo"/>
+                <w:sz w:val="28"/>
+                <w:szCs w:val="28"/>
+              </w:rPr>
+              <w:t>full stack</w:t>
+            </w:r>
           </w:p>
         </w:tc>
         <w:tc>
@@ -12501,9 +12718,19 @@
             <w:pPr>
               <w:pStyle w:val="TextoTablas"/>
               <w:rPr>
+                <w:sz w:val="28"/>
+                <w:szCs w:val="28"/>
                 <w:lang w:val="es-CO"/>
               </w:rPr>
             </w:pPr>
+            <w:r>
+              <w:rPr>
+                <w:sz w:val="28"/>
+                <w:szCs w:val="28"/>
+                <w:lang w:val="es-CO"/>
+              </w:rPr>
+              <w:t>Centro de Comercio y Servicios - Regional Atlántico</w:t>
+            </w:r>
           </w:p>
         </w:tc>
       </w:tr>
@@ -12518,7 +12745,19 @@
           <w:p>
             <w:pPr>
               <w:pStyle w:val="TextoTablas"/>
-            </w:pPr>
+              <w:rPr>
+                <w:sz w:val="28"/>
+                <w:szCs w:val="28"/>
+              </w:rPr>
+            </w:pPr>
+            <w:r>
+              <w:rPr>
+                <w:rFonts w:eastAsia="Calibri" w:cs="Calibri"/>
+                <w:sz w:val="28"/>
+                <w:szCs w:val="28"/>
+              </w:rPr>
+              <w:t>Alexander Rafael Acosta Bedoya</w:t>
+            </w:r>
           </w:p>
         </w:tc>
         <w:tc>
@@ -12529,9 +12768,20 @@
             <w:pPr>
               <w:pStyle w:val="TextoTablas"/>
               <w:rPr>
+                <w:sz w:val="28"/>
+                <w:szCs w:val="28"/>
                 <w:lang w:val="es-CO"/>
               </w:rPr>
             </w:pPr>
+            <w:r>
+              <w:rPr>
+                <w:rFonts w:eastAsia="Calibri" w:cs="Calibri"/>
+                <w:sz w:val="28"/>
+                <w:szCs w:val="28"/>
+                <w:lang w:val="es-ES"/>
+              </w:rPr>
+              <w:t>Animador y productor audiovisual</w:t>
+            </w:r>
           </w:p>
         </w:tc>
         <w:tc>
@@ -12542,9 +12792,19 @@
             <w:pPr>
               <w:pStyle w:val="TextoTablas"/>
               <w:rPr>
+                <w:sz w:val="28"/>
+                <w:szCs w:val="28"/>
                 <w:lang w:val="es-CO"/>
               </w:rPr>
             </w:pPr>
+            <w:r>
+              <w:rPr>
+                <w:sz w:val="28"/>
+                <w:szCs w:val="28"/>
+                <w:lang w:val="es-CO"/>
+              </w:rPr>
+              <w:t>Centro de Comercio y Servicios - Regional Atlántico</w:t>
+            </w:r>
           </w:p>
         </w:tc>
       </w:tr>
@@ -12556,7 +12816,19 @@
           <w:p>
             <w:pPr>
               <w:pStyle w:val="TextoTablas"/>
-            </w:pPr>
+              <w:rPr>
+                <w:sz w:val="28"/>
+                <w:szCs w:val="28"/>
+              </w:rPr>
+            </w:pPr>
+            <w:r>
+              <w:rPr>
+                <w:rFonts w:eastAsia="Calibri" w:cs="Calibri"/>
+                <w:sz w:val="28"/>
+                <w:szCs w:val="28"/>
+              </w:rPr>
+              <w:t>Nelson Iván Vera Briceño</w:t>
+            </w:r>
           </w:p>
         </w:tc>
         <w:tc>
@@ -12567,9 +12839,20 @@
             <w:pPr>
               <w:pStyle w:val="TextoTablas"/>
               <w:rPr>
+                <w:sz w:val="28"/>
+                <w:szCs w:val="28"/>
                 <w:lang w:val="es-CO"/>
               </w:rPr>
             </w:pPr>
+            <w:r>
+              <w:rPr>
+                <w:rFonts w:eastAsia="Calibri" w:cs="Calibri"/>
+                <w:sz w:val="28"/>
+                <w:szCs w:val="28"/>
+                <w:lang w:val="es-ES"/>
+              </w:rPr>
+              <w:t>Animador y productor audiovisual</w:t>
+            </w:r>
           </w:p>
         </w:tc>
         <w:tc>
@@ -12580,9 +12863,19 @@
             <w:pPr>
               <w:pStyle w:val="TextoTablas"/>
               <w:rPr>
+                <w:sz w:val="28"/>
+                <w:szCs w:val="28"/>
                 <w:lang w:val="es-CO"/>
               </w:rPr>
             </w:pPr>
+            <w:r>
+              <w:rPr>
+                <w:sz w:val="28"/>
+                <w:szCs w:val="28"/>
+                <w:lang w:val="es-CO"/>
+              </w:rPr>
+              <w:t>Centro de Comercio y Servicios - Regional Atlántico</w:t>
+            </w:r>
           </w:p>
         </w:tc>
       </w:tr>
@@ -12597,7 +12890,19 @@
           <w:p>
             <w:pPr>
               <w:pStyle w:val="TextoTablas"/>
-            </w:pPr>
+              <w:rPr>
+                <w:sz w:val="28"/>
+                <w:szCs w:val="28"/>
+              </w:rPr>
+            </w:pPr>
+            <w:r>
+              <w:rPr>
+                <w:rFonts w:eastAsia="Calibri" w:cs="Calibri"/>
+                <w:sz w:val="28"/>
+                <w:szCs w:val="28"/>
+              </w:rPr>
+              <w:t>Luz Karime Amaya Cabra</w:t>
+            </w:r>
           </w:p>
         </w:tc>
         <w:tc>
@@ -12608,9 +12913,19 @@
             <w:pPr>
               <w:pStyle w:val="TextoTablas"/>
               <w:rPr>
+                <w:sz w:val="28"/>
+                <w:szCs w:val="28"/>
                 <w:lang w:val="es-CO"/>
               </w:rPr>
             </w:pPr>
+            <w:r>
+              <w:rPr>
+                <w:rFonts w:eastAsia="Calibri" w:cs="Calibri"/>
+                <w:sz w:val="28"/>
+                <w:szCs w:val="28"/>
+              </w:rPr>
+              <w:t>Evaluadora de contenidos inclusivos y accesibles</w:t>
+            </w:r>
           </w:p>
         </w:tc>
         <w:tc>
@@ -12621,9 +12936,19 @@
             <w:pPr>
               <w:pStyle w:val="TextoTablas"/>
               <w:rPr>
+                <w:sz w:val="28"/>
+                <w:szCs w:val="28"/>
                 <w:lang w:val="es-CO"/>
               </w:rPr>
             </w:pPr>
+            <w:r>
+              <w:rPr>
+                <w:sz w:val="28"/>
+                <w:szCs w:val="28"/>
+                <w:lang w:val="es-CO"/>
+              </w:rPr>
+              <w:t>Centro de Comercio y Servicios - Regional Atlántico</w:t>
+            </w:r>
           </w:p>
         </w:tc>
       </w:tr>
@@ -12636,9 +12961,20 @@
             <w:pPr>
               <w:pStyle w:val="TextoTablas"/>
               <w:rPr>
+                <w:sz w:val="28"/>
+                <w:szCs w:val="28"/>
                 <w:lang w:val="es-CO"/>
               </w:rPr>
             </w:pPr>
+            <w:r>
+              <w:rPr>
+                <w:rFonts w:eastAsia="Calibri" w:cs="Calibri"/>
+                <w:sz w:val="28"/>
+                <w:szCs w:val="28"/>
+              </w:rPr>
+              <w:lastRenderedPageBreak/>
+              <w:t>Laura Daniela Burgos Rueda</w:t>
+            </w:r>
           </w:p>
         </w:tc>
         <w:tc>
@@ -12649,9 +12985,19 @@
             <w:pPr>
               <w:pStyle w:val="TextoTablas"/>
               <w:rPr>
+                <w:sz w:val="28"/>
+                <w:szCs w:val="28"/>
                 <w:lang w:val="es-CO"/>
               </w:rPr>
             </w:pPr>
+            <w:r>
+              <w:rPr>
+                <w:rFonts w:eastAsia="Calibri" w:cs="Calibri"/>
+                <w:sz w:val="28"/>
+                <w:szCs w:val="28"/>
+              </w:rPr>
+              <w:t>Evaluadora de contenidos inclusivos y accesibles</w:t>
+            </w:r>
           </w:p>
         </w:tc>
         <w:tc>
@@ -12662,9 +13008,19 @@
             <w:pPr>
               <w:pStyle w:val="TextoTablas"/>
               <w:rPr>
+                <w:sz w:val="28"/>
+                <w:szCs w:val="28"/>
                 <w:lang w:val="es-CO"/>
               </w:rPr>
             </w:pPr>
+            <w:r>
+              <w:rPr>
+                <w:sz w:val="28"/>
+                <w:szCs w:val="28"/>
+                <w:lang w:val="es-CO"/>
+              </w:rPr>
+              <w:t>Centro de Comercio y Servicios - Regional Atlántico</w:t>
+            </w:r>
           </w:p>
         </w:tc>
       </w:tr>
@@ -12680,9 +13036,19 @@
             <w:pPr>
               <w:pStyle w:val="TextoTablas"/>
               <w:rPr>
+                <w:sz w:val="28"/>
+                <w:szCs w:val="28"/>
                 <w:lang w:val="es-CO"/>
               </w:rPr>
             </w:pPr>
+            <w:r>
+              <w:rPr>
+                <w:rFonts w:eastAsia="Calibri" w:cs="Calibri"/>
+                <w:sz w:val="28"/>
+                <w:szCs w:val="28"/>
+              </w:rPr>
+              <w:t>Luis Gabriel Urueta</w:t>
+            </w:r>
           </w:p>
         </w:tc>
         <w:tc>
@@ -12693,9 +13059,19 @@
             <w:pPr>
               <w:pStyle w:val="TextoTablas"/>
               <w:rPr>
+                <w:sz w:val="28"/>
+                <w:szCs w:val="28"/>
                 <w:lang w:val="es-CO"/>
               </w:rPr>
             </w:pPr>
+            <w:r>
+              <w:rPr>
+                <w:rFonts w:eastAsia="Calibri" w:cs="Calibri"/>
+                <w:sz w:val="28"/>
+                <w:szCs w:val="28"/>
+              </w:rPr>
+              <w:t>Validador y vinculador de recursos educativos digitales</w:t>
+            </w:r>
           </w:p>
         </w:tc>
         <w:tc>
@@ -12706,135 +13082,19 @@
             <w:pPr>
               <w:pStyle w:val="TextoTablas"/>
               <w:rPr>
+                <w:sz w:val="28"/>
+                <w:szCs w:val="28"/>
                 <w:lang w:val="es-CO"/>
               </w:rPr>
             </w:pPr>
-          </w:p>
-        </w:tc>
-      </w:tr>
-      <w:tr>
-        <w:tc>
-          <w:tcPr>
-            <w:tcW w:w="2830" w:type="dxa"/>
-          </w:tcPr>
-          <w:p>
-            <w:pPr>
-              <w:pStyle w:val="TextoTablas"/>
-              <w:rPr>
+            <w:r>
+              <w:rPr>
+                <w:sz w:val="28"/>
+                <w:szCs w:val="28"/>
                 <w:lang w:val="es-CO"/>
               </w:rPr>
-            </w:pPr>
-          </w:p>
-        </w:tc>
-        <w:tc>
-          <w:tcPr>
-            <w:tcW w:w="3261" w:type="dxa"/>
-          </w:tcPr>
-          <w:p>
-            <w:pPr>
-              <w:pStyle w:val="TextoTablas"/>
-              <w:rPr>
-                <w:lang w:val="es-CO"/>
-              </w:rPr>
-            </w:pPr>
-          </w:p>
-        </w:tc>
-        <w:tc>
-          <w:tcPr>
-            <w:tcW w:w="3969" w:type="dxa"/>
-          </w:tcPr>
-          <w:p>
-            <w:pPr>
-              <w:pStyle w:val="TextoTablas"/>
-              <w:rPr>
-                <w:lang w:val="es-CO"/>
-              </w:rPr>
-            </w:pPr>
-          </w:p>
-        </w:tc>
-      </w:tr>
-      <w:tr>
-        <w:trPr>
-          <w:cnfStyle w:val="000000100000" w:firstRow="0" w:lastRow="0" w:firstColumn="0" w:lastColumn="0" w:oddVBand="0" w:evenVBand="0" w:oddHBand="1" w:evenHBand="0" w:firstRowFirstColumn="0" w:firstRowLastColumn="0" w:lastRowFirstColumn="0" w:lastRowLastColumn="0"/>
-        </w:trPr>
-        <w:tc>
-          <w:tcPr>
-            <w:tcW w:w="2830" w:type="dxa"/>
-          </w:tcPr>
-          <w:p>
-            <w:pPr>
-              <w:pStyle w:val="TextoTablas"/>
-              <w:rPr>
-                <w:lang w:val="es-CO"/>
-              </w:rPr>
-            </w:pPr>
-          </w:p>
-        </w:tc>
-        <w:tc>
-          <w:tcPr>
-            <w:tcW w:w="3261" w:type="dxa"/>
-          </w:tcPr>
-          <w:p>
-            <w:pPr>
-              <w:pStyle w:val="TextoTablas"/>
-              <w:rPr>
-                <w:lang w:val="es-CO"/>
-              </w:rPr>
-            </w:pPr>
-          </w:p>
-        </w:tc>
-        <w:tc>
-          <w:tcPr>
-            <w:tcW w:w="3969" w:type="dxa"/>
-          </w:tcPr>
-          <w:p>
-            <w:pPr>
-              <w:pStyle w:val="TextoTablas"/>
-              <w:rPr>
-                <w:lang w:val="es-CO"/>
-              </w:rPr>
-            </w:pPr>
-          </w:p>
-        </w:tc>
-      </w:tr>
-      <w:tr>
-        <w:tc>
-          <w:tcPr>
-            <w:tcW w:w="2830" w:type="dxa"/>
-          </w:tcPr>
-          <w:p>
-            <w:pPr>
-              <w:pStyle w:val="TextoTablas"/>
-              <w:rPr>
-                <w:lang w:val="es-CO"/>
-              </w:rPr>
-            </w:pPr>
-          </w:p>
-        </w:tc>
-        <w:tc>
-          <w:tcPr>
-            <w:tcW w:w="3261" w:type="dxa"/>
-          </w:tcPr>
-          <w:p>
-            <w:pPr>
-              <w:pStyle w:val="TextoTablas"/>
-              <w:rPr>
-                <w:lang w:val="es-CO"/>
-              </w:rPr>
-            </w:pPr>
-          </w:p>
-        </w:tc>
-        <w:tc>
-          <w:tcPr>
-            <w:tcW w:w="3969" w:type="dxa"/>
-          </w:tcPr>
-          <w:p>
-            <w:pPr>
-              <w:pStyle w:val="TextoTablas"/>
-              <w:rPr>
-                <w:lang w:val="es-CO"/>
-              </w:rPr>
-            </w:pPr>
+              <w:t>Centro de Comercio y Servicios - Regional Atlántico</w:t>
+            </w:r>
           </w:p>
         </w:tc>
       </w:tr>
@@ -17557,10 +17817,26 @@
 </file>
 
 <file path=customXml/item1.xml><?xml version="1.0" encoding="utf-8"?>
-<b:Sources xmlns:b="http://schemas.openxmlformats.org/officeDocument/2006/bibliography" xmlns="http://schemas.openxmlformats.org/officeDocument/2006/bibliography" SelectedStyle="\APASixthEditionOfficeOnline.xsl" StyleName="APA" Version="6"/>
+<?mso-contentType ?>
+<FormTemplates xmlns="http://schemas.microsoft.com/sharepoint/v3/contenttype/forms">
+  <Display>DocumentLibraryForm</Display>
+  <Edit>DocumentLibraryForm</Edit>
+  <New>DocumentLibraryForm</New>
+</FormTemplates>
 </file>
 
 <file path=customXml/item2.xml><?xml version="1.0" encoding="utf-8"?>
+<p:properties xmlns:p="http://schemas.microsoft.com/office/2006/metadata/properties" xmlns:xsi="http://www.w3.org/2001/XMLSchema-instance" xmlns:pc="http://schemas.microsoft.com/office/infopath/2007/PartnerControls">
+  <documentManagement>
+    <TaxCatchAll xmlns="67a0edcd-0de5-43ed-8c27-e32f38a00c91" xsi:nil="true"/>
+    <lcf76f155ced4ddcb4097134ff3c332f xmlns="42760c81-fd8e-4d59-8953-7cdb9f38b14f">
+      <Terms xmlns="http://schemas.microsoft.com/office/infopath/2007/PartnerControls"/>
+    </lcf76f155ced4ddcb4097134ff3c332f>
+  </documentManagement>
+</p:properties>
+</file>
+
+<file path=customXml/item3.xml><?xml version="1.0" encoding="utf-8"?>
 <ct:contentTypeSchema xmlns:ct="http://schemas.microsoft.com/office/2006/metadata/contentType" xmlns:ma="http://schemas.microsoft.com/office/2006/metadata/properties/metaAttributes" ct:_="" ma:_="" ma:contentTypeName="Documento" ma:contentTypeID="0x01010005252A1EF3BD024F856B47B579AB5244" ma:contentTypeVersion="13" ma:contentTypeDescription="Crear nuevo documento." ma:contentTypeScope="" ma:versionID="ddfaac56a287547bce89452cd31c5884">
   <xsd:schema xmlns:xsd="http://www.w3.org/2001/XMLSchema" xmlns:xs="http://www.w3.org/2001/XMLSchema" xmlns:p="http://schemas.microsoft.com/office/2006/metadata/properties" xmlns:ns2="42760c81-fd8e-4d59-8953-7cdb9f38b14f" xmlns:ns3="67a0edcd-0de5-43ed-8c27-e32f38a00c91" targetNamespace="http://schemas.microsoft.com/office/2006/metadata/properties" ma:root="true" ma:fieldsID="5ac878f7c8dbf4633d03f1982e859186" ns2:_="" ns3:_="">
     <xsd:import namespace="42760c81-fd8e-4d59-8953-7cdb9f38b14f"/>
@@ -17767,39 +18043,19 @@
 </ct:contentTypeSchema>
 </file>
 
-<file path=customXml/item3.xml><?xml version="1.0" encoding="utf-8"?>
-<p:properties xmlns:p="http://schemas.microsoft.com/office/2006/metadata/properties" xmlns:xsi="http://www.w3.org/2001/XMLSchema-instance" xmlns:pc="http://schemas.microsoft.com/office/infopath/2007/PartnerControls">
-  <documentManagement>
-    <TaxCatchAll xmlns="67a0edcd-0de5-43ed-8c27-e32f38a00c91" xsi:nil="true"/>
-    <lcf76f155ced4ddcb4097134ff3c332f xmlns="42760c81-fd8e-4d59-8953-7cdb9f38b14f">
-      <Terms xmlns="http://schemas.microsoft.com/office/infopath/2007/PartnerControls"/>
-    </lcf76f155ced4ddcb4097134ff3c332f>
-  </documentManagement>
-</p:properties>
-</file>
-
 <file path=customXml/item4.xml><?xml version="1.0" encoding="utf-8"?>
-<?mso-contentType ?>
-<FormTemplates xmlns="http://schemas.microsoft.com/sharepoint/v3/contenttype/forms">
-  <Display>DocumentLibraryForm</Display>
-  <Edit>DocumentLibraryForm</Edit>
-  <New>DocumentLibraryForm</New>
-</FormTemplates>
+<b:Sources xmlns:b="http://schemas.openxmlformats.org/officeDocument/2006/bibliography" xmlns="http://schemas.openxmlformats.org/officeDocument/2006/bibliography" SelectedStyle="\APASixthEditionOfficeOnline.xsl" StyleName="APA" Version="6"/>
 </file>
 
 <file path=customXml/itemProps1.xml><?xml version="1.0" encoding="utf-8"?>
-<ds:datastoreItem xmlns:ds="http://schemas.openxmlformats.org/officeDocument/2006/customXml" ds:itemID="{EAE431FD-7059-4C09-804B-C9D69EB7B213}">
+<ds:datastoreItem xmlns:ds="http://schemas.openxmlformats.org/officeDocument/2006/customXml" ds:itemID="{10663269-2064-4804-8290-36D4A57F5557}">
   <ds:schemaRefs>
-    <ds:schemaRef ds:uri="http://schemas.openxmlformats.org/officeDocument/2006/bibliography"/>
+    <ds:schemaRef ds:uri="http://schemas.microsoft.com/sharepoint/v3/contenttype/forms"/>
   </ds:schemaRefs>
 </ds:datastoreItem>
 </file>
 
 <file path=customXml/itemProps2.xml><?xml version="1.0" encoding="utf-8"?>
-<ds:datastoreItem xmlns:ds="http://schemas.openxmlformats.org/officeDocument/2006/customXml" ds:itemID="{52AED563-A5C3-4A86-9B07-29A472EAF5A1}"/>
-</file>
-
-<file path=customXml/itemProps3.xml><?xml version="1.0" encoding="utf-8"?>
 <ds:datastoreItem xmlns:ds="http://schemas.openxmlformats.org/officeDocument/2006/customXml" ds:itemID="{1279454D-02BE-4A9C-A117-DCD1573E2608}">
   <ds:schemaRefs>
     <ds:schemaRef ds:uri="http://schemas.microsoft.com/office/2006/metadata/properties"/>
@@ -17810,10 +18066,29 @@
 </ds:datastoreItem>
 </file>
 
+<file path=customXml/itemProps3.xml><?xml version="1.0" encoding="utf-8"?>
+<ds:datastoreItem xmlns:ds="http://schemas.openxmlformats.org/officeDocument/2006/customXml" ds:itemID="{52AED563-A5C3-4A86-9B07-29A472EAF5A1}">
+  <ds:schemaRefs>
+    <ds:schemaRef ds:uri="http://schemas.microsoft.com/office/2006/metadata/contentType"/>
+    <ds:schemaRef ds:uri="http://schemas.microsoft.com/office/2006/metadata/properties/metaAttributes"/>
+    <ds:schemaRef ds:uri="http://www.w3.org/2001/XMLSchema"/>
+    <ds:schemaRef ds:uri="http://schemas.microsoft.com/office/2006/metadata/properties"/>
+    <ds:schemaRef ds:uri="42760c81-fd8e-4d59-8953-7cdb9f38b14f"/>
+    <ds:schemaRef ds:uri="67a0edcd-0de5-43ed-8c27-e32f38a00c91"/>
+    <ds:schemaRef ds:uri="http://schemas.microsoft.com/office/2006/documentManagement/types"/>
+    <ds:schemaRef ds:uri="http://schemas.microsoft.com/office/infopath/2007/PartnerControls"/>
+    <ds:schemaRef ds:uri="http://schemas.openxmlformats.org/package/2006/metadata/core-properties"/>
+    <ds:schemaRef ds:uri="http://purl.org/dc/elements/1.1/"/>
+    <ds:schemaRef ds:uri="http://purl.org/dc/terms/"/>
+    <ds:schemaRef ds:uri="http://schemas.microsoft.com/internal/obd"/>
+  </ds:schemaRefs>
+</ds:datastoreItem>
+</file>
+
 <file path=customXml/itemProps4.xml><?xml version="1.0" encoding="utf-8"?>
-<ds:datastoreItem xmlns:ds="http://schemas.openxmlformats.org/officeDocument/2006/customXml" ds:itemID="{10663269-2064-4804-8290-36D4A57F5557}">
+<ds:datastoreItem xmlns:ds="http://schemas.openxmlformats.org/officeDocument/2006/customXml" ds:itemID="{EAE431FD-7059-4C09-804B-C9D69EB7B213}">
   <ds:schemaRefs>
-    <ds:schemaRef ds:uri="http://schemas.microsoft.com/sharepoint/v3/contenttype/forms"/>
+    <ds:schemaRef ds:uri="http://schemas.openxmlformats.org/officeDocument/2006/bibliography"/>
   </ds:schemaRefs>
 </ds:datastoreItem>
 </file>
--- a/fuentes/63550354_CF01_CFA.docx
+++ b/fuentes/63550354_CF01_CFA.docx
@@ -1,6 +1,6 @@
 
 <file path=word/document.xml><?xml version="1.0" encoding="utf-8"?>
-<w:document xmlns:wpc="http://schemas.microsoft.com/office/word/2010/wordprocessingCanvas" xmlns:cx="http://schemas.microsoft.com/office/drawing/2014/chartex" xmlns:cx1="http://schemas.microsoft.com/office/drawing/2015/9/8/chartex" xmlns:cx2="http://schemas.microsoft.com/office/drawing/2015/10/21/chartex" xmlns:cx3="http://schemas.microsoft.com/office/drawing/2016/5/9/chartex" xmlns:cx4="http://schemas.microsoft.com/office/drawing/2016/5/10/chartex" xmlns:cx5="http://schemas.microsoft.com/office/drawing/2016/5/11/chartex" xmlns:cx6="http://schemas.microsoft.com/office/drawing/2016/5/12/chartex" xmlns:cx7="http://schemas.microsoft.com/office/drawing/2016/5/13/chartex" xmlns:cx8="http://schemas.microsoft.com/office/drawing/2016/5/14/chartex" xmlns:mc="http://schemas.openxmlformats.org/markup-compatibility/2006" xmlns:aink="http://schemas.microsoft.com/office/drawing/2016/ink" xmlns:am3d="http://schemas.microsoft.com/office/drawing/2017/model3d" xmlns:o="urn:schemas-microsoft-com:office:office" xmlns:r="http://schemas.openxmlformats.org/officeDocument/2006/relationships" xmlns:m="http://schemas.openxmlformats.org/officeDocument/2006/math" xmlns:v="urn:schemas-microsoft-com:vml" xmlns:wp14="http://schemas.microsoft.com/office/word/2010/wordprocessingDrawing" xmlns:wp="http://schemas.openxmlformats.org/drawingml/2006/wordprocessingDrawing" xmlns:w10="urn:schemas-microsoft-com:office:word" xmlns:w="http://schemas.openxmlformats.org/wordprocessingml/2006/main" xmlns:w14="http://schemas.microsoft.com/office/word/2010/wordml" xmlns:w15="http://schemas.microsoft.com/office/word/2012/wordml" xmlns:w16cex="http://schemas.microsoft.com/office/word/2018/wordml/cex" xmlns:w16cid="http://schemas.microsoft.com/office/word/2016/wordml/cid" xmlns:w16="http://schemas.microsoft.com/office/word/2018/wordml" xmlns:w16sdtdh="http://schemas.microsoft.com/office/word/2020/wordml/sdtdatahash" xmlns:w16se="http://schemas.microsoft.com/office/word/2015/wordml/symex" xmlns:wpg="http://schemas.microsoft.com/office/word/2010/wordprocessingGroup" xmlns:wpi="http://schemas.microsoft.com/office/word/2010/wordprocessingInk" xmlns:wne="http://schemas.microsoft.com/office/word/2006/wordml" xmlns:wps="http://schemas.microsoft.com/office/word/2010/wordprocessingShape" mc:Ignorable="w14 w15 w16se w16cid w16 w16cex w16sdtdh wp14">
+<w:document xmlns:wpc="http://schemas.microsoft.com/office/word/2010/wordprocessingCanvas" xmlns:cx="http://schemas.microsoft.com/office/drawing/2014/chartex" xmlns:cx1="http://schemas.microsoft.com/office/drawing/2015/9/8/chartex" xmlns:cx2="http://schemas.microsoft.com/office/drawing/2015/10/21/chartex" xmlns:cx3="http://schemas.microsoft.com/office/drawing/2016/5/9/chartex" xmlns:cx4="http://schemas.microsoft.com/office/drawing/2016/5/10/chartex" xmlns:cx5="http://schemas.microsoft.com/office/drawing/2016/5/11/chartex" xmlns:cx6="http://schemas.microsoft.com/office/drawing/2016/5/12/chartex" xmlns:cx7="http://schemas.microsoft.com/office/drawing/2016/5/13/chartex" xmlns:cx8="http://schemas.microsoft.com/office/drawing/2016/5/14/chartex" xmlns:mc="http://schemas.openxmlformats.org/markup-compatibility/2006" xmlns:aink="http://schemas.microsoft.com/office/drawing/2016/ink" xmlns:am3d="http://schemas.microsoft.com/office/drawing/2017/model3d" xmlns:o="urn:schemas-microsoft-com:office:office" xmlns:oel="http://schemas.microsoft.com/office/2019/extlst" xmlns:r="http://schemas.openxmlformats.org/officeDocument/2006/relationships" xmlns:m="http://schemas.openxmlformats.org/officeDocument/2006/math" xmlns:v="urn:schemas-microsoft-com:vml" xmlns:wp14="http://schemas.microsoft.com/office/word/2010/wordprocessingDrawing" xmlns:wp="http://schemas.openxmlformats.org/drawingml/2006/wordprocessingDrawing" xmlns:w10="urn:schemas-microsoft-com:office:word" xmlns:w="http://schemas.openxmlformats.org/wordprocessingml/2006/main" xmlns:w14="http://schemas.microsoft.com/office/word/2010/wordml" xmlns:w15="http://schemas.microsoft.com/office/word/2012/wordml" xmlns:w16cex="http://schemas.microsoft.com/office/word/2018/wordml/cex" xmlns:w16cid="http://schemas.microsoft.com/office/word/2016/wordml/cid" xmlns:w16="http://schemas.microsoft.com/office/word/2018/wordml" xmlns:w16du="http://schemas.microsoft.com/office/word/2023/wordml/word16du" xmlns:w16sdtdh="http://schemas.microsoft.com/office/word/2020/wordml/sdtdatahash" xmlns:w16sdtfl="http://schemas.microsoft.com/office/word/2024/wordml/sdtformatlock" xmlns:w16se="http://schemas.microsoft.com/office/word/2015/wordml/symex" xmlns:wpg="http://schemas.microsoft.com/office/word/2010/wordprocessingGroup" xmlns:wpi="http://schemas.microsoft.com/office/word/2010/wordprocessingInk" xmlns:wne="http://schemas.microsoft.com/office/word/2006/wordml" xmlns:wps="http://schemas.microsoft.com/office/word/2010/wordprocessingShape" mc:Ignorable="w14 w15 w16se w16cid w16 w16cex w16sdtdh w16sdtfl w16du wp14">
   <w:body>
     <w:p>
       <w:pPr>
@@ -336,7 +336,7 @@
                 <v:stroke joinstyle="miter"/>
                 <v:path gradientshapeok="t" o:connecttype="rect"/>
               </v:shapetype>
-              <v:shape id="Cuadro de texto 2" o:spid="_x0000_s1026" type="#_x0000_t202" alt="&quot;&quot;" style="position:absolute;left:0;text-align:left;margin-left:0;margin-top:10pt;width:549pt;height:102.95pt;z-index:251663360;visibility:visible;mso-wrap-style:square;mso-width-percent:0;mso-height-percent:0;mso-wrap-distance-left:9pt;mso-wrap-distance-top:3.6pt;mso-wrap-distance-right:9pt;mso-wrap-distance-bottom:3.6pt;mso-position-horizontal:center;mso-position-horizontal-relative:margin;mso-position-vertical:absolute;mso-position-vertical-relative:text;mso-width-percent:0;mso-height-percent:0;mso-width-relative:margin;mso-height-relative:margin;v-text-anchor:top" o:gfxdata="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" filled="f" stroked="f">
+              <v:shape id="Cuadro de texto 2" o:spid="_x0000_s1026" type="#_x0000_t202" alt="&quot;&quot;" style="position:absolute;left:0;text-align:left;margin-left:0;margin-top:10pt;width:549pt;height:102.95pt;z-index:251663360;visibility:visible;mso-wrap-style:square;mso-width-percent:0;mso-height-percent:0;mso-wrap-distance-left:9pt;mso-wrap-distance-top:3.6pt;mso-wrap-distance-right:9pt;mso-wrap-distance-bottom:3.6pt;mso-position-horizontal:center;mso-position-horizontal-relative:margin;mso-position-vertical:absolute;mso-position-vertical-relative:text;mso-width-percent:0;mso-height-percent:0;mso-width-relative:margin;mso-height-relative:margin;v-text-anchor:top" o:gfxdata="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" filled="f" stroked="f">
                 <v:textbox>
                   <w:txbxContent>
                     <w:p>
@@ -637,7 +637,6 @@
           <w:docPartUnique/>
         </w:docPartObj>
       </w:sdtPr>
-      <w:sdtEndPr/>
       <w:sdtContent>
         <w:p>
           <w:pPr>
@@ -656,10 +655,9 @@
             <w:rPr>
               <w:rFonts w:eastAsiaTheme="minorEastAsia"/>
               <w:noProof/>
-              <w:kern w:val="0"/>
-              <w:sz w:val="22"/>
+              <w:sz w:val="24"/>
+              <w:szCs w:val="24"/>
               <w:lang w:eastAsia="es-CO"/>
-              <w14:ligatures w14:val="none"/>
             </w:rPr>
           </w:pPr>
           <w:r>
@@ -671,7 +669,7 @@
           <w:r>
             <w:fldChar w:fldCharType="separate"/>
           </w:r>
-          <w:hyperlink w:anchor="_Toc242777338" w:history="1">
+          <w:hyperlink w:anchor="_Toc242092082" w:history="1">
             <w:r>
               <w:rPr>
                 <w:rStyle w:val="Hipervnculo"/>
@@ -698,7 +696,7 @@
                 <w:noProof/>
                 <w:webHidden/>
               </w:rPr>
-              <w:instrText xml:space="preserve"> PAGEREF _Toc242777338 \h </w:instrText>
+              <w:instrText xml:space="preserve"> PAGEREF _Toc242092082 \h </w:instrText>
             </w:r>
             <w:r>
               <w:rPr>
@@ -738,13 +736,12 @@
             <w:rPr>
               <w:rFonts w:eastAsiaTheme="minorEastAsia"/>
               <w:noProof/>
-              <w:kern w:val="0"/>
-              <w:sz w:val="22"/>
+              <w:sz w:val="24"/>
+              <w:szCs w:val="24"/>
               <w:lang w:eastAsia="es-CO"/>
-              <w14:ligatures w14:val="none"/>
             </w:rPr>
           </w:pPr>
-          <w:hyperlink w:anchor="_Toc242777339" w:history="1">
+          <w:hyperlink w:anchor="_Toc242092083" w:history="1">
             <w:r>
               <w:rPr>
                 <w:rStyle w:val="Hipervnculo"/>
@@ -759,13 +756,7 @@
                 <w:spacing w:val="20"/>
                 <w:lang w:val="en-US"/>
               </w:rPr>
-              <w:t xml:space="preserve"> </w:t>
-            </w:r>
-            <w:r>
-              <w:rPr>
-                <w:rStyle w:val="Extranjerismo"/>
-              </w:rPr>
-              <w:t>Mise en place</w:t>
+              <w:t xml:space="preserve"> Mise en place</w:t>
             </w:r>
             <w:r>
               <w:rPr>
@@ -793,7 +784,7 @@
                 <w:noProof/>
                 <w:webHidden/>
               </w:rPr>
-              <w:instrText xml:space="preserve"> PAGEREF _Toc242777339 \h </w:instrText>
+              <w:instrText xml:space="preserve"> PAGEREF _Toc242092083 \h </w:instrText>
             </w:r>
             <w:r>
               <w:rPr>
@@ -833,13 +824,12 @@
             <w:rPr>
               <w:rFonts w:eastAsiaTheme="minorEastAsia"/>
               <w:noProof/>
-              <w:kern w:val="0"/>
-              <w:sz w:val="22"/>
+              <w:sz w:val="24"/>
+              <w:szCs w:val="24"/>
               <w:lang w:eastAsia="es-CO"/>
-              <w14:ligatures w14:val="none"/>
             </w:rPr>
           </w:pPr>
-          <w:hyperlink w:anchor="_Toc242777340" w:history="1">
+          <w:hyperlink w:anchor="_Toc242092084" w:history="1">
             <w:r>
               <w:rPr>
                 <w:rStyle w:val="Hipervnculo"/>
@@ -849,7 +839,10 @@
             </w:r>
             <w:r>
               <w:rPr>
-                <w:rStyle w:val="Extranjerismo"/>
+                <w:rStyle w:val="Hipervnculo"/>
+                <w:noProof/>
+                <w:spacing w:val="20"/>
+                <w:lang w:val="en-US"/>
               </w:rPr>
               <w:t>mise en place</w:t>
             </w:r>
@@ -872,7 +865,7 @@
                 <w:noProof/>
                 <w:webHidden/>
               </w:rPr>
-              <w:instrText xml:space="preserve"> PAGEREF _Toc242777340 \h </w:instrText>
+              <w:instrText xml:space="preserve"> PAGEREF _Toc242092084 \h </w:instrText>
             </w:r>
             <w:r>
               <w:rPr>
@@ -912,13 +905,12 @@
             <w:rPr>
               <w:rFonts w:eastAsiaTheme="minorEastAsia"/>
               <w:noProof/>
-              <w:kern w:val="0"/>
-              <w:sz w:val="22"/>
+              <w:sz w:val="24"/>
+              <w:szCs w:val="24"/>
               <w:lang w:eastAsia="es-CO"/>
-              <w14:ligatures w14:val="none"/>
             </w:rPr>
           </w:pPr>
-          <w:hyperlink w:anchor="_Toc242777341" w:history="1">
+          <w:hyperlink w:anchor="_Toc242092085" w:history="1">
             <w:r>
               <w:rPr>
                 <w:rStyle w:val="Hipervnculo"/>
@@ -928,7 +920,10 @@
             </w:r>
             <w:r>
               <w:rPr>
-                <w:rStyle w:val="Extranjerismo"/>
+                <w:rStyle w:val="Hipervnculo"/>
+                <w:noProof/>
+                <w:spacing w:val="20"/>
+                <w:lang w:val="en-US"/>
               </w:rPr>
               <w:t>mise en place</w:t>
             </w:r>
@@ -951,7 +946,7 @@
                 <w:noProof/>
                 <w:webHidden/>
               </w:rPr>
-              <w:instrText xml:space="preserve"> PAGEREF _Toc242777341 \h </w:instrText>
+              <w:instrText xml:space="preserve"> PAGEREF _Toc242092085 \h </w:instrText>
             </w:r>
             <w:r>
               <w:rPr>
@@ -991,13 +986,12 @@
             <w:rPr>
               <w:rFonts w:eastAsiaTheme="minorEastAsia"/>
               <w:noProof/>
-              <w:kern w:val="0"/>
-              <w:sz w:val="22"/>
+              <w:sz w:val="24"/>
+              <w:szCs w:val="24"/>
               <w:lang w:eastAsia="es-CO"/>
-              <w14:ligatures w14:val="none"/>
             </w:rPr>
           </w:pPr>
-          <w:hyperlink w:anchor="_Toc242777342" w:history="1">
+          <w:hyperlink w:anchor="_Toc242092086" w:history="1">
             <w:r>
               <w:rPr>
                 <w:rStyle w:val="Hipervnculo"/>
@@ -1024,7 +1018,7 @@
                 <w:noProof/>
                 <w:webHidden/>
               </w:rPr>
-              <w:instrText xml:space="preserve"> PAGEREF _Toc242777342 \h </w:instrText>
+              <w:instrText xml:space="preserve"> PAGEREF _Toc242092086 \h </w:instrText>
             </w:r>
             <w:r>
               <w:rPr>
@@ -1064,13 +1058,12 @@
             <w:rPr>
               <w:rFonts w:eastAsiaTheme="minorEastAsia"/>
               <w:noProof/>
-              <w:kern w:val="0"/>
-              <w:sz w:val="22"/>
+              <w:sz w:val="24"/>
+              <w:szCs w:val="24"/>
               <w:lang w:eastAsia="es-CO"/>
-              <w14:ligatures w14:val="none"/>
             </w:rPr>
           </w:pPr>
-          <w:hyperlink w:anchor="_Toc242777343" w:history="1">
+          <w:hyperlink w:anchor="_Toc242092087" w:history="1">
             <w:r>
               <w:rPr>
                 <w:rStyle w:val="Hipervnculo"/>
@@ -1097,7 +1090,7 @@
                 <w:noProof/>
                 <w:webHidden/>
               </w:rPr>
-              <w:instrText xml:space="preserve"> PAGEREF _Toc242777343 \h </w:instrText>
+              <w:instrText xml:space="preserve"> PAGEREF _Toc242092087 \h </w:instrText>
             </w:r>
             <w:r>
               <w:rPr>
@@ -1137,13 +1130,12 @@
             <w:rPr>
               <w:rFonts w:eastAsiaTheme="minorEastAsia"/>
               <w:noProof/>
-              <w:kern w:val="0"/>
-              <w:sz w:val="22"/>
+              <w:sz w:val="24"/>
+              <w:szCs w:val="24"/>
               <w:lang w:eastAsia="es-CO"/>
-              <w14:ligatures w14:val="none"/>
             </w:rPr>
           </w:pPr>
-          <w:hyperlink w:anchor="_Toc242777344" w:history="1">
+          <w:hyperlink w:anchor="_Toc242092088" w:history="1">
             <w:r>
               <w:rPr>
                 <w:rStyle w:val="Hipervnculo"/>
@@ -1170,7 +1162,7 @@
                 <w:noProof/>
                 <w:webHidden/>
               </w:rPr>
-              <w:instrText xml:space="preserve"> PAGEREF _Toc242777344 \h </w:instrText>
+              <w:instrText xml:space="preserve"> PAGEREF _Toc242092088 \h </w:instrText>
             </w:r>
             <w:r>
               <w:rPr>
@@ -1210,13 +1202,12 @@
             <w:rPr>
               <w:rFonts w:eastAsiaTheme="minorEastAsia"/>
               <w:noProof/>
-              <w:kern w:val="0"/>
-              <w:sz w:val="22"/>
+              <w:sz w:val="24"/>
+              <w:szCs w:val="24"/>
               <w:lang w:eastAsia="es-CO"/>
-              <w14:ligatures w14:val="none"/>
             </w:rPr>
           </w:pPr>
-          <w:hyperlink w:anchor="_Toc242777345" w:history="1">
+          <w:hyperlink w:anchor="_Toc242092089" w:history="1">
             <w:r>
               <w:rPr>
                 <w:rStyle w:val="Hipervnculo"/>
@@ -1243,7 +1234,7 @@
                 <w:noProof/>
                 <w:webHidden/>
               </w:rPr>
-              <w:instrText xml:space="preserve"> PAGEREF _Toc242777345 \h </w:instrText>
+              <w:instrText xml:space="preserve"> PAGEREF _Toc242092089 \h </w:instrText>
             </w:r>
             <w:r>
               <w:rPr>
@@ -1283,13 +1274,12 @@
             <w:rPr>
               <w:rFonts w:eastAsiaTheme="minorEastAsia"/>
               <w:noProof/>
-              <w:kern w:val="0"/>
-              <w:sz w:val="22"/>
+              <w:sz w:val="24"/>
+              <w:szCs w:val="24"/>
               <w:lang w:eastAsia="es-CO"/>
-              <w14:ligatures w14:val="none"/>
             </w:rPr>
           </w:pPr>
-          <w:hyperlink w:anchor="_Toc242777346" w:history="1">
+          <w:hyperlink w:anchor="_Toc242092090" w:history="1">
             <w:r>
               <w:rPr>
                 <w:rStyle w:val="Hipervnculo"/>
@@ -1316,7 +1306,7 @@
                 <w:noProof/>
                 <w:webHidden/>
               </w:rPr>
-              <w:instrText xml:space="preserve"> PAGEREF _Toc242777346 \h </w:instrText>
+              <w:instrText xml:space="preserve"> PAGEREF _Toc242092090 \h </w:instrText>
             </w:r>
             <w:r>
               <w:rPr>
@@ -1356,13 +1346,12 @@
             <w:rPr>
               <w:rFonts w:eastAsiaTheme="minorEastAsia"/>
               <w:noProof/>
-              <w:kern w:val="0"/>
-              <w:sz w:val="22"/>
+              <w:sz w:val="24"/>
+              <w:szCs w:val="24"/>
               <w:lang w:eastAsia="es-CO"/>
-              <w14:ligatures w14:val="none"/>
             </w:rPr>
           </w:pPr>
-          <w:hyperlink w:anchor="_Toc242777347" w:history="1">
+          <w:hyperlink w:anchor="_Toc242092091" w:history="1">
             <w:r>
               <w:rPr>
                 <w:rStyle w:val="Hipervnculo"/>
@@ -1389,7 +1378,7 @@
                 <w:noProof/>
                 <w:webHidden/>
               </w:rPr>
-              <w:instrText xml:space="preserve"> PAGEREF _Toc242777347 \h </w:instrText>
+              <w:instrText xml:space="preserve"> PAGEREF _Toc242092091 \h </w:instrText>
             </w:r>
             <w:r>
               <w:rPr>
@@ -1429,13 +1418,12 @@
             <w:rPr>
               <w:rFonts w:eastAsiaTheme="minorEastAsia"/>
               <w:noProof/>
-              <w:kern w:val="0"/>
-              <w:sz w:val="22"/>
+              <w:sz w:val="24"/>
+              <w:szCs w:val="24"/>
               <w:lang w:eastAsia="es-CO"/>
-              <w14:ligatures w14:val="none"/>
             </w:rPr>
           </w:pPr>
-          <w:hyperlink w:anchor="_Toc242777348" w:history="1">
+          <w:hyperlink w:anchor="_Toc242092092" w:history="1">
             <w:r>
               <w:rPr>
                 <w:rStyle w:val="Hipervnculo"/>
@@ -1462,7 +1450,7 @@
                 <w:noProof/>
                 <w:webHidden/>
               </w:rPr>
-              <w:instrText xml:space="preserve"> PAGEREF _Toc242777348 \h </w:instrText>
+              <w:instrText xml:space="preserve"> PAGEREF _Toc242092092 \h </w:instrText>
             </w:r>
             <w:r>
               <w:rPr>
@@ -1502,13 +1490,12 @@
             <w:rPr>
               <w:rFonts w:eastAsiaTheme="minorEastAsia"/>
               <w:noProof/>
-              <w:kern w:val="0"/>
-              <w:sz w:val="22"/>
+              <w:sz w:val="24"/>
+              <w:szCs w:val="24"/>
               <w:lang w:eastAsia="es-CO"/>
-              <w14:ligatures w14:val="none"/>
             </w:rPr>
           </w:pPr>
-          <w:hyperlink w:anchor="_Toc242777349" w:history="1">
+          <w:hyperlink w:anchor="_Toc242092093" w:history="1">
             <w:r>
               <w:rPr>
                 <w:rStyle w:val="Hipervnculo"/>
@@ -1535,7 +1522,7 @@
                 <w:noProof/>
                 <w:webHidden/>
               </w:rPr>
-              <w:instrText xml:space="preserve"> PAGEREF _Toc242777349 \h </w:instrText>
+              <w:instrText xml:space="preserve"> PAGEREF _Toc242092093 \h </w:instrText>
             </w:r>
             <w:r>
               <w:rPr>
@@ -1575,13 +1562,12 @@
             <w:rPr>
               <w:rFonts w:eastAsiaTheme="minorEastAsia"/>
               <w:noProof/>
-              <w:kern w:val="0"/>
-              <w:sz w:val="22"/>
+              <w:sz w:val="24"/>
+              <w:szCs w:val="24"/>
               <w:lang w:eastAsia="es-CO"/>
-              <w14:ligatures w14:val="none"/>
             </w:rPr>
           </w:pPr>
-          <w:hyperlink w:anchor="_Toc242777350" w:history="1">
+          <w:hyperlink w:anchor="_Toc242092094" w:history="1">
             <w:r>
               <w:rPr>
                 <w:rStyle w:val="Hipervnculo"/>
@@ -1608,7 +1594,7 @@
                 <w:noProof/>
                 <w:webHidden/>
               </w:rPr>
-              <w:instrText xml:space="preserve"> PAGEREF _Toc242777350 \h </w:instrText>
+              <w:instrText xml:space="preserve"> PAGEREF _Toc242092094 \h </w:instrText>
             </w:r>
             <w:r>
               <w:rPr>
@@ -1648,13 +1634,12 @@
             <w:rPr>
               <w:rFonts w:eastAsiaTheme="minorEastAsia"/>
               <w:noProof/>
-              <w:kern w:val="0"/>
-              <w:sz w:val="22"/>
+              <w:sz w:val="24"/>
+              <w:szCs w:val="24"/>
               <w:lang w:eastAsia="es-CO"/>
-              <w14:ligatures w14:val="none"/>
             </w:rPr>
           </w:pPr>
-          <w:hyperlink w:anchor="_Toc242777351" w:history="1">
+          <w:hyperlink w:anchor="_Toc242092095" w:history="1">
             <w:r>
               <w:rPr>
                 <w:rStyle w:val="Hipervnculo"/>
@@ -1681,7 +1666,7 @@
                 <w:noProof/>
                 <w:webHidden/>
               </w:rPr>
-              <w:instrText xml:space="preserve"> PAGEREF _Toc242777351 \h </w:instrText>
+              <w:instrText xml:space="preserve"> PAGEREF _Toc242092095 \h </w:instrText>
             </w:r>
             <w:r>
               <w:rPr>
@@ -1721,13 +1706,12 @@
             <w:rPr>
               <w:rFonts w:eastAsiaTheme="minorEastAsia"/>
               <w:noProof/>
-              <w:kern w:val="0"/>
-              <w:sz w:val="22"/>
+              <w:sz w:val="24"/>
+              <w:szCs w:val="24"/>
               <w:lang w:eastAsia="es-CO"/>
-              <w14:ligatures w14:val="none"/>
             </w:rPr>
           </w:pPr>
-          <w:hyperlink w:anchor="_Toc242777352" w:history="1">
+          <w:hyperlink w:anchor="_Toc242092096" w:history="1">
             <w:r>
               <w:rPr>
                 <w:rStyle w:val="Hipervnculo"/>
@@ -1754,7 +1738,7 @@
                 <w:noProof/>
                 <w:webHidden/>
               </w:rPr>
-              <w:instrText xml:space="preserve"> PAGEREF _Toc242777352 \h </w:instrText>
+              <w:instrText xml:space="preserve"> PAGEREF _Toc242092096 \h </w:instrText>
             </w:r>
             <w:r>
               <w:rPr>
@@ -1794,13 +1778,12 @@
             <w:rPr>
               <w:rFonts w:eastAsiaTheme="minorEastAsia"/>
               <w:noProof/>
-              <w:kern w:val="0"/>
-              <w:sz w:val="22"/>
+              <w:sz w:val="24"/>
+              <w:szCs w:val="24"/>
               <w:lang w:eastAsia="es-CO"/>
-              <w14:ligatures w14:val="none"/>
             </w:rPr>
           </w:pPr>
-          <w:hyperlink w:anchor="_Toc242777353" w:history="1">
+          <w:hyperlink w:anchor="_Toc242092097" w:history="1">
             <w:r>
               <w:rPr>
                 <w:rStyle w:val="Hipervnculo"/>
@@ -1827,7 +1810,7 @@
                 <w:noProof/>
                 <w:webHidden/>
               </w:rPr>
-              <w:instrText xml:space="preserve"> PAGEREF _Toc242777353 \h </w:instrText>
+              <w:instrText xml:space="preserve"> PAGEREF _Toc242092097 \h </w:instrText>
             </w:r>
             <w:r>
               <w:rPr>
@@ -1867,13 +1850,12 @@
             <w:rPr>
               <w:rFonts w:eastAsiaTheme="minorEastAsia"/>
               <w:noProof/>
-              <w:kern w:val="0"/>
-              <w:sz w:val="22"/>
+              <w:sz w:val="24"/>
+              <w:szCs w:val="24"/>
               <w:lang w:eastAsia="es-CO"/>
-              <w14:ligatures w14:val="none"/>
             </w:rPr>
           </w:pPr>
-          <w:hyperlink w:anchor="_Toc242777354" w:history="1">
+          <w:hyperlink w:anchor="_Toc242092098" w:history="1">
             <w:r>
               <w:rPr>
                 <w:rStyle w:val="Hipervnculo"/>
@@ -1900,7 +1882,7 @@
                 <w:noProof/>
                 <w:webHidden/>
               </w:rPr>
-              <w:instrText xml:space="preserve"> PAGEREF _Toc242777354 \h </w:instrText>
+              <w:instrText xml:space="preserve"> PAGEREF _Toc242092098 \h </w:instrText>
             </w:r>
             <w:r>
               <w:rPr>
@@ -1940,13 +1922,12 @@
             <w:rPr>
               <w:rFonts w:eastAsiaTheme="minorEastAsia"/>
               <w:noProof/>
-              <w:kern w:val="0"/>
-              <w:sz w:val="22"/>
+              <w:sz w:val="24"/>
+              <w:szCs w:val="24"/>
               <w:lang w:eastAsia="es-CO"/>
-              <w14:ligatures w14:val="none"/>
             </w:rPr>
           </w:pPr>
-          <w:hyperlink w:anchor="_Toc242777355" w:history="1">
+          <w:hyperlink w:anchor="_Toc242092099" w:history="1">
             <w:r>
               <w:rPr>
                 <w:rStyle w:val="Hipervnculo"/>
@@ -1973,7 +1954,7 @@
                 <w:noProof/>
                 <w:webHidden/>
               </w:rPr>
-              <w:instrText xml:space="preserve"> PAGEREF _Toc242777355 \h </w:instrText>
+              <w:instrText xml:space="preserve"> PAGEREF _Toc242092099 \h </w:instrText>
             </w:r>
             <w:r>
               <w:rPr>
@@ -2013,13 +1994,12 @@
             <w:rPr>
               <w:rFonts w:eastAsiaTheme="minorEastAsia"/>
               <w:noProof/>
-              <w:kern w:val="0"/>
-              <w:sz w:val="22"/>
+              <w:sz w:val="24"/>
+              <w:szCs w:val="24"/>
               <w:lang w:eastAsia="es-CO"/>
-              <w14:ligatures w14:val="none"/>
             </w:rPr>
           </w:pPr>
-          <w:hyperlink w:anchor="_Toc242777356" w:history="1">
+          <w:hyperlink w:anchor="_Toc242092100" w:history="1">
             <w:r>
               <w:rPr>
                 <w:rStyle w:val="Hipervnculo"/>
@@ -2046,7 +2026,7 @@
                 <w:noProof/>
                 <w:webHidden/>
               </w:rPr>
-              <w:instrText xml:space="preserve"> PAGEREF _Toc242777356 \h </w:instrText>
+              <w:instrText xml:space="preserve"> PAGEREF _Toc242092100 \h </w:instrText>
             </w:r>
             <w:r>
               <w:rPr>
@@ -2086,13 +2066,12 @@
             <w:rPr>
               <w:rFonts w:eastAsiaTheme="minorEastAsia"/>
               <w:noProof/>
-              <w:kern w:val="0"/>
-              <w:sz w:val="22"/>
+              <w:sz w:val="24"/>
+              <w:szCs w:val="24"/>
               <w:lang w:eastAsia="es-CO"/>
-              <w14:ligatures w14:val="none"/>
             </w:rPr>
           </w:pPr>
-          <w:hyperlink w:anchor="_Toc242777357" w:history="1">
+          <w:hyperlink w:anchor="_Toc242092101" w:history="1">
             <w:r>
               <w:rPr>
                 <w:rStyle w:val="Hipervnculo"/>
@@ -2119,7 +2098,7 @@
                 <w:noProof/>
                 <w:webHidden/>
               </w:rPr>
-              <w:instrText xml:space="preserve"> PAGEREF _Toc242777357 \h </w:instrText>
+              <w:instrText xml:space="preserve"> PAGEREF _Toc242092101 \h </w:instrText>
             </w:r>
             <w:r>
               <w:rPr>
@@ -2159,13 +2138,12 @@
             <w:rPr>
               <w:rFonts w:eastAsiaTheme="minorEastAsia"/>
               <w:noProof/>
-              <w:kern w:val="0"/>
-              <w:sz w:val="22"/>
+              <w:sz w:val="24"/>
+              <w:szCs w:val="24"/>
               <w:lang w:eastAsia="es-CO"/>
-              <w14:ligatures w14:val="none"/>
             </w:rPr>
           </w:pPr>
-          <w:hyperlink w:anchor="_Toc242777358" w:history="1">
+          <w:hyperlink w:anchor="_Toc242092102" w:history="1">
             <w:r>
               <w:rPr>
                 <w:rStyle w:val="Hipervnculo"/>
@@ -2192,7 +2170,7 @@
                 <w:noProof/>
                 <w:webHidden/>
               </w:rPr>
-              <w:instrText xml:space="preserve"> PAGEREF _Toc242777358 \h </w:instrText>
+              <w:instrText xml:space="preserve"> PAGEREF _Toc242092102 \h </w:instrText>
             </w:r>
             <w:r>
               <w:rPr>
@@ -2232,13 +2210,12 @@
             <w:rPr>
               <w:rFonts w:eastAsiaTheme="minorEastAsia"/>
               <w:noProof/>
-              <w:kern w:val="0"/>
-              <w:sz w:val="22"/>
+              <w:sz w:val="24"/>
+              <w:szCs w:val="24"/>
               <w:lang w:eastAsia="es-CO"/>
-              <w14:ligatures w14:val="none"/>
             </w:rPr>
           </w:pPr>
-          <w:hyperlink w:anchor="_Toc242777359" w:history="1">
+          <w:hyperlink w:anchor="_Toc242092103" w:history="1">
             <w:r>
               <w:rPr>
                 <w:rStyle w:val="Hipervnculo"/>
@@ -2265,7 +2242,7 @@
                 <w:noProof/>
                 <w:webHidden/>
               </w:rPr>
-              <w:instrText xml:space="preserve"> PAGEREF _Toc242777359 \h </w:instrText>
+              <w:instrText xml:space="preserve"> PAGEREF _Toc242092103 \h </w:instrText>
             </w:r>
             <w:r>
               <w:rPr>
@@ -2305,13 +2282,12 @@
             <w:rPr>
               <w:rFonts w:eastAsiaTheme="minorEastAsia"/>
               <w:noProof/>
-              <w:kern w:val="0"/>
-              <w:sz w:val="22"/>
+              <w:sz w:val="24"/>
+              <w:szCs w:val="24"/>
               <w:lang w:eastAsia="es-CO"/>
-              <w14:ligatures w14:val="none"/>
             </w:rPr>
           </w:pPr>
-          <w:hyperlink w:anchor="_Toc242777360" w:history="1">
+          <w:hyperlink w:anchor="_Toc242092104" w:history="1">
             <w:r>
               <w:rPr>
                 <w:rStyle w:val="Hipervnculo"/>
@@ -2338,7 +2314,7 @@
                 <w:noProof/>
                 <w:webHidden/>
               </w:rPr>
-              <w:instrText xml:space="preserve"> PAGEREF _Toc242777360 \h </w:instrText>
+              <w:instrText xml:space="preserve"> PAGEREF _Toc242092104 \h </w:instrText>
             </w:r>
             <w:r>
               <w:rPr>
@@ -2378,13 +2354,12 @@
             <w:rPr>
               <w:rFonts w:eastAsiaTheme="minorEastAsia"/>
               <w:noProof/>
-              <w:kern w:val="0"/>
-              <w:sz w:val="22"/>
+              <w:sz w:val="24"/>
+              <w:szCs w:val="24"/>
               <w:lang w:eastAsia="es-CO"/>
-              <w14:ligatures w14:val="none"/>
             </w:rPr>
           </w:pPr>
-          <w:hyperlink w:anchor="_Toc242777361" w:history="1">
+          <w:hyperlink w:anchor="_Toc242092105" w:history="1">
             <w:r>
               <w:rPr>
                 <w:rStyle w:val="Hipervnculo"/>
@@ -2411,7 +2386,7 @@
                 <w:noProof/>
                 <w:webHidden/>
               </w:rPr>
-              <w:instrText xml:space="preserve"> PAGEREF _Toc242777361 \h </w:instrText>
+              <w:instrText xml:space="preserve"> PAGEREF _Toc242092105 \h </w:instrText>
             </w:r>
             <w:r>
               <w:rPr>
@@ -2451,13 +2426,12 @@
             <w:rPr>
               <w:rFonts w:eastAsiaTheme="minorEastAsia"/>
               <w:noProof/>
-              <w:kern w:val="0"/>
-              <w:sz w:val="22"/>
+              <w:sz w:val="24"/>
+              <w:szCs w:val="24"/>
               <w:lang w:eastAsia="es-CO"/>
-              <w14:ligatures w14:val="none"/>
             </w:rPr>
           </w:pPr>
-          <w:hyperlink w:anchor="_Toc242777362" w:history="1">
+          <w:hyperlink w:anchor="_Toc242092106" w:history="1">
             <w:r>
               <w:rPr>
                 <w:rStyle w:val="Hipervnculo"/>
@@ -2484,7 +2458,7 @@
                 <w:noProof/>
                 <w:webHidden/>
               </w:rPr>
-              <w:instrText xml:space="preserve"> PAGEREF _Toc242777362 \h </w:instrText>
+              <w:instrText xml:space="preserve"> PAGEREF _Toc242092106 \h </w:instrText>
             </w:r>
             <w:r>
               <w:rPr>
@@ -2524,13 +2498,12 @@
             <w:rPr>
               <w:rFonts w:eastAsiaTheme="minorEastAsia"/>
               <w:noProof/>
-              <w:kern w:val="0"/>
-              <w:sz w:val="22"/>
+              <w:sz w:val="24"/>
+              <w:szCs w:val="24"/>
               <w:lang w:eastAsia="es-CO"/>
-              <w14:ligatures w14:val="none"/>
             </w:rPr>
           </w:pPr>
-          <w:hyperlink w:anchor="_Toc242777363" w:history="1">
+          <w:hyperlink w:anchor="_Toc242092107" w:history="1">
             <w:r>
               <w:rPr>
                 <w:rStyle w:val="Hipervnculo"/>
@@ -2557,7 +2530,7 @@
                 <w:noProof/>
                 <w:webHidden/>
               </w:rPr>
-              <w:instrText xml:space="preserve"> PAGEREF _Toc242777363 \h </w:instrText>
+              <w:instrText xml:space="preserve"> PAGEREF _Toc242092107 \h </w:instrText>
             </w:r>
             <w:r>
               <w:rPr>
@@ -2597,13 +2570,12 @@
             <w:rPr>
               <w:rFonts w:eastAsiaTheme="minorEastAsia"/>
               <w:noProof/>
-              <w:kern w:val="0"/>
-              <w:sz w:val="22"/>
+              <w:sz w:val="24"/>
+              <w:szCs w:val="24"/>
               <w:lang w:eastAsia="es-CO"/>
-              <w14:ligatures w14:val="none"/>
             </w:rPr>
           </w:pPr>
-          <w:hyperlink w:anchor="_Toc242777364" w:history="1">
+          <w:hyperlink w:anchor="_Toc242092108" w:history="1">
             <w:r>
               <w:rPr>
                 <w:rStyle w:val="Hipervnculo"/>
@@ -2630,7 +2602,7 @@
                 <w:noProof/>
                 <w:webHidden/>
               </w:rPr>
-              <w:instrText xml:space="preserve"> PAGEREF _Toc242777364 \h </w:instrText>
+              <w:instrText xml:space="preserve"> PAGEREF _Toc242092108 \h </w:instrText>
             </w:r>
             <w:r>
               <w:rPr>
@@ -2670,13 +2642,12 @@
             <w:rPr>
               <w:rFonts w:eastAsiaTheme="minorEastAsia"/>
               <w:noProof/>
-              <w:kern w:val="0"/>
-              <w:sz w:val="22"/>
+              <w:sz w:val="24"/>
+              <w:szCs w:val="24"/>
               <w:lang w:eastAsia="es-CO"/>
-              <w14:ligatures w14:val="none"/>
             </w:rPr>
           </w:pPr>
-          <w:hyperlink w:anchor="_Toc242777365" w:history="1">
+          <w:hyperlink w:anchor="_Toc242092109" w:history="1">
             <w:r>
               <w:rPr>
                 <w:rStyle w:val="Hipervnculo"/>
@@ -2703,7 +2674,7 @@
                 <w:noProof/>
                 <w:webHidden/>
               </w:rPr>
-              <w:instrText xml:space="preserve"> PAGEREF _Toc242777365 \h </w:instrText>
+              <w:instrText xml:space="preserve"> PAGEREF _Toc242092109 \h </w:instrText>
             </w:r>
             <w:r>
               <w:rPr>
@@ -2743,13 +2714,12 @@
             <w:rPr>
               <w:rFonts w:eastAsiaTheme="minorEastAsia"/>
               <w:noProof/>
-              <w:kern w:val="0"/>
-              <w:sz w:val="22"/>
+              <w:sz w:val="24"/>
+              <w:szCs w:val="24"/>
               <w:lang w:eastAsia="es-CO"/>
-              <w14:ligatures w14:val="none"/>
             </w:rPr>
           </w:pPr>
-          <w:hyperlink w:anchor="_Toc242777366" w:history="1">
+          <w:hyperlink w:anchor="_Toc242092110" w:history="1">
             <w:r>
               <w:rPr>
                 <w:rStyle w:val="Hipervnculo"/>
@@ -2776,7 +2746,7 @@
                 <w:noProof/>
                 <w:webHidden/>
               </w:rPr>
-              <w:instrText xml:space="preserve"> PAGEREF _Toc242777366 \h </w:instrText>
+              <w:instrText xml:space="preserve"> PAGEREF _Toc242092110 \h </w:instrText>
             </w:r>
             <w:r>
               <w:rPr>
@@ -2816,13 +2786,12 @@
             <w:rPr>
               <w:rFonts w:eastAsiaTheme="minorEastAsia"/>
               <w:noProof/>
-              <w:kern w:val="0"/>
-              <w:sz w:val="22"/>
+              <w:sz w:val="24"/>
+              <w:szCs w:val="24"/>
               <w:lang w:eastAsia="es-CO"/>
-              <w14:ligatures w14:val="none"/>
             </w:rPr>
           </w:pPr>
-          <w:hyperlink w:anchor="_Toc242777367" w:history="1">
+          <w:hyperlink w:anchor="_Toc242092111" w:history="1">
             <w:r>
               <w:rPr>
                 <w:rStyle w:val="Hipervnculo"/>
@@ -2849,7 +2818,7 @@
                 <w:noProof/>
                 <w:webHidden/>
               </w:rPr>
-              <w:instrText xml:space="preserve"> PAGEREF _Toc242777367 \h </w:instrText>
+              <w:instrText xml:space="preserve"> PAGEREF _Toc242092111 \h </w:instrText>
             </w:r>
             <w:r>
               <w:rPr>
@@ -2889,13 +2858,12 @@
             <w:rPr>
               <w:rFonts w:eastAsiaTheme="minorEastAsia"/>
               <w:noProof/>
-              <w:kern w:val="0"/>
-              <w:sz w:val="22"/>
+              <w:sz w:val="24"/>
+              <w:szCs w:val="24"/>
               <w:lang w:eastAsia="es-CO"/>
-              <w14:ligatures w14:val="none"/>
             </w:rPr>
           </w:pPr>
-          <w:hyperlink w:anchor="_Toc242777368" w:history="1">
+          <w:hyperlink w:anchor="_Toc242092112" w:history="1">
             <w:r>
               <w:rPr>
                 <w:rStyle w:val="Hipervnculo"/>
@@ -2922,7 +2890,7 @@
                 <w:noProof/>
                 <w:webHidden/>
               </w:rPr>
-              <w:instrText xml:space="preserve"> PAGEREF _Toc242777368 \h </w:instrText>
+              <w:instrText xml:space="preserve"> PAGEREF _Toc242092112 \h </w:instrText>
             </w:r>
             <w:r>
               <w:rPr>
@@ -2962,13 +2930,12 @@
             <w:rPr>
               <w:rFonts w:eastAsiaTheme="minorEastAsia"/>
               <w:noProof/>
-              <w:kern w:val="0"/>
-              <w:sz w:val="22"/>
+              <w:sz w:val="24"/>
+              <w:szCs w:val="24"/>
               <w:lang w:eastAsia="es-CO"/>
-              <w14:ligatures w14:val="none"/>
             </w:rPr>
           </w:pPr>
-          <w:hyperlink w:anchor="_Toc242777369" w:history="1">
+          <w:hyperlink w:anchor="_Toc242092113" w:history="1">
             <w:r>
               <w:rPr>
                 <w:rStyle w:val="Hipervnculo"/>
@@ -2995,7 +2962,7 @@
                 <w:noProof/>
                 <w:webHidden/>
               </w:rPr>
-              <w:instrText xml:space="preserve"> PAGEREF _Toc242777369 \h </w:instrText>
+              <w:instrText xml:space="preserve"> PAGEREF _Toc242092113 \h </w:instrText>
             </w:r>
             <w:r>
               <w:rPr>
@@ -3035,13 +3002,12 @@
             <w:rPr>
               <w:rFonts w:eastAsiaTheme="minorEastAsia"/>
               <w:noProof/>
-              <w:kern w:val="0"/>
-              <w:sz w:val="22"/>
+              <w:sz w:val="24"/>
+              <w:szCs w:val="24"/>
               <w:lang w:eastAsia="es-CO"/>
-              <w14:ligatures w14:val="none"/>
             </w:rPr>
           </w:pPr>
-          <w:hyperlink w:anchor="_Toc242777370" w:history="1">
+          <w:hyperlink w:anchor="_Toc242092114" w:history="1">
             <w:r>
               <w:rPr>
                 <w:rStyle w:val="Hipervnculo"/>
@@ -3068,7 +3034,7 @@
                 <w:noProof/>
                 <w:webHidden/>
               </w:rPr>
-              <w:instrText xml:space="preserve"> PAGEREF _Toc242777370 \h </w:instrText>
+              <w:instrText xml:space="preserve"> PAGEREF _Toc242092114 \h </w:instrText>
             </w:r>
             <w:r>
               <w:rPr>
@@ -3108,13 +3074,12 @@
             <w:rPr>
               <w:rFonts w:eastAsiaTheme="minorEastAsia"/>
               <w:noProof/>
-              <w:kern w:val="0"/>
-              <w:sz w:val="22"/>
+              <w:sz w:val="24"/>
+              <w:szCs w:val="24"/>
               <w:lang w:eastAsia="es-CO"/>
-              <w14:ligatures w14:val="none"/>
             </w:rPr>
           </w:pPr>
-          <w:hyperlink w:anchor="_Toc242777371" w:history="1">
+          <w:hyperlink w:anchor="_Toc242092115" w:history="1">
             <w:r>
               <w:rPr>
                 <w:rStyle w:val="Hipervnculo"/>
@@ -3141,7 +3106,7 @@
                 <w:noProof/>
                 <w:webHidden/>
               </w:rPr>
-              <w:instrText xml:space="preserve"> PAGEREF _Toc242777371 \h </w:instrText>
+              <w:instrText xml:space="preserve"> PAGEREF _Toc242092115 \h </w:instrText>
             </w:r>
             <w:r>
               <w:rPr>
@@ -3181,13 +3146,12 @@
             <w:rPr>
               <w:rFonts w:eastAsiaTheme="minorEastAsia"/>
               <w:noProof/>
-              <w:kern w:val="0"/>
-              <w:sz w:val="22"/>
+              <w:sz w:val="24"/>
+              <w:szCs w:val="24"/>
               <w:lang w:eastAsia="es-CO"/>
-              <w14:ligatures w14:val="none"/>
             </w:rPr>
           </w:pPr>
-          <w:hyperlink w:anchor="_Toc242777372" w:history="1">
+          <w:hyperlink w:anchor="_Toc242092116" w:history="1">
             <w:r>
               <w:rPr>
                 <w:rStyle w:val="Hipervnculo"/>
@@ -3214,7 +3178,7 @@
                 <w:noProof/>
                 <w:webHidden/>
               </w:rPr>
-              <w:instrText xml:space="preserve"> PAGEREF _Toc242777372 \h </w:instrText>
+              <w:instrText xml:space="preserve"> PAGEREF _Toc242092116 \h </w:instrText>
             </w:r>
             <w:r>
               <w:rPr>
@@ -3254,33 +3218,18 @@
             <w:rPr>
               <w:rFonts w:eastAsiaTheme="minorEastAsia"/>
               <w:noProof/>
-              <w:kern w:val="0"/>
-              <w:sz w:val="22"/>
+              <w:sz w:val="24"/>
+              <w:szCs w:val="24"/>
               <w:lang w:eastAsia="es-CO"/>
-              <w14:ligatures w14:val="none"/>
             </w:rPr>
           </w:pPr>
-          <w:hyperlink w:anchor="_Toc242777373" w:history="1">
+          <w:hyperlink w:anchor="_Toc242092117" w:history="1">
             <w:r>
               <w:rPr>
                 <w:rStyle w:val="Hipervnculo"/>
                 <w:noProof/>
               </w:rPr>
-              <w:t>Cré</w:t>
-            </w:r>
-            <w:r>
-              <w:rPr>
-                <w:rStyle w:val="Hipervnculo"/>
-                <w:noProof/>
-              </w:rPr>
-              <w:t>d</w:t>
-            </w:r>
-            <w:r>
-              <w:rPr>
-                <w:rStyle w:val="Hipervnculo"/>
-                <w:noProof/>
-              </w:rPr>
-              <w:t>itos</w:t>
+              <w:t>Créditos</w:t>
             </w:r>
             <w:r>
               <w:rPr>
@@ -3301,7 +3250,7 @@
                 <w:noProof/>
                 <w:webHidden/>
               </w:rPr>
-              <w:instrText xml:space="preserve"> PAGEREF _Toc242777373 \h </w:instrText>
+              <w:instrText xml:space="preserve"> PAGEREF _Toc242092117 \h </w:instrText>
             </w:r>
             <w:r>
               <w:rPr>
@@ -3357,7 +3306,7 @@
       <w:pPr>
         <w:pStyle w:val="Titulosgenerales"/>
       </w:pPr>
-      <w:bookmarkStart w:id="0" w:name="_Toc242777338"/>
+      <w:bookmarkStart w:id="0" w:name="_Toc242092082"/>
       <w:r>
         <w:lastRenderedPageBreak/>
         <w:t>Introducción</w:t>
@@ -3478,7 +3427,7 @@
       <w:pPr>
         <w:pStyle w:val="Ttulo1"/>
       </w:pPr>
-      <w:bookmarkStart w:id="1" w:name="_Toc242777339"/>
+      <w:bookmarkStart w:id="1" w:name="_Toc242092083"/>
       <w:r>
         <w:rPr>
           <w:rStyle w:val="Extranjerismo"/>
@@ -3537,11 +3486,9 @@
       <w:r>
         <w:t xml:space="preserve">Por otro </w:t>
       </w:r>
-      <w:proofErr w:type="gramStart"/>
-      <w:r>
-        <w:t>lado</w:t>
-      </w:r>
-      <w:proofErr w:type="gramEnd"/>
+      <w:r>
+        <w:t>lado,</w:t>
+      </w:r>
       <w:r>
         <w:t xml:space="preserve"> la receta estándar es un documento técnico fundamental en la gestión de cocinas profesionales. Su correcta interpretación permite estandarizar preparaciones, controlar costos y garantizar la consistencia de los productos ofrecidos al cliente. Este capítulo explora el concepto, la importancia y las operaciones básicas que constituyen el </w:t>
       </w:r>
@@ -3573,7 +3520,7 @@
       <w:pPr>
         <w:pStyle w:val="Ttulo2"/>
       </w:pPr>
-      <w:bookmarkStart w:id="2" w:name="_Toc242777340"/>
+      <w:bookmarkStart w:id="2" w:name="_Toc242092084"/>
       <w:r>
         <w:t xml:space="preserve">Concepto y origen del </w:t>
       </w:r>
@@ -3714,7 +3661,23 @@
         </w:numPr>
       </w:pPr>
       <w:r>
-        <w:t>Organización del puesto de trabajo: limpieza, orden y disposición de utensilios y equipos.</w:t>
+        <w:rPr>
+          <w:b/>
+          <w:bCs/>
+        </w:rPr>
+        <w:t>Organización del puesto de trabajo</w:t>
+      </w:r>
+      <w:r>
+        <w:t>.</w:t>
+      </w:r>
+      <w:r>
+        <w:t xml:space="preserve"> </w:t>
+      </w:r>
+      <w:r>
+        <w:t>L</w:t>
+      </w:r>
+      <w:r>
+        <w:t>impieza, orden y disposición de utensilios y equipos.</w:t>
       </w:r>
     </w:p>
     <w:p>
@@ -3726,15 +3689,17 @@
         </w:numPr>
       </w:pPr>
       <w:r>
-        <w:t xml:space="preserve">Preparación de ingredientes: pesaje, lavado, pelado, corte y </w:t>
-      </w:r>
-      <w:proofErr w:type="spellStart"/>
-      <w:r>
-        <w:t>porcionado</w:t>
-      </w:r>
-      <w:proofErr w:type="spellEnd"/>
-      <w:r>
-        <w:t xml:space="preserve"> de materias primas. </w:t>
+        <w:rPr>
+          <w:b/>
+          <w:bCs/>
+        </w:rPr>
+        <w:t>Preparación de ingredientes</w:t>
+      </w:r>
+      <w:r>
+        <w:t>. P</w:t>
+      </w:r>
+      <w:r>
+        <w:t xml:space="preserve">esaje, lavado, pelado, corte y porcionado de materias primas. </w:t>
       </w:r>
     </w:p>
     <w:p>
@@ -3746,7 +3711,23 @@
         </w:numPr>
       </w:pPr>
       <w:r>
-        <w:t>Alistamiento de fondos: elaboración previa de bases líquidas (fondos de verduras, carnes o pescados).</w:t>
+        <w:rPr>
+          <w:b/>
+          <w:bCs/>
+        </w:rPr>
+        <w:t>Alistamiento de fondos</w:t>
+      </w:r>
+      <w:r>
+        <w:t>.</w:t>
+      </w:r>
+      <w:r>
+        <w:t xml:space="preserve"> </w:t>
+      </w:r>
+      <w:r>
+        <w:t>E</w:t>
+      </w:r>
+      <w:r>
+        <w:t>laboración previa de bases líquidas (fondos de verduras, carnes o pescados).</w:t>
       </w:r>
     </w:p>
     <w:p>
@@ -3758,7 +3739,23 @@
         </w:numPr>
       </w:pPr>
       <w:r>
-        <w:t>Verificación de equipos: comprobación del correcto funcionamiento de hornos, ollas, sartenes y demás equipos de cocción.</w:t>
+        <w:rPr>
+          <w:b/>
+          <w:bCs/>
+        </w:rPr>
+        <w:t>Verificación de equipos</w:t>
+      </w:r>
+      <w:r>
+        <w:t>.</w:t>
+      </w:r>
+      <w:r>
+        <w:t xml:space="preserve"> </w:t>
+      </w:r>
+      <w:r>
+        <w:t>C</w:t>
+      </w:r>
+      <w:r>
+        <w:t>omprobación del correcto funcionamiento de hornos, ollas, sartenes y demás equipos de cocción.</w:t>
       </w:r>
     </w:p>
     <w:p>
@@ -3811,7 +3808,7 @@
       <w:pPr>
         <w:pStyle w:val="Ttulo2"/>
       </w:pPr>
-      <w:bookmarkStart w:id="3" w:name="_Toc242777341"/>
+      <w:bookmarkStart w:id="3" w:name="_Toc242092085"/>
       <w:r>
         <w:lastRenderedPageBreak/>
         <w:t xml:space="preserve">Importancia del </w:t>
@@ -3907,7 +3904,27 @@
         </w:numPr>
       </w:pPr>
       <w:r>
-        <w:t>Estandarización de la calidad: al tener todos los ingredientes pesados y preparados previamente, se garantiza que cada plato se elabore con las mismas cantidades y especificaciones, asegurando uniformidad en sabor, textura y presentación.</w:t>
+        <w:rPr>
+          <w:b/>
+          <w:bCs/>
+        </w:rPr>
+        <w:t>Estandarización de la calidad</w:t>
+      </w:r>
+      <w:r>
+        <w:rPr>
+          <w:b/>
+          <w:bCs/>
+        </w:rPr>
+        <w:t>.</w:t>
+      </w:r>
+      <w:r>
+        <w:t xml:space="preserve"> </w:t>
+      </w:r>
+      <w:r>
+        <w:t>A</w:t>
+      </w:r>
+      <w:r>
+        <w:t>l tener todos los ingredientes pesados y preparados previamente, se garantiza que cada plato se elabore con las mismas cantidades y especificaciones, asegurando uniformidad en sabor, textura y presentación.</w:t>
       </w:r>
     </w:p>
     <w:p>
@@ -3919,7 +3936,23 @@
         </w:numPr>
       </w:pPr>
       <w:r>
-        <w:t xml:space="preserve">Reducción del tiempo de respuesta: durante el servicio, el tiempo es un recurso crítico. Un </w:t>
+        <w:rPr>
+          <w:b/>
+          <w:bCs/>
+        </w:rPr>
+        <w:t>Reducción del tiempo de respuesta</w:t>
+      </w:r>
+      <w:r>
+        <w:t>.</w:t>
+      </w:r>
+      <w:r>
+        <w:t xml:space="preserve"> </w:t>
+      </w:r>
+      <w:r>
+        <w:t>D</w:t>
+      </w:r>
+      <w:r>
+        <w:t xml:space="preserve">urante el servicio, el tiempo es un recurso crítico. Un </w:t>
       </w:r>
       <w:r>
         <w:rPr>
@@ -3954,7 +3987,23 @@
         </w:numPr>
       </w:pPr>
       <w:r>
-        <w:t>Minimización del desperdicio de alimentos: al planificar las cantidades necesarias para cada servicio, se reduce el excedente de ingredientes preparados que podrían deteriorarse y desperdiciarse.</w:t>
+        <w:rPr>
+          <w:b/>
+          <w:bCs/>
+        </w:rPr>
+        <w:t>Minimización del desperdicio de alimentos</w:t>
+      </w:r>
+      <w:r>
+        <w:t>.</w:t>
+      </w:r>
+      <w:r>
+        <w:t xml:space="preserve"> </w:t>
+      </w:r>
+      <w:r>
+        <w:t>A</w:t>
+      </w:r>
+      <w:r>
+        <w:t>l planificar las cantidades necesarias para cada servicio, se reduce el excedente de ingredientes preparados que podrían deteriorarse y desperdiciarse.</w:t>
       </w:r>
     </w:p>
     <w:p>
@@ -3966,7 +4015,23 @@
         </w:numPr>
       </w:pPr>
       <w:r>
-        <w:t>Control de costos: el pesaje previo de ingredientes permite un control preciso de los costos por porción y facilita la gestión de inventarios.</w:t>
+        <w:rPr>
+          <w:b/>
+          <w:bCs/>
+        </w:rPr>
+        <w:t>Control de costos</w:t>
+      </w:r>
+      <w:r>
+        <w:t>.</w:t>
+      </w:r>
+      <w:r>
+        <w:t xml:space="preserve"> </w:t>
+      </w:r>
+      <w:r>
+        <w:t>E</w:t>
+      </w:r>
+      <w:r>
+        <w:t>l pesaje previo de ingredientes permite un control preciso de los costos por porción y facilita la gestión de inventarios.</w:t>
       </w:r>
     </w:p>
     <w:p>
@@ -3978,14 +4043,30 @@
         </w:numPr>
       </w:pPr>
       <w:r>
-        <w:t>Seguridad laboral: un puesto de trabajo ordenado reduce significativamente el riesgo de accidentes, como cortes por manipulación apresurada de cuchillos o quemaduras por falta de organización alrededor de superficies calientes.</w:t>
+        <w:rPr>
+          <w:b/>
+          <w:bCs/>
+        </w:rPr>
+        <w:t>Seguridad laboral</w:t>
+      </w:r>
+      <w:r>
+        <w:t>.</w:t>
+      </w:r>
+      <w:r>
+        <w:t xml:space="preserve"> </w:t>
+      </w:r>
+      <w:r>
+        <w:t>U</w:t>
+      </w:r>
+      <w:r>
+        <w:t>n puesto de trabajo ordenado reduce significativamente el riesgo de accidentes, como cortes por manipulación apresurada de cuchillos o quemaduras por falta de organización alrededor de superficies calientes.</w:t>
       </w:r>
     </w:p>
     <w:p>
       <w:pPr>
         <w:pStyle w:val="Ttulo2"/>
       </w:pPr>
-      <w:bookmarkStart w:id="4" w:name="_Toc242777342"/>
+      <w:bookmarkStart w:id="4" w:name="_Toc242092086"/>
       <w:r>
         <w:lastRenderedPageBreak/>
         <w:t>Procedimientos básicos en la cocina</w:t>
@@ -3993,8 +4074,26 @@
       <w:bookmarkEnd w:id="4"/>
     </w:p>
     <w:p>
-      <w:r>
-        <w:t xml:space="preserve">Las procedimientos básicos en la cocina son los procedimientos fundamentales que todo profesional gastronómico debe dominar para ejecutar un </w:t>
+      <w:pPr>
+        <w:ind w:firstLine="708"/>
+      </w:pPr>
+      <w:r>
+        <w:t>L</w:t>
+      </w:r>
+      <w:r>
+        <w:t>o</w:t>
+      </w:r>
+      <w:r>
+        <w:t xml:space="preserve">s procedimientos básicos en la cocina </w:t>
+      </w:r>
+      <w:r>
+        <w:t>comprenden las operaciones</w:t>
+      </w:r>
+      <w:r>
+        <w:t xml:space="preserve"> </w:t>
+      </w:r>
+      <w:r>
+        <w:t xml:space="preserve">fundamentales que todo profesional gastronómico debe dominar para ejecutar un </w:t>
       </w:r>
       <w:r>
         <w:rPr>
@@ -4029,7 +4128,14 @@
         </w:numPr>
       </w:pPr>
       <w:r>
-        <w:t>Técnicas de corte de verduras y hortalizas: el dominio de las técnicas de corte es esencial para garantizar una cocción uniforme, una presentación atractiva y un aprovechamiento óptimo de los ingredientes. La siguiente tabla presenta los cortes más utilizados en la cocina profesional.</w:t>
+        <w:rPr>
+          <w:b/>
+          <w:bCs/>
+        </w:rPr>
+        <w:t>Técnicas de corte de verduras y hortalizas</w:t>
+      </w:r>
+      <w:r>
+        <w:t>: el dominio de las técnicas de corte es esencial para garantizar una cocción uniforme, una presentación atractiva y un aprovechamiento óptimo de los ingredientes. La siguiente tabla presenta los cortes más utilizados en la cocina profesional.</w:t>
       </w:r>
     </w:p>
     <w:p>
@@ -4112,14 +4218,12 @@
                 <w:rStyle w:val="Extranjerismo"/>
               </w:rPr>
             </w:pPr>
-            <w:proofErr w:type="spellStart"/>
             <w:r>
               <w:rPr>
                 <w:rStyle w:val="Extranjerismo"/>
               </w:rPr>
               <w:t>Brunoise</w:t>
             </w:r>
-            <w:proofErr w:type="spellEnd"/>
           </w:p>
         </w:tc>
         <w:tc>
@@ -4157,6 +4261,9 @@
           <w:p>
             <w:pPr>
               <w:pStyle w:val="TextoTablas"/>
+              <w:rPr>
+                <w:rStyle w:val="Extranjerismo"/>
+              </w:rPr>
             </w:pPr>
             <w:r>
               <w:t>Juliana</w:t>
@@ -4396,7 +4503,14 @@
         </w:numPr>
       </w:pPr>
       <w:r>
-        <w:t xml:space="preserve">Pesaje y medición de ingredientes: en la cocina profesional, la precisión en las cantidades es fundamental para garantizar la reproducibilidad de las recetas. Por esta razón, se recomienda utilizar balanzas digitales con precisión de 1 gramo para ingredientes secos y sólidos, emplear medidores </w:t>
+        <w:rPr>
+          <w:b/>
+          <w:bCs/>
+        </w:rPr>
+        <w:t>Pesaje y medición de ingredientes</w:t>
+      </w:r>
+      <w:r>
+        <w:t xml:space="preserve">: en la cocina profesional, la precisión en las cantidades es fundamental para garantizar la reproducibilidad de las recetas. Por esta razón, se recomienda utilizar balanzas digitales con precisión de 1 gramo para ingredientes secos y sólidos, emplear medidores </w:t>
       </w:r>
       <w:r>
         <w:lastRenderedPageBreak/>
@@ -4412,7 +4526,29 @@
         </w:numPr>
       </w:pPr>
       <w:r>
-        <w:t>Preparación de fondos y bases líquidas: los fondos son preparaciones líquidas que sirven como base para sopas y estofados. Su elaboración requiere tiempo y debe realizarse con anticipación al servicio. El fondo de verduras es uno de los más utilizados en la cocina de pastas.</w:t>
+        <w:rPr>
+          <w:b/>
+          <w:bCs/>
+        </w:rPr>
+        <w:t>Preparación de fondos y bases líquidas</w:t>
+      </w:r>
+      <w:r>
+        <w:t>: los fondos son preparaciones líquidas que sirven como base para sopas y estofados. Su elaboración requiere tiempo y debe realizarse con anticipación al servicio. El fondo de verduras es uno de los más utilizados en la cocina de pastas.</w:t>
+      </w:r>
+    </w:p>
+    <w:p>
+      <w:pPr>
+        <w:rPr>
+          <w:b/>
+          <w:bCs/>
+        </w:rPr>
+      </w:pPr>
+      <w:r>
+        <w:rPr>
+          <w:b/>
+          <w:bCs/>
+        </w:rPr>
+        <w:t>Ejemplo de receta aplicado</w:t>
       </w:r>
     </w:p>
     <w:p>
@@ -4490,7 +4626,6 @@
         <w:t>2.5 litros de agua fría.</w:t>
       </w:r>
     </w:p>
-    <w:p/>
     <w:p>
       <w:pPr>
         <w:rPr>
@@ -4527,7 +4662,7 @@
       <w:pPr>
         <w:pStyle w:val="Ttulo2"/>
       </w:pPr>
-      <w:bookmarkStart w:id="5" w:name="_Toc242777343"/>
+      <w:bookmarkStart w:id="5" w:name="_Toc242092087"/>
       <w:r>
         <w:t>Herramientas y utensilios esenciales</w:t>
       </w:r>
@@ -4558,12 +4693,21 @@
         <w:t xml:space="preserve"> place</w:t>
       </w:r>
       <w:r>
-        <w:t xml:space="preserve"> requiere de herramientas específicas que facilitan las operaciones de alistamiento. Entre las más importantes se encuentran: cuchillos profesionales (chef de 20-30 cm, puntilla de 10-15 cm, deshuesador), tablas de cortar codificadas por colores (verde para verduras, rojo para carnes, amarillo para aves, azul para pescados, blanco para lácteos y pan), balanzas digitales y medidores volumétricos, </w:t>
+        <w:t xml:space="preserve"> requiere de herramientas específicas que facilitan las operaciones de alistamiento. Entre las más importantes se encuentran: cuchillos profesionales (</w:t>
       </w:r>
       <w:r>
         <w:rPr>
           <w:rStyle w:val="Extranjerismo"/>
         </w:rPr>
+        <w:t>chef</w:t>
+      </w:r>
+      <w:r>
+        <w:t xml:space="preserve"> de 20-30 cm, puntilla de 10-15 cm, deshuesador), tablas de cortar codificadas por colores (verde para verduras, rojo para carnes, amarillo para aves, azul para pescados, blanco para lácteos y pan), balanzas digitales y medidores volumétricos, </w:t>
+      </w:r>
+      <w:r>
+        <w:rPr>
+          <w:rStyle w:val="Extranjerismo"/>
+        </w:rPr>
         <w:t>bowls</w:t>
       </w:r>
       <w:r>
@@ -4571,6 +4715,13 @@
       </w:r>
     </w:p>
     <w:p>
+      <w:pPr>
+        <w:pStyle w:val="Prrafodelista"/>
+        <w:numPr>
+          <w:ilvl w:val="0"/>
+          <w:numId w:val="25"/>
+        </w:numPr>
+      </w:pPr>
       <w:r>
         <w:rPr>
           <w:b/>
@@ -4579,14 +4730,31 @@
         <w:t>Cuchillos</w:t>
       </w:r>
       <w:r>
-        <w:t xml:space="preserve">: herramienta versátil para picar, cortar y deshuesar. Hoja de acero inoxidable de 20 a 30 cm. Mantenimiento: afilar semanalmente y afilar diariamente con chaira. </w:t>
-      </w:r>
-    </w:p>
-    <w:p>
+        <w:rPr>
+          <w:b/>
+          <w:bCs/>
+        </w:rPr>
+        <w:t>.</w:t>
+      </w:r>
       <w:r>
         <w:t xml:space="preserve"> </w:t>
       </w:r>
       <w:r>
+        <w:t>H</w:t>
+      </w:r>
+      <w:r>
+        <w:t xml:space="preserve">erramienta versátil para picar, cortar y deshuesar. Hoja de acero inoxidable de 20 a 30 cm. Mantenimiento: afilar semanalmente y afilar diariamente con chaira. </w:t>
+      </w:r>
+    </w:p>
+    <w:p>
+      <w:pPr>
+        <w:pStyle w:val="Prrafodelista"/>
+        <w:numPr>
+          <w:ilvl w:val="0"/>
+          <w:numId w:val="25"/>
+        </w:numPr>
+      </w:pPr>
+      <w:r>
         <w:rPr>
           <w:b/>
           <w:bCs/>
@@ -4594,83 +4762,173 @@
         <w:t>Tablas de corte codificadas</w:t>
       </w:r>
       <w:r>
-        <w:t xml:space="preserve">: sistema de colores para prevenir contaminación cruzada. </w:t>
-      </w:r>
-    </w:p>
-    <w:p>
-      <w:r>
-        <w:t>Rojo - carnes rojas.</w:t>
-      </w:r>
-    </w:p>
-    <w:p>
-      <w:r>
-        <w:t>Marrón - productos cocinados.</w:t>
-      </w:r>
-    </w:p>
-    <w:p>
+        <w:t>.</w:t>
+      </w:r>
+      <w:r>
+        <w:t xml:space="preserve"> </w:t>
+      </w:r>
+      <w:r>
+        <w:t>S</w:t>
+      </w:r>
+      <w:r>
+        <w:t>istema de colores para prevenir contaminación cruzada</w:t>
+      </w:r>
+      <w:r>
+        <w:t>:</w:t>
+      </w:r>
+      <w:r>
+        <w:t xml:space="preserve"> </w:t>
+      </w:r>
+    </w:p>
+    <w:p>
+      <w:pPr>
+        <w:ind w:left="707"/>
+      </w:pPr>
+      <w:r>
+        <w:t>Rojo</w:t>
+      </w:r>
+      <w:r>
+        <w:t xml:space="preserve">: </w:t>
+      </w:r>
+      <w:r>
+        <w:t>carnes rojas.</w:t>
+      </w:r>
+    </w:p>
+    <w:p>
+      <w:pPr>
+        <w:ind w:left="707"/>
+      </w:pPr>
+      <w:r>
+        <w:t>Marrón</w:t>
+      </w:r>
+      <w:r>
+        <w:t xml:space="preserve">: </w:t>
+      </w:r>
+      <w:r>
+        <w:t>productos cocinados.</w:t>
+      </w:r>
+    </w:p>
+    <w:p>
+      <w:pPr>
+        <w:ind w:left="707"/>
+      </w:pPr>
       <w:r>
         <w:lastRenderedPageBreak/>
-        <w:t>Amarillo - carnes blancas.</w:t>
-      </w:r>
-    </w:p>
-    <w:p>
-      <w:r>
-        <w:t>Azul - pescados y mariscos.</w:t>
-      </w:r>
-    </w:p>
-    <w:p>
-      <w:r>
-        <w:t>Verde - frutas y verduras.</w:t>
-      </w:r>
-    </w:p>
-    <w:p>
-      <w:r>
-        <w:t xml:space="preserve">Blanco - pastas, quesos (lácteos) y pan. </w:t>
-      </w:r>
-    </w:p>
-    <w:p>
-      <w:r>
-        <w:rPr>
-          <w:b/>
-          <w:bCs/>
-        </w:rPr>
-        <w:t xml:space="preserve"> Mandolina</w:t>
-      </w:r>
-      <w:r>
-        <w:t xml:space="preserve">: utensilio para cortes uniformes de verduras (juliana, </w:t>
-      </w:r>
-      <w:proofErr w:type="spellStart"/>
+        <w:t>Amarillo</w:t>
+      </w:r>
+      <w:r>
+        <w:t xml:space="preserve">: </w:t>
+      </w:r>
+      <w:r>
+        <w:t>carnes blancas.</w:t>
+      </w:r>
+    </w:p>
+    <w:p>
+      <w:pPr>
+        <w:ind w:left="707"/>
+      </w:pPr>
+      <w:r>
+        <w:t>Azul</w:t>
+      </w:r>
+      <w:r>
+        <w:t xml:space="preserve">: </w:t>
+      </w:r>
+      <w:r>
+        <w:t>pescados y mariscos.</w:t>
+      </w:r>
+    </w:p>
+    <w:p>
+      <w:pPr>
+        <w:ind w:left="707"/>
+      </w:pPr>
+      <w:r>
+        <w:t>Verde</w:t>
+      </w:r>
+      <w:r>
+        <w:t xml:space="preserve">: </w:t>
+      </w:r>
+      <w:r>
+        <w:t>frutas y verduras.</w:t>
+      </w:r>
+    </w:p>
+    <w:p>
+      <w:pPr>
+        <w:ind w:left="707"/>
+      </w:pPr>
+      <w:r>
+        <w:t>Blanco</w:t>
+      </w:r>
+      <w:r>
+        <w:t xml:space="preserve">: </w:t>
+      </w:r>
+      <w:r>
+        <w:t xml:space="preserve">pastas, quesos (lácteos) y pan. </w:t>
+      </w:r>
+    </w:p>
+    <w:p>
+      <w:pPr>
+        <w:pStyle w:val="Prrafodelista"/>
+        <w:numPr>
+          <w:ilvl w:val="0"/>
+          <w:numId w:val="26"/>
+        </w:numPr>
+      </w:pPr>
+      <w:r>
+        <w:rPr>
+          <w:b/>
+          <w:bCs/>
+        </w:rPr>
+        <w:t>Mandolina</w:t>
+      </w:r>
+      <w:r>
+        <w:t>. U</w:t>
+      </w:r>
+      <w:r>
+        <w:t xml:space="preserve">tensilio para cortes uniformes de verduras (juliana, </w:t>
+      </w:r>
       <w:r>
         <w:rPr>
           <w:rStyle w:val="Extranjerismo"/>
         </w:rPr>
         <w:t>brunoise</w:t>
       </w:r>
-      <w:proofErr w:type="spellEnd"/>
       <w:r>
         <w:t xml:space="preserve">, rodajas). Ajuste de espesor regulable. Usar siempre con guante de malla de seguridad. </w:t>
       </w:r>
     </w:p>
     <w:p>
+      <w:pPr>
+        <w:pStyle w:val="Prrafodelista"/>
+        <w:numPr>
+          <w:ilvl w:val="0"/>
+          <w:numId w:val="26"/>
+        </w:numPr>
+      </w:pPr>
+      <w:r>
+        <w:rPr>
+          <w:b/>
+          <w:bCs/>
+        </w:rPr>
+        <w:t>Termómetro digital</w:t>
+      </w:r>
+      <w:r>
+        <w:t>.</w:t>
+      </w:r>
       <w:r>
         <w:t xml:space="preserve"> </w:t>
       </w:r>
       <w:r>
-        <w:rPr>
-          <w:b/>
-          <w:bCs/>
-        </w:rPr>
-        <w:t>Termómetro digital</w:t>
-      </w:r>
-      <w:r>
-        <w:t xml:space="preserve">: medición precisa de temperaturas internas y externas. Rango de -50 °C a 300 °C. Calibrar antes de cada uso con agua con hielo (0 °C) y agua hirviendo (100 °C). </w:t>
+        <w:t>M</w:t>
+      </w:r>
+      <w:r>
+        <w:t xml:space="preserve">edición precisa de temperaturas internas y externas. Rango de -50 °C a 300 °C. Calibrar antes de cada uso con agua con hielo (0 °C) y agua hirviendo (100 °C). </w:t>
       </w:r>
     </w:p>
     <w:p>
       <w:pPr>
         <w:pStyle w:val="Ttulo2"/>
       </w:pPr>
-      <w:bookmarkStart w:id="6" w:name="_Toc242777344"/>
+      <w:bookmarkStart w:id="6" w:name="_Toc242092088"/>
       <w:r>
         <w:t xml:space="preserve">Estructura de </w:t>
       </w:r>
@@ -4791,7 +5049,13 @@
               <w:pStyle w:val="TextoTablas"/>
             </w:pPr>
             <w:r>
-              <w:t>Tagliatelle frescos</w:t>
+              <w:rPr>
+                <w:rStyle w:val="Extranjerismo"/>
+              </w:rPr>
+              <w:t>Tagliatelle</w:t>
+            </w:r>
+            <w:r>
+              <w:t xml:space="preserve"> frescos</w:t>
             </w:r>
           </w:p>
         </w:tc>
@@ -4806,6 +5070,7 @@
               <w:pStyle w:val="TextoTablas"/>
             </w:pPr>
             <w:r>
+              <w:lastRenderedPageBreak/>
               <w:t>Número de porciones</w:t>
             </w:r>
           </w:p>
@@ -4850,7 +5115,6 @@
               <w:pStyle w:val="TextoTablas"/>
             </w:pPr>
             <w:r>
-              <w:lastRenderedPageBreak/>
               <w:t>Tamaño de la porción</w:t>
             </w:r>
           </w:p>
@@ -5142,7 +5406,7 @@
       <w:pPr>
         <w:pStyle w:val="Ttulo2"/>
       </w:pPr>
-      <w:bookmarkStart w:id="7" w:name="_Toc242777345"/>
+      <w:bookmarkStart w:id="7" w:name="_Toc242092089"/>
       <w:r>
         <w:t>Factores de conversión y escalado de recetas</w:t>
       </w:r>
@@ -5172,14 +5436,6 @@
       <w:r>
         <w:t xml:space="preserve"> = porciones deseadas/porciones originales de la receta. Una vez obtenido el factor de conversión, se multiplica cada cantidad de ingrediente por dicho factor para obtener la nueva cantidad requerida.</w:t>
       </w:r>
-    </w:p>
-    <w:p>
-      <w:pPr>
-        <w:rPr>
-          <w:b/>
-          <w:bCs/>
-        </w:rPr>
-      </w:pPr>
     </w:p>
     <w:p>
       <w:pPr>
@@ -5219,7 +5475,14 @@
     </w:p>
     <w:p>
       <w:r>
-        <w:t>FC = 10/4 = 2,5. Cada ingrediente de la receta original debe multiplicarse por 2,5. Es decir, si la receta original requiere 200 g de harina, la nueva cantidad será 200 g x 2,5 = 500 g de harina.</w:t>
+        <w:rPr>
+          <w:b/>
+          <w:bCs/>
+        </w:rPr>
+        <w:t>FC = 10/4 = 2,5</w:t>
+      </w:r>
+      <w:r>
+        <w:t>. Cada ingrediente de la receta original debe multiplicarse por 2,5. Es decir, si la receta original requiere 200 g de harina, la nueva cantidad será 200 g x 2,5 = 500 g de harina.</w:t>
       </w:r>
     </w:p>
     <w:p>
@@ -5241,12 +5504,15 @@
       <w:r>
         <w:t>No todos los ingredientes escalan de manera lineal. Se debe tener presente que los tiempos de cocción no se multiplican por el factor de conversión, los recipientes más grandes requieren ajustes de tiempo y temperatura y las especias y condimentos fuertes pueden escalarse en menor proporción para evitar sabores excesivamente intensos. Siempre validar la receta escalada con una prueba piloto antes de utilizarla en producción comercial</w:t>
       </w:r>
+      <w:r>
+        <w:t>.</w:t>
+      </w:r>
     </w:p>
     <w:p>
       <w:pPr>
         <w:pStyle w:val="Ttulo2"/>
       </w:pPr>
-      <w:bookmarkStart w:id="8" w:name="_Toc242777346"/>
+      <w:bookmarkStart w:id="8" w:name="_Toc242092090"/>
       <w:r>
         <w:t>Estandarización de porciones y costos</w:t>
       </w:r>
@@ -5266,7 +5532,14 @@
         </w:numPr>
       </w:pPr>
       <w:r>
-        <w:t xml:space="preserve">Control de costos: al conocer el costo exacto de los ingredientes por porción, se puede establecer un precio de venta que garantice la </w:t>
+        <w:rPr>
+          <w:b/>
+          <w:bCs/>
+        </w:rPr>
+        <w:t>Control de costos</w:t>
+      </w:r>
+      <w:r>
+        <w:t xml:space="preserve">: al conocer el costo exacto de los ingredientes por porción, se puede establecer un precio de venta que garantice la </w:t>
       </w:r>
       <w:r>
         <w:lastRenderedPageBreak/>
@@ -5276,8 +5549,16 @@
     <w:p>
       <w:pPr>
         <w:ind w:left="1416" w:firstLine="1"/>
-      </w:pPr>
-      <w:r>
+        <w:rPr>
+          <w:b/>
+          <w:bCs/>
+        </w:rPr>
+      </w:pPr>
+      <w:r>
+        <w:rPr>
+          <w:b/>
+          <w:bCs/>
+        </w:rPr>
         <w:t>Precio de venta = (Costo por porción) / (Porcentaje de costo de alimentos deseado) x 100.</w:t>
       </w:r>
     </w:p>
@@ -5290,7 +5571,14 @@
         </w:numPr>
       </w:pPr>
       <w:r>
-        <w:t>Consistencia en la presentación: una porción estandarizada garantiza que cada cliente reciba la misma cantidad de alimento, lo que se traduce en uniformidad en la presentación y en la experiencia de consumo.</w:t>
+        <w:rPr>
+          <w:b/>
+          <w:bCs/>
+        </w:rPr>
+        <w:t>Consistencia en la presentación</w:t>
+      </w:r>
+      <w:r>
+        <w:t>: una porción estandarizada garantiza que cada cliente reciba la misma cantidad de alimento, lo que se traduce en uniformidad en la presentación y en la experiencia de consumo.</w:t>
       </w:r>
     </w:p>
     <w:p>
@@ -5302,7 +5590,14 @@
         </w:numPr>
       </w:pPr>
       <w:r>
-        <w:t>Gestión de inventarios: conocer las porciones exactas permite calcular con precisión las cantidades de materia prima necesarias para un servicio determinado, reduciendo el desperdicio y optimizando las compras.</w:t>
+        <w:rPr>
+          <w:b/>
+          <w:bCs/>
+        </w:rPr>
+        <w:t>Gestión de inventarios</w:t>
+      </w:r>
+      <w:r>
+        <w:t>: conocer las porciones exactas permite calcular con precisión las cantidades de materia prima necesarias para un servicio determinado, reduciendo el desperdicio y optimizando las compras.</w:t>
       </w:r>
     </w:p>
     <w:p>
@@ -5694,7 +5989,7 @@
       <w:pPr>
         <w:pStyle w:val="Ttulo1"/>
       </w:pPr>
-      <w:bookmarkStart w:id="9" w:name="_Toc242777347"/>
+      <w:bookmarkStart w:id="9" w:name="_Toc242092091"/>
       <w:r>
         <w:lastRenderedPageBreak/>
         <w:t xml:space="preserve">Higiene, BPM y </w:t>
@@ -5722,7 +6017,7 @@
       <w:pPr>
         <w:pStyle w:val="Ttulo2"/>
       </w:pPr>
-      <w:bookmarkStart w:id="10" w:name="_Toc242777348"/>
+      <w:bookmarkStart w:id="10" w:name="_Toc242092092"/>
       <w:r>
         <w:t>Fundamentos de higiene en la manipulación de alimentos</w:t>
       </w:r>
@@ -5796,7 +6091,13 @@
         </w:numPr>
       </w:pPr>
       <w:r>
-        <w:t>Uñas cortas, limpias y sin esmalte, NI joyas, relojes o accesorios durante la manipulación.</w:t>
+        <w:t xml:space="preserve">Uñas cortas, limpias y sin esmalte, </w:t>
+      </w:r>
+      <w:r>
+        <w:t xml:space="preserve">ni </w:t>
+      </w:r>
+      <w:r>
+        <w:t>joyas, relojes o accesorios durante la manipulación.</w:t>
       </w:r>
     </w:p>
     <w:p>
@@ -5806,7 +6107,7 @@
       <w:r>
         <w:t xml:space="preserve">  </w:t>
       </w:r>
-      <w:bookmarkStart w:id="11" w:name="_Toc242777349"/>
+      <w:bookmarkStart w:id="11" w:name="_Toc242092093"/>
       <w:r>
         <w:t>Enfermedades transmitidas por alimentos (ETA)</w:t>
       </w:r>
@@ -5819,20 +6120,717 @@
     </w:p>
     <w:p>
       <w:pPr>
-        <w:spacing w:before="0" w:after="160" w:line="259" w:lineRule="auto"/>
-        <w:ind w:firstLine="0"/>
-      </w:pPr>
-      <w:r>
-        <w:br w:type="page"/>
-      </w:r>
-    </w:p>
-    <w:p>
-      <w:pPr>
         <w:pStyle w:val="Tabla"/>
       </w:pPr>
       <w:r>
+        <w:t>Principales microorganismos causantes de ETA en la cocina</w:t>
+      </w:r>
+    </w:p>
+    <w:tbl>
+      <w:tblPr>
+        <w:tblStyle w:val="SENA"/>
+        <w:tblW w:w="10060" w:type="dxa"/>
+        <w:tblLook w:val="04A0" w:firstRow="1" w:lastRow="0" w:firstColumn="1" w:lastColumn="0" w:noHBand="0" w:noVBand="1"/>
+      </w:tblPr>
+      <w:tblGrid>
+        <w:gridCol w:w="2972"/>
+        <w:gridCol w:w="2693"/>
+        <w:gridCol w:w="1985"/>
+        <w:gridCol w:w="2410"/>
+      </w:tblGrid>
+      <w:tr>
+        <w:trPr>
+          <w:cnfStyle w:val="100000000000" w:firstRow="1" w:lastRow="0" w:firstColumn="0" w:lastColumn="0" w:oddVBand="0" w:evenVBand="0" w:oddHBand="0" w:evenHBand="0" w:firstRowFirstColumn="0" w:firstRowLastColumn="0" w:lastRowFirstColumn="0" w:lastRowLastColumn="0"/>
+          <w:cantSplit/>
+          <w:tblHeader/>
+        </w:trPr>
+        <w:tc>
+          <w:tcPr>
+            <w:tcW w:w="2972" w:type="dxa"/>
+          </w:tcPr>
+          <w:p>
+            <w:pPr>
+              <w:pStyle w:val="TextoTablas"/>
+            </w:pPr>
+            <w:r>
+              <w:t>Microorganismo</w:t>
+            </w:r>
+          </w:p>
+        </w:tc>
+        <w:tc>
+          <w:tcPr>
+            <w:tcW w:w="2693" w:type="dxa"/>
+          </w:tcPr>
+          <w:p>
+            <w:pPr>
+              <w:pStyle w:val="TextoTablas"/>
+            </w:pPr>
+            <w:r>
+              <w:t>Alimentos comúnmente asociados</w:t>
+            </w:r>
+          </w:p>
+        </w:tc>
+        <w:tc>
+          <w:tcPr>
+            <w:tcW w:w="1985" w:type="dxa"/>
+          </w:tcPr>
+          <w:p>
+            <w:pPr>
+              <w:pStyle w:val="TextoTablas"/>
+            </w:pPr>
+            <w:r>
+              <w:t>Síntomas principales</w:t>
+            </w:r>
+          </w:p>
+        </w:tc>
+        <w:tc>
+          <w:tcPr>
+            <w:tcW w:w="2410" w:type="dxa"/>
+          </w:tcPr>
+          <w:p>
+            <w:pPr>
+              <w:pStyle w:val="TextoTablas"/>
+            </w:pPr>
+            <w:r>
+              <w:t>Prevención</w:t>
+            </w:r>
+          </w:p>
+        </w:tc>
+      </w:tr>
+      <w:tr>
+        <w:trPr>
+          <w:cnfStyle w:val="000000100000" w:firstRow="0" w:lastRow="0" w:firstColumn="0" w:lastColumn="0" w:oddVBand="0" w:evenVBand="0" w:oddHBand="1" w:evenHBand="0" w:firstRowFirstColumn="0" w:firstRowLastColumn="0" w:lastRowFirstColumn="0" w:lastRowLastColumn="0"/>
+        </w:trPr>
+        <w:tc>
+          <w:tcPr>
+            <w:tcW w:w="2972" w:type="dxa"/>
+          </w:tcPr>
+          <w:p>
+            <w:pPr>
+              <w:pStyle w:val="TextoTablas"/>
+              <w:rPr>
+                <w:rStyle w:val="Extranjerismo"/>
+              </w:rPr>
+            </w:pPr>
+            <w:r>
+              <w:rPr>
+                <w:rStyle w:val="Extranjerismo"/>
+              </w:rPr>
+              <w:t>Salmonella spp.</w:t>
+            </w:r>
+          </w:p>
+        </w:tc>
+        <w:tc>
+          <w:tcPr>
+            <w:tcW w:w="2693" w:type="dxa"/>
+          </w:tcPr>
+          <w:p>
+            <w:pPr>
+              <w:pStyle w:val="TextoTablas"/>
+            </w:pPr>
+            <w:r>
+              <w:t>Huevos, pollo, mayonesa casera</w:t>
+            </w:r>
+          </w:p>
+        </w:tc>
+        <w:tc>
+          <w:tcPr>
+            <w:tcW w:w="1985" w:type="dxa"/>
+          </w:tcPr>
+          <w:p>
+            <w:pPr>
+              <w:pStyle w:val="TextoTablas"/>
+            </w:pPr>
+            <w:r>
+              <w:t>Diarrea, fiebre, vómito</w:t>
+            </w:r>
+          </w:p>
+        </w:tc>
+        <w:tc>
+          <w:tcPr>
+            <w:tcW w:w="2410" w:type="dxa"/>
+          </w:tcPr>
+          <w:p>
+            <w:pPr>
+              <w:pStyle w:val="TextoTablas"/>
+            </w:pPr>
+            <w:r>
+              <w:t>Cocción adecuada, refrigeración</w:t>
+            </w:r>
+          </w:p>
+        </w:tc>
+      </w:tr>
+      <w:tr>
+        <w:tc>
+          <w:tcPr>
+            <w:tcW w:w="2972" w:type="dxa"/>
+          </w:tcPr>
+          <w:p>
+            <w:pPr>
+              <w:pStyle w:val="TextoTablas"/>
+              <w:rPr>
+                <w:rStyle w:val="Extranjerismo"/>
+              </w:rPr>
+            </w:pPr>
+            <w:r>
+              <w:rPr>
+                <w:rStyle w:val="Extranjerismo"/>
+              </w:rPr>
+              <w:lastRenderedPageBreak/>
+              <w:t>Escherichia coli</w:t>
+            </w:r>
+          </w:p>
+        </w:tc>
+        <w:tc>
+          <w:tcPr>
+            <w:tcW w:w="2693" w:type="dxa"/>
+          </w:tcPr>
+          <w:p>
+            <w:pPr>
+              <w:pStyle w:val="TextoTablas"/>
+            </w:pPr>
+            <w:r>
+              <w:t>Carnes crudas, vegetales contaminados</w:t>
+            </w:r>
+          </w:p>
+        </w:tc>
+        <w:tc>
+          <w:tcPr>
+            <w:tcW w:w="1985" w:type="dxa"/>
+          </w:tcPr>
+          <w:p>
+            <w:pPr>
+              <w:pStyle w:val="TextoTablas"/>
+            </w:pPr>
+            <w:r>
+              <w:t>Diarrea sanguinolenta, cólicos</w:t>
+            </w:r>
+          </w:p>
+        </w:tc>
+        <w:tc>
+          <w:tcPr>
+            <w:tcW w:w="2410" w:type="dxa"/>
+          </w:tcPr>
+          <w:p>
+            <w:pPr>
+              <w:pStyle w:val="TextoTablas"/>
+            </w:pPr>
+            <w:r>
+              <w:t>Cocción &gt;70 °C, lavado de vegetales</w:t>
+            </w:r>
+          </w:p>
+        </w:tc>
+      </w:tr>
+      <w:tr>
+        <w:trPr>
+          <w:cnfStyle w:val="000000100000" w:firstRow="0" w:lastRow="0" w:firstColumn="0" w:lastColumn="0" w:oddVBand="0" w:evenVBand="0" w:oddHBand="1" w:evenHBand="0" w:firstRowFirstColumn="0" w:firstRowLastColumn="0" w:lastRowFirstColumn="0" w:lastRowLastColumn="0"/>
+        </w:trPr>
+        <w:tc>
+          <w:tcPr>
+            <w:tcW w:w="2972" w:type="dxa"/>
+          </w:tcPr>
+          <w:p>
+            <w:pPr>
+              <w:pStyle w:val="TextoTablas"/>
+              <w:rPr>
+                <w:rStyle w:val="Extranjerismo"/>
+              </w:rPr>
+            </w:pPr>
+            <w:r>
+              <w:rPr>
+                <w:rStyle w:val="Extranjerismo"/>
+              </w:rPr>
+              <w:t>Staphylococcus aureus</w:t>
+            </w:r>
+          </w:p>
+        </w:tc>
+        <w:tc>
+          <w:tcPr>
+            <w:tcW w:w="2693" w:type="dxa"/>
+          </w:tcPr>
+          <w:p>
+            <w:pPr>
+              <w:pStyle w:val="TextoTablas"/>
+            </w:pPr>
+            <w:r>
+              <w:t>Ensaladas, salsas, productos de pastelería</w:t>
+            </w:r>
+          </w:p>
+        </w:tc>
+        <w:tc>
+          <w:tcPr>
+            <w:tcW w:w="1985" w:type="dxa"/>
+          </w:tcPr>
+          <w:p>
+            <w:pPr>
+              <w:pStyle w:val="TextoTablas"/>
+            </w:pPr>
+            <w:r>
+              <w:t>Náuseas, vómitos, calambres</w:t>
+            </w:r>
+          </w:p>
+        </w:tc>
+        <w:tc>
+          <w:tcPr>
+            <w:tcW w:w="2410" w:type="dxa"/>
+          </w:tcPr>
+          <w:p>
+            <w:pPr>
+              <w:pStyle w:val="TextoTablas"/>
+            </w:pPr>
+            <w:r>
+              <w:t>Refrigeración, higiene de manos</w:t>
+            </w:r>
+          </w:p>
+        </w:tc>
+      </w:tr>
+      <w:tr>
+        <w:tc>
+          <w:tcPr>
+            <w:tcW w:w="2972" w:type="dxa"/>
+          </w:tcPr>
+          <w:p>
+            <w:pPr>
+              <w:pStyle w:val="TextoTablas"/>
+              <w:rPr>
+                <w:rStyle w:val="Extranjerismo"/>
+              </w:rPr>
+            </w:pPr>
+            <w:r>
+              <w:rPr>
+                <w:rStyle w:val="Extranjerismo"/>
+              </w:rPr>
+              <w:t>Listeria monocytogenes</w:t>
+            </w:r>
+          </w:p>
+        </w:tc>
+        <w:tc>
+          <w:tcPr>
+            <w:tcW w:w="2693" w:type="dxa"/>
+          </w:tcPr>
+          <w:p>
+            <w:pPr>
+              <w:pStyle w:val="TextoTablas"/>
+            </w:pPr>
+            <w:r>
+              <w:t>Quesos blandos, embutidos</w:t>
+            </w:r>
+          </w:p>
+        </w:tc>
+        <w:tc>
+          <w:tcPr>
+            <w:tcW w:w="1985" w:type="dxa"/>
+          </w:tcPr>
+          <w:p>
+            <w:pPr>
+              <w:pStyle w:val="TextoTablas"/>
+            </w:pPr>
+            <w:r>
+              <w:t>Fiebre, dolor muscular</w:t>
+            </w:r>
+          </w:p>
+        </w:tc>
+        <w:tc>
+          <w:tcPr>
+            <w:tcW w:w="2410" w:type="dxa"/>
+          </w:tcPr>
+          <w:p>
+            <w:pPr>
+              <w:pStyle w:val="TextoTablas"/>
+            </w:pPr>
+            <w:r>
+              <w:t>Cocción, refrigeración adecuada</w:t>
+            </w:r>
+          </w:p>
+        </w:tc>
+      </w:tr>
+    </w:tbl>
+    <w:p>
+      <w:r>
+        <w:t>Nota. Adaptado de la Organización Mundial de la Salud (OMS, 2023).</w:t>
+      </w:r>
+    </w:p>
+    <w:p>
+      <w:pPr>
+        <w:pStyle w:val="Ttulo2"/>
+      </w:pPr>
+      <w:bookmarkStart w:id="12" w:name="_Toc242092094"/>
+      <w:r>
+        <w:t>Marco normativo colombiano</w:t>
+      </w:r>
+      <w:bookmarkEnd w:id="12"/>
+    </w:p>
+    <w:p>
+      <w:r>
+        <w:t xml:space="preserve">El marco normativo colombiano para la manipulación de alimentos se centra en garantizar la inocuidad y proteger la salud pública a través de regulaciones clave. </w:t>
+      </w:r>
+    </w:p>
+    <w:p>
+      <w:r>
+        <w:t xml:space="preserve">La Resolución 2674 de 2013 es el reglamento sanitario vigente que establece los requisitos de higiene, capacitación obligatoria de 10 horas anuales para manipuladores, infraestructura y planes de saneamiento. </w:t>
+      </w:r>
+    </w:p>
+    <w:p>
+      <w:r>
+        <w:t xml:space="preserve">Como antecedente, el Decreto 3075 de 1997 introdujo las Buenas Prácticas de Manufactura (BPM), mientras que la Resolución 3168 de 2015 optimiza los trámites automáticos de registros sanitarios ante el Invima. </w:t>
+      </w:r>
+    </w:p>
+    <w:p>
+      <w:r>
+        <w:t xml:space="preserve">Finalmente, la Ley 9 de 1979 funciona como el Código Sanitario Nacional que otorga la potestad de inspección, vigilancia y sanción en salud pública. </w:t>
+      </w:r>
+    </w:p>
+    <w:p>
+      <w:pPr>
+        <w:pStyle w:val="Ttulo2"/>
+      </w:pPr>
+      <w:bookmarkStart w:id="13" w:name="_Toc242092095"/>
+      <w:r>
         <w:lastRenderedPageBreak/>
-        <w:t>Principales microorganismos causantes de ETA en la cocina</w:t>
+        <w:t>Buenas Prácticas de Manufactura (BPM)</w:t>
+      </w:r>
+      <w:bookmarkEnd w:id="13"/>
+    </w:p>
+    <w:p>
+      <w:r>
+        <w:t>Las Buenas Prácticas de Manufactura son los principios básicos y procedimientos generales de higiene que se aplican en la manipulación, preparación, elaboración, envasado, almacenamiento, transporte y distribución de alimentos para garantizar su inocuidad. Existe una serie de principios aplicados a la cocina:</w:t>
+      </w:r>
+    </w:p>
+    <w:p>
+      <w:pPr>
+        <w:pStyle w:val="Prrafodelista"/>
+        <w:numPr>
+          <w:ilvl w:val="0"/>
+          <w:numId w:val="11"/>
+        </w:numPr>
+      </w:pPr>
+      <w:r>
+        <w:rPr>
+          <w:b/>
+          <w:bCs/>
+        </w:rPr>
+        <w:t>Materias primas inocuas</w:t>
+      </w:r>
+      <w:r>
+        <w:t>. A</w:t>
+      </w:r>
+      <w:r>
+        <w:t>dquirir insumos de proveedores autorizados y verificar su estado al momento de la recepción (temperatura, empaque, fechas de vencimiento).</w:t>
+      </w:r>
+    </w:p>
+    <w:p>
+      <w:pPr>
+        <w:pStyle w:val="Prrafodelista"/>
+        <w:numPr>
+          <w:ilvl w:val="0"/>
+          <w:numId w:val="11"/>
+        </w:numPr>
+      </w:pPr>
+      <w:r>
+        <w:rPr>
+          <w:b/>
+          <w:bCs/>
+        </w:rPr>
+        <w:t>Almacenamiento seguro</w:t>
+      </w:r>
+      <w:r>
+        <w:t>. M</w:t>
+      </w:r>
+      <w:r>
+        <w:t>antener los alimentos perecederos a temperaturas adecuadas (refrigeración: 0-4 °C; congelación: -18 °C o inferior). Aplicar el método PEPS (Primero en Entrar, Primero en Salir).</w:t>
+      </w:r>
+    </w:p>
+    <w:p>
+      <w:pPr>
+        <w:pStyle w:val="Prrafodelista"/>
+        <w:numPr>
+          <w:ilvl w:val="0"/>
+          <w:numId w:val="11"/>
+        </w:numPr>
+      </w:pPr>
+      <w:r>
+        <w:rPr>
+          <w:b/>
+          <w:bCs/>
+        </w:rPr>
+        <w:t>Separación de alimentos crudos y cocidos</w:t>
+      </w:r>
+      <w:r>
+        <w:t>. U</w:t>
+      </w:r>
+      <w:r>
+        <w:t>tilizar tablas de cortar, utensilios y superficies diferentes para prevenir la contaminación cruzada.</w:t>
+      </w:r>
+    </w:p>
+    <w:p>
+      <w:pPr>
+        <w:pStyle w:val="Prrafodelista"/>
+        <w:numPr>
+          <w:ilvl w:val="0"/>
+          <w:numId w:val="11"/>
+        </w:numPr>
+      </w:pPr>
+      <w:r>
+        <w:rPr>
+          <w:b/>
+          <w:bCs/>
+        </w:rPr>
+        <w:t>Cocción adecuada</w:t>
+      </w:r>
+      <w:r>
+        <w:t>.</w:t>
+      </w:r>
+      <w:r>
+        <w:t xml:space="preserve"> </w:t>
+      </w:r>
+      <w:r>
+        <w:t>A</w:t>
+      </w:r>
+      <w:r>
+        <w:t>segurar que los alimentos alcancen temperaturas internas que eliminen microorganismos patógenos.</w:t>
+      </w:r>
+    </w:p>
+    <w:p>
+      <w:pPr>
+        <w:pStyle w:val="Prrafodelista"/>
+        <w:numPr>
+          <w:ilvl w:val="0"/>
+          <w:numId w:val="11"/>
+        </w:numPr>
+      </w:pPr>
+      <w:r>
+        <w:rPr>
+          <w:b/>
+          <w:bCs/>
+        </w:rPr>
+        <w:t>Refrigeración oportuna</w:t>
+      </w:r>
+      <w:r>
+        <w:t>.</w:t>
+      </w:r>
+      <w:r>
+        <w:t xml:space="preserve"> </w:t>
+      </w:r>
+      <w:r>
+        <w:t>E</w:t>
+      </w:r>
+      <w:r>
+        <w:t>nfriar rápidamente los alimentos cocidos que no se consumirán de inmediato y mantenerlos a temperaturas seguras.</w:t>
+      </w:r>
+    </w:p>
+    <w:p>
+      <w:pPr>
+        <w:pStyle w:val="Prrafodelista"/>
+        <w:numPr>
+          <w:ilvl w:val="0"/>
+          <w:numId w:val="11"/>
+        </w:numPr>
+      </w:pPr>
+      <w:r>
+        <w:rPr>
+          <w:b/>
+          <w:bCs/>
+        </w:rPr>
+        <w:t>Agua potable y hielo seguro</w:t>
+      </w:r>
+      <w:r>
+        <w:t>.</w:t>
+      </w:r>
+      <w:r>
+        <w:t xml:space="preserve"> </w:t>
+      </w:r>
+      <w:r>
+        <w:t>U</w:t>
+      </w:r>
+      <w:r>
+        <w:t>tilizar únicamente agua potable para la preparación de alimentos y para la elaboración de hielo.</w:t>
+      </w:r>
+    </w:p>
+    <w:p/>
+    <w:p>
+      <w:pPr>
+        <w:pStyle w:val="Ttulo2"/>
+      </w:pPr>
+      <w:bookmarkStart w:id="14" w:name="_Toc242092096"/>
+      <w:r>
+        <w:lastRenderedPageBreak/>
+        <w:t>Procedimientos de limpieza y desinfección (POES)</w:t>
+      </w:r>
+      <w:bookmarkEnd w:id="14"/>
+    </w:p>
+    <w:p>
+      <w:r>
+        <w:t xml:space="preserve">La limpieza y desinfección son dos procesos distintos pero complementarios que deben realizarse de manera sistemática en la cocina profesional para garantizar la inocuidad de los alimentos y prevenir enfermedades transmitidas por alimentos (ETA). </w:t>
+      </w:r>
+    </w:p>
+    <w:p>
+      <w:r>
+        <w:t>La limpieza consiste en la eliminación de residuos orgánicos visibles e invisibles, como grasas, proteínas y carbohidratos, mediante el uso de detergentes, agua caliente y fricción mecánica. Este primer paso es fundamental porque los residuos orgánicos pueden albergar microorganismos y reducir la eficacia de los desinfectantes.</w:t>
+      </w:r>
+    </w:p>
+    <w:p>
+      <w:r>
+        <w:t>La desinfección, por su parte, reduce la carga microbiana a niveles seguros utilizando agentes químicos (cloro, amonio cuaternario) o métodos físicos (calor). Es importante destacar que la desinfección solo es efectiva si las superficies han sido previamente limpiadas, ya que la suciedad residual puede inactivar los desinfectantes. Por esta razón, ambos procesos deben aplicarse de forma secuencial y sistemática siguiendo los procedimientos operativos estandarizados de saneamiento (POES).</w:t>
+      </w:r>
+    </w:p>
+    <w:p>
+      <w:pPr>
+        <w:rPr>
+          <w:b/>
+          <w:bCs/>
+        </w:rPr>
+      </w:pPr>
+      <w:r>
+        <w:rPr>
+          <w:b/>
+          <w:bCs/>
+        </w:rPr>
+        <w:t>Procedimiento estándar para limpieza y desinfección de superficies y utensilios</w:t>
+      </w:r>
+    </w:p>
+    <w:p>
+      <w:r>
+        <w:t xml:space="preserve">La limpieza y desinfección son procesos complementarios pero distintos, ambos esenciales para garantizar la inocuidad de los alimentos. La limpieza elimina los residuos orgánicos (grasas, proteínas, carbohidratos) mediante detergentes, agua y fricción mecánica. La desinfección reduce la carga microbiana a niveles seguros utilizando agentes químicos (cloro, amonio cuaternario) o físicos (calor). A </w:t>
+      </w:r>
+      <w:r>
+        <w:lastRenderedPageBreak/>
+        <w:t>continuación</w:t>
+      </w:r>
+      <w:r>
+        <w:t>,</w:t>
+      </w:r>
+      <w:r>
+        <w:t xml:space="preserve"> se presenta el procedimiento estándar de seis pasos que debe aplicarse de manera sistemática en toda cocina profesional.</w:t>
+      </w:r>
+    </w:p>
+    <w:p>
+      <w:pPr>
+        <w:pStyle w:val="Prrafodelista"/>
+        <w:numPr>
+          <w:ilvl w:val="0"/>
+          <w:numId w:val="27"/>
+        </w:numPr>
+      </w:pPr>
+      <w:r>
+        <w:rPr>
+          <w:b/>
+          <w:bCs/>
+        </w:rPr>
+        <w:t>Prelavado</w:t>
+      </w:r>
+      <w:r>
+        <w:t>: eliminar residuos sólidos con agua y cepillo.</w:t>
+      </w:r>
+    </w:p>
+    <w:p>
+      <w:pPr>
+        <w:pStyle w:val="Prrafodelista"/>
+        <w:numPr>
+          <w:ilvl w:val="0"/>
+          <w:numId w:val="27"/>
+        </w:numPr>
+      </w:pPr>
+      <w:r>
+        <w:rPr>
+          <w:b/>
+          <w:bCs/>
+        </w:rPr>
+        <w:t>Lavado</w:t>
+      </w:r>
+      <w:r>
+        <w:t>: aplicar detergente con agua caliente (&gt;40 °C), frotar con esponja o cepillo.</w:t>
+      </w:r>
+    </w:p>
+    <w:p>
+      <w:pPr>
+        <w:pStyle w:val="Prrafodelista"/>
+        <w:numPr>
+          <w:ilvl w:val="0"/>
+          <w:numId w:val="27"/>
+        </w:numPr>
+      </w:pPr>
+      <w:r>
+        <w:rPr>
+          <w:b/>
+          <w:bCs/>
+        </w:rPr>
+        <w:t>Enjuague</w:t>
+      </w:r>
+      <w:r>
+        <w:t>: retirar completamente el detergente con agua potable.</w:t>
+      </w:r>
+    </w:p>
+    <w:p>
+      <w:pPr>
+        <w:pStyle w:val="Prrafodelista"/>
+        <w:numPr>
+          <w:ilvl w:val="0"/>
+          <w:numId w:val="27"/>
+        </w:numPr>
+      </w:pPr>
+      <w:r>
+        <w:rPr>
+          <w:b/>
+          <w:bCs/>
+        </w:rPr>
+        <w:t>Desinfección</w:t>
+      </w:r>
+      <w:r>
+        <w:t>: aplicar solución clorada (50-100 ppm de cloro activo) durante 1-2 minutos.</w:t>
+      </w:r>
+    </w:p>
+    <w:p>
+      <w:pPr>
+        <w:pStyle w:val="Prrafodelista"/>
+        <w:numPr>
+          <w:ilvl w:val="0"/>
+          <w:numId w:val="27"/>
+        </w:numPr>
+      </w:pPr>
+      <w:r>
+        <w:rPr>
+          <w:b/>
+          <w:bCs/>
+        </w:rPr>
+        <w:t>Enjuague final</w:t>
+      </w:r>
+      <w:r>
+        <w:t>: enjuagar con agua potable para eliminar residuos de cloro (excepto si el fabricante indica lo contrario).</w:t>
+      </w:r>
+    </w:p>
+    <w:p>
+      <w:pPr>
+        <w:pStyle w:val="Prrafodelista"/>
+        <w:numPr>
+          <w:ilvl w:val="0"/>
+          <w:numId w:val="27"/>
+        </w:numPr>
+      </w:pPr>
+      <w:r>
+        <w:rPr>
+          <w:b/>
+          <w:bCs/>
+        </w:rPr>
+        <w:t>Secado</w:t>
+      </w:r>
+      <w:r>
+        <w:t>: secar al aire o con papel desechable (no usar paños reutilizables).</w:t>
+      </w:r>
+    </w:p>
+    <w:p>
+      <w:r>
+        <w:t>Una vez definida la secuencia higiénica de seis pasos, el éxito operativo del plan POES radica en aplicar las concentraciones químicas correctas según la criticidad de cada área. A continuación, se presenta un consolidado técnico que detalla las soluciones desinfectantes obligatorias, los niveles específicos de partes por millón (ppm) y los tiempos mínimos de exposición estipulados para resguardar la inocuidad en cada elemento de la planta</w:t>
+      </w:r>
+      <w:r>
+        <w:t>.</w:t>
+      </w:r>
+    </w:p>
+    <w:p>
+      <w:pPr>
+        <w:pStyle w:val="Tabla"/>
+      </w:pPr>
+      <w:r>
+        <w:t>Concentraciones de desinfectantes para diferentes aplicaciones</w:t>
       </w:r>
     </w:p>
     <w:tbl>
@@ -5862,7 +6860,7 @@
               <w:pStyle w:val="TextoTablas"/>
             </w:pPr>
             <w:r>
-              <w:t>Microorganismo</w:t>
+              <w:t>Superficie o utensilio</w:t>
             </w:r>
           </w:p>
         </w:tc>
@@ -5875,7 +6873,7 @@
               <w:pStyle w:val="TextoTablas"/>
             </w:pPr>
             <w:r>
-              <w:t>Alimentos comúnmente asociados</w:t>
+              <w:t>Agente desinfectante</w:t>
             </w:r>
           </w:p>
         </w:tc>
@@ -5888,7 +6886,7 @@
               <w:pStyle w:val="TextoTablas"/>
             </w:pPr>
             <w:r>
-              <w:t>Síntomas principales</w:t>
+              <w:t>Concentración</w:t>
             </w:r>
           </w:p>
         </w:tc>
@@ -5901,7 +6899,7 @@
               <w:pStyle w:val="TextoTablas"/>
             </w:pPr>
             <w:r>
-              <w:t>Prevención</w:t>
+              <w:t>Tiempo de contacto</w:t>
             </w:r>
           </w:p>
         </w:tc>
@@ -5919,7 +6917,7 @@
               <w:pStyle w:val="TextoTablas"/>
             </w:pPr>
             <w:r>
-              <w:t>Salmonella spp.</w:t>
+              <w:t>Tablas de cortar</w:t>
             </w:r>
           </w:p>
         </w:tc>
@@ -5932,7 +6930,7 @@
               <w:pStyle w:val="TextoTablas"/>
             </w:pPr>
             <w:r>
-              <w:t>Huevos, pollo, mayonesa casera</w:t>
+              <w:t>Cloro</w:t>
             </w:r>
           </w:p>
         </w:tc>
@@ -5945,7 +6943,7 @@
               <w:pStyle w:val="TextoTablas"/>
             </w:pPr>
             <w:r>
-              <w:t>Diarrea, fiebre, vómito</w:t>
+              <w:t>100 ppm</w:t>
             </w:r>
           </w:p>
         </w:tc>
@@ -5958,7 +6956,7 @@
               <w:pStyle w:val="TextoTablas"/>
             </w:pPr>
             <w:r>
-              <w:t>Cocción adecuada, refrigeración</w:t>
+              <w:t>2 minutos</w:t>
             </w:r>
           </w:p>
         </w:tc>
@@ -5973,7 +6971,8 @@
               <w:pStyle w:val="TextoTablas"/>
             </w:pPr>
             <w:r>
-              <w:t>Escherichia coli</w:t>
+              <w:lastRenderedPageBreak/>
+              <w:t>Mesones de acero inoxidable</w:t>
             </w:r>
           </w:p>
         </w:tc>
@@ -5986,7 +6985,7 @@
               <w:pStyle w:val="TextoTablas"/>
             </w:pPr>
             <w:r>
-              <w:t>Carnes crudas, vegetales contaminados</w:t>
+              <w:t>Cloro o amonio cuaternario</w:t>
             </w:r>
           </w:p>
         </w:tc>
@@ -5999,7 +6998,7 @@
               <w:pStyle w:val="TextoTablas"/>
             </w:pPr>
             <w:r>
-              <w:t>Diarrea sanguinolenta, cólicos</w:t>
+              <w:t>100 ppm / 200 ppm</w:t>
             </w:r>
           </w:p>
         </w:tc>
@@ -6012,7 +7011,7 @@
               <w:pStyle w:val="TextoTablas"/>
             </w:pPr>
             <w:r>
-              <w:t>Cocción &gt;70 °C, lavado de vegetales</w:t>
+              <w:t>2-3 minutos</w:t>
             </w:r>
           </w:p>
         </w:tc>
@@ -6030,7 +7029,7 @@
               <w:pStyle w:val="TextoTablas"/>
             </w:pPr>
             <w:r>
-              <w:t>Staphylococcus aureus</w:t>
+              <w:t>Utensilios (cuchillos, espátulas)</w:t>
             </w:r>
           </w:p>
         </w:tc>
@@ -6043,7 +7042,7 @@
               <w:pStyle w:val="TextoTablas"/>
             </w:pPr>
             <w:r>
-              <w:t>Ensaladas, salsas, productos de pastelería</w:t>
+              <w:t>Cloro</w:t>
             </w:r>
           </w:p>
         </w:tc>
@@ -6056,7 +7055,7 @@
               <w:pStyle w:val="TextoTablas"/>
             </w:pPr>
             <w:r>
-              <w:t>Náuseas, vómitos, calambres</w:t>
+              <w:t>50 ppm</w:t>
             </w:r>
           </w:p>
         </w:tc>
@@ -6069,7 +7068,7 @@
               <w:pStyle w:val="TextoTablas"/>
             </w:pPr>
             <w:r>
-              <w:t>Refrigeración, higiene de manos</w:t>
+              <w:t>1 minuto</w:t>
             </w:r>
           </w:p>
         </w:tc>
@@ -6084,7 +7083,7 @@
               <w:pStyle w:val="TextoTablas"/>
             </w:pPr>
             <w:r>
-              <w:t>Listeria monocytogenes</w:t>
+              <w:t>Verduras y frutas (desinfección)</w:t>
             </w:r>
           </w:p>
         </w:tc>
@@ -6097,7 +7096,7 @@
               <w:pStyle w:val="TextoTablas"/>
             </w:pPr>
             <w:r>
-              <w:t>Quesos blandos, embutidos</w:t>
+              <w:t>Cloro</w:t>
             </w:r>
           </w:p>
         </w:tc>
@@ -6110,7 +7109,7 @@
               <w:pStyle w:val="TextoTablas"/>
             </w:pPr>
             <w:r>
-              <w:t>Fiebre, dolor muscular</w:t>
+              <w:t>50-100 ppm</w:t>
             </w:r>
           </w:p>
         </w:tc>
@@ -6123,319 +7122,7 @@
               <w:pStyle w:val="TextoTablas"/>
             </w:pPr>
             <w:r>
-              <w:t>Cocción, refrigeración adecuada</w:t>
-            </w:r>
-          </w:p>
-        </w:tc>
-      </w:tr>
-    </w:tbl>
-    <w:p>
-      <w:r>
-        <w:t>Nota. Adaptado de la Organización Mundial de la Salud (OMS, 2023).</w:t>
-      </w:r>
-    </w:p>
-    <w:p>
-      <w:pPr>
-        <w:pStyle w:val="Ttulo2"/>
-      </w:pPr>
-      <w:bookmarkStart w:id="12" w:name="_Toc242777350"/>
-      <w:r>
-        <w:t>Marco normativo colombiano</w:t>
-      </w:r>
-      <w:bookmarkEnd w:id="12"/>
-    </w:p>
-    <w:p>
-      <w:r>
-        <w:t xml:space="preserve">El marco normativo colombiano para la manipulación de alimentos se centra en garantizar la inocuidad y proteger la salud pública a través de regulaciones clave. </w:t>
-      </w:r>
-    </w:p>
-    <w:p>
-      <w:r>
-        <w:t xml:space="preserve">La Resolución 2674 de 2013 es el reglamento sanitario vigente que establece los requisitos de higiene, capacitación obligatoria de 10 horas anuales para manipuladores, infraestructura y planes de saneamiento. </w:t>
-      </w:r>
-    </w:p>
-    <w:p>
-      <w:r>
-        <w:t xml:space="preserve">Como antecedente, el Decreto 3075 de 1997 introdujo las Buenas Prácticas de Manufactura (BPM), mientras que la Resolución 3168 de 2015 optimiza los trámites automáticos de registros sanitarios ante el Invima. </w:t>
-      </w:r>
-    </w:p>
-    <w:p>
-      <w:r>
-        <w:lastRenderedPageBreak/>
-        <w:t xml:space="preserve">Finalmente, la Ley 9 de 1979 funciona como el Código Sanitario Nacional que otorga la potestad de inspección, vigilancia y sanción en salud pública. </w:t>
-      </w:r>
-    </w:p>
-    <w:p>
-      <w:pPr>
-        <w:pStyle w:val="Ttulo2"/>
-      </w:pPr>
-      <w:bookmarkStart w:id="13" w:name="_Toc242777351"/>
-      <w:r>
-        <w:t>Buenas Prácticas de Manufactura (BPM)</w:t>
-      </w:r>
-      <w:bookmarkEnd w:id="13"/>
-    </w:p>
-    <w:p>
-      <w:r>
-        <w:t>Las Buenas Prácticas de Manufactura son los principios básicos y procedimientos generales de higiene que se aplican en la manipulación, preparación, elaboración, envasado, almacenamiento, transporte y distribución de alimentos para garantizar su inocuidad. Existe una serie de principios aplicados a la cocina:</w:t>
-      </w:r>
-    </w:p>
-    <w:p>
-      <w:pPr>
-        <w:pStyle w:val="Prrafodelista"/>
-        <w:numPr>
-          <w:ilvl w:val="0"/>
-          <w:numId w:val="11"/>
-        </w:numPr>
-      </w:pPr>
-      <w:r>
-        <w:t>Materias primas inocuas: adquirir insumos de proveedores autorizados y verificar su estado al momento de la recepción (temperatura, empaque, fechas de vencimiento).</w:t>
-      </w:r>
-    </w:p>
-    <w:p>
-      <w:pPr>
-        <w:pStyle w:val="Prrafodelista"/>
-        <w:numPr>
-          <w:ilvl w:val="0"/>
-          <w:numId w:val="11"/>
-        </w:numPr>
-      </w:pPr>
-      <w:r>
-        <w:t>Almacenamiento seguro: mantener los alimentos perecederos a temperaturas adecuadas (refrigeración: 0-4 °C; congelación: -18 °C o inferior). Aplicar el método PEPS (Primero en Entrar, Primero en Salir).</w:t>
-      </w:r>
-    </w:p>
-    <w:p>
-      <w:pPr>
-        <w:pStyle w:val="Prrafodelista"/>
-        <w:numPr>
-          <w:ilvl w:val="0"/>
-          <w:numId w:val="11"/>
-        </w:numPr>
-      </w:pPr>
-      <w:r>
-        <w:t>Separación de alimentos crudos y cocidos: utilizar tablas de cortar, utensilios y superficies diferentes para prevenir la contaminación cruzada.</w:t>
-      </w:r>
-    </w:p>
-    <w:p>
-      <w:pPr>
-        <w:pStyle w:val="Prrafodelista"/>
-        <w:numPr>
-          <w:ilvl w:val="0"/>
-          <w:numId w:val="11"/>
-        </w:numPr>
-      </w:pPr>
-      <w:r>
-        <w:t>Cocción adecuada: asegurar que los alimentos alcancen temperaturas internas que eliminen microorganismos patógenos.</w:t>
-      </w:r>
-    </w:p>
-    <w:p>
-      <w:pPr>
-        <w:pStyle w:val="Prrafodelista"/>
-        <w:numPr>
-          <w:ilvl w:val="0"/>
-          <w:numId w:val="11"/>
-        </w:numPr>
-      </w:pPr>
-      <w:r>
-        <w:t>Refrigeración oportuna: enfriar rápidamente los alimentos cocidos que no se consumirán de inmediato y mantenerlos a temperaturas seguras.</w:t>
-      </w:r>
-    </w:p>
-    <w:p>
-      <w:pPr>
-        <w:pStyle w:val="Prrafodelista"/>
-        <w:numPr>
-          <w:ilvl w:val="0"/>
-          <w:numId w:val="11"/>
-        </w:numPr>
-      </w:pPr>
-      <w:r>
-        <w:t>Agua potable y hielo seguro: utilizar únicamente agua potable para la preparación de alimentos y para la elaboración de hielo.</w:t>
-      </w:r>
-    </w:p>
-    <w:p/>
-    <w:p>
-      <w:pPr>
-        <w:pStyle w:val="Ttulo2"/>
-      </w:pPr>
-      <w:bookmarkStart w:id="14" w:name="_Toc242777352"/>
-      <w:r>
-        <w:lastRenderedPageBreak/>
-        <w:t>Procedimientos de limpieza y desinfección (POES)</w:t>
-      </w:r>
-      <w:bookmarkEnd w:id="14"/>
-    </w:p>
-    <w:p>
-      <w:r>
-        <w:t xml:space="preserve">La limpieza y desinfección son dos procesos distintos pero complementarios que deben realizarse de manera sistemática en la cocina profesional para garantizar la inocuidad de los alimentos y prevenir enfermedades transmitidas por alimentos (ETA). </w:t>
-      </w:r>
-    </w:p>
-    <w:p>
-      <w:pPr>
-        <w:pStyle w:val="Prrafodelista"/>
-        <w:numPr>
-          <w:ilvl w:val="0"/>
-          <w:numId w:val="12"/>
-        </w:numPr>
-      </w:pPr>
-      <w:r>
-        <w:t>La limpieza consiste en la eliminación de residuos orgánicos visibles e invisibles, como grasas, proteínas y carbohidratos, mediante el uso de detergentes, agua caliente y fricción mecánica. Este primer paso es fundamental porque los residuos orgánicos pueden albergar microorganismos y reducir la eficacia de los desinfectantes.</w:t>
-      </w:r>
-    </w:p>
-    <w:p>
-      <w:pPr>
-        <w:pStyle w:val="Prrafodelista"/>
-        <w:numPr>
-          <w:ilvl w:val="0"/>
-          <w:numId w:val="12"/>
-        </w:numPr>
-      </w:pPr>
-      <w:r>
-        <w:t>La desinfección, por su parte, reduce la carga microbiana a niveles seguros utilizando agentes químicos (cloro, amonio cuaternario) o métodos físicos (calor). Es importante destacar que la desinfección solo es efectiva si las superficies han sido previamente limpiadas, ya que la suciedad residual puede inactivar los desinfectantes. Por esta razón, ambos procesos deben aplicarse de forma secuencial y sistemática siguiendo los procedimientos operativos estandarizados de saneamiento (POES).</w:t>
-      </w:r>
-    </w:p>
-    <w:p>
-      <w:pPr>
-        <w:rPr>
-          <w:b/>
-          <w:bCs/>
-        </w:rPr>
-      </w:pPr>
-      <w:r>
-        <w:rPr>
-          <w:b/>
-          <w:bCs/>
-        </w:rPr>
-        <w:t>Procedimiento estándar para limpieza y desinfección de superficies y utensilios</w:t>
-      </w:r>
-    </w:p>
-    <w:p>
-      <w:r>
-        <w:t xml:space="preserve">La limpieza y desinfección son procesos complementarios pero distintos, ambos esenciales para garantizar la inocuidad de los alimentos. La limpieza elimina los residuos orgánicos (grasas, proteínas, carbohidratos) mediante detergentes, agua y fricción mecánica. La desinfección reduce la carga microbiana a niveles seguros utilizando agentes químicos (cloro, amonio cuaternario) o físicos (calor). A </w:t>
-      </w:r>
-      <w:r>
-        <w:lastRenderedPageBreak/>
-        <w:t>continuación</w:t>
-      </w:r>
-      <w:r>
-        <w:t>,</w:t>
-      </w:r>
-      <w:r>
-        <w:t xml:space="preserve"> se presenta el procedimiento estándar de seis pasos que debe aplicarse de manera sistemática en toda cocina profesional.</w:t>
-      </w:r>
-    </w:p>
-    <w:p>
-      <w:r>
-        <w:t>PASO 1. Prelavado: eliminar residuos sólidos con agua y cepillo.</w:t>
-      </w:r>
-    </w:p>
-    <w:p>
-      <w:r>
-        <w:t>PASO 2. Lavado: aplicar detergente con agua caliente (&gt;40 °C), frotar con esponja o cepillo.</w:t>
-      </w:r>
-    </w:p>
-    <w:p>
-      <w:r>
-        <w:t>PASO 3. Enjuague: retirar completamente el detergente con agua potable.</w:t>
-      </w:r>
-    </w:p>
-    <w:p>
-      <w:r>
-        <w:t>PASO 4. Desinfección: aplicar solución clorada (50-100 ppm de cloro activo) durante 1-2 minutos.</w:t>
-      </w:r>
-    </w:p>
-    <w:p>
-      <w:r>
-        <w:t>PASO 5. Enjuague final: enjuagar con agua potable para eliminar residuos de cloro (excepto si el fabricante indica lo contrario).</w:t>
-      </w:r>
-    </w:p>
-    <w:p>
-      <w:r>
-        <w:t>PASO 6. Secado: secar al aire o con papel desechable (no usar paños reutilizables).</w:t>
-      </w:r>
-    </w:p>
-    <w:p>
-      <w:r>
-        <w:t>Una vez definida la secuencia higiénica de seis pasos, el éxito operativo del plan POES radica en aplicar las concentraciones químicas correctas según la criticidad de cada área. A continuación, se presenta un consolidado técnico que detalla las soluciones desinfectantes obligatorias, los niveles específicos de partes por millón (ppm) y los tiempos mínimos de exposición estipulados para resguardar la inocuidad en cada elemento de la planta.</w:t>
-      </w:r>
-    </w:p>
-    <w:p/>
-    <w:p/>
-    <w:p>
-      <w:pPr>
-        <w:pStyle w:val="Tabla"/>
-      </w:pPr>
-      <w:r>
-        <w:lastRenderedPageBreak/>
-        <w:t>Concentraciones de desinfectantes para diferentes aplicaciones</w:t>
-      </w:r>
-    </w:p>
-    <w:tbl>
-      <w:tblPr>
-        <w:tblStyle w:val="SENA"/>
-        <w:tblW w:w="10060" w:type="dxa"/>
-        <w:tblLook w:val="04A0" w:firstRow="1" w:lastRow="0" w:firstColumn="1" w:lastColumn="0" w:noHBand="0" w:noVBand="1"/>
-      </w:tblPr>
-      <w:tblGrid>
-        <w:gridCol w:w="2547"/>
-        <w:gridCol w:w="2551"/>
-        <w:gridCol w:w="2552"/>
-        <w:gridCol w:w="2410"/>
-      </w:tblGrid>
-      <w:tr>
-        <w:trPr>
-          <w:cnfStyle w:val="100000000000" w:firstRow="1" w:lastRow="0" w:firstColumn="0" w:lastColumn="0" w:oddVBand="0" w:evenVBand="0" w:oddHBand="0" w:evenHBand="0" w:firstRowFirstColumn="0" w:firstRowLastColumn="0" w:lastRowFirstColumn="0" w:lastRowLastColumn="0"/>
-          <w:cantSplit/>
-          <w:tblHeader/>
-        </w:trPr>
-        <w:tc>
-          <w:tcPr>
-            <w:tcW w:w="2547" w:type="dxa"/>
-          </w:tcPr>
-          <w:p>
-            <w:pPr>
-              <w:pStyle w:val="TextoTablas"/>
-            </w:pPr>
-            <w:r>
-              <w:t>Superficie o utensilio</w:t>
-            </w:r>
-          </w:p>
-        </w:tc>
-        <w:tc>
-          <w:tcPr>
-            <w:tcW w:w="2551" w:type="dxa"/>
-          </w:tcPr>
-          <w:p>
-            <w:pPr>
-              <w:pStyle w:val="TextoTablas"/>
-            </w:pPr>
-            <w:r>
-              <w:t>Agente desinfectante</w:t>
-            </w:r>
-          </w:p>
-        </w:tc>
-        <w:tc>
-          <w:tcPr>
-            <w:tcW w:w="2552" w:type="dxa"/>
-          </w:tcPr>
-          <w:p>
-            <w:pPr>
-              <w:pStyle w:val="TextoTablas"/>
-            </w:pPr>
-            <w:r>
-              <w:t>Concentración</w:t>
-            </w:r>
-          </w:p>
-        </w:tc>
-        <w:tc>
-          <w:tcPr>
-            <w:tcW w:w="2410" w:type="dxa"/>
-          </w:tcPr>
-          <w:p>
-            <w:pPr>
-              <w:pStyle w:val="TextoTablas"/>
-            </w:pPr>
-            <w:r>
-              <w:t>Tiempo de contacto</w:t>
+              <w:t>15-20 minutos</w:t>
             </w:r>
           </w:p>
         </w:tc>
@@ -6453,228 +7140,6 @@
               <w:pStyle w:val="TextoTablas"/>
             </w:pPr>
             <w:r>
-              <w:t>Tablas de cortar</w:t>
-            </w:r>
-          </w:p>
-        </w:tc>
-        <w:tc>
-          <w:tcPr>
-            <w:tcW w:w="2551" w:type="dxa"/>
-          </w:tcPr>
-          <w:p>
-            <w:pPr>
-              <w:pStyle w:val="TextoTablas"/>
-            </w:pPr>
-            <w:r>
-              <w:t>Cloro</w:t>
-            </w:r>
-          </w:p>
-        </w:tc>
-        <w:tc>
-          <w:tcPr>
-            <w:tcW w:w="2552" w:type="dxa"/>
-          </w:tcPr>
-          <w:p>
-            <w:pPr>
-              <w:pStyle w:val="TextoTablas"/>
-            </w:pPr>
-            <w:r>
-              <w:t>100 ppm</w:t>
-            </w:r>
-          </w:p>
-        </w:tc>
-        <w:tc>
-          <w:tcPr>
-            <w:tcW w:w="2410" w:type="dxa"/>
-          </w:tcPr>
-          <w:p>
-            <w:pPr>
-              <w:pStyle w:val="TextoTablas"/>
-            </w:pPr>
-            <w:r>
-              <w:t>2 minutos</w:t>
-            </w:r>
-          </w:p>
-        </w:tc>
-      </w:tr>
-      <w:tr>
-        <w:tc>
-          <w:tcPr>
-            <w:tcW w:w="2547" w:type="dxa"/>
-          </w:tcPr>
-          <w:p>
-            <w:pPr>
-              <w:pStyle w:val="TextoTablas"/>
-            </w:pPr>
-            <w:r>
-              <w:t>Mesones de acero inoxidable</w:t>
-            </w:r>
-          </w:p>
-        </w:tc>
-        <w:tc>
-          <w:tcPr>
-            <w:tcW w:w="2551" w:type="dxa"/>
-          </w:tcPr>
-          <w:p>
-            <w:pPr>
-              <w:pStyle w:val="TextoTablas"/>
-            </w:pPr>
-            <w:r>
-              <w:t>Cloro o amonio cuaternario</w:t>
-            </w:r>
-          </w:p>
-        </w:tc>
-        <w:tc>
-          <w:tcPr>
-            <w:tcW w:w="2552" w:type="dxa"/>
-          </w:tcPr>
-          <w:p>
-            <w:pPr>
-              <w:pStyle w:val="TextoTablas"/>
-            </w:pPr>
-            <w:r>
-              <w:t>100 ppm / 200 ppm</w:t>
-            </w:r>
-          </w:p>
-        </w:tc>
-        <w:tc>
-          <w:tcPr>
-            <w:tcW w:w="2410" w:type="dxa"/>
-          </w:tcPr>
-          <w:p>
-            <w:pPr>
-              <w:pStyle w:val="TextoTablas"/>
-            </w:pPr>
-            <w:r>
-              <w:t>2-3 minutos</w:t>
-            </w:r>
-          </w:p>
-        </w:tc>
-      </w:tr>
-      <w:tr>
-        <w:trPr>
-          <w:cnfStyle w:val="000000100000" w:firstRow="0" w:lastRow="0" w:firstColumn="0" w:lastColumn="0" w:oddVBand="0" w:evenVBand="0" w:oddHBand="1" w:evenHBand="0" w:firstRowFirstColumn="0" w:firstRowLastColumn="0" w:lastRowFirstColumn="0" w:lastRowLastColumn="0"/>
-        </w:trPr>
-        <w:tc>
-          <w:tcPr>
-            <w:tcW w:w="2547" w:type="dxa"/>
-          </w:tcPr>
-          <w:p>
-            <w:pPr>
-              <w:pStyle w:val="TextoTablas"/>
-            </w:pPr>
-            <w:r>
-              <w:t>Utensilios (cuchillos, espátulas)</w:t>
-            </w:r>
-          </w:p>
-        </w:tc>
-        <w:tc>
-          <w:tcPr>
-            <w:tcW w:w="2551" w:type="dxa"/>
-          </w:tcPr>
-          <w:p>
-            <w:pPr>
-              <w:pStyle w:val="TextoTablas"/>
-            </w:pPr>
-            <w:r>
-              <w:t>Cloro</w:t>
-            </w:r>
-          </w:p>
-        </w:tc>
-        <w:tc>
-          <w:tcPr>
-            <w:tcW w:w="2552" w:type="dxa"/>
-          </w:tcPr>
-          <w:p>
-            <w:pPr>
-              <w:pStyle w:val="TextoTablas"/>
-            </w:pPr>
-            <w:r>
-              <w:t>50 ppm</w:t>
-            </w:r>
-          </w:p>
-        </w:tc>
-        <w:tc>
-          <w:tcPr>
-            <w:tcW w:w="2410" w:type="dxa"/>
-          </w:tcPr>
-          <w:p>
-            <w:pPr>
-              <w:pStyle w:val="TextoTablas"/>
-            </w:pPr>
-            <w:r>
-              <w:t>1 minuto</w:t>
-            </w:r>
-          </w:p>
-        </w:tc>
-      </w:tr>
-      <w:tr>
-        <w:tc>
-          <w:tcPr>
-            <w:tcW w:w="2547" w:type="dxa"/>
-          </w:tcPr>
-          <w:p>
-            <w:pPr>
-              <w:pStyle w:val="TextoTablas"/>
-            </w:pPr>
-            <w:r>
-              <w:t>Verduras y frutas (desinfección)</w:t>
-            </w:r>
-          </w:p>
-        </w:tc>
-        <w:tc>
-          <w:tcPr>
-            <w:tcW w:w="2551" w:type="dxa"/>
-          </w:tcPr>
-          <w:p>
-            <w:pPr>
-              <w:pStyle w:val="TextoTablas"/>
-            </w:pPr>
-            <w:r>
-              <w:t>Cloro</w:t>
-            </w:r>
-          </w:p>
-        </w:tc>
-        <w:tc>
-          <w:tcPr>
-            <w:tcW w:w="2552" w:type="dxa"/>
-          </w:tcPr>
-          <w:p>
-            <w:pPr>
-              <w:pStyle w:val="TextoTablas"/>
-            </w:pPr>
-            <w:r>
-              <w:t>50-100 ppm</w:t>
-            </w:r>
-          </w:p>
-        </w:tc>
-        <w:tc>
-          <w:tcPr>
-            <w:tcW w:w="2410" w:type="dxa"/>
-          </w:tcPr>
-          <w:p>
-            <w:pPr>
-              <w:pStyle w:val="TextoTablas"/>
-            </w:pPr>
-            <w:r>
-              <w:t>15-20 minutos</w:t>
-            </w:r>
-          </w:p>
-        </w:tc>
-      </w:tr>
-      <w:tr>
-        <w:trPr>
-          <w:cnfStyle w:val="000000100000" w:firstRow="0" w:lastRow="0" w:firstColumn="0" w:lastColumn="0" w:oddVBand="0" w:evenVBand="0" w:oddHBand="1" w:evenHBand="0" w:firstRowFirstColumn="0" w:firstRowLastColumn="0" w:lastRowFirstColumn="0" w:lastRowLastColumn="0"/>
-        </w:trPr>
-        <w:tc>
-          <w:tcPr>
-            <w:tcW w:w="2547" w:type="dxa"/>
-          </w:tcPr>
-          <w:p>
-            <w:pPr>
-              <w:pStyle w:val="TextoTablas"/>
-            </w:pPr>
-            <w:r>
               <w:t>Pisos y paredes</w:t>
             </w:r>
           </w:p>
@@ -6734,7 +7199,7 @@
       <w:pPr>
         <w:pStyle w:val="Ttulo2"/>
       </w:pPr>
-      <w:bookmarkStart w:id="15" w:name="_Toc242777353"/>
+      <w:bookmarkStart w:id="15" w:name="_Toc242092097"/>
       <w:r>
         <w:t>Identificación de peligros en el área de cocina</w:t>
       </w:r>
@@ -6744,21 +7209,37 @@
       <w:r>
         <w:t>El área de cocina presenta múltiples peligros que pueden generar accidentes laborales. Los principales peligros en la elaboración de pastas incluyen</w:t>
       </w:r>
-    </w:p>
-    <w:p>
-      <w:pPr>
-        <w:rPr>
-          <w:b/>
-          <w:bCs/>
-        </w:rPr>
-      </w:pPr>
-    </w:p>
-    <w:p>
-      <w:pPr>
-        <w:rPr>
-          <w:b/>
-          <w:bCs/>
-        </w:rPr>
+      <w:r>
+        <w:t>:</w:t>
+      </w:r>
+    </w:p>
+    <w:p>
+      <w:pPr>
+        <w:rPr>
+          <w:b/>
+          <w:bCs/>
+        </w:rPr>
+      </w:pPr>
+      <w:r>
+        <w:rPr>
+          <w:b/>
+          <w:bCs/>
+        </w:rPr>
+        <w:t>Tipos de peligros en la cocina</w:t>
+      </w:r>
+    </w:p>
+    <w:p>
+      <w:r>
+        <w:t>Los tipos de peligro que se presentan en una cocina, se clasifican en tres familias de riesgos enfocados principalmente en la seguridad del trabajador (salud ocupacional).</w:t>
+      </w:r>
+    </w:p>
+    <w:p>
+      <w:pPr>
+        <w:pStyle w:val="Prrafodelista"/>
+        <w:numPr>
+          <w:ilvl w:val="0"/>
+          <w:numId w:val="28"/>
+        </w:numPr>
       </w:pPr>
       <w:r>
         <w:rPr>
@@ -6766,24 +7247,16 @@
           <w:bCs/>
         </w:rPr>
         <w:lastRenderedPageBreak/>
-        <w:t>Tipos de peligros en la cocina</w:t>
-      </w:r>
-    </w:p>
-    <w:p>
-      <w:r>
-        <w:t>Los tipos de peligro que se presentan en una cocina, se clasifican en tres familias de riesgos enfocados principalmente en la seguridad del trabajador (salud ocupacional).</w:t>
-      </w:r>
-    </w:p>
-    <w:p>
-      <w:r>
-        <w:rPr>
-          <w:b/>
-          <w:bCs/>
-        </w:rPr>
         <w:t>Peligros biológicos</w:t>
       </w:r>
       <w:r>
-        <w:t>: son el riesgo principal para la inocuidad de los alimentos y la salud del consumidor.</w:t>
+        <w:t>. S</w:t>
+      </w:r>
+      <w:r>
+        <w:t>on el riesgo principal para la inocuidad de los alimentos y la salud del consumidor</w:t>
+      </w:r>
+      <w:r>
+        <w:t>:</w:t>
       </w:r>
     </w:p>
     <w:p>
@@ -6795,23 +7268,32 @@
         </w:numPr>
       </w:pPr>
       <w:r>
-        <w:t xml:space="preserve">Microbiológicos: presencia de bacterias patógenas (Salmonella, E. </w:t>
-      </w:r>
-      <w:proofErr w:type="spellStart"/>
-      <w:r>
-        <w:t>coli</w:t>
-      </w:r>
-      <w:proofErr w:type="spellEnd"/>
-      <w:r>
-        <w:t xml:space="preserve">, Listeria </w:t>
-      </w:r>
-      <w:proofErr w:type="spellStart"/>
-      <w:r>
-        <w:t>monocytogenes</w:t>
-      </w:r>
-      <w:proofErr w:type="spellEnd"/>
-      <w:r>
-        <w:t>), virus (Hepatitis A, Rotavirus) y hongos debido a malas prácticas de higiene o fallas en la cocción.</w:t>
+        <w:rPr>
+          <w:b/>
+          <w:bCs/>
+        </w:rPr>
+        <w:t>Microbiológicos</w:t>
+      </w:r>
+      <w:r>
+        <w:t>: presencia de bacterias patógenas (</w:t>
+      </w:r>
+      <w:r>
+        <w:rPr>
+          <w:rStyle w:val="Extranjerismo"/>
+        </w:rPr>
+        <w:t>Salmonella, E. coli, Listeria monocytogenes</w:t>
+      </w:r>
+      <w:r>
+        <w:t>), virus (</w:t>
+      </w:r>
+      <w:r>
+        <w:rPr>
+          <w:rStyle w:val="Extranjerismo"/>
+        </w:rPr>
+        <w:t>Hepatitis A, Rotavirus</w:t>
+      </w:r>
+      <w:r>
+        <w:t>) y hongos debido a malas prácticas de higiene o fallas en la cocción.</w:t>
       </w:r>
     </w:p>
     <w:p>
@@ -6823,7 +7305,23 @@
         </w:numPr>
       </w:pPr>
       <w:r>
-        <w:t>Parasitarios: vectores por lavado deficiente de vegetales o carnes mal cocidas (Toxoplasma, Anisakis).</w:t>
+        <w:rPr>
+          <w:b/>
+          <w:bCs/>
+        </w:rPr>
+        <w:t>Parasitarios</w:t>
+      </w:r>
+      <w:r>
+        <w:t>: vectores por lavado deficiente de vegetales o carnes mal cocidas (</w:t>
+      </w:r>
+      <w:r>
+        <w:rPr>
+          <w:rStyle w:val="Extranjerismo"/>
+        </w:rPr>
+        <w:t>Toxoplasma, Anisakis</w:t>
+      </w:r>
+      <w:r>
+        <w:t>).</w:t>
       </w:r>
     </w:p>
     <w:p>
@@ -6835,27 +7333,95 @@
         </w:numPr>
       </w:pPr>
       <w:r>
-        <w:t>Vectores biológicos externos: contaminación por presencia de plagas (roedores, cucarachas, insectos) en las zonas de almacenamiento.</w:t>
-      </w:r>
-    </w:p>
-    <w:p>
-      <w:r>
-        <w:rPr>
-          <w:b/>
-          <w:bCs/>
-        </w:rPr>
-        <w:t>Peligros físicos (Mecánicos/Térmicos):</w:t>
-      </w:r>
-      <w:r>
-        <w:t xml:space="preserve"> enfocados en accidentes directos por contacto térmico (hornos, ollas), cortes (cuchillos, cortadores) y caídas (pisos resbaladizos). </w:t>
-      </w:r>
-    </w:p>
-    <w:p>
+        <w:rPr>
+          <w:b/>
+          <w:bCs/>
+        </w:rPr>
+        <w:t>Vectores biológicos externos</w:t>
+      </w:r>
+      <w:r>
+        <w:t>: contaminación por presencia de plagas (roedores, cucarachas, insectos) en las zonas de almacenamiento.</w:t>
+      </w:r>
+    </w:p>
+    <w:p>
+      <w:pPr>
+        <w:pStyle w:val="Prrafodelista"/>
+        <w:ind w:left="2149" w:firstLine="0"/>
+      </w:pPr>
+    </w:p>
+    <w:p>
+      <w:pPr>
+        <w:pStyle w:val="Prrafodelista"/>
+        <w:numPr>
+          <w:ilvl w:val="0"/>
+          <w:numId w:val="28"/>
+        </w:numPr>
+      </w:pPr>
+      <w:r>
+        <w:rPr>
+          <w:b/>
+          <w:bCs/>
+        </w:rPr>
+        <w:t>Peligros físicos (</w:t>
+      </w:r>
+      <w:r>
+        <w:rPr>
+          <w:b/>
+          <w:bCs/>
+        </w:rPr>
+        <w:t>m</w:t>
+      </w:r>
+      <w:r>
+        <w:rPr>
+          <w:b/>
+          <w:bCs/>
+        </w:rPr>
+        <w:t>ecánicos</w:t>
+      </w:r>
+      <w:r>
+        <w:rPr>
+          <w:b/>
+          <w:bCs/>
+        </w:rPr>
+        <w:t xml:space="preserve"> y t</w:t>
+      </w:r>
+      <w:r>
+        <w:rPr>
+          <w:b/>
+          <w:bCs/>
+        </w:rPr>
+        <w:t>érmicos)</w:t>
+      </w:r>
+      <w:r>
+        <w:rPr>
+          <w:b/>
+          <w:bCs/>
+        </w:rPr>
+        <w:t xml:space="preserve">. </w:t>
+      </w:r>
+      <w:r>
+        <w:t>E</w:t>
+      </w:r>
+      <w:r>
+        <w:t xml:space="preserve">nfocados en accidentes directos por contacto térmico (hornos, ollas), cortes (cuchillos, cortadores) y caídas (pisos resbaladizos). </w:t>
+      </w:r>
+    </w:p>
+    <w:p>
+      <w:pPr>
+        <w:ind w:left="1416" w:firstLine="1"/>
+      </w:pPr>
       <w:r>
         <w:t>En la manipulación de alimentos, los peligros físicos en el producto incluyen objetos extraños que puedan causar atragantamiento o heridas al comensal, tales como fragmentos de vidrio (de luminarias sin protección), astillas de metal (de esponjillas de brillo o mantenimiento de equipos), plásticos, piedras en granos, joyas, botones, cabellos o uñas del manipulador.</w:t>
       </w:r>
     </w:p>
     <w:p>
+      <w:pPr>
+        <w:pStyle w:val="Prrafodelista"/>
+        <w:numPr>
+          <w:ilvl w:val="0"/>
+          <w:numId w:val="28"/>
+        </w:numPr>
+      </w:pPr>
       <w:r>
         <w:rPr>
           <w:b/>
@@ -6865,10 +7431,26 @@
         <w:t>Peligros ergonómicos</w:t>
       </w:r>
       <w:r>
-        <w:t>: identifica adecuadamente la carga física por posturas forzadas en el amasado y el sobreesfuerzo por levantamiento de ollas pesadas.</w:t>
-      </w:r>
-    </w:p>
-    <w:p>
+        <w:t>.</w:t>
+      </w:r>
+      <w:r>
+        <w:t xml:space="preserve"> </w:t>
+      </w:r>
+      <w:r>
+        <w:t>I</w:t>
+      </w:r>
+      <w:r>
+        <w:t>dentifica adecuadamente la carga física por posturas forzadas en el amasado y el sobreesfuerzo por levantamiento de ollas pesadas.</w:t>
+      </w:r>
+    </w:p>
+    <w:p>
+      <w:pPr>
+        <w:pStyle w:val="Prrafodelista"/>
+        <w:numPr>
+          <w:ilvl w:val="0"/>
+          <w:numId w:val="28"/>
+        </w:numPr>
+      </w:pPr>
       <w:r>
         <w:rPr>
           <w:b/>
@@ -6877,10 +7459,16 @@
         <w:t>Peligros químicos</w:t>
       </w:r>
       <w:r>
-        <w:t xml:space="preserve">: destaca el contacto cutáneo con desinfectantes y el riesgo por inhalación de material particulado (harina), el cual es un causante típico de asma ocupacional ("asma del panadero"). </w:t>
-      </w:r>
-    </w:p>
-    <w:p>
+        <w:t>. D</w:t>
+      </w:r>
+      <w:r>
+        <w:t xml:space="preserve">estaca el contacto cutáneo con desinfectantes y el riesgo por inhalación de material particulado (harina), el cual es un causante típico de asma ocupacional ("asma del panadero"). </w:t>
+      </w:r>
+    </w:p>
+    <w:p>
+      <w:pPr>
+        <w:ind w:left="1416" w:firstLine="0"/>
+      </w:pPr>
       <w:r>
         <w:t>También la presencia de alérgenos no declarados en el etiquetado (maní, lácteos, gluten), micotoxinas en harinas mal almacenadas, o acumulación de metales pesados.</w:t>
       </w:r>
@@ -6889,7 +7477,7 @@
       <w:pPr>
         <w:pStyle w:val="Ttulo2"/>
       </w:pPr>
-      <w:bookmarkStart w:id="16" w:name="_Toc242777354"/>
+      <w:bookmarkStart w:id="16" w:name="_Toc242092098"/>
       <w:r>
         <w:t>Uso adecuado de equipos y utensilios</w:t>
       </w:r>
@@ -6909,7 +7497,20 @@
         </w:numPr>
       </w:pPr>
       <w:r>
-        <w:t>Máquinas de pasta: las máquinas de pasta manuales o eléctricas son herramientas de gran utilidad pero requieren precauciones específicas: no introducir los dedos cerca de los rodillos mientras la máquina está en funcionamiento; usar siempre el protector de seguridad si la máquina lo incluye; limpiar la máquina solo después de desconectarla (en modelos eléctricos); no forzar el paso de masas demasiado gruesas; ajustar gradualmente la abertura de los rodillos (Bernasconi &amp; Teubner, 2004).</w:t>
+        <w:rPr>
+          <w:b/>
+          <w:bCs/>
+        </w:rPr>
+        <w:t>Máquinas de pasta</w:t>
+      </w:r>
+      <w:r>
+        <w:t>: las máquinas de pasta manuales o eléctricas son herramientas de gran utilidad</w:t>
+      </w:r>
+      <w:r>
+        <w:t>,</w:t>
+      </w:r>
+      <w:r>
+        <w:t xml:space="preserve"> pero requieren precauciones específicas: no introducir los dedos cerca de los rodillos mientras la máquina está en funcionamiento; usar siempre el protector de seguridad si la máquina lo incluye; limpiar la máquina solo después de desconectarla (en modelos eléctricos); no forzar el paso de masas demasiado gruesas; ajustar gradualmente la abertura de los rodillos (Bernasconi &amp; Teubner, 2004).</w:t>
       </w:r>
     </w:p>
     <w:p>
@@ -6921,8 +7522,15 @@
         </w:numPr>
       </w:pPr>
       <w:r>
+        <w:rPr>
+          <w:b/>
+          <w:bCs/>
+        </w:rPr>
         <w:lastRenderedPageBreak/>
-        <w:t>Cuchillos: los accidentes con cuchillos son una de las principales causas de lesiones en cocina. Precauciones: mantener los cuchillos siempre afilados (un cuchillo desafilado requiere más fuerza y es más peligroso); usar la técnica correcta de corte, manteniendo los dedos de la mano que sujeta el alimento encogidos (posición de "garra"); no dejar cuchillos sumergidos en agua con jabón (pueden no verse y causar cortes al introducir la mano); transportar cuchillos con la punta hacia abajo y el filo hacia atrás; usar guante de malla de seguridad al utilizar mandolinas o cortadores manuales (Corporación Favorita, 2018).</w:t>
+        <w:t>Cuchillos</w:t>
+      </w:r>
+      <w:r>
+        <w:t>: los accidentes con cuchillos son una de las principales causas de lesiones en cocina. Precauciones: mantener los cuchillos siempre afilados (un cuchillo desafilado requiere más fuerza y es más peligroso); usar la técnica correcta de corte, manteniendo los dedos de la mano que sujeta el alimento encogidos (posición de "garra"); no dejar cuchillos sumergidos en agua con jabón (pueden no verse y causar cortes al introducir la mano); transportar cuchillos con la punta hacia abajo y el filo hacia atrás; usar guante de malla de seguridad al utilizar mandolinas o cortadores manuales (Corporación Favorita, 2018).</w:t>
       </w:r>
     </w:p>
     <w:p>
@@ -6934,14 +7542,21 @@
         </w:numPr>
       </w:pPr>
       <w:r>
-        <w:t>Equipos térmicos: las quemaduras por agua hirviendo, vapor y superficies calientes son frecuentes en la cocción de pastas. Precauciones: usar agarraderas o paños secos (nunca húmedos) para manipular ollas calientes; abrir las ollas inclinando la tapa en dirección opuesta al cuerpo para que el vapor se aleje; mantener los mangos de las ollas hacia el interior de la cocina, no hacia el pasillo; usar guantes térmicos para extraer bandejas del horno.</w:t>
+        <w:rPr>
+          <w:b/>
+          <w:bCs/>
+        </w:rPr>
+        <w:t>Equipos térmicos</w:t>
+      </w:r>
+      <w:r>
+        <w:t>: las quemaduras por agua hirviendo, vapor y superficies calientes son frecuentes en la cocción de pastas. Precauciones: usar agarraderas o paños secos (nunca húmedos) para manipular ollas calientes; abrir las ollas inclinando la tapa en dirección opuesta al cuerpo para que el vapor se aleje; mantener los mangos de las ollas hacia el interior de la cocina, no hacia el pasillo; usar guantes térmicos para extraer bandejas del horno.</w:t>
       </w:r>
     </w:p>
     <w:p>
       <w:pPr>
         <w:pStyle w:val="Ttulo2"/>
       </w:pPr>
-      <w:bookmarkStart w:id="17" w:name="_Toc242777355"/>
+      <w:bookmarkStart w:id="17" w:name="_Toc242092099"/>
       <w:r>
         <w:t>Prevención de accidentes laborales</w:t>
       </w:r>
@@ -7301,14 +7916,11 @@
       <w:r>
         <w:t>A manera de ejemplo práctico, le compartimos el siguiente caso en el cual se aplica el protocolo a seguir en de un accidente laboral.</w:t>
       </w:r>
-    </w:p>
-    <w:p>
-      <w:r>
-        <w:t>Descripción.</w:t>
-      </w:r>
-      <w:r>
-        <w:tab/>
-        <w:t>A manera de ejemplo práctico, le compartimos el siguiente caso en el cual se aplica el protocolo a seguir en de un accidente laboral.</w:t>
+      <w:r>
+        <w:t xml:space="preserve"> Para consultar diríjase a: </w:t>
+      </w:r>
+      <w:r>
+        <w:t>en la carpeta Anexos.</w:t>
       </w:r>
     </w:p>
     <w:p>
@@ -7324,7 +7936,7 @@
       <w:pPr>
         <w:pStyle w:val="Ttulo1"/>
       </w:pPr>
-      <w:bookmarkStart w:id="18" w:name="_Toc242777356"/>
+      <w:bookmarkStart w:id="18" w:name="_Toc242092100"/>
       <w:r>
         <w:lastRenderedPageBreak/>
         <w:t>Pastas: clases, formulación y características</w:t>
@@ -7343,7 +7955,7 @@
       <w:r>
         <w:t xml:space="preserve"> </w:t>
       </w:r>
-      <w:bookmarkStart w:id="19" w:name="_Toc242777357"/>
+      <w:bookmarkStart w:id="19" w:name="_Toc242092101"/>
       <w:r>
         <w:t>Historia de la pasta italiana</w:t>
       </w:r>
@@ -7361,7 +7973,16 @@
     </w:p>
     <w:p>
       <w:r>
-        <w:t>Según el libro Italia al dente (Corporación Favorita, 2018, p. 5), la comida italiana es creativa y llena de personalidad. Está marcada por un fuerte carácter regional que encierra largas tradiciones en las que el tomate, pastas, diversos tipos de queso, albahaca y el aceite de oliva son algunos de los ingredientes esenciales. Es común que a la comida italiana se la identifique por la pizza y las pastas, pero en realidad es absolutamente variada y cada región tiene su propia tradición culinaria.</w:t>
+        <w:t xml:space="preserve">Según el libro Italia </w:t>
+      </w:r>
+      <w:r>
+        <w:rPr>
+          <w:rStyle w:val="Extranjerismo"/>
+        </w:rPr>
+        <w:t>al dente</w:t>
+      </w:r>
+      <w:r>
+        <w:t xml:space="preserve"> (Corporación Favorita, 2018, p. 5), la comida italiana es creativa y llena de personalidad. Está marcada por un fuerte carácter regional que encierra largas tradiciones en las que el tomate, pastas, diversos tipos de queso, albahaca y el aceite de oliva son algunos de los ingredientes esenciales. Es común que a la comida italiana se la identifique por la pizza y las pastas, pero en realidad es absolutamente variada y cada región tiene su propia tradición culinaria.</w:t>
       </w:r>
     </w:p>
     <w:p>
@@ -7387,8 +8008,16 @@
         <w:rPr>
           <w:rStyle w:val="Extranjerismo"/>
         </w:rPr>
-        <w:t xml:space="preserve"> de Apicio</w:t>
-      </w:r>
+        <w:t xml:space="preserve"> de </w:t>
+      </w:r>
+      <w:proofErr w:type="spellStart"/>
+      <w:r>
+        <w:rPr>
+          <w:rStyle w:val="Extranjerismo"/>
+        </w:rPr>
+        <w:t>Apicio</w:t>
+      </w:r>
+      <w:proofErr w:type="spellEnd"/>
       <w:r>
         <w:t xml:space="preserve">, una colección de recetas romanas señala el origen de muchos platos que aún se consumen en la actualidad. </w:t>
       </w:r>
@@ -7406,43 +8035,6 @@
     <w:p>
       <w:r>
         <w:t>A continuación, se ilustra con una línea de tiempo, los orígenes y evolución de la pasta:</w:t>
-      </w:r>
-    </w:p>
-    <w:p>
-      <w:pPr>
-        <w:rPr>
-          <w:b/>
-          <w:bCs/>
-        </w:rPr>
-      </w:pPr>
-      <w:r>
-        <w:rPr>
-          <w:b/>
-          <w:bCs/>
-        </w:rPr>
-        <w:t>L</w:t>
-      </w:r>
-      <w:r>
-        <w:rPr>
-          <w:b/>
-          <w:bCs/>
-        </w:rPr>
-        <w:t>ínea de tiempo</w:t>
-      </w:r>
-    </w:p>
-    <w:p>
-      <w:pPr>
-        <w:rPr>
-          <w:b/>
-          <w:bCs/>
-        </w:rPr>
-      </w:pPr>
-      <w:r>
-        <w:rPr>
-          <w:b/>
-          <w:bCs/>
-        </w:rPr>
-        <w:t>Era Antigua y Orígenes</w:t>
       </w:r>
     </w:p>
     <w:p>
@@ -7450,21 +8042,32 @@
         <w:pStyle w:val="Prrafodelista"/>
         <w:numPr>
           <w:ilvl w:val="0"/>
-          <w:numId w:val="14"/>
+          <w:numId w:val="33"/>
         </w:numPr>
       </w:pPr>
       <w:r>
+        <w:rPr>
+          <w:b/>
+          <w:bCs/>
+        </w:rPr>
         <w:t>Año 2000 a. C. (Aprox.)</w:t>
       </w:r>
       <w:r>
+        <w:rPr>
+          <w:b/>
+          <w:bCs/>
+        </w:rPr>
+        <w:t>.</w:t>
+      </w:r>
+      <w:r>
+        <w:rPr>
+          <w:b/>
+          <w:bCs/>
+        </w:rPr>
         <w:t xml:space="preserve"> </w:t>
       </w:r>
       <w:r>
-        <w:t xml:space="preserve">Se registran los primeros indicios arqueológicos de fideos de mijo en las cercanías del río Amarillo en </w:t>
-      </w:r>
-      <w:r>
-        <w:lastRenderedPageBreak/>
-        <w:t>China, estableciendo el antecedente más remoto de masas filamentosas en Asia.</w:t>
+        <w:t>Se registran los primeros indicios arqueológicos de fideos de mijo en las cercanías del río Amarillo en China, estableciendo el antecedente más remoto de masas filamentosas en Asia.</w:t>
       </w:r>
     </w:p>
     <w:p>
@@ -7472,17 +8075,25 @@
         <w:pStyle w:val="Prrafodelista"/>
         <w:numPr>
           <w:ilvl w:val="0"/>
-          <w:numId w:val="14"/>
+          <w:numId w:val="33"/>
         </w:numPr>
       </w:pPr>
       <w:r>
+        <w:rPr>
+          <w:b/>
+          <w:bCs/>
+        </w:rPr>
         <w:t>Siglo IV a. C.</w:t>
       </w:r>
       <w:r>
         <w:t xml:space="preserve"> </w:t>
       </w:r>
       <w:r>
-        <w:t>Relieves en tumbas etruscas en Italia revelan herramientas (rodillos y cortadores) destinadas a triturar granos y mezclarlos con agua, evidenciando un desarrollo paralelo e independiente de la masa en el Mediterráneo.</w:t>
+        <w:t xml:space="preserve">Relieves en tumbas etruscas en Italia revelan herramientas (rodillos y cortadores) destinadas a triturar granos y mezclarlos con agua, </w:t>
+      </w:r>
+      <w:r>
+        <w:lastRenderedPageBreak/>
+        <w:t>evidenciando un desarrollo paralelo e independiente de la masa en el Mediterráneo.</w:t>
       </w:r>
     </w:p>
     <w:p>
@@ -7490,10 +8101,14 @@
         <w:pStyle w:val="Prrafodelista"/>
         <w:numPr>
           <w:ilvl w:val="0"/>
-          <w:numId w:val="14"/>
+          <w:numId w:val="33"/>
         </w:numPr>
       </w:pPr>
       <w:r>
+        <w:rPr>
+          <w:b/>
+          <w:bCs/>
+        </w:rPr>
         <w:t>Siglo I a. C. – Siglo I d. C.</w:t>
       </w:r>
       <w:r>
@@ -7510,49 +8125,6 @@
       </w:r>
       <w:r>
         <w:t xml:space="preserve"> (origen del término lasaña), que consistía en tiras planas de masa de trigo cocidas, consumidas principalmente de forma fresca.</w:t>
-      </w:r>
-    </w:p>
-    <w:p>
-      <w:pPr>
-        <w:rPr>
-          <w:b/>
-          <w:bCs/>
-        </w:rPr>
-      </w:pPr>
-      <w:r>
-        <w:rPr>
-          <w:b/>
-          <w:bCs/>
-        </w:rPr>
-        <w:t xml:space="preserve">Edad Media e </w:t>
-      </w:r>
-      <w:r>
-        <w:rPr>
-          <w:b/>
-          <w:bCs/>
-        </w:rPr>
-        <w:t>i</w:t>
-      </w:r>
-      <w:r>
-        <w:rPr>
-          <w:b/>
-          <w:bCs/>
-        </w:rPr>
-        <w:t xml:space="preserve">ntercambio </w:t>
-      </w:r>
-      <w:r>
-        <w:rPr>
-          <w:b/>
-          <w:bCs/>
-        </w:rPr>
-        <w:t>c</w:t>
-      </w:r>
-      <w:r>
-        <w:rPr>
-          <w:b/>
-          <w:bCs/>
-        </w:rPr>
-        <w:t>ultura</w:t>
       </w:r>
     </w:p>
     <w:p>
@@ -7560,10 +8132,18 @@
         <w:pStyle w:val="Prrafodelista"/>
         <w:numPr>
           <w:ilvl w:val="0"/>
-          <w:numId w:val="15"/>
+          <w:numId w:val="33"/>
         </w:numPr>
-      </w:pPr>
-      <w:r>
+        <w:rPr>
+          <w:b/>
+          <w:bCs/>
+        </w:rPr>
+      </w:pPr>
+      <w:r>
+        <w:rPr>
+          <w:b/>
+          <w:bCs/>
+        </w:rPr>
         <w:t>Siglo IX</w:t>
       </w:r>
       <w:r>
@@ -7578,10 +8158,14 @@
         <w:pStyle w:val="Prrafodelista"/>
         <w:numPr>
           <w:ilvl w:val="0"/>
-          <w:numId w:val="15"/>
+          <w:numId w:val="33"/>
         </w:numPr>
       </w:pPr>
       <w:r>
+        <w:rPr>
+          <w:b/>
+          <w:bCs/>
+        </w:rPr>
         <w:t>Año 1154</w:t>
       </w:r>
       <w:r>
@@ -7623,10 +8207,14 @@
         <w:pStyle w:val="Prrafodelista"/>
         <w:numPr>
           <w:ilvl w:val="0"/>
-          <w:numId w:val="15"/>
+          <w:numId w:val="33"/>
         </w:numPr>
       </w:pPr>
       <w:r>
+        <w:rPr>
+          <w:b/>
+          <w:bCs/>
+        </w:rPr>
         <w:t>Siglo XIV</w:t>
       </w:r>
       <w:r>
@@ -7659,56 +8247,6 @@
       <w:proofErr w:type="spellEnd"/>
       <w:r>
         <w:t xml:space="preserve">", consolidando el estatus de la pasta en el recetario formal europeo. </w:t>
-      </w:r>
-    </w:p>
-    <w:p>
-      <w:pPr>
-        <w:pStyle w:val="Prrafodelista"/>
-        <w:ind w:left="2138" w:firstLine="0"/>
-      </w:pPr>
-    </w:p>
-    <w:p>
-      <w:pPr>
-        <w:rPr>
-          <w:b/>
-          <w:bCs/>
-        </w:rPr>
-      </w:pPr>
-      <w:r>
-        <w:rPr>
-          <w:b/>
-          <w:bCs/>
-        </w:rPr>
-        <w:lastRenderedPageBreak/>
-        <w:t xml:space="preserve">Consolidación y </w:t>
-      </w:r>
-      <w:r>
-        <w:rPr>
-          <w:b/>
-          <w:bCs/>
-        </w:rPr>
-        <w:t>a</w:t>
-      </w:r>
-      <w:r>
-        <w:rPr>
-          <w:b/>
-          <w:bCs/>
-        </w:rPr>
-        <w:t xml:space="preserve">dopción </w:t>
-      </w:r>
-      <w:r>
-        <w:rPr>
-          <w:b/>
-          <w:bCs/>
-        </w:rPr>
-        <w:t>s</w:t>
-      </w:r>
-      <w:r>
-        <w:rPr>
-          <w:b/>
-          <w:bCs/>
-        </w:rPr>
-        <w:t>ocial (Edad Moderna)</w:t>
       </w:r>
     </w:p>
     <w:p>
@@ -7716,10 +8254,14 @@
         <w:pStyle w:val="Prrafodelista"/>
         <w:numPr>
           <w:ilvl w:val="0"/>
-          <w:numId w:val="16"/>
+          <w:numId w:val="33"/>
         </w:numPr>
       </w:pPr>
       <w:r>
+        <w:rPr>
+          <w:b/>
+          <w:bCs/>
+        </w:rPr>
         <w:t>Siglo XVI</w:t>
       </w:r>
       <w:r>
@@ -7734,10 +8276,14 @@
         <w:pStyle w:val="Prrafodelista"/>
         <w:numPr>
           <w:ilvl w:val="0"/>
-          <w:numId w:val="16"/>
+          <w:numId w:val="33"/>
         </w:numPr>
       </w:pPr>
       <w:r>
+        <w:rPr>
+          <w:b/>
+          <w:bCs/>
+        </w:rPr>
         <w:t>Siglo XVII</w:t>
       </w:r>
       <w:r>
@@ -7770,35 +8316,6 @@
       <w:proofErr w:type="spellEnd"/>
       <w:r>
         <w:t xml:space="preserve"> (maestros fideeros). </w:t>
-      </w:r>
-    </w:p>
-    <w:p>
-      <w:pPr>
-        <w:rPr>
-          <w:b/>
-          <w:bCs/>
-        </w:rPr>
-      </w:pPr>
-      <w:r>
-        <w:rPr>
-          <w:b/>
-          <w:bCs/>
-        </w:rPr>
-        <w:t xml:space="preserve">Industrialización y </w:t>
-      </w:r>
-      <w:r>
-        <w:rPr>
-          <w:b/>
-          <w:bCs/>
-        </w:rPr>
-        <w:t>g</w:t>
-      </w:r>
-      <w:r>
-        <w:rPr>
-          <w:b/>
-          <w:bCs/>
-        </w:rPr>
-        <w:t>lobalización (Edad Contemporánea)</w:t>
       </w:r>
     </w:p>
     <w:p>
@@ -7806,10 +8323,15 @@
         <w:pStyle w:val="Prrafodelista"/>
         <w:numPr>
           <w:ilvl w:val="0"/>
-          <w:numId w:val="17"/>
+          <w:numId w:val="33"/>
         </w:numPr>
       </w:pPr>
       <w:r>
+        <w:rPr>
+          <w:b/>
+          <w:bCs/>
+        </w:rPr>
+        <w:lastRenderedPageBreak/>
         <w:t>Siglo XVIII</w:t>
       </w:r>
       <w:r>
@@ -7824,10 +8346,14 @@
         <w:pStyle w:val="Prrafodelista"/>
         <w:numPr>
           <w:ilvl w:val="0"/>
-          <w:numId w:val="17"/>
+          <w:numId w:val="33"/>
         </w:numPr>
       </w:pPr>
       <w:r>
+        <w:rPr>
+          <w:b/>
+          <w:bCs/>
+        </w:rPr>
         <w:t>Año 1891</w:t>
       </w:r>
       <w:r>
@@ -7887,10 +8413,14 @@
         <w:pStyle w:val="Prrafodelista"/>
         <w:numPr>
           <w:ilvl w:val="0"/>
-          <w:numId w:val="17"/>
+          <w:numId w:val="33"/>
         </w:numPr>
       </w:pPr>
       <w:r>
+        <w:rPr>
+          <w:b/>
+          <w:bCs/>
+        </w:rPr>
         <w:t>Siglo XX en adelante</w:t>
       </w:r>
       <w:r>
@@ -7904,33 +8434,36 @@
       <w:pPr>
         <w:pStyle w:val="Ttulo2"/>
       </w:pPr>
-      <w:bookmarkStart w:id="20" w:name="_Toc242777358"/>
+      <w:bookmarkStart w:id="20" w:name="_Toc242092102"/>
+      <w:r>
+        <w:t>Definición y composición</w:t>
+      </w:r>
+      <w:bookmarkEnd w:id="20"/>
+      <w:r>
+        <w:t xml:space="preserve"> </w:t>
+      </w:r>
+    </w:p>
+    <w:p>
+      <w:r>
+        <w:t xml:space="preserve">La pasta es una preparación alimenticia hecha con base en harina y agua, cuya versatilidad la ha convertido en uno de los productos gastronómicos más consumidos en todo el mundo. La harina que se utiliza específicamente en la elaboración de la pasta se prepara con sémola, un producto de textura granular que se obtiene del endospermo de un tipo de trigo llamado </w:t>
+      </w:r>
+      <w:r>
+        <w:rPr>
+          <w:rStyle w:val="Extranjerismo"/>
+        </w:rPr>
+        <w:t>durum (Triticum durum</w:t>
+      </w:r>
+      <w:r>
+        <w:t xml:space="preserve">). </w:t>
+      </w:r>
+    </w:p>
+    <w:p>
+      <w:r>
+        <w:t xml:space="preserve">Este grano de trigo contiene una alta proporción de gluten, una proteína compleja responsable de brindar elasticidad, resistencia y estructura a la masa de la pasta (La Moderna, 2005, p. 9). El gluten actúa como una red que atrapa el agua y los almidones, permitiendo que la masa se estire sin romperse y mantenga su forma durante el amasado, el estirado y la cocción. Sin una cantidad suficiente de gluten, la </w:t>
+      </w:r>
       <w:r>
         <w:lastRenderedPageBreak/>
-        <w:t>Definición y composición</w:t>
-      </w:r>
-      <w:bookmarkEnd w:id="20"/>
-      <w:r>
-        <w:t xml:space="preserve"> </w:t>
-      </w:r>
-    </w:p>
-    <w:p>
-      <w:r>
-        <w:t xml:space="preserve">La pasta es una preparación alimenticia hecha con base en harina y agua, cuya versatilidad la ha convertido en uno de los productos gastronómicos más consumidos en todo el mundo. La harina que se utiliza específicamente en la elaboración de la pasta se prepara con sémola, un producto de textura granular que se obtiene del endospermo de un tipo de trigo llamado </w:t>
-      </w:r>
-      <w:r>
-        <w:rPr>
-          <w:rStyle w:val="Extranjerismo"/>
-        </w:rPr>
-        <w:t>durum (Triticum durum</w:t>
-      </w:r>
-      <w:r>
-        <w:t xml:space="preserve">). </w:t>
-      </w:r>
-    </w:p>
-    <w:p>
-      <w:r>
-        <w:t>Este grano de trigo contiene una alta proporción de gluten, una proteína compleja responsable de brindar elasticidad, resistencia y estructura a la masa de la pasta (La Moderna, 2005, p. 9). El gluten actúa como una red que atrapa el agua y los almidones, permitiendo que la masa se estire sin romperse y mantenga su forma durante el amasado, el estirado y la cocción. Sin una cantidad suficiente de gluten, la masa sería quebradiza, se agrietaría fácilmente y no podría soportar los procesos mecánicos de la elaboración artesanal o industrial.</w:t>
+        <w:t>masa sería quebradiza, se agrietaría fácilmente y no podría soportar los procesos mecánicos de la elaboración artesanal o industrial.</w:t>
       </w:r>
     </w:p>
     <w:p>
@@ -7951,7 +8484,6 @@
     </w:p>
     <w:p>
       <w:r>
-        <w:lastRenderedPageBreak/>
         <w:t xml:space="preserve">Al agregar sémola de trigo duro se obtiene una pasta de mejor color amarillo ámbar, más sabor y de una textura elástica, que además brinda los beneficios alimenticios de las harinas de trigo duro, incluyendo vitaminas del complejo B y un índice glucémico más bajo (La Moderna, 2005, p. 9). </w:t>
       </w:r>
     </w:p>
@@ -7983,7 +8515,15 @@
         </w:numPr>
       </w:pPr>
       <w:r>
-        <w:t>Endospermo: es la parte central y más voluminosa del grano (aproximadamente el 83 % de su peso). Es rico en almidón y proteínas (como la gliadina y la glutenina, que al hidratarse forman el gluten). De esta sección se extrae la harina blanca común.</w:t>
+        <w:rPr>
+          <w:b/>
+          <w:bCs/>
+        </w:rPr>
+        <w:lastRenderedPageBreak/>
+        <w:t>Endospermo</w:t>
+      </w:r>
+      <w:r>
+        <w:t>: es la parte central y más voluminosa del grano (aproximadamente el 83 % de su peso). Es rico en almidón y proteínas (como la gliadina y la glutenina, que al hidratarse forman el gluten). De esta sección se extrae la harina blanca común.</w:t>
       </w:r>
     </w:p>
     <w:p>
@@ -7995,7 +8535,28 @@
         </w:numPr>
       </w:pPr>
       <w:r>
-        <w:t>Capa de salvado (Pericarpio y aleurona): es la cubierta exterior protectora del grano (cerca del 14 % de su peso). Está compuesta principalmente por fibra dietética, vitaminas del complejo B y minerales. Se elimina en la refinación y se conserva en los productos integrales.</w:t>
+        <w:rPr>
+          <w:b/>
+          <w:bCs/>
+        </w:rPr>
+        <w:t>Capa de salvado (</w:t>
+      </w:r>
+      <w:r>
+        <w:rPr>
+          <w:b/>
+          <w:bCs/>
+        </w:rPr>
+        <w:t>p</w:t>
+      </w:r>
+      <w:r>
+        <w:rPr>
+          <w:b/>
+          <w:bCs/>
+        </w:rPr>
+        <w:t>ericarpio y aleurona):</w:t>
+      </w:r>
+      <w:r>
+        <w:t xml:space="preserve"> es la cubierta exterior protectora del grano (cerca del 14 % de su peso). Está compuesta principalmente por fibra dietética, vitaminas del complejo B y minerales. Se elimina en la refinación y se conserva en los productos integrales.</w:t>
       </w:r>
     </w:p>
     <w:p>
@@ -8007,7 +8568,28 @@
         </w:numPr>
       </w:pPr>
       <w:r>
-        <w:t>Germen (o Embrión): es el núcleo reproductivo del grano ubicado en la base (alrededor del 2.5 % a 3 % de su peso). Es rico en grasas saludables (aceites esenciales), vitamina E, proteínas de alta calidad y enzimas. Al contener grasas, suele retirarse en las harinas refinadas para evitar que se rancien rápidamente.</w:t>
+        <w:rPr>
+          <w:b/>
+          <w:bCs/>
+        </w:rPr>
+        <w:t xml:space="preserve">Germen (o </w:t>
+      </w:r>
+      <w:r>
+        <w:rPr>
+          <w:b/>
+          <w:bCs/>
+        </w:rPr>
+        <w:t>e</w:t>
+      </w:r>
+      <w:r>
+        <w:rPr>
+          <w:b/>
+          <w:bCs/>
+        </w:rPr>
+        <w:t>mbrión):</w:t>
+      </w:r>
+      <w:r>
+        <w:t xml:space="preserve"> es el núcleo reproductivo del grano ubicado en la base (alrededor del 2.5 % a 3 % de su peso). Es rico en grasas saludables (aceites esenciales), vitamina E, proteínas de alta calidad y enzimas. Al contener grasas, suele retirarse en las harinas refinadas para evitar que se rancien rápidamente.</w:t>
       </w:r>
     </w:p>
     <w:p>
@@ -8015,10 +8597,9 @@
         <w:pStyle w:val="Ttulo2"/>
       </w:pPr>
       <w:r>
-        <w:lastRenderedPageBreak/>
         <w:t xml:space="preserve">  </w:t>
       </w:r>
-      <w:bookmarkStart w:id="21" w:name="_Toc242777359"/>
+      <w:bookmarkStart w:id="21" w:name="_Toc242092103"/>
       <w:r>
         <w:t>Clasificación de las pastas</w:t>
       </w:r>
@@ -8047,18 +8628,46 @@
         </w:numPr>
       </w:pPr>
       <w:r>
-        <w:t xml:space="preserve">Pasta fresca casera (pasta fresca </w:t>
+        <w:rPr>
+          <w:b/>
+          <w:bCs/>
+        </w:rPr>
+        <w:t>Pasta fresca casera (</w:t>
+      </w:r>
+      <w:r>
+        <w:rPr>
+          <w:rStyle w:val="Extranjerismo"/>
+          <w:b/>
+          <w:bCs/>
+        </w:rPr>
+        <w:t>pasta fresca</w:t>
+      </w:r>
+      <w:r>
+        <w:rPr>
+          <w:b/>
+          <w:bCs/>
+        </w:rPr>
+        <w:t xml:space="preserve"> </w:t>
       </w:r>
       <w:proofErr w:type="spellStart"/>
       <w:r>
         <w:rPr>
           <w:rStyle w:val="Extranjerismo"/>
+          <w:b/>
+          <w:bCs/>
         </w:rPr>
         <w:t>all'uovo</w:t>
       </w:r>
       <w:proofErr w:type="spellEnd"/>
       <w:r>
-        <w:t>): elaborada con harina de trigo de baja fuerza (tipo 405) y huevos. Tiene un sabor más suave y una textura tierna. Su tiempo de cocción es corto (2-4 minutos). Debe consumirse en el día de su elaboración o refrigerarse por máximo 2 días (Bernasconi &amp; Teubner, 2004).</w:t>
+        <w:rPr>
+          <w:b/>
+          <w:bCs/>
+        </w:rPr>
+        <w:t>):</w:t>
+      </w:r>
+      <w:r>
+        <w:t xml:space="preserve"> elaborada con harina de trigo de baja fuerza (tipo 405) y huevos. Tiene un sabor más suave y una textura tierna. Su tiempo de cocción es corto (2-4 minutos). Debe consumirse en el día de su elaboración o refrigerarse por máximo 2 días (Bernasconi &amp; Teubner, 2004).</w:t>
       </w:r>
     </w:p>
     <w:p>
@@ -8070,7 +8679,15 @@
         </w:numPr>
       </w:pPr>
       <w:r>
-        <w:t>Pasta fresca industrial: similar a la casera, pero elaborada con procesos mecánicos y conservantes que prolongan su vida útil.</w:t>
+        <w:rPr>
+          <w:b/>
+          <w:bCs/>
+        </w:rPr>
+        <w:lastRenderedPageBreak/>
+        <w:t>Pasta fresca industrial</w:t>
+      </w:r>
+      <w:r>
+        <w:t>: similar a la casera, pero elaborada con procesos mecánicos y conservantes que prolongan su vida útil.</w:t>
       </w:r>
     </w:p>
     <w:p>
@@ -8082,18 +8699,46 @@
         </w:numPr>
       </w:pPr>
       <w:r>
-        <w:t xml:space="preserve">Pasta seca (pasta </w:t>
+        <w:rPr>
+          <w:b/>
+          <w:bCs/>
+        </w:rPr>
+        <w:t>Pasta seca (</w:t>
+      </w:r>
+      <w:r>
+        <w:rPr>
+          <w:rStyle w:val="Extranjerismo"/>
+          <w:b/>
+          <w:bCs/>
+        </w:rPr>
+        <w:t>pasta</w:t>
+      </w:r>
+      <w:r>
+        <w:rPr>
+          <w:b/>
+          <w:bCs/>
+        </w:rPr>
+        <w:t xml:space="preserve"> </w:t>
       </w:r>
       <w:proofErr w:type="spellStart"/>
       <w:r>
         <w:rPr>
           <w:rStyle w:val="Extranjerismo"/>
+          <w:b/>
+          <w:bCs/>
         </w:rPr>
         <w:t>secca</w:t>
       </w:r>
       <w:proofErr w:type="spellEnd"/>
       <w:r>
-        <w:t>): elaborada con sémola de trigo duro y agua. Se somete a un proceso de secado controlado que le permite conservarse por meses. Su cocción es más larga (8-12 minutos) y su textura es más firme.</w:t>
+        <w:rPr>
+          <w:b/>
+          <w:bCs/>
+        </w:rPr>
+        <w:t>)</w:t>
+      </w:r>
+      <w:r>
+        <w:t>: elaborada con sémola de trigo duro y agua. Se somete a un proceso de secado controlado que le permite conservarse por meses. Su cocción es más larga (8-12 minutos) y su textura es más firme.</w:t>
       </w:r>
     </w:p>
     <w:p>
@@ -8373,7 +9018,6 @@
               <w:rPr>
                 <w:rStyle w:val="Extranjerismo"/>
               </w:rPr>
-              <w:lastRenderedPageBreak/>
               <w:t>Pappardelle</w:t>
             </w:r>
           </w:p>
@@ -8809,6 +9453,7 @@
               <w:rPr>
                 <w:rStyle w:val="Extranjerismo"/>
               </w:rPr>
+              <w:lastRenderedPageBreak/>
               <w:t>Ravioli</w:t>
             </w:r>
           </w:p>
@@ -9096,18 +9741,172 @@
     </w:p>
     <w:p>
       <w:r>
+        <w:t>La pasta se presenta en una gran variedad de formas y tamaños, y cada una posee características que la hacen más adecuada para determinados tipos de preparaciones. A continuación, se presentan algunos de los principales tipos de pasta, junto con sus características, aplicaciones y platos típicos.</w:t>
+      </w:r>
+    </w:p>
+    <w:p>
+      <w:pPr>
+        <w:pStyle w:val="Prrafodelista"/>
+        <w:numPr>
+          <w:ilvl w:val="0"/>
+          <w:numId w:val="34"/>
+        </w:numPr>
+      </w:pPr>
+      <w:r>
+        <w:rPr>
+          <w:rStyle w:val="Extranjerismo"/>
+          <w:b/>
+          <w:bCs/>
+        </w:rPr>
+        <w:t>Spaghetti</w:t>
+      </w:r>
+      <w:r>
+        <w:rPr>
+          <w:b/>
+          <w:bCs/>
+        </w:rPr>
+        <w:t xml:space="preserve"> (pastas largas):</w:t>
+      </w:r>
+      <w:r>
+        <w:t xml:space="preserve"> forma larga, redonda y fina, de sección circular. </w:t>
+      </w:r>
+    </w:p>
+    <w:p>
+      <w:pPr>
+        <w:ind w:left="707"/>
+      </w:pPr>
+      <w:r>
+        <w:rPr>
+          <w:b/>
+          <w:bCs/>
+        </w:rPr>
+        <w:t>Aplicación</w:t>
+      </w:r>
+      <w:r>
+        <w:t xml:space="preserve">: salsas de tomate, aceite de oliva, ajo y mariscos. </w:t>
+      </w:r>
+    </w:p>
+    <w:p>
+      <w:pPr>
+        <w:ind w:left="1416" w:firstLine="1"/>
+      </w:pPr>
+      <w:r>
+        <w:rPr>
+          <w:b/>
+          <w:bCs/>
+        </w:rPr>
+        <w:t>Platillo típico</w:t>
+      </w:r>
+      <w:r>
+        <w:t xml:space="preserve">: </w:t>
+      </w:r>
+      <w:r>
+        <w:rPr>
+          <w:rStyle w:val="Extranjerismo"/>
+        </w:rPr>
+        <w:t>spaghetti alla</w:t>
+      </w:r>
+      <w:r>
+        <w:t xml:space="preserve"> carbonara (huevo, queso, panceta, pimienta negra).</w:t>
+      </w:r>
+    </w:p>
+    <w:p>
+      <w:pPr>
+        <w:pStyle w:val="Prrafodelista"/>
+        <w:numPr>
+          <w:ilvl w:val="0"/>
+          <w:numId w:val="34"/>
+        </w:numPr>
+      </w:pPr>
+      <w:r>
+        <w:rPr>
+          <w:rStyle w:val="Extranjerismo"/>
+          <w:b/>
+          <w:bCs/>
+        </w:rPr>
+        <w:t>Fettuccine / Tagliatelle</w:t>
+      </w:r>
+      <w:r>
+        <w:rPr>
+          <w:b/>
+          <w:bCs/>
+        </w:rPr>
+        <w:t xml:space="preserve"> (pastas largas):</w:t>
+      </w:r>
+      <w:r>
+        <w:t xml:space="preserve"> forma larga, plana y ancha (5-8 mm de ancho). </w:t>
+      </w:r>
+    </w:p>
+    <w:p>
+      <w:pPr>
+        <w:ind w:left="707"/>
+      </w:pPr>
+      <w:r>
+        <w:rPr>
+          <w:b/>
+          <w:bCs/>
+        </w:rPr>
+        <w:t>Aplicación</w:t>
+      </w:r>
+      <w:r>
+        <w:t xml:space="preserve">: salsas cremosas, carbonara y ragú boloñesa. </w:t>
+      </w:r>
+    </w:p>
+    <w:p>
+      <w:pPr>
+        <w:ind w:left="1416" w:firstLine="0"/>
+      </w:pPr>
+      <w:r>
+        <w:rPr>
+          <w:b/>
+          <w:bCs/>
+        </w:rPr>
         <w:lastRenderedPageBreak/>
-        <w:t>La pasta se presenta en una gran variedad de formas y tamaños, y cada una posee características que la hacen más adecuada para determinados tipos de preparaciones. A continuación, se presentan algunos de los principales tipos de pasta, junto con sus características, aplicaciones y platos típicos.</w:t>
-      </w:r>
-    </w:p>
-    <w:p>
+        <w:t>Platillo típico</w:t>
+      </w:r>
+      <w:r>
+        <w:t xml:space="preserve">: </w:t>
+      </w:r>
       <w:r>
         <w:rPr>
           <w:rStyle w:val="Extranjerismo"/>
-          <w:b/>
-          <w:bCs/>
-        </w:rPr>
-        <w:t>Spaghetti</w:t>
+        </w:rPr>
+        <w:t>fettuccine</w:t>
+      </w:r>
+      <w:r>
+        <w:t xml:space="preserve"> </w:t>
+      </w:r>
+      <w:r>
+        <w:rPr>
+          <w:rStyle w:val="Extranjerismo"/>
+        </w:rPr>
+        <w:t>A</w:t>
+      </w:r>
+      <w:r>
+        <w:rPr>
+          <w:rStyle w:val="Extranjerismo"/>
+        </w:rPr>
+        <w:t>lfredo</w:t>
+      </w:r>
+      <w:r>
+        <w:t xml:space="preserve"> (crema de leche, queso parmesano, mantequilla).</w:t>
+      </w:r>
+    </w:p>
+    <w:p>
+      <w:pPr>
+        <w:pStyle w:val="Prrafodelista"/>
+        <w:numPr>
+          <w:ilvl w:val="0"/>
+          <w:numId w:val="34"/>
+        </w:numPr>
+      </w:pPr>
+      <w:r>
+        <w:rPr>
+          <w:rStyle w:val="Extranjerismo"/>
+          <w:b/>
+          <w:bCs/>
+        </w:rPr>
+        <w:t>Linguine</w:t>
       </w:r>
       <w:r>
         <w:rPr>
@@ -9117,48 +9916,140 @@
         <w:t xml:space="preserve"> (pastas largas):</w:t>
       </w:r>
       <w:r>
-        <w:t xml:space="preserve"> forma larga, redonda y fina, de sección circular. </w:t>
-      </w:r>
-    </w:p>
-    <w:p>
-      <w:r>
-        <w:t xml:space="preserve">Aplicación: salsas de tomate, aceite de oliva, ajo y mariscos. </w:t>
-      </w:r>
-    </w:p>
-    <w:p>
-      <w:r>
-        <w:t xml:space="preserve">Platillo típico: </w:t>
+        <w:t xml:space="preserve"> forma larga, plana y estrecha (3-4 mm de ancho). </w:t>
+      </w:r>
+    </w:p>
+    <w:p>
+      <w:pPr>
+        <w:ind w:left="707"/>
+      </w:pPr>
+      <w:r>
+        <w:rPr>
+          <w:b/>
+          <w:bCs/>
+        </w:rPr>
+        <w:t>Aplicación</w:t>
+      </w:r>
+      <w:r>
+        <w:t xml:space="preserve">: salsas de mariscos, pesto y salsas ligeras. </w:t>
+      </w:r>
+    </w:p>
+    <w:p>
+      <w:pPr>
+        <w:ind w:left="707"/>
+      </w:pPr>
+      <w:r>
+        <w:rPr>
+          <w:b/>
+          <w:bCs/>
+        </w:rPr>
+        <w:t>Platillo típico</w:t>
+      </w:r>
+      <w:r>
+        <w:t xml:space="preserve">: </w:t>
       </w:r>
       <w:r>
         <w:rPr>
           <w:rStyle w:val="Extranjerismo"/>
         </w:rPr>
-        <w:t xml:space="preserve">spaghetti </w:t>
+        <w:t>linguine alle vongole</w:t>
+      </w:r>
+      <w:r>
+        <w:t xml:space="preserve"> (almejas, ajo, perejil, vino blanco).</w:t>
+      </w:r>
+    </w:p>
+    <w:p>
+      <w:pPr>
+        <w:pStyle w:val="Prrafodelista"/>
+        <w:numPr>
+          <w:ilvl w:val="0"/>
+          <w:numId w:val="34"/>
+        </w:numPr>
+      </w:pPr>
+      <w:r>
+        <w:rPr>
+          <w:rStyle w:val="Extranjerismo"/>
+          <w:b/>
+          <w:bCs/>
+        </w:rPr>
+        <w:t>Pappardelle</w:t>
+      </w:r>
+      <w:r>
+        <w:rPr>
+          <w:b/>
+          <w:bCs/>
+        </w:rPr>
+        <w:t xml:space="preserve"> (pastas largas):</w:t>
+      </w:r>
+      <w:r>
+        <w:t xml:space="preserve"> forma larga, plana y muy ancha (15-20 mm). </w:t>
+      </w:r>
+    </w:p>
+    <w:p>
+      <w:pPr>
+        <w:ind w:left="707"/>
+      </w:pPr>
+      <w:r>
+        <w:rPr>
+          <w:b/>
+          <w:bCs/>
+        </w:rPr>
+        <w:t>Aplicación</w:t>
+      </w:r>
+      <w:r>
+        <w:t xml:space="preserve">: salsas de caza, ragús contundentes y setas. </w:t>
+      </w:r>
+    </w:p>
+    <w:p>
+      <w:pPr>
+        <w:ind w:left="1416" w:firstLine="0"/>
+      </w:pPr>
+      <w:r>
+        <w:rPr>
+          <w:b/>
+          <w:bCs/>
+        </w:rPr>
+        <w:t>Platillo típico</w:t>
+      </w:r>
+      <w:r>
+        <w:t xml:space="preserve">: </w:t>
+      </w:r>
+      <w:r>
+        <w:rPr>
+          <w:rStyle w:val="Extranjerismo"/>
+        </w:rPr>
+        <w:t xml:space="preserve">pappardelle al </w:t>
       </w:r>
       <w:proofErr w:type="spellStart"/>
       <w:r>
         <w:rPr>
           <w:rStyle w:val="Extranjerismo"/>
         </w:rPr>
-        <w:t>alla</w:t>
+        <w:t>cinghiale</w:t>
       </w:r>
       <w:proofErr w:type="spellEnd"/>
       <w:r>
-        <w:t xml:space="preserve"> carbonara (huevo, queso, panceta, pimienta negra).</w:t>
-      </w:r>
-    </w:p>
-    <w:p>
-      <w:r>
-        <w:t xml:space="preserve"> </w:t>
-      </w:r>
+        <w:t xml:space="preserve"> (ragú de jabalí, vino tinto, romero).</w:t>
+      </w:r>
+    </w:p>
+    <w:p>
+      <w:pPr>
+        <w:pStyle w:val="Prrafodelista"/>
+        <w:numPr>
+          <w:ilvl w:val="0"/>
+          <w:numId w:val="34"/>
+        </w:numPr>
+      </w:pPr>
+      <w:proofErr w:type="spellStart"/>
       <w:r>
         <w:rPr>
           <w:rStyle w:val="Extranjerismo"/>
           <w:b/>
           <w:bCs/>
         </w:rPr>
-        <w:t>Fettuccine / Tagliatelle</w:t>
-      </w:r>
+        <w:t>Lasagne</w:t>
+      </w:r>
+      <w:proofErr w:type="spellEnd"/>
       <w:r>
         <w:rPr>
           <w:b/>
@@ -9167,432 +10058,284 @@
         <w:t xml:space="preserve"> (pastas largas):</w:t>
       </w:r>
       <w:r>
-        <w:t xml:space="preserve"> forma larga, plana y ancha (5-8 mm de ancho). </w:t>
-      </w:r>
-    </w:p>
-    <w:p>
-      <w:r>
-        <w:t xml:space="preserve">Aplicación: salsas cremosas, carbonara y ragú boloñesa. </w:t>
-      </w:r>
-    </w:p>
-    <w:p>
-      <w:r>
-        <w:t xml:space="preserve">Platillo típico: </w:t>
-      </w:r>
+        <w:t xml:space="preserve"> láminas rectangulares grandes. </w:t>
+      </w:r>
+    </w:p>
+    <w:p>
+      <w:pPr>
+        <w:ind w:left="707"/>
+      </w:pPr>
+      <w:r>
+        <w:rPr>
+          <w:b/>
+          <w:bCs/>
+        </w:rPr>
+        <w:t>Aplicación</w:t>
+      </w:r>
+      <w:r>
+        <w:t xml:space="preserve">: horneados en capas (lasaña) intercalando salsas y quesos. </w:t>
+      </w:r>
+    </w:p>
+    <w:p>
+      <w:pPr>
+        <w:ind w:left="1416" w:firstLine="0"/>
+      </w:pPr>
+      <w:r>
+        <w:rPr>
+          <w:b/>
+          <w:bCs/>
+        </w:rPr>
+        <w:t>Platillo típico</w:t>
+      </w:r>
+      <w:r>
+        <w:t xml:space="preserve">: </w:t>
+      </w:r>
+      <w:proofErr w:type="spellStart"/>
       <w:r>
         <w:rPr>
           <w:rStyle w:val="Extranjerismo"/>
         </w:rPr>
-        <w:t>fettuccine</w:t>
-      </w:r>
-      <w:r>
-        <w:t xml:space="preserve"> </w:t>
+        <w:t>lasagne</w:t>
+      </w:r>
+      <w:proofErr w:type="spellEnd"/>
+      <w:r>
+        <w:rPr>
+          <w:rStyle w:val="Extranjerismo"/>
+        </w:rPr>
+        <w:t xml:space="preserve"> alla bolognese</w:t>
+      </w:r>
+      <w:r>
+        <w:t xml:space="preserve"> (ragú de carne, salsa bechamel, queso).</w:t>
+      </w:r>
+    </w:p>
+    <w:p>
+      <w:pPr>
+        <w:pStyle w:val="Prrafodelista"/>
+        <w:numPr>
+          <w:ilvl w:val="0"/>
+          <w:numId w:val="34"/>
+        </w:numPr>
+      </w:pPr>
+      <w:r>
+        <w:rPr>
+          <w:rStyle w:val="Extranjerismo"/>
+          <w:b/>
+          <w:bCs/>
+        </w:rPr>
+        <w:t>Penne</w:t>
+      </w:r>
+      <w:r>
+        <w:rPr>
+          <w:b/>
+          <w:bCs/>
+        </w:rPr>
+        <w:t xml:space="preserve"> (pastas cortas):</w:t>
+      </w:r>
+      <w:r>
+        <w:t xml:space="preserve"> tubo corto con corte oblicuo (como una pluma de ave). </w:t>
+      </w:r>
+    </w:p>
+    <w:p>
+      <w:pPr>
+        <w:ind w:left="707"/>
+      </w:pPr>
+      <w:r>
+        <w:rPr>
+          <w:b/>
+          <w:bCs/>
+        </w:rPr>
+        <w:t>Aplicación</w:t>
+      </w:r>
+      <w:r>
+        <w:t xml:space="preserve">: salsas espesas que entran dentro del tubo. </w:t>
+      </w:r>
+    </w:p>
+    <w:p>
+      <w:pPr>
+        <w:ind w:left="1416" w:firstLine="0"/>
+      </w:pPr>
+      <w:r>
+        <w:rPr>
+          <w:b/>
+          <w:bCs/>
+        </w:rPr>
+        <w:t>Platillo típico</w:t>
+      </w:r>
+      <w:r>
+        <w:t xml:space="preserve">: </w:t>
+      </w:r>
+      <w:r>
+        <w:rPr>
+          <w:rStyle w:val="Extranjerismo"/>
+        </w:rPr>
+        <w:t xml:space="preserve">penne </w:t>
       </w:r>
       <w:proofErr w:type="spellStart"/>
       <w:r>
-        <w:t>alfredo</w:t>
+        <w:rPr>
+          <w:rStyle w:val="Extranjerismo"/>
+        </w:rPr>
+        <w:t>all'arrabbiata</w:t>
       </w:r>
       <w:proofErr w:type="spellEnd"/>
       <w:r>
-        <w:t xml:space="preserve"> (crema de leche, queso parmesano, mantequilla).</w:t>
-      </w:r>
-    </w:p>
-    <w:p>
-      <w:r>
-        <w:rPr>
-          <w:b/>
-          <w:bCs/>
-        </w:rPr>
-        <w:t xml:space="preserve"> </w:t>
-      </w:r>
+        <w:t xml:space="preserve"> (tomate, ajo, perejil, </w:t>
+      </w:r>
+      <w:proofErr w:type="spellStart"/>
       <w:r>
         <w:rPr>
           <w:rStyle w:val="Extranjerismo"/>
-          <w:b/>
-          <w:bCs/>
-        </w:rPr>
-        <w:t>Linguine</w:t>
-      </w:r>
-      <w:r>
-        <w:rPr>
-          <w:b/>
-          <w:bCs/>
-        </w:rPr>
-        <w:t xml:space="preserve"> (pastas largas):</w:t>
-      </w:r>
-      <w:r>
-        <w:t xml:space="preserve"> forma larga, plana y estrecha (3-4 mm de ancho). </w:t>
-      </w:r>
-    </w:p>
-    <w:p>
-      <w:r>
-        <w:t xml:space="preserve">Aplicación: salsas de mariscos, pesto y salsas ligeras. </w:t>
-      </w:r>
-    </w:p>
-    <w:p>
-      <w:r>
-        <w:t xml:space="preserve">Platillo típico: </w:t>
-      </w:r>
-      <w:r>
-        <w:rPr>
-          <w:rStyle w:val="Extranjerismo"/>
-          <w:b/>
-          <w:bCs/>
-        </w:rPr>
-        <w:t>linguine alle vongole</w:t>
-      </w:r>
-      <w:r>
-        <w:t xml:space="preserve"> (almejas, ajo, perejil, vino blanco).</w:t>
-      </w:r>
-    </w:p>
-    <w:p>
-      <w:r>
-        <w:rPr>
-          <w:b/>
-          <w:bCs/>
-        </w:rPr>
-        <w:t xml:space="preserve"> </w:t>
-      </w:r>
-      <w:r>
-        <w:rPr>
-          <w:rStyle w:val="Extranjerismo"/>
-          <w:b/>
-          <w:bCs/>
-        </w:rPr>
-        <w:t>Pappardelle</w:t>
-      </w:r>
-      <w:r>
-        <w:rPr>
-          <w:b/>
-          <w:bCs/>
-        </w:rPr>
-        <w:t xml:space="preserve"> (pastas largas):</w:t>
-      </w:r>
-      <w:r>
-        <w:t xml:space="preserve"> forma larga, plana y muy ancha (15-20 mm). </w:t>
-      </w:r>
-    </w:p>
-    <w:p>
-      <w:r>
-        <w:t xml:space="preserve">Aplicación: salsas de caza, ragús contundentes y setas. </w:t>
-      </w:r>
-    </w:p>
-    <w:p>
-      <w:r>
-        <w:t xml:space="preserve">Platillo típico: </w:t>
-      </w:r>
-      <w:r>
-        <w:rPr>
-          <w:rStyle w:val="Extranjerismo"/>
-        </w:rPr>
-        <w:t xml:space="preserve">pappardelle al </w:t>
-      </w:r>
-      <w:proofErr w:type="spellStart"/>
-      <w:r>
-        <w:rPr>
-          <w:rStyle w:val="Extranjerismo"/>
-        </w:rPr>
-        <w:t>cinghiale</w:t>
+        </w:rPr>
+        <w:t>peperoncino</w:t>
       </w:r>
       <w:proofErr w:type="spellEnd"/>
       <w:r>
-        <w:t xml:space="preserve"> (ragú de jabalí, vino tinto, romero).</w:t>
-      </w:r>
-    </w:p>
-    <w:p>
+        <w:t>).</w:t>
+      </w:r>
+    </w:p>
+    <w:p>
+      <w:pPr>
+        <w:pStyle w:val="Ttulo2"/>
+      </w:pPr>
       <w:r>
         <w:lastRenderedPageBreak/>
         <w:t xml:space="preserve"> </w:t>
       </w:r>
-      <w:proofErr w:type="spellStart"/>
+      <w:bookmarkStart w:id="22" w:name="_Toc242092104"/>
+      <w:r>
+        <w:t>Formulación de la pasta fresca casera</w:t>
+      </w:r>
+      <w:bookmarkEnd w:id="22"/>
+    </w:p>
+    <w:p>
+      <w:r>
+        <w:t xml:space="preserve">La elaboración de pasta fresca casera es un proceso sencillo que requiere pocos </w:t>
+      </w:r>
+      <w:r>
+        <w:t>ingredientes,</w:t>
+      </w:r>
+      <w:r>
+        <w:t xml:space="preserve"> pero una técnica precisa. La receta básica de pasta fresca al huevo es la más utilizada en la cocina profesional y doméstica.</w:t>
+      </w:r>
+    </w:p>
+    <w:p>
+      <w:pPr>
+        <w:rPr>
+          <w:b/>
+          <w:bCs/>
+        </w:rPr>
+      </w:pPr>
+      <w:r>
+        <w:rPr>
+          <w:b/>
+          <w:bCs/>
+        </w:rPr>
+        <w:t>Receta básica de pasta fresca al huevo (para 4 porciones, aproximadamente 400 g de pasta)</w:t>
+      </w:r>
+    </w:p>
+    <w:p>
+      <w:r>
+        <w:t>Ingredientes: 200 g de harina de trigo tipo 405 (harina de baja fuerza, rica en almidón), 2 huevos grandes (aproximadamente 100 g de huevo sin cáscara), 1 pizca de sal fina. Opcional: 1 cucharada de aceite de oliva (para masas más manejables) (Bernasconi &amp; Teubner, 2004).</w:t>
+      </w:r>
+    </w:p>
+    <w:p>
+      <w:r>
+        <w:rPr>
+          <w:b/>
+          <w:bCs/>
+        </w:rPr>
+        <w:t>Paso 1 - Volcán de harina</w:t>
+      </w:r>
+      <w:r>
+        <w:t>: tamizar 200 g de harina, formar una corona. Romper 2 huevos en el centro.</w:t>
+      </w:r>
+    </w:p>
+    <w:p>
+      <w:r>
+        <w:rPr>
+          <w:b/>
+          <w:bCs/>
+        </w:rPr>
+        <w:t>Paso 2 - Mezcla inicial</w:t>
+      </w:r>
+      <w:r>
+        <w:t>: batir los huevos con un tenedor, incorporando gradualmente la harina desde los bordes internos.</w:t>
+      </w:r>
+    </w:p>
+    <w:p>
+      <w:r>
+        <w:t xml:space="preserve"> </w:t>
+      </w:r>
+      <w:r>
+        <w:rPr>
+          <w:b/>
+          <w:bCs/>
+        </w:rPr>
+        <w:t>Paso 3 - Amasado</w:t>
+      </w:r>
+      <w:r>
+        <w:t>: una vez integrada la mayor parte de la harina, comenzar a amasar con las manos. Amasar durante 8-10 minutos hasta obtener una masa lisa, elástica y homogénea.</w:t>
+      </w:r>
+    </w:p>
+    <w:p>
+      <w:r>
+        <w:rPr>
+          <w:b/>
+          <w:bCs/>
+        </w:rPr>
+        <w:t xml:space="preserve"> Paso 4 - Reposo</w:t>
+      </w:r>
+      <w:r>
+        <w:t>: envolver en film transparente y dejar reposar 30 minutos a temperatura ambiente.</w:t>
+      </w:r>
+    </w:p>
+    <w:p>
+      <w:r>
+        <w:rPr>
+          <w:b/>
+          <w:bCs/>
+        </w:rPr>
+        <w:lastRenderedPageBreak/>
+        <w:t>Paso 5 - Estirado con rodillo</w:t>
+      </w:r>
+      <w:r>
+        <w:t xml:space="preserve">: aplanar la masa con rodillo, girando 90 grados después de cada pasada, hasta alcanzar 1-2 mm de espesor. O utilizar máquina de pasta ajustando gradualmente la abertura de los rodillos. </w:t>
+      </w:r>
+    </w:p>
+    <w:p>
+      <w:r>
+        <w:t xml:space="preserve"> </w:t>
+      </w:r>
+      <w:r>
+        <w:rPr>
+          <w:b/>
+          <w:bCs/>
+        </w:rPr>
+        <w:t xml:space="preserve">Paso 6 - Corte para </w:t>
+      </w:r>
       <w:r>
         <w:rPr>
           <w:rStyle w:val="Extranjerismo"/>
           <w:b/>
           <w:bCs/>
         </w:rPr>
-        <w:t>Lasagne</w:t>
-      </w:r>
-      <w:proofErr w:type="spellEnd"/>
-      <w:r>
-        <w:rPr>
-          <w:b/>
-          <w:bCs/>
-        </w:rPr>
-        <w:t xml:space="preserve"> (pastas largas):</w:t>
-      </w:r>
-      <w:r>
-        <w:t xml:space="preserve"> láminas rectangulares grandes. </w:t>
-      </w:r>
-    </w:p>
-    <w:p>
-      <w:r>
-        <w:t xml:space="preserve">Aplicación: horneados en capas (lasaña) intercalando salsas y quesos. </w:t>
-      </w:r>
-    </w:p>
-    <w:p>
-      <w:r>
-        <w:t xml:space="preserve">Platillo típico: </w:t>
-      </w:r>
-      <w:proofErr w:type="spellStart"/>
-      <w:r>
-        <w:rPr>
-          <w:rStyle w:val="Extranjerismo"/>
-        </w:rPr>
-        <w:t>lasagne</w:t>
-      </w:r>
-      <w:proofErr w:type="spellEnd"/>
-      <w:r>
-        <w:rPr>
-          <w:rStyle w:val="Extranjerismo"/>
-        </w:rPr>
-        <w:t xml:space="preserve"> </w:t>
-      </w:r>
-      <w:proofErr w:type="spellStart"/>
-      <w:r>
-        <w:rPr>
-          <w:rStyle w:val="Extranjerismo"/>
-        </w:rPr>
-        <w:t>alla</w:t>
-      </w:r>
-      <w:proofErr w:type="spellEnd"/>
-      <w:r>
-        <w:rPr>
-          <w:rStyle w:val="Extranjerismo"/>
-        </w:rPr>
-        <w:t xml:space="preserve"> </w:t>
-      </w:r>
-      <w:proofErr w:type="spellStart"/>
-      <w:r>
-        <w:rPr>
-          <w:rStyle w:val="Extranjerismo"/>
-        </w:rPr>
-        <w:t>bolognese</w:t>
-      </w:r>
-      <w:proofErr w:type="spellEnd"/>
-      <w:r>
-        <w:t xml:space="preserve"> (ragú de carne, salsa bechamel, queso).</w:t>
-      </w:r>
-    </w:p>
-    <w:p>
-      <w:r>
-        <w:t xml:space="preserve"> </w:t>
-      </w:r>
-      <w:r>
-        <w:rPr>
-          <w:rStyle w:val="Extranjerismo"/>
-          <w:b/>
-          <w:bCs/>
-        </w:rPr>
-        <w:t>Penne</w:t>
-      </w:r>
-      <w:r>
-        <w:rPr>
-          <w:b/>
-          <w:bCs/>
-        </w:rPr>
-        <w:t xml:space="preserve"> (pastas cortas):</w:t>
-      </w:r>
-      <w:r>
-        <w:t xml:space="preserve"> tubo corto con corte oblicuo (como una pluma de ave). </w:t>
-      </w:r>
-    </w:p>
-    <w:p>
-      <w:r>
-        <w:t xml:space="preserve">Aplicación: salsas espesas que entran dentro del tubo. </w:t>
-      </w:r>
-    </w:p>
-    <w:p>
-      <w:r>
-        <w:t xml:space="preserve">Platillo típico: </w:t>
-      </w:r>
-      <w:r>
-        <w:rPr>
-          <w:rStyle w:val="Extranjerismo"/>
-        </w:rPr>
-        <w:t xml:space="preserve">penne </w:t>
-      </w:r>
-      <w:proofErr w:type="spellStart"/>
-      <w:r>
-        <w:rPr>
-          <w:rStyle w:val="Extranjerismo"/>
-        </w:rPr>
-        <w:t>all'arrabbiata</w:t>
-      </w:r>
-      <w:proofErr w:type="spellEnd"/>
-      <w:r>
-        <w:t xml:space="preserve"> (tomate, ajo, perejil, </w:t>
-      </w:r>
-      <w:proofErr w:type="spellStart"/>
-      <w:r>
-        <w:rPr>
-          <w:rStyle w:val="Extranjerismo"/>
-        </w:rPr>
-        <w:t>peperoncino</w:t>
-      </w:r>
-      <w:proofErr w:type="spellEnd"/>
-      <w:r>
-        <w:t>).</w:t>
+        <w:t>fettuccine</w:t>
+      </w:r>
+      <w:r>
+        <w:t>: doblar la lámina sobre sí misma, cortar tiras de 6-8 mm de ancho. Desdoblar y dejar secar sobre superficie enharinada por 15-20 minutos antes de cocer.</w:t>
+      </w:r>
+    </w:p>
+    <w:p>
+      <w:r>
+        <w:t xml:space="preserve"> Nota: para elaborar pastas de color verde, se reemplaza parte del huevo por un "fondo de espinacas". Según Bernasconi y Teubner (2004, p. 108), no se trata de incorporar a la masa una crema de espinacas sin más, pues la masa estaría demasiado húmeda. En su lugar, se prepara una pasta de espinacas blanqueadas, bien escurridas y trituradas, que se incorpora junto con los huevos.</w:t>
       </w:r>
     </w:p>
     <w:p>
       <w:pPr>
         <w:pStyle w:val="Ttulo2"/>
       </w:pPr>
-      <w:r>
-        <w:t xml:space="preserve"> </w:t>
-      </w:r>
-      <w:bookmarkStart w:id="22" w:name="_Toc242777360"/>
-      <w:r>
-        <w:t>Formulación de la pasta fresca casera</w:t>
-      </w:r>
-      <w:bookmarkEnd w:id="22"/>
-    </w:p>
-    <w:p>
-      <w:r>
-        <w:t xml:space="preserve">La elaboración de pasta fresca casera es un proceso sencillo que requiere pocos </w:t>
-      </w:r>
-      <w:r>
-        <w:t>ingredientes,</w:t>
-      </w:r>
-      <w:r>
-        <w:t xml:space="preserve"> pero una técnica precisa. La receta básica de pasta fresca al huevo es la más utilizada en la cocina profesional y doméstica.</w:t>
-      </w:r>
-    </w:p>
-    <w:p>
-      <w:pPr>
-        <w:rPr>
-          <w:b/>
-          <w:bCs/>
-        </w:rPr>
-      </w:pPr>
-      <w:r>
-        <w:rPr>
-          <w:b/>
-          <w:bCs/>
-        </w:rPr>
-        <w:t>Receta básica de pasta fresca al huevo (para 4 porciones, aproximadamente 400 g de pasta)</w:t>
-      </w:r>
-    </w:p>
-    <w:p>
-      <w:r>
-        <w:t>Ingredientes: 200 g de harina de trigo tipo 405 (harina de baja fuerza, rica en almidón), 2 huevos grandes (aproximadamente 100 g de huevo sin cáscara), 1 pizca de sal fina. Opcional: 1 cucharada de aceite de oliva (para masas más manejables) (Bernasconi &amp; Teubner, 2004).</w:t>
-      </w:r>
-    </w:p>
-    <w:p>
-      <w:pPr>
-        <w:rPr>
-          <w:b/>
-          <w:bCs/>
-        </w:rPr>
-      </w:pPr>
-      <w:r>
-        <w:rPr>
-          <w:b/>
-          <w:bCs/>
-        </w:rPr>
-        <w:t>Procedimiento</w:t>
-      </w:r>
-    </w:p>
-    <w:p>
-      <w:r>
-        <w:rPr>
-          <w:b/>
-          <w:bCs/>
-        </w:rPr>
-        <w:t>Paso 1 - Volcán de harina</w:t>
-      </w:r>
-      <w:r>
-        <w:t>: tamizar 200 g de harina, formar una corona. Romper 2 huevos en el centro.</w:t>
-      </w:r>
-    </w:p>
-    <w:p>
-      <w:r>
-        <w:rPr>
-          <w:b/>
-          <w:bCs/>
-        </w:rPr>
-        <w:lastRenderedPageBreak/>
-        <w:t>Paso 2 - Mezcla inicial</w:t>
-      </w:r>
-      <w:r>
-        <w:t>: batir los huevos con un tenedor, incorporando gradualmente la harina desde los bordes internos.</w:t>
-      </w:r>
-    </w:p>
-    <w:p>
-      <w:r>
-        <w:t xml:space="preserve"> </w:t>
-      </w:r>
-      <w:r>
-        <w:rPr>
-          <w:b/>
-          <w:bCs/>
-        </w:rPr>
-        <w:t>Paso 3 - Amasado</w:t>
-      </w:r>
-      <w:r>
-        <w:t>: una vez integrada la mayor parte de la harina, comenzar a amasar con las manos. Amasar durante 8-10 minutos hasta obtener una masa lisa, elástica y homogénea.</w:t>
-      </w:r>
-    </w:p>
-    <w:p>
-      <w:r>
-        <w:rPr>
-          <w:b/>
-          <w:bCs/>
-        </w:rPr>
-        <w:t xml:space="preserve"> Paso 4 - Reposo</w:t>
-      </w:r>
-      <w:r>
-        <w:t>: envolver en film transparente y dejar reposar 30 minutos a temperatura ambiente.</w:t>
-      </w:r>
-    </w:p>
-    <w:p>
-      <w:r>
-        <w:rPr>
-          <w:b/>
-          <w:bCs/>
-        </w:rPr>
-        <w:t>Paso 5 - Estirado con rodillo</w:t>
-      </w:r>
-      <w:r>
-        <w:t xml:space="preserve">: aplanar la masa con rodillo, girando 90 grados después de cada pasada, hasta alcanzar 1-2 mm de espesor. O utilizar máquina de pasta ajustando gradualmente la abertura de los rodillos. </w:t>
-      </w:r>
-    </w:p>
-    <w:p>
-      <w:r>
-        <w:t xml:space="preserve"> </w:t>
-      </w:r>
-      <w:r>
-        <w:rPr>
-          <w:b/>
-          <w:bCs/>
-        </w:rPr>
-        <w:t xml:space="preserve">Paso 6 - Corte para </w:t>
-      </w:r>
-      <w:r>
-        <w:rPr>
-          <w:rStyle w:val="Extranjerismo"/>
-          <w:b/>
-          <w:bCs/>
-        </w:rPr>
-        <w:t>fettuccine</w:t>
-      </w:r>
-      <w:r>
-        <w:t>: doblar la lámina sobre sí misma, cortar tiras de 6-8 mm de ancho. Desdoblar y dejar secar sobre superficie enharinada por 15-20 minutos antes de cocer.</w:t>
-      </w:r>
-    </w:p>
-    <w:p>
-      <w:r>
-        <w:t xml:space="preserve"> Nota: para elaborar pastas de color verde, se reemplaza parte del huevo por un "fondo de espinacas". Según Bernasconi y Teubner (2004, p. 108), no se trata de incorporar a la masa una crema de espinacas sin más, pues la masa estaría demasiado húmeda. En su lugar, se prepara una pasta de espinacas blanqueadas, bien escurridas y trituradas, que se incorpora junto con los huevos.</w:t>
-      </w:r>
-    </w:p>
-    <w:p>
-      <w:pPr>
-        <w:pStyle w:val="Ttulo2"/>
-      </w:pPr>
-      <w:bookmarkStart w:id="23" w:name="_Toc242777361"/>
-      <w:r>
-        <w:lastRenderedPageBreak/>
+      <w:bookmarkStart w:id="23" w:name="_Toc242092105"/>
+      <w:r>
         <w:t>Características sensoriales de la pasta</w:t>
       </w:r>
       <w:bookmarkEnd w:id="23"/>
@@ -9611,7 +10354,14 @@
         </w:numPr>
       </w:pPr>
       <w:r>
-        <w:t>Apariencia: la pasta fresca debe tener un color amarillo pálido uniforme (o verde, si se elaboró con espinacas). La superficie debe ser lisa, sin grietas ni irregularidades. Las pastas cortadas a mano o con máquina deben presentar bordes definidos y uniformes (La Moderna, 2005).</w:t>
+        <w:rPr>
+          <w:b/>
+          <w:bCs/>
+        </w:rPr>
+        <w:t>Apariencia</w:t>
+      </w:r>
+      <w:r>
+        <w:t>: la pasta fresca debe tener un color amarillo pálido uniforme (o verde, si se elaboró con espinacas). La superficie debe ser lisa, sin grietas ni irregularidades. Las pastas cortadas a mano o con máquina deben presentar bordes definidos y uniformes (La Moderna, 2005).</w:t>
       </w:r>
     </w:p>
     <w:p>
@@ -9623,7 +10373,14 @@
         </w:numPr>
       </w:pPr>
       <w:r>
-        <w:t>Aroma: la pasta fresca cruda tiene un aroma suave a harina y huevo fresco. Una vez cocida, adquiere un aroma limpio y ligeramente dulce.</w:t>
+        <w:rPr>
+          <w:b/>
+          <w:bCs/>
+        </w:rPr>
+        <w:t>Aroma</w:t>
+      </w:r>
+      <w:r>
+        <w:t>: la pasta fresca cruda tiene un aroma suave a harina y huevo fresco. Una vez cocida, adquiere un aroma limpio y ligeramente dulce.</w:t>
       </w:r>
     </w:p>
     <w:p>
@@ -9635,7 +10392,15 @@
         </w:numPr>
       </w:pPr>
       <w:r>
-        <w:t>Textura: la textura ideal de la pasta cocida es al dente ("</w:t>
+        <w:rPr>
+          <w:b/>
+          <w:bCs/>
+        </w:rPr>
+        <w:lastRenderedPageBreak/>
+        <w:t>Textura</w:t>
+      </w:r>
+      <w:r>
+        <w:t>: la textura ideal de la pasta cocida es al dente ("</w:t>
       </w:r>
       <w:r>
         <w:rPr>
@@ -9664,7 +10429,14 @@
         </w:numPr>
       </w:pPr>
       <w:r>
-        <w:t>Sabor: la pasta bien elaborada tiene un sabor neutro y ligeramente dulce. Los defectos comunes incluyen sabor a harina cruda (indicativo de cocción insuficiente) o sabor deslavado (cocción excesiva).</w:t>
+        <w:rPr>
+          <w:b/>
+          <w:bCs/>
+        </w:rPr>
+        <w:t>Sabor</w:t>
+      </w:r>
+      <w:r>
+        <w:t>: la pasta bien elaborada tiene un sabor neutro y ligeramente dulce. Los defectos comunes incluyen sabor a harina cruda (indicativo de cocción insuficiente) o sabor deslavado (cocción excesiva).</w:t>
       </w:r>
     </w:p>
     <w:p>
@@ -9680,7 +10452,7 @@
       <w:pPr>
         <w:pStyle w:val="Ttulo1"/>
       </w:pPr>
-      <w:bookmarkStart w:id="24" w:name="_Toc242777362"/>
+      <w:bookmarkStart w:id="24" w:name="_Toc242092106"/>
       <w:r>
         <w:lastRenderedPageBreak/>
         <w:t>Técnicas de cocción de pastas</w:t>
@@ -9696,7 +10468,7 @@
       <w:pPr>
         <w:pStyle w:val="Ttulo2"/>
       </w:pPr>
-      <w:bookmarkStart w:id="25" w:name="_Toc242777363"/>
+      <w:bookmarkStart w:id="25" w:name="_Toc242092107"/>
       <w:r>
         <w:t>Parámetros fundamentales para la cocción de pastas</w:t>
       </w:r>
@@ -9717,11 +10489,18 @@
         <w:pStyle w:val="Prrafodelista"/>
         <w:numPr>
           <w:ilvl w:val="0"/>
-          <w:numId w:val="21"/>
+          <w:numId w:val="35"/>
         </w:numPr>
       </w:pPr>
       <w:r>
-        <w:t>Cantidad de agua: la forma más recomendable para cocinar las pastas es con abundante cantidad de agua y un poco de sal. Aproximadamente se requiere un litro de agua por cada 120 gramos de pasta. Si se usa más agua es mejor, porque así es más fácil mantener la temperatura constante durante la cocción (Corporación Favorita, 2018, p. 12).</w:t>
+        <w:rPr>
+          <w:b/>
+          <w:bCs/>
+        </w:rPr>
+        <w:t>Cantidad de agua</w:t>
+      </w:r>
+      <w:r>
+        <w:t>: la forma más recomendable para cocinar las pastas es con abundante cantidad de agua y un poco de sal. Aproximadamente se requiere un litro de agua por cada 120 gramos de pasta. Si se usa más agua es mejor, porque así es más fácil mantener la temperatura constante durante la cocción (Corporación Favorita, 2018, p. 12).</w:t>
       </w:r>
     </w:p>
     <w:p>
@@ -9729,11 +10508,18 @@
         <w:pStyle w:val="Prrafodelista"/>
         <w:numPr>
           <w:ilvl w:val="0"/>
-          <w:numId w:val="21"/>
+          <w:numId w:val="35"/>
         </w:numPr>
       </w:pPr>
       <w:r>
-        <w:t>Sal: calcular 10 g de sal (una cucharadita rasa) por cada litro de agua. La sal se añade cuando el agua ya está hirviendo, antes de incorporar la pasta.</w:t>
+        <w:rPr>
+          <w:b/>
+          <w:bCs/>
+        </w:rPr>
+        <w:t>Sal</w:t>
+      </w:r>
+      <w:r>
+        <w:t>: calcular 10 g de sal (una cucharadita rasa) por cada litro de agua. La sal se añade cuando el agua ya está hirviendo, antes de incorporar la pasta.</w:t>
       </w:r>
     </w:p>
     <w:p>
@@ -9741,11 +10527,18 @@
         <w:pStyle w:val="Prrafodelista"/>
         <w:numPr>
           <w:ilvl w:val="0"/>
-          <w:numId w:val="21"/>
+          <w:numId w:val="35"/>
         </w:numPr>
       </w:pPr>
       <w:r>
-        <w:t xml:space="preserve">Aceite de oliva: el aceite solo se agrega al agua en ciertos casos, por ejemplo, en láminas de pasta grandes (como las de lasaña) o en pastas frescas y delgadas que de otro modo se apelmazarían. Generalmente se usa con las pastas largas y planas como la lasaña porque tienden a pegarse. </w:t>
+        <w:rPr>
+          <w:b/>
+          <w:bCs/>
+        </w:rPr>
+        <w:t>Aceite de oliva</w:t>
+      </w:r>
+      <w:r>
+        <w:t xml:space="preserve">: el aceite solo se agrega al agua en ciertos casos, por ejemplo, en láminas de pasta grandes (como las de lasaña) o en pastas frescas y delgadas que de otro modo se apelmazarían. Generalmente se usa con las pastas largas y planas como la lasaña porque tienden a pegarse. </w:t>
       </w:r>
       <w:r>
         <w:lastRenderedPageBreak/>
@@ -9757,11 +10550,18 @@
         <w:pStyle w:val="Prrafodelista"/>
         <w:numPr>
           <w:ilvl w:val="0"/>
-          <w:numId w:val="21"/>
+          <w:numId w:val="35"/>
         </w:numPr>
       </w:pPr>
       <w:r>
-        <w:t>Temperatura inicial: antes de poner la pasta en la cacerola, el agua debe estar hirviendo a borbotones (100 °C al nivel del mar).</w:t>
+        <w:rPr>
+          <w:b/>
+          <w:bCs/>
+        </w:rPr>
+        <w:t>Temperatura inicial</w:t>
+      </w:r>
+      <w:r>
+        <w:t>: antes de poner la pasta en la cacerola, el agua debe estar hirviendo a borbotones (100 °C al nivel del mar).</w:t>
       </w:r>
     </w:p>
     <w:p>
@@ -9769,11 +10569,18 @@
         <w:pStyle w:val="Prrafodelista"/>
         <w:numPr>
           <w:ilvl w:val="0"/>
-          <w:numId w:val="21"/>
+          <w:numId w:val="35"/>
         </w:numPr>
       </w:pPr>
       <w:r>
-        <w:t>Técnica de incorporación: las pastas largas (como los espaguetis) se sumergen en el agua y, a medida que se ablandan, se empujan hacia abajo con un tenedor de madera. Las pastas cortas se echan directamente en el agua hirviendo.</w:t>
+        <w:rPr>
+          <w:b/>
+          <w:bCs/>
+        </w:rPr>
+        <w:t>Técnica de incorporación</w:t>
+      </w:r>
+      <w:r>
+        <w:t>: las pastas largas (como los espaguetis) se sumergen en el agua y, a medida que se ablandan, se empujan hacia abajo con un tenedor de madera. Las pastas cortas se echan directamente en el agua hirviendo.</w:t>
       </w:r>
     </w:p>
     <w:p>
@@ -9781,18 +10588,25 @@
         <w:pStyle w:val="Prrafodelista"/>
         <w:numPr>
           <w:ilvl w:val="0"/>
-          <w:numId w:val="21"/>
+          <w:numId w:val="35"/>
         </w:numPr>
       </w:pPr>
       <w:r>
-        <w:t>Remoción: se revuelve la pasta durante los primeros segundos de cocción para evitar que se pegue. Luego, se remueve ocasionalmente hasta el final de la cocción.</w:t>
+        <w:rPr>
+          <w:b/>
+          <w:bCs/>
+        </w:rPr>
+        <w:t>Remoción</w:t>
+      </w:r>
+      <w:r>
+        <w:t>: se revuelve la pasta durante los primeros segundos de cocción para evitar que se pegue. Luego, se remueve ocasionalmente hasta el final de la cocción.</w:t>
       </w:r>
     </w:p>
     <w:p>
       <w:pPr>
         <w:pStyle w:val="Ttulo2"/>
       </w:pPr>
-      <w:bookmarkStart w:id="26" w:name="_Toc242777364"/>
+      <w:bookmarkStart w:id="26" w:name="_Toc242092108"/>
       <w:r>
         <w:t>Tipos de cocción según la variedad de pasta</w:t>
       </w:r>
@@ -10141,7 +10955,7 @@
       <w:pPr>
         <w:pStyle w:val="Ttulo2"/>
       </w:pPr>
-      <w:bookmarkStart w:id="27" w:name="_Toc242777365"/>
+      <w:bookmarkStart w:id="27" w:name="_Toc242092109"/>
       <w:r>
         <w:lastRenderedPageBreak/>
         <w:t>Términos de cocción: al dente y sus implicaciones</w:t>
@@ -10150,7 +10964,16 @@
     </w:p>
     <w:p>
       <w:r>
-        <w:t>El término al diente ("al dente" en italiano) describe el punto de cocción ideal de la pasta, en el que esta está cocida pero aún conserva cierta firmeza y resistencia al morderla. Según el libro Italia al dente (Corporación Favorita, 2018, p. 12), el término al dente significa que la pasta debe estar tierna pero con una textura firme. El tiempo que tarda en adquirir este estado depende de los ingredientes de la pasta, de su forma y grosor.</w:t>
+        <w:t>El término al diente ("</w:t>
+      </w:r>
+      <w:r>
+        <w:rPr>
+          <w:rStyle w:val="Extranjerismo"/>
+        </w:rPr>
+        <w:t>al dente</w:t>
+      </w:r>
+      <w:r>
+        <w:t>" en italiano) describe el punto de cocción ideal de la pasta, en el que esta está cocida pero aún conserva cierta firmeza y resistencia al morderla. Según el libro Italia al dente (Corporación Favorita, 2018, p. 12), el término al dente significa que la pasta debe estar tierna pero con una textura firme. El tiempo que tarda en adquirir este estado depende de los ingredientes de la pasta, de su forma y grosor.</w:t>
       </w:r>
     </w:p>
     <w:p>
@@ -10270,7 +11093,20 @@
         </w:numPr>
       </w:pPr>
       <w:r>
-        <w:t>Mejor digestibilidad: el almidón está parcialmente gelatinizado pero no sobre gelatinizado.</w:t>
+        <w:rPr>
+          <w:b/>
+          <w:bCs/>
+        </w:rPr>
+        <w:t>Mejor digestibilidad</w:t>
+      </w:r>
+      <w:r>
+        <w:t>: el almidón está parcialmente gelatinizado</w:t>
+      </w:r>
+      <w:r>
+        <w:t>,</w:t>
+      </w:r>
+      <w:r>
+        <w:t xml:space="preserve"> pero no sobregelatinizado.</w:t>
       </w:r>
     </w:p>
     <w:p>
@@ -10282,7 +11118,14 @@
         </w:numPr>
       </w:pPr>
       <w:r>
-        <w:t>Índice glucémico más bajo: la digestión y absorción son más lentas.</w:t>
+        <w:rPr>
+          <w:b/>
+          <w:bCs/>
+        </w:rPr>
+        <w:t>Índice glucémico más bajo</w:t>
+      </w:r>
+      <w:r>
+        <w:t>: la digestión y absorción son más lentas.</w:t>
       </w:r>
     </w:p>
     <w:p>
@@ -10294,7 +11137,14 @@
         </w:numPr>
       </w:pPr>
       <w:r>
-        <w:t>Mejor textura en platos.</w:t>
+        <w:rPr>
+          <w:b/>
+          <w:bCs/>
+        </w:rPr>
+        <w:t>Mejor textura en platos</w:t>
+      </w:r>
+      <w:r>
+        <w:t>.</w:t>
       </w:r>
     </w:p>
     <w:p>
@@ -10306,14 +11156,21 @@
         </w:numPr>
       </w:pPr>
       <w:r>
-        <w:t>La pasta no se vuelve pastosa ni pegajosa.</w:t>
+        <w:rPr>
+          <w:b/>
+          <w:bCs/>
+        </w:rPr>
+        <w:t>La pasta no se vuelve pastosa ni pegajosa</w:t>
+      </w:r>
+      <w:r>
+        <w:t>.</w:t>
       </w:r>
     </w:p>
     <w:p>
       <w:pPr>
         <w:pStyle w:val="Ttulo2"/>
       </w:pPr>
-      <w:bookmarkStart w:id="28" w:name="_Toc242777366"/>
+      <w:bookmarkStart w:id="28" w:name="_Toc242092110"/>
       <w:r>
         <w:lastRenderedPageBreak/>
         <w:t>Errores comunes en la cocción y su corrección</w:t>
@@ -10423,6 +11280,9 @@
             <w:r>
               <w:t>Poca agua en la cacerola, no se revolvió al inicio</w:t>
             </w:r>
+            <w:r>
+              <w:t>.</w:t>
+            </w:r>
           </w:p>
         </w:tc>
         <w:tc>
@@ -10435,6 +11295,9 @@
             </w:pPr>
             <w:r>
               <w:t>Usar mínimo 1 L de agua por 100 g de pasta; revolver inmediatamente después de incorporar la pasta</w:t>
+            </w:r>
+            <w:r>
+              <w:t>.</w:t>
             </w:r>
           </w:p>
         </w:tc>
@@ -10464,6 +11327,9 @@
             <w:r>
               <w:t>Exceso de cocción</w:t>
             </w:r>
+            <w:r>
+              <w:t>.</w:t>
+            </w:r>
           </w:p>
         </w:tc>
         <w:tc>
@@ -10476,6 +11342,9 @@
             </w:pPr>
             <w:r>
               <w:t>Probar la pasta 1-2 minutos antes del tiempo indicado; retirar cuando esté al dente</w:t>
+            </w:r>
+            <w:r>
+              <w:t>.</w:t>
             </w:r>
           </w:p>
         </w:tc>
@@ -10508,6 +11377,9 @@
             <w:r>
               <w:t>Poca sal en el agua de cocción o sal añadida después de escurrir</w:t>
             </w:r>
+            <w:r>
+              <w:t>.</w:t>
+            </w:r>
           </w:p>
         </w:tc>
         <w:tc>
@@ -10520,6 +11392,9 @@
             </w:pPr>
             <w:r>
               <w:t>Salar el agua de cocción con 10 g de sal por litro; no salar la pasta ya escurrida</w:t>
+            </w:r>
+            <w:r>
+              <w:t>.</w:t>
             </w:r>
           </w:p>
         </w:tc>
@@ -10549,6 +11424,9 @@
             <w:r>
               <w:t>No se precalentaron los platos</w:t>
             </w:r>
+            <w:r>
+              <w:t>.</w:t>
+            </w:r>
           </w:p>
         </w:tc>
         <w:tc>
@@ -10561,6 +11439,9 @@
             </w:pPr>
             <w:r>
               <w:t>Calentar los platos de servicio en el horno a baja temperatura o con agua caliente</w:t>
+            </w:r>
+            <w:r>
+              <w:t>.</w:t>
             </w:r>
           </w:p>
         </w:tc>
@@ -10570,7 +11451,7 @@
       <w:pPr>
         <w:pStyle w:val="Ttulo1"/>
       </w:pPr>
-      <w:bookmarkStart w:id="29" w:name="_Toc242777367"/>
+      <w:bookmarkStart w:id="29" w:name="_Toc242092111"/>
       <w:r>
         <w:lastRenderedPageBreak/>
         <w:t>Terminología gastronómica aplicada a pastas</w:t>
@@ -10586,7 +11467,7 @@
       <w:pPr>
         <w:pStyle w:val="Ttulo2"/>
       </w:pPr>
-      <w:bookmarkStart w:id="30" w:name="_Toc242777368"/>
+      <w:bookmarkStart w:id="30" w:name="_Toc242092112"/>
       <w:r>
         <w:t>Vocabulario esencial para la preparación de pastas</w:t>
       </w:r>
@@ -10962,14 +11843,12 @@
             <w:pPr>
               <w:pStyle w:val="TextoTablas"/>
             </w:pPr>
-            <w:proofErr w:type="spellStart"/>
             <w:r>
               <w:rPr>
                 <w:rStyle w:val="Extranjerismo"/>
               </w:rPr>
               <w:t>Pastificio</w:t>
             </w:r>
-            <w:proofErr w:type="spellEnd"/>
           </w:p>
         </w:tc>
         <w:tc>
@@ -11055,7 +11934,7 @@
       <w:pPr>
         <w:pStyle w:val="Ttulo2"/>
       </w:pPr>
-      <w:bookmarkStart w:id="31" w:name="_Toc242777369"/>
+      <w:bookmarkStart w:id="31" w:name="_Toc242092113"/>
       <w:r>
         <w:t>Denominación de las pastas</w:t>
       </w:r>
@@ -11349,7 +12228,7 @@
           <w:u w:val="single"/>
         </w:rPr>
       </w:pPr>
-      <w:bookmarkStart w:id="32" w:name="_Toc242777370"/>
+      <w:bookmarkStart w:id="32" w:name="_Toc242092114"/>
       <w:r>
         <w:lastRenderedPageBreak/>
         <w:t>Síntesis</w:t>
@@ -11509,10 +12388,10 @@
         </w:rPr>
         <w:lastRenderedPageBreak/>
         <w:drawing>
-          <wp:inline distT="0" distB="0" distL="0" distR="0" wp14:anchorId="69970D76" wp14:editId="11179829">
+          <wp:inline distT="0" distB="0" distL="0" distR="0" wp14:anchorId="672B5104" wp14:editId="658694E0">
             <wp:extent cx="6332220" cy="6965315"/>
             <wp:effectExtent l="0" t="0" r="0" b="6985"/>
-            <wp:docPr id="1" name="Gráfico 1" descr="El componente formativo, Fundamentos del mise en place y elaboración de pastas, proporciona las bases conceptuales y procedimentales para que el aprendiz desarrolle la capacidad de organizar, planificar y ejecutar el alistamiento profesional en cocina, así como elaborar pastas bajo estándares técnicos de calidad, higiene y seguridad. Su recorrido formativo inicia con el concepto y la importancia del mise en place como pilar de la organización en cocina, se adentra en las operaciones básicas de alistamiento (técnicas de corte, pesaje, preparación de fondos), continuando con la receta estándar como herramienta de control de costos y consistencia. Luego aborda el marco normativo colombiano, las enfermedades transmitidas por alimentos, las Buenas Prácticas de Manufactura y los procedimientos de limpieza y desinfección. A su vez se abordan las normas de seguridad y salud ocupacional aplicadas a la elaboración de pastas, conformando un sistema de conocimiento integral que integra la organización, la técnica, la higiene y la seguridad. Su apropiación es el cimiento sobre el cual se construye la aplicación práctica de los estándares gastronómicos para garantizar la calidad, la inocuidad y la seguridad como pilares fundamentales de la cocina profesional. Finalmente, el componente se orienta hacia la pasta, explorando su origen, definición, clasificación, formulación de pasta fresca casera y técnicas de cocción, con énfasis en el concepto de “al dente”y la terminología gastronómica. "/>
+            <wp:docPr id="952582518" name="Gráfico 3" descr="El componente formativo, Fundamentos del mise en place y elaboración de pastas, proporciona las bases conceptuales y procedimentales para que el aprendiz desarrolle la capacidad de organizar, planificar y ejecutar el alistamiento profesional en cocina, así como elaborar pastas bajo estándares técnicos de calidad, higiene y seguridad. Su recorrido formativo inicia con el concepto y la importancia del mise en place como pilar de la organización en cocina, se adentra en las operaciones básicas de alistamiento (técnicas de corte, pesaje, preparación de fondos), continuando con la receta estándar como herramienta de control de costos y consistencia. Luego aborda el marco normativo colombiano, las enfermedades transmitidas por alimentos, las Buenas Prácticas de Manufactura y los procedimientos de limpieza y desinfección. A su vez se abordan las normas de seguridad y salud ocupacional aplicadas a la elaboración de pastas, conformando un sistema de conocimiento integral que integra la organización, la técnica, la higiene y la seguridad. Su apropiación es el cimiento sobre el cual se construye la aplicación práctica de los estándares gastronómicos para garantizar la calidad, la inocuidad y la seguridad como pilares fundamentales de la cocina profesional. Finalmente, el componente se orienta hacia la pasta, explorando su origen, definición, clasificación, formulación de pasta fresca casera y técnicas de cocción, con énfasis en el concepto de “al dente”y la terminología gastronómica. "/>
             <wp:cNvGraphicFramePr>
               <a:graphicFrameLocks xmlns:a="http://schemas.openxmlformats.org/drawingml/2006/main" noChangeAspect="1"/>
             </wp:cNvGraphicFramePr>
@@ -11520,15 +12399,12 @@
               <a:graphicData uri="http://schemas.openxmlformats.org/drawingml/2006/picture">
                 <pic:pic xmlns:pic="http://schemas.openxmlformats.org/drawingml/2006/picture">
                   <pic:nvPicPr>
-                    <pic:cNvPr id="1" name="Gráfico 1" descr="El componente formativo, Fundamentos del mise en place y elaboración de pastas, proporciona las bases conceptuales y procedimentales para que el aprendiz desarrolle la capacidad de organizar, planificar y ejecutar el alistamiento profesional en cocina, así como elaborar pastas bajo estándares técnicos de calidad, higiene y seguridad. Su recorrido formativo inicia con el concepto y la importancia del mise en place como pilar de la organización en cocina, se adentra en las operaciones básicas de alistamiento (técnicas de corte, pesaje, preparación de fondos), continuando con la receta estándar como herramienta de control de costos y consistencia. Luego aborda el marco normativo colombiano, las enfermedades transmitidas por alimentos, las Buenas Prácticas de Manufactura y los procedimientos de limpieza y desinfección. A su vez se abordan las normas de seguridad y salud ocupacional aplicadas a la elaboración de pastas, conformando un sistema de conocimiento integral que integra la organización, la técnica, la higiene y la seguridad. Su apropiación es el cimiento sobre el cual se construye la aplicación práctica de los estándares gastronómicos para garantizar la calidad, la inocuidad y la seguridad como pilares fundamentales de la cocina profesional. Finalmente, el componente se orienta hacia la pasta, explorando su origen, definición, clasificación, formulación de pasta fresca casera y técnicas de cocción, con énfasis en el concepto de “al dente”y la terminología gastronómica. "/>
+                    <pic:cNvPr id="952582518" name="Gráfico 3" descr="El componente formativo, Fundamentos del mise en place y elaboración de pastas, proporciona las bases conceptuales y procedimentales para que el aprendiz desarrolle la capacidad de organizar, planificar y ejecutar el alistamiento profesional en cocina, así como elaborar pastas bajo estándares técnicos de calidad, higiene y seguridad. Su recorrido formativo inicia con el concepto y la importancia del mise en place como pilar de la organización en cocina, se adentra en las operaciones básicas de alistamiento (técnicas de corte, pesaje, preparación de fondos), continuando con la receta estándar como herramienta de control de costos y consistencia. Luego aborda el marco normativo colombiano, las enfermedades transmitidas por alimentos, las Buenas Prácticas de Manufactura y los procedimientos de limpieza y desinfección. A su vez se abordan las normas de seguridad y salud ocupacional aplicadas a la elaboración de pastas, conformando un sistema de conocimiento integral que integra la organización, la técnica, la higiene y la seguridad. Su apropiación es el cimiento sobre el cual se construye la aplicación práctica de los estándares gastronómicos para garantizar la calidad, la inocuidad y la seguridad como pilares fundamentales de la cocina profesional. Finalmente, el componente se orienta hacia la pasta, explorando su origen, definición, clasificación, formulación de pasta fresca casera y técnicas de cocción, con énfasis en el concepto de “al dente”y la terminología gastronómica. "/>
                     <pic:cNvPicPr/>
                   </pic:nvPicPr>
                   <pic:blipFill>
                     <a:blip r:embed="rId12">
                       <a:extLst>
-                        <a:ext uri="{28A0092B-C50C-407E-A947-70E740481C1C}">
-                          <a14:useLocalDpi xmlns:a14="http://schemas.microsoft.com/office/drawing/2010/main" val="0"/>
-                        </a:ext>
                         <a:ext uri="{96DAC541-7B7A-43D3-8B79-37D633B846F1}">
                           <asvg:svgBlip xmlns:asvg="http://schemas.microsoft.com/office/drawing/2016/SVG/main" r:embed="rId13"/>
                         </a:ext>
@@ -11567,7 +12443,7 @@
       <w:pPr>
         <w:pStyle w:val="Titulosgenerales"/>
       </w:pPr>
-      <w:bookmarkStart w:id="33" w:name="_Toc242777371"/>
+      <w:bookmarkStart w:id="33" w:name="_Toc242092115"/>
       <w:r>
         <w:lastRenderedPageBreak/>
         <w:t>Glosario</w:t>
@@ -11794,7 +12670,22 @@
           <w:b/>
           <w:bCs/>
         </w:rPr>
-        <w:t xml:space="preserve">Pasta seca (pasta </w:t>
+        <w:t>Pasta seca (</w:t>
+      </w:r>
+      <w:r>
+        <w:rPr>
+          <w:rStyle w:val="Extranjerismo"/>
+          <w:b/>
+          <w:bCs/>
+        </w:rPr>
+        <w:t>pasta</w:t>
+      </w:r>
+      <w:r>
+        <w:rPr>
+          <w:b/>
+          <w:bCs/>
+        </w:rPr>
+        <w:t xml:space="preserve"> </w:t>
       </w:r>
       <w:proofErr w:type="spellStart"/>
       <w:r>
@@ -11877,7 +12768,6 @@
       </w:r>
     </w:p>
     <w:p>
-      <w:proofErr w:type="spellStart"/>
       <w:r>
         <w:rPr>
           <w:rStyle w:val="Extranjerismo"/>
@@ -11886,7 +12776,6 @@
         </w:rPr>
         <w:t>Ragù</w:t>
       </w:r>
-      <w:proofErr w:type="spellEnd"/>
       <w:r>
         <w:rPr>
           <w:b/>
@@ -11900,33 +12789,11 @@
       <w:r>
         <w:t xml:space="preserve">alsa de carne de cocción lenta, típicamente utilizada para pastas; el más famoso es el </w:t>
       </w:r>
-      <w:proofErr w:type="spellStart"/>
       <w:r>
         <w:rPr>
           <w:rStyle w:val="Extranjerismo"/>
         </w:rPr>
-        <w:t>ragù</w:t>
-      </w:r>
-      <w:proofErr w:type="spellEnd"/>
-      <w:r>
-        <w:rPr>
-          <w:rStyle w:val="Extranjerismo"/>
-        </w:rPr>
-        <w:t xml:space="preserve"> </w:t>
-      </w:r>
-      <w:proofErr w:type="spellStart"/>
-      <w:r>
-        <w:rPr>
-          <w:rStyle w:val="Extranjerismo"/>
-        </w:rPr>
-        <w:t>bolognese</w:t>
-      </w:r>
-      <w:proofErr w:type="spellEnd"/>
-      <w:r>
-        <w:rPr>
-          <w:rStyle w:val="Extranjerismo"/>
-        </w:rPr>
-        <w:t>.</w:t>
+        <w:t>ragù bolognese.</w:t>
       </w:r>
     </w:p>
     <w:p>
@@ -12061,7 +12928,7 @@
       <w:pPr>
         <w:pStyle w:val="Titulosgenerales"/>
       </w:pPr>
-      <w:bookmarkStart w:id="34" w:name="_Toc242777372"/>
+      <w:bookmarkStart w:id="34" w:name="_Toc242092116"/>
       <w:r>
         <w:lastRenderedPageBreak/>
         <w:t>Referencias bibliográficas</w:t>
@@ -12110,7 +12977,16 @@
       </w:r>
       <w:proofErr w:type="spellEnd"/>
       <w:r>
-        <w:t xml:space="preserve">. Ltda. (2013). Italia al dente (Grupo Editorial </w:t>
+        <w:t xml:space="preserve">. Ltda. (2013). Italia </w:t>
+      </w:r>
+      <w:r>
+        <w:rPr>
+          <w:rStyle w:val="Extranjerismo"/>
+        </w:rPr>
+        <w:t>al dente</w:t>
+      </w:r>
+      <w:r>
+        <w:t xml:space="preserve"> (Grupo Editorial </w:t>
       </w:r>
       <w:proofErr w:type="spellStart"/>
       <w:r>
@@ -12201,7 +13077,7 @@
       <w:pPr>
         <w:pStyle w:val="Titulosgenerales"/>
       </w:pPr>
-      <w:bookmarkStart w:id="35" w:name="_Toc242777373"/>
+      <w:bookmarkStart w:id="35" w:name="_Toc242092117"/>
       <w:r>
         <w:lastRenderedPageBreak/>
         <w:t>Créditos</w:t>
@@ -12233,16 +13109,8 @@
           <w:p>
             <w:pPr>
               <w:pStyle w:val="TextoTablas"/>
-              <w:rPr>
-                <w:sz w:val="28"/>
-                <w:szCs w:val="28"/>
-              </w:rPr>
-            </w:pPr>
-            <w:r>
-              <w:rPr>
-                <w:sz w:val="28"/>
-                <w:szCs w:val="28"/>
-              </w:rPr>
+            </w:pPr>
+            <w:r>
               <w:t>Nombre</w:t>
             </w:r>
           </w:p>
@@ -12254,16 +13122,8 @@
           <w:p>
             <w:pPr>
               <w:pStyle w:val="TextoTablas"/>
-              <w:rPr>
-                <w:sz w:val="28"/>
-                <w:szCs w:val="28"/>
-              </w:rPr>
-            </w:pPr>
-            <w:r>
-              <w:rPr>
-                <w:sz w:val="28"/>
-                <w:szCs w:val="28"/>
-              </w:rPr>
+            </w:pPr>
+            <w:r>
               <w:t>Cargo</w:t>
             </w:r>
           </w:p>
@@ -12275,17 +13135,15 @@
           <w:p>
             <w:pPr>
               <w:pStyle w:val="TextoTablas"/>
-              <w:rPr>
-                <w:sz w:val="28"/>
-                <w:szCs w:val="28"/>
-              </w:rPr>
-            </w:pPr>
-            <w:r>
-              <w:rPr>
-                <w:sz w:val="28"/>
-                <w:szCs w:val="28"/>
-              </w:rPr>
-              <w:t>Centro de Formación y Regional</w:t>
+            </w:pPr>
+            <w:r>
+              <w:t>Centro de Formación</w:t>
+            </w:r>
+            <w:r>
+              <w:t xml:space="preserve"> y </w:t>
+            </w:r>
+            <w:r>
+              <w:t>Regional</w:t>
             </w:r>
           </w:p>
         </w:tc>
@@ -12302,15 +13160,11 @@
             <w:pPr>
               <w:pStyle w:val="TextoTablas"/>
               <w:rPr>
-                <w:sz w:val="28"/>
-                <w:szCs w:val="28"/>
                 <w:lang w:val="es-CO"/>
               </w:rPr>
             </w:pPr>
             <w:r>
               <w:rPr>
-                <w:sz w:val="28"/>
-                <w:szCs w:val="28"/>
                 <w:lang w:val="es-CO"/>
               </w:rPr>
               <w:t>Claudia Johanna Gómez Pérez</w:t>
@@ -12325,15 +13179,11 @@
             <w:pPr>
               <w:pStyle w:val="TextoTablas"/>
               <w:rPr>
-                <w:sz w:val="28"/>
-                <w:szCs w:val="28"/>
                 <w:lang w:val="es-CO"/>
               </w:rPr>
             </w:pPr>
             <w:r>
               <w:rPr>
-                <w:sz w:val="28"/>
-                <w:szCs w:val="28"/>
                 <w:lang w:val="es-CO"/>
               </w:rPr>
               <w:t>Profesional G06. Responsable Ecosistema Virtual de Recursos Educativos Digitales</w:t>
@@ -12348,15 +13198,11 @@
             <w:pPr>
               <w:pStyle w:val="TextoTablas"/>
               <w:rPr>
-                <w:sz w:val="28"/>
-                <w:szCs w:val="28"/>
                 <w:lang w:val="es-CO"/>
               </w:rPr>
             </w:pPr>
             <w:r>
               <w:rPr>
-                <w:sz w:val="28"/>
-                <w:szCs w:val="28"/>
                 <w:lang w:val="es-CO"/>
               </w:rPr>
               <w:t>Centro Agroturístico - Regional Santander</w:t>
@@ -12373,15 +13219,11 @@
             <w:pPr>
               <w:pStyle w:val="TextoTablas"/>
               <w:rPr>
-                <w:sz w:val="28"/>
-                <w:szCs w:val="28"/>
                 <w:lang w:val="es-CO"/>
               </w:rPr>
             </w:pPr>
             <w:r>
               <w:rPr>
-                <w:sz w:val="28"/>
-                <w:szCs w:val="28"/>
                 <w:lang w:val="es-CO"/>
               </w:rPr>
               <w:t>Miguel De Jesús Paredes Maestre</w:t>
@@ -12396,15 +13238,11 @@
             <w:pPr>
               <w:pStyle w:val="TextoTablas"/>
               <w:rPr>
-                <w:sz w:val="28"/>
-                <w:szCs w:val="28"/>
                 <w:lang w:val="es-CO"/>
               </w:rPr>
             </w:pPr>
             <w:r>
               <w:rPr>
-                <w:sz w:val="28"/>
-                <w:szCs w:val="28"/>
                 <w:lang w:val="es-CO"/>
               </w:rPr>
               <w:t>Responsable de línea de producción</w:t>
@@ -12419,15 +13257,11 @@
             <w:pPr>
               <w:pStyle w:val="TextoTablas"/>
               <w:rPr>
-                <w:sz w:val="28"/>
-                <w:szCs w:val="28"/>
                 <w:lang w:val="es-CO"/>
               </w:rPr>
             </w:pPr>
             <w:r>
               <w:rPr>
-                <w:sz w:val="28"/>
-                <w:szCs w:val="28"/>
                 <w:lang w:val="es-CO"/>
               </w:rPr>
               <w:t>Centro de Comercio y Servicios - Regional Atlántico</w:t>
@@ -12447,64 +13281,49 @@
             <w:pPr>
               <w:pStyle w:val="TextoTablas"/>
               <w:rPr>
-                <w:sz w:val="28"/>
-                <w:szCs w:val="28"/>
                 <w:lang w:val="es-CO"/>
               </w:rPr>
             </w:pPr>
             <w:r>
-              <w:rPr>
-                <w:sz w:val="28"/>
-                <w:szCs w:val="28"/>
+              <w:t>Yina Paola Castro Zarate</w:t>
+            </w:r>
+          </w:p>
+        </w:tc>
+        <w:tc>
+          <w:tcPr>
+            <w:tcW w:w="3261" w:type="dxa"/>
+          </w:tcPr>
+          <w:p>
+            <w:pPr>
+              <w:pStyle w:val="TextoTablas"/>
+              <w:rPr>
                 <w:lang w:val="es-CO"/>
               </w:rPr>
-              <w:t>Yina Paola Castro Zarate</w:t>
-            </w:r>
-          </w:p>
-        </w:tc>
-        <w:tc>
-          <w:tcPr>
-            <w:tcW w:w="3261" w:type="dxa"/>
-          </w:tcPr>
-          <w:p>
-            <w:pPr>
-              <w:pStyle w:val="TextoTablas"/>
-              <w:rPr>
-                <w:sz w:val="28"/>
-                <w:szCs w:val="28"/>
+            </w:pPr>
+            <w:r>
+              <w:t>Experta temática</w:t>
+            </w:r>
+          </w:p>
+        </w:tc>
+        <w:tc>
+          <w:tcPr>
+            <w:tcW w:w="3969" w:type="dxa"/>
+          </w:tcPr>
+          <w:p>
+            <w:pPr>
+              <w:pStyle w:val="TextoTablas"/>
+              <w:rPr>
                 <w:lang w:val="es-CO"/>
               </w:rPr>
             </w:pPr>
             <w:r>
-              <w:rPr>
-                <w:rFonts w:eastAsia="Calibri" w:cs="Calibri"/>
-                <w:sz w:val="28"/>
-                <w:szCs w:val="28"/>
-              </w:rPr>
-              <w:t>Experta temática</w:t>
-            </w:r>
-          </w:p>
-        </w:tc>
-        <w:tc>
-          <w:tcPr>
-            <w:tcW w:w="3969" w:type="dxa"/>
-          </w:tcPr>
-          <w:p>
-            <w:pPr>
-              <w:pStyle w:val="TextoTablas"/>
-              <w:rPr>
-                <w:sz w:val="28"/>
-                <w:szCs w:val="28"/>
-                <w:lang w:val="es-CO"/>
-              </w:rPr>
-            </w:pPr>
-            <w:r>
-              <w:rPr>
-                <w:sz w:val="28"/>
-                <w:szCs w:val="28"/>
-                <w:lang w:val="es-CO"/>
-              </w:rPr>
-              <w:t>Centro de Comercio y Servicios - Regional Atlántico</w:t>
+              <w:t xml:space="preserve">Centro de Comercio y Servicios </w:t>
+            </w:r>
+            <w:r>
+              <w:t>-</w:t>
+            </w:r>
+            <w:r>
+              <w:t xml:space="preserve"> Regional Atlántico       </w:t>
             </w:r>
           </w:p>
         </w:tc>
@@ -12518,17 +13337,10 @@
             <w:pPr>
               <w:pStyle w:val="TextoTablas"/>
               <w:rPr>
-                <w:sz w:val="28"/>
-                <w:szCs w:val="28"/>
                 <w:lang w:val="es-CO"/>
               </w:rPr>
             </w:pPr>
             <w:r>
-              <w:rPr>
-                <w:rFonts w:eastAsia="Calibri" w:cs="Calibri"/>
-                <w:sz w:val="28"/>
-                <w:szCs w:val="28"/>
-              </w:rPr>
               <w:t>María Fernanda Morales Angulo</w:t>
             </w:r>
           </w:p>
@@ -12541,17 +13353,10 @@
             <w:pPr>
               <w:pStyle w:val="TextoTablas"/>
               <w:rPr>
-                <w:sz w:val="28"/>
-                <w:szCs w:val="28"/>
                 <w:lang w:val="es-CO"/>
               </w:rPr>
             </w:pPr>
             <w:r>
-              <w:rPr>
-                <w:rFonts w:cs="Calibri"/>
-                <w:sz w:val="28"/>
-                <w:szCs w:val="28"/>
-              </w:rPr>
               <w:t>Evaluadora instruccional</w:t>
             </w:r>
           </w:p>
@@ -12564,18 +13369,17 @@
             <w:pPr>
               <w:pStyle w:val="TextoTablas"/>
               <w:rPr>
-                <w:sz w:val="28"/>
-                <w:szCs w:val="28"/>
                 <w:lang w:val="es-CO"/>
               </w:rPr>
             </w:pPr>
             <w:r>
-              <w:rPr>
-                <w:sz w:val="28"/>
-                <w:szCs w:val="28"/>
-                <w:lang w:val="es-CO"/>
-              </w:rPr>
-              <w:t>Centro de Comercio y Servicios - Regional Atlántico</w:t>
+              <w:t xml:space="preserve">Centro de Comercio y Servicios </w:t>
+            </w:r>
+            <w:r>
+              <w:t>-</w:t>
+            </w:r>
+            <w:r>
+              <w:t xml:space="preserve"> Regional Atlántico     </w:t>
             </w:r>
           </w:p>
         </w:tc>
@@ -12592,17 +13396,10 @@
             <w:pPr>
               <w:pStyle w:val="TextoTablas"/>
               <w:rPr>
-                <w:sz w:val="28"/>
-                <w:szCs w:val="28"/>
                 <w:lang w:val="es-CO"/>
               </w:rPr>
             </w:pPr>
             <w:r>
-              <w:rPr>
-                <w:rFonts w:eastAsia="Calibri" w:cs="Calibri"/>
-                <w:sz w:val="28"/>
-                <w:szCs w:val="28"/>
-              </w:rPr>
               <w:t>Andrés Felipe Herrera Roldan</w:t>
             </w:r>
           </w:p>
@@ -12615,18 +13412,10 @@
             <w:pPr>
               <w:pStyle w:val="TextoTablas"/>
               <w:rPr>
-                <w:sz w:val="28"/>
-                <w:szCs w:val="28"/>
                 <w:lang w:val="es-CO"/>
               </w:rPr>
             </w:pPr>
             <w:r>
-              <w:rPr>
-                <w:rFonts w:eastAsia="Calibri" w:cs="Calibri"/>
-                <w:sz w:val="28"/>
-                <w:szCs w:val="28"/>
-                <w:lang w:val="es-ES"/>
-              </w:rPr>
               <w:t>Diseñador de contenidos digitales</w:t>
             </w:r>
           </w:p>
@@ -12639,18 +13428,17 @@
             <w:pPr>
               <w:pStyle w:val="TextoTablas"/>
               <w:rPr>
-                <w:sz w:val="28"/>
-                <w:szCs w:val="28"/>
                 <w:lang w:val="es-CO"/>
               </w:rPr>
             </w:pPr>
             <w:r>
-              <w:rPr>
-                <w:sz w:val="28"/>
-                <w:szCs w:val="28"/>
-                <w:lang w:val="es-CO"/>
-              </w:rPr>
-              <w:t>Centro de Comercio y Servicios - Regional Atlántico</w:t>
+              <w:t xml:space="preserve">Centro de Comercio y Servicios </w:t>
+            </w:r>
+            <w:r>
+              <w:t>-</w:t>
+            </w:r>
+            <w:r>
+              <w:t xml:space="preserve"> Regional Atlántico    </w:t>
             </w:r>
           </w:p>
         </w:tc>
@@ -12664,17 +13452,10 @@
             <w:pPr>
               <w:pStyle w:val="TextoTablas"/>
               <w:rPr>
-                <w:sz w:val="28"/>
-                <w:szCs w:val="28"/>
                 <w:lang w:val="es-CO"/>
               </w:rPr>
             </w:pPr>
             <w:r>
-              <w:rPr>
-                <w:rFonts w:eastAsia="Calibri" w:cs="Calibri"/>
-                <w:sz w:val="28"/>
-                <w:szCs w:val="28"/>
-              </w:rPr>
               <w:t>Álvaro Guillermo Araújo Angarita</w:t>
             </w:r>
           </w:p>
@@ -12687,24 +13468,15 @@
             <w:pPr>
               <w:pStyle w:val="TextoTablas"/>
               <w:rPr>
-                <w:sz w:val="28"/>
-                <w:szCs w:val="28"/>
                 <w:lang w:val="es-CO"/>
               </w:rPr>
             </w:pPr>
             <w:r>
-              <w:rPr>
-                <w:rFonts w:eastAsia="Calibri" w:cs="Calibri"/>
-                <w:sz w:val="28"/>
-                <w:szCs w:val="28"/>
-              </w:rPr>
               <w:t xml:space="preserve">Desarrollador </w:t>
             </w:r>
             <w:r>
               <w:rPr>
                 <w:rStyle w:val="Extranjerismo"/>
-                <w:sz w:val="28"/>
-                <w:szCs w:val="28"/>
               </w:rPr>
               <w:t>full stack</w:t>
             </w:r>
@@ -12718,18 +13490,17 @@
             <w:pPr>
               <w:pStyle w:val="TextoTablas"/>
               <w:rPr>
-                <w:sz w:val="28"/>
-                <w:szCs w:val="28"/>
                 <w:lang w:val="es-CO"/>
               </w:rPr>
             </w:pPr>
             <w:r>
-              <w:rPr>
-                <w:sz w:val="28"/>
-                <w:szCs w:val="28"/>
-                <w:lang w:val="es-CO"/>
-              </w:rPr>
-              <w:t>Centro de Comercio y Servicios - Regional Atlántico</w:t>
+              <w:t xml:space="preserve">Centro de Comercio y Servicios </w:t>
+            </w:r>
+            <w:r>
+              <w:t>-</w:t>
+            </w:r>
+            <w:r>
+              <w:t xml:space="preserve"> Regional Atlántico    </w:t>
             </w:r>
           </w:p>
         </w:tc>
@@ -12745,17 +13516,8 @@
           <w:p>
             <w:pPr>
               <w:pStyle w:val="TextoTablas"/>
-              <w:rPr>
-                <w:sz w:val="28"/>
-                <w:szCs w:val="28"/>
-              </w:rPr>
-            </w:pPr>
-            <w:r>
-              <w:rPr>
-                <w:rFonts w:eastAsia="Calibri" w:cs="Calibri"/>
-                <w:sz w:val="28"/>
-                <w:szCs w:val="28"/>
-              </w:rPr>
+            </w:pPr>
+            <w:r>
               <w:t>Alexander Rafael Acosta Bedoya</w:t>
             </w:r>
           </w:p>
@@ -12768,18 +13530,10 @@
             <w:pPr>
               <w:pStyle w:val="TextoTablas"/>
               <w:rPr>
-                <w:sz w:val="28"/>
-                <w:szCs w:val="28"/>
                 <w:lang w:val="es-CO"/>
               </w:rPr>
             </w:pPr>
             <w:r>
-              <w:rPr>
-                <w:rFonts w:eastAsia="Calibri" w:cs="Calibri"/>
-                <w:sz w:val="28"/>
-                <w:szCs w:val="28"/>
-                <w:lang w:val="es-ES"/>
-              </w:rPr>
               <w:t>Animador y productor audiovisual</w:t>
             </w:r>
           </w:p>
@@ -12792,18 +13546,17 @@
             <w:pPr>
               <w:pStyle w:val="TextoTablas"/>
               <w:rPr>
-                <w:sz w:val="28"/>
-                <w:szCs w:val="28"/>
                 <w:lang w:val="es-CO"/>
               </w:rPr>
             </w:pPr>
             <w:r>
-              <w:rPr>
-                <w:sz w:val="28"/>
-                <w:szCs w:val="28"/>
-                <w:lang w:val="es-CO"/>
-              </w:rPr>
-              <w:t>Centro de Comercio y Servicios - Regional Atlántico</w:t>
+              <w:t xml:space="preserve">Centro de Comercio y Servicios </w:t>
+            </w:r>
+            <w:r>
+              <w:t>-</w:t>
+            </w:r>
+            <w:r>
+              <w:t xml:space="preserve"> Regional Atlántico    </w:t>
             </w:r>
           </w:p>
         </w:tc>
@@ -12816,17 +13569,8 @@
           <w:p>
             <w:pPr>
               <w:pStyle w:val="TextoTablas"/>
-              <w:rPr>
-                <w:sz w:val="28"/>
-                <w:szCs w:val="28"/>
-              </w:rPr>
-            </w:pPr>
-            <w:r>
-              <w:rPr>
-                <w:rFonts w:eastAsia="Calibri" w:cs="Calibri"/>
-                <w:sz w:val="28"/>
-                <w:szCs w:val="28"/>
-              </w:rPr>
+            </w:pPr>
+            <w:r>
               <w:t>Nelson Iván Vera Briceño</w:t>
             </w:r>
           </w:p>
@@ -12839,18 +13583,10 @@
             <w:pPr>
               <w:pStyle w:val="TextoTablas"/>
               <w:rPr>
-                <w:sz w:val="28"/>
-                <w:szCs w:val="28"/>
                 <w:lang w:val="es-CO"/>
               </w:rPr>
             </w:pPr>
             <w:r>
-              <w:rPr>
-                <w:rFonts w:eastAsia="Calibri" w:cs="Calibri"/>
-                <w:sz w:val="28"/>
-                <w:szCs w:val="28"/>
-                <w:lang w:val="es-ES"/>
-              </w:rPr>
               <w:t>Animador y productor audiovisual</w:t>
             </w:r>
           </w:p>
@@ -12863,18 +13599,17 @@
             <w:pPr>
               <w:pStyle w:val="TextoTablas"/>
               <w:rPr>
-                <w:sz w:val="28"/>
-                <w:szCs w:val="28"/>
                 <w:lang w:val="es-CO"/>
               </w:rPr>
             </w:pPr>
             <w:r>
-              <w:rPr>
-                <w:sz w:val="28"/>
-                <w:szCs w:val="28"/>
-                <w:lang w:val="es-CO"/>
-              </w:rPr>
-              <w:t>Centro de Comercio y Servicios - Regional Atlántico</w:t>
+              <w:t xml:space="preserve">Centro de Comercio y Servicios </w:t>
+            </w:r>
+            <w:r>
+              <w:t>-</w:t>
+            </w:r>
+            <w:r>
+              <w:t xml:space="preserve"> Regional Atlántico    </w:t>
             </w:r>
           </w:p>
         </w:tc>
@@ -12890,17 +13625,8 @@
           <w:p>
             <w:pPr>
               <w:pStyle w:val="TextoTablas"/>
-              <w:rPr>
-                <w:sz w:val="28"/>
-                <w:szCs w:val="28"/>
-              </w:rPr>
-            </w:pPr>
-            <w:r>
-              <w:rPr>
-                <w:rFonts w:eastAsia="Calibri" w:cs="Calibri"/>
-                <w:sz w:val="28"/>
-                <w:szCs w:val="28"/>
-              </w:rPr>
+            </w:pPr>
+            <w:r>
               <w:t>Luz Karime Amaya Cabra</w:t>
             </w:r>
           </w:p>
@@ -12913,17 +13639,10 @@
             <w:pPr>
               <w:pStyle w:val="TextoTablas"/>
               <w:rPr>
-                <w:sz w:val="28"/>
-                <w:szCs w:val="28"/>
                 <w:lang w:val="es-CO"/>
               </w:rPr>
             </w:pPr>
             <w:r>
-              <w:rPr>
-                <w:rFonts w:eastAsia="Calibri" w:cs="Calibri"/>
-                <w:sz w:val="28"/>
-                <w:szCs w:val="28"/>
-              </w:rPr>
               <w:t>Evaluadora de contenidos inclusivos y accesibles</w:t>
             </w:r>
           </w:p>
@@ -12936,18 +13655,17 @@
             <w:pPr>
               <w:pStyle w:val="TextoTablas"/>
               <w:rPr>
-                <w:sz w:val="28"/>
-                <w:szCs w:val="28"/>
                 <w:lang w:val="es-CO"/>
               </w:rPr>
             </w:pPr>
             <w:r>
-              <w:rPr>
-                <w:sz w:val="28"/>
-                <w:szCs w:val="28"/>
-                <w:lang w:val="es-CO"/>
-              </w:rPr>
-              <w:t>Centro de Comercio y Servicios - Regional Atlántico</w:t>
+              <w:t xml:space="preserve">Centro de Comercio y Servicios </w:t>
+            </w:r>
+            <w:r>
+              <w:t>-</w:t>
+            </w:r>
+            <w:r>
+              <w:t xml:space="preserve"> Regional Atlántico    </w:t>
             </w:r>
           </w:p>
         </w:tc>
@@ -12961,18 +13679,10 @@
             <w:pPr>
               <w:pStyle w:val="TextoTablas"/>
               <w:rPr>
-                <w:sz w:val="28"/>
-                <w:szCs w:val="28"/>
                 <w:lang w:val="es-CO"/>
               </w:rPr>
             </w:pPr>
             <w:r>
-              <w:rPr>
-                <w:rFonts w:eastAsia="Calibri" w:cs="Calibri"/>
-                <w:sz w:val="28"/>
-                <w:szCs w:val="28"/>
-              </w:rPr>
-              <w:lastRenderedPageBreak/>
               <w:t>Laura Daniela Burgos Rueda</w:t>
             </w:r>
           </w:p>
@@ -12985,18 +13695,11 @@
             <w:pPr>
               <w:pStyle w:val="TextoTablas"/>
               <w:rPr>
-                <w:sz w:val="28"/>
-                <w:szCs w:val="28"/>
                 <w:lang w:val="es-CO"/>
               </w:rPr>
             </w:pPr>
             <w:r>
-              <w:rPr>
-                <w:rFonts w:eastAsia="Calibri" w:cs="Calibri"/>
-                <w:sz w:val="28"/>
-                <w:szCs w:val="28"/>
-              </w:rPr>
-              <w:t>Evaluadora de contenidos inclusivos y accesibles</w:t>
+              <w:t>Validadora y vinculadora de recursos educativos digitales</w:t>
             </w:r>
           </w:p>
         </w:tc>
@@ -13008,18 +13711,17 @@
             <w:pPr>
               <w:pStyle w:val="TextoTablas"/>
               <w:rPr>
-                <w:sz w:val="28"/>
-                <w:szCs w:val="28"/>
                 <w:lang w:val="es-CO"/>
               </w:rPr>
             </w:pPr>
             <w:r>
-              <w:rPr>
-                <w:sz w:val="28"/>
-                <w:szCs w:val="28"/>
-                <w:lang w:val="es-CO"/>
-              </w:rPr>
-              <w:t>Centro de Comercio y Servicios - Regional Atlántico</w:t>
+              <w:t xml:space="preserve">Centro de Comercio y Servicios </w:t>
+            </w:r>
+            <w:r>
+              <w:t>-</w:t>
+            </w:r>
+            <w:r>
+              <w:t xml:space="preserve"> Regional Atlántico    </w:t>
             </w:r>
           </w:p>
         </w:tc>
@@ -13036,17 +13738,10 @@
             <w:pPr>
               <w:pStyle w:val="TextoTablas"/>
               <w:rPr>
-                <w:sz w:val="28"/>
-                <w:szCs w:val="28"/>
                 <w:lang w:val="es-CO"/>
               </w:rPr>
             </w:pPr>
             <w:r>
-              <w:rPr>
-                <w:rFonts w:eastAsia="Calibri" w:cs="Calibri"/>
-                <w:sz w:val="28"/>
-                <w:szCs w:val="28"/>
-              </w:rPr>
               <w:t>Luis Gabriel Urueta</w:t>
             </w:r>
           </w:p>
@@ -13059,17 +13754,10 @@
             <w:pPr>
               <w:pStyle w:val="TextoTablas"/>
               <w:rPr>
-                <w:sz w:val="28"/>
-                <w:szCs w:val="28"/>
                 <w:lang w:val="es-CO"/>
               </w:rPr>
             </w:pPr>
             <w:r>
-              <w:rPr>
-                <w:rFonts w:eastAsia="Calibri" w:cs="Calibri"/>
-                <w:sz w:val="28"/>
-                <w:szCs w:val="28"/>
-              </w:rPr>
               <w:t>Validador y vinculador de recursos educativos digitales</w:t>
             </w:r>
           </w:p>
@@ -13082,18 +13770,17 @@
             <w:pPr>
               <w:pStyle w:val="TextoTablas"/>
               <w:rPr>
-                <w:sz w:val="28"/>
-                <w:szCs w:val="28"/>
                 <w:lang w:val="es-CO"/>
               </w:rPr>
             </w:pPr>
             <w:r>
-              <w:rPr>
-                <w:sz w:val="28"/>
-                <w:szCs w:val="28"/>
-                <w:lang w:val="es-CO"/>
-              </w:rPr>
-              <w:t>Centro de Comercio y Servicios - Regional Atlántico</w:t>
+              <w:t xml:space="preserve">Centro de Comercio y Servicios </w:t>
+            </w:r>
+            <w:r>
+              <w:t>-</w:t>
+            </w:r>
+            <w:r>
+              <w:t xml:space="preserve"> Regional Atlántico    </w:t>
             </w:r>
           </w:p>
         </w:tc>
@@ -13101,7 +13788,10 @@
     </w:tbl>
     <w:p>
       <w:pPr>
-        <w:rPr>
+        <w:ind w:firstLine="0"/>
+        <w:rPr>
+          <w:sz w:val="20"/>
+          <w:szCs w:val="16"/>
           <w:lang w:eastAsia="es-CO"/>
         </w:rPr>
       </w:pPr>
@@ -13121,7 +13811,7 @@
 </file>
 
 <file path=word/endnotes.xml><?xml version="1.0" encoding="utf-8"?>
-<w:endnotes xmlns:wpc="http://schemas.microsoft.com/office/word/2010/wordprocessingCanvas" xmlns:cx="http://schemas.microsoft.com/office/drawing/2014/chartex" xmlns:cx1="http://schemas.microsoft.com/office/drawing/2015/9/8/chartex" xmlns:cx2="http://schemas.microsoft.com/office/drawing/2015/10/21/chartex" xmlns:cx3="http://schemas.microsoft.com/office/drawing/2016/5/9/chartex" xmlns:cx4="http://schemas.microsoft.com/office/drawing/2016/5/10/chartex" xmlns:cx5="http://schemas.microsoft.com/office/drawing/2016/5/11/chartex" xmlns:cx6="http://schemas.microsoft.com/office/drawing/2016/5/12/chartex" xmlns:cx7="http://schemas.microsoft.com/office/drawing/2016/5/13/chartex" xmlns:cx8="http://schemas.microsoft.com/office/drawing/2016/5/14/chartex" xmlns:mc="http://schemas.openxmlformats.org/markup-compatibility/2006" xmlns:aink="http://schemas.microsoft.com/office/drawing/2016/ink" xmlns:am3d="http://schemas.microsoft.com/office/drawing/2017/model3d" xmlns:o="urn:schemas-microsoft-com:office:office" xmlns:r="http://schemas.openxmlformats.org/officeDocument/2006/relationships" xmlns:m="http://schemas.openxmlformats.org/officeDocument/2006/math" xmlns:v="urn:schemas-microsoft-com:vml" xmlns:wp14="http://schemas.microsoft.com/office/word/2010/wordprocessingDrawing" xmlns:wp="http://schemas.openxmlformats.org/drawingml/2006/wordprocessingDrawing" xmlns:w10="urn:schemas-microsoft-com:office:word" xmlns:w="http://schemas.openxmlformats.org/wordprocessingml/2006/main" xmlns:w14="http://schemas.microsoft.com/office/word/2010/wordml" xmlns:w15="http://schemas.microsoft.com/office/word/2012/wordml" xmlns:w16cex="http://schemas.microsoft.com/office/word/2018/wordml/cex" xmlns:w16cid="http://schemas.microsoft.com/office/word/2016/wordml/cid" xmlns:w16="http://schemas.microsoft.com/office/word/2018/wordml" xmlns:w16sdtdh="http://schemas.microsoft.com/office/word/2020/wordml/sdtdatahash" xmlns:w16se="http://schemas.microsoft.com/office/word/2015/wordml/symex" xmlns:wpg="http://schemas.microsoft.com/office/word/2010/wordprocessingGroup" xmlns:wpi="http://schemas.microsoft.com/office/word/2010/wordprocessingInk" xmlns:wne="http://schemas.microsoft.com/office/word/2006/wordml" xmlns:wps="http://schemas.microsoft.com/office/word/2010/wordprocessingShape" mc:Ignorable="w14 w15 w16se w16cid w16 w16cex w16sdtdh wp14">
+<w:endnotes xmlns:wpc="http://schemas.microsoft.com/office/word/2010/wordprocessingCanvas" xmlns:cx="http://schemas.microsoft.com/office/drawing/2014/chartex" xmlns:cx1="http://schemas.microsoft.com/office/drawing/2015/9/8/chartex" xmlns:cx2="http://schemas.microsoft.com/office/drawing/2015/10/21/chartex" xmlns:cx3="http://schemas.microsoft.com/office/drawing/2016/5/9/chartex" xmlns:cx4="http://schemas.microsoft.com/office/drawing/2016/5/10/chartex" xmlns:cx5="http://schemas.microsoft.com/office/drawing/2016/5/11/chartex" xmlns:cx6="http://schemas.microsoft.com/office/drawing/2016/5/12/chartex" xmlns:cx7="http://schemas.microsoft.com/office/drawing/2016/5/13/chartex" xmlns:cx8="http://schemas.microsoft.com/office/drawing/2016/5/14/chartex" xmlns:mc="http://schemas.openxmlformats.org/markup-compatibility/2006" xmlns:aink="http://schemas.microsoft.com/office/drawing/2016/ink" xmlns:am3d="http://schemas.microsoft.com/office/drawing/2017/model3d" xmlns:o="urn:schemas-microsoft-com:office:office" xmlns:oel="http://schemas.microsoft.com/office/2019/extlst" xmlns:r="http://schemas.openxmlformats.org/officeDocument/2006/relationships" xmlns:m="http://schemas.openxmlformats.org/officeDocument/2006/math" xmlns:v="urn:schemas-microsoft-com:vml" xmlns:wp14="http://schemas.microsoft.com/office/word/2010/wordprocessingDrawing" xmlns:wp="http://schemas.openxmlformats.org/drawingml/2006/wordprocessingDrawing" xmlns:w10="urn:schemas-microsoft-com:office:word" xmlns:w="http://schemas.openxmlformats.org/wordprocessingml/2006/main" xmlns:w14="http://schemas.microsoft.com/office/word/2010/wordml" xmlns:w15="http://schemas.microsoft.com/office/word/2012/wordml" xmlns:w16cex="http://schemas.microsoft.com/office/word/2018/wordml/cex" xmlns:w16cid="http://schemas.microsoft.com/office/word/2016/wordml/cid" xmlns:w16="http://schemas.microsoft.com/office/word/2018/wordml" xmlns:w16du="http://schemas.microsoft.com/office/word/2023/wordml/word16du" xmlns:w16sdtdh="http://schemas.microsoft.com/office/word/2020/wordml/sdtdatahash" xmlns:w16sdtfl="http://schemas.microsoft.com/office/word/2024/wordml/sdtformatlock" xmlns:w16se="http://schemas.microsoft.com/office/word/2015/wordml/symex" xmlns:wpg="http://schemas.microsoft.com/office/word/2010/wordprocessingGroup" xmlns:wpi="http://schemas.microsoft.com/office/word/2010/wordprocessingInk" xmlns:wne="http://schemas.microsoft.com/office/word/2006/wordml" xmlns:wps="http://schemas.microsoft.com/office/word/2010/wordprocessingShape" mc:Ignorable="w14 w15 w16se w16cid w16 w16cex w16sdtdh w16sdtfl w16du wp14">
   <w:endnote w:type="separator" w:id="-1">
     <w:p>
       <w:pPr>
@@ -13148,7 +13838,7 @@
 </file>
 
 <file path=word/footer1.xml><?xml version="1.0" encoding="utf-8"?>
-<w:ftr xmlns:wpc="http://schemas.microsoft.com/office/word/2010/wordprocessingCanvas" xmlns:cx="http://schemas.microsoft.com/office/drawing/2014/chartex" xmlns:cx1="http://schemas.microsoft.com/office/drawing/2015/9/8/chartex" xmlns:cx2="http://schemas.microsoft.com/office/drawing/2015/10/21/chartex" xmlns:cx3="http://schemas.microsoft.com/office/drawing/2016/5/9/chartex" xmlns:cx4="http://schemas.microsoft.com/office/drawing/2016/5/10/chartex" xmlns:cx5="http://schemas.microsoft.com/office/drawing/2016/5/11/chartex" xmlns:cx6="http://schemas.microsoft.com/office/drawing/2016/5/12/chartex" xmlns:cx7="http://schemas.microsoft.com/office/drawing/2016/5/13/chartex" xmlns:cx8="http://schemas.microsoft.com/office/drawing/2016/5/14/chartex" xmlns:mc="http://schemas.openxmlformats.org/markup-compatibility/2006" xmlns:aink="http://schemas.microsoft.com/office/drawing/2016/ink" xmlns:am3d="http://schemas.microsoft.com/office/drawing/2017/model3d" xmlns:o="urn:schemas-microsoft-com:office:office" xmlns:r="http://schemas.openxmlformats.org/officeDocument/2006/relationships" xmlns:m="http://schemas.openxmlformats.org/officeDocument/2006/math" xmlns:v="urn:schemas-microsoft-com:vml" xmlns:wp14="http://schemas.microsoft.com/office/word/2010/wordprocessingDrawing" xmlns:wp="http://schemas.openxmlformats.org/drawingml/2006/wordprocessingDrawing" xmlns:w10="urn:schemas-microsoft-com:office:word" xmlns:w="http://schemas.openxmlformats.org/wordprocessingml/2006/main" xmlns:w14="http://schemas.microsoft.com/office/word/2010/wordml" xmlns:w15="http://schemas.microsoft.com/office/word/2012/wordml" xmlns:w16cex="http://schemas.microsoft.com/office/word/2018/wordml/cex" xmlns:w16cid="http://schemas.microsoft.com/office/word/2016/wordml/cid" xmlns:w16="http://schemas.microsoft.com/office/word/2018/wordml" xmlns:w16sdtdh="http://schemas.microsoft.com/office/word/2020/wordml/sdtdatahash" xmlns:w16se="http://schemas.microsoft.com/office/word/2015/wordml/symex" xmlns:wpg="http://schemas.microsoft.com/office/word/2010/wordprocessingGroup" xmlns:wpi="http://schemas.microsoft.com/office/word/2010/wordprocessingInk" xmlns:wne="http://schemas.microsoft.com/office/word/2006/wordml" xmlns:wps="http://schemas.microsoft.com/office/word/2010/wordprocessingShape" mc:Ignorable="w14 w15 w16se w16cid w16 w16cex w16sdtdh wp14">
+<w:ftr xmlns:wpc="http://schemas.microsoft.com/office/word/2010/wordprocessingCanvas" xmlns:cx="http://schemas.microsoft.com/office/drawing/2014/chartex" xmlns:cx1="http://schemas.microsoft.com/office/drawing/2015/9/8/chartex" xmlns:cx2="http://schemas.microsoft.com/office/drawing/2015/10/21/chartex" xmlns:cx3="http://schemas.microsoft.com/office/drawing/2016/5/9/chartex" xmlns:cx4="http://schemas.microsoft.com/office/drawing/2016/5/10/chartex" xmlns:cx5="http://schemas.microsoft.com/office/drawing/2016/5/11/chartex" xmlns:cx6="http://schemas.microsoft.com/office/drawing/2016/5/12/chartex" xmlns:cx7="http://schemas.microsoft.com/office/drawing/2016/5/13/chartex" xmlns:cx8="http://schemas.microsoft.com/office/drawing/2016/5/14/chartex" xmlns:mc="http://schemas.openxmlformats.org/markup-compatibility/2006" xmlns:aink="http://schemas.microsoft.com/office/drawing/2016/ink" xmlns:am3d="http://schemas.microsoft.com/office/drawing/2017/model3d" xmlns:o="urn:schemas-microsoft-com:office:office" xmlns:oel="http://schemas.microsoft.com/office/2019/extlst" xmlns:r="http://schemas.openxmlformats.org/officeDocument/2006/relationships" xmlns:m="http://schemas.openxmlformats.org/officeDocument/2006/math" xmlns:v="urn:schemas-microsoft-com:vml" xmlns:wp14="http://schemas.microsoft.com/office/word/2010/wordprocessingDrawing" xmlns:wp="http://schemas.openxmlformats.org/drawingml/2006/wordprocessingDrawing" xmlns:w10="urn:schemas-microsoft-com:office:word" xmlns:w="http://schemas.openxmlformats.org/wordprocessingml/2006/main" xmlns:w14="http://schemas.microsoft.com/office/word/2010/wordml" xmlns:w15="http://schemas.microsoft.com/office/word/2012/wordml" xmlns:w16cex="http://schemas.microsoft.com/office/word/2018/wordml/cex" xmlns:w16cid="http://schemas.microsoft.com/office/word/2016/wordml/cid" xmlns:w16="http://schemas.microsoft.com/office/word/2018/wordml" xmlns:w16du="http://schemas.microsoft.com/office/word/2023/wordml/word16du" xmlns:w16sdtdh="http://schemas.microsoft.com/office/word/2020/wordml/sdtdatahash" xmlns:w16sdtfl="http://schemas.microsoft.com/office/word/2024/wordml/sdtformatlock" xmlns:w16se="http://schemas.microsoft.com/office/word/2015/wordml/symex" xmlns:wpg="http://schemas.microsoft.com/office/word/2010/wordprocessingGroup" xmlns:wpi="http://schemas.microsoft.com/office/word/2010/wordprocessingInk" xmlns:wne="http://schemas.microsoft.com/office/word/2006/wordml" xmlns:wps="http://schemas.microsoft.com/office/word/2010/wordprocessingShape" mc:Ignorable="w14 w15 w16se w16cid w16 w16cex w16sdtdh w16sdtfl w16du wp14">
   <w:sdt>
     <w:sdtPr>
       <w:id w:val="-1465197936"/>
@@ -13157,7 +13847,6 @@
         <w:docPartUnique/>
       </w:docPartObj>
     </w:sdtPr>
-    <w:sdtEndPr/>
     <w:sdtContent>
       <w:p>
         <w:pPr>
@@ -13195,7 +13884,7 @@
 </file>
 
 <file path=word/footnotes.xml><?xml version="1.0" encoding="utf-8"?>
-<w:footnotes xmlns:wpc="http://schemas.microsoft.com/office/word/2010/wordprocessingCanvas" xmlns:cx="http://schemas.microsoft.com/office/drawing/2014/chartex" xmlns:cx1="http://schemas.microsoft.com/office/drawing/2015/9/8/chartex" xmlns:cx2="http://schemas.microsoft.com/office/drawing/2015/10/21/chartex" xmlns:cx3="http://schemas.microsoft.com/office/drawing/2016/5/9/chartex" xmlns:cx4="http://schemas.microsoft.com/office/drawing/2016/5/10/chartex" xmlns:cx5="http://schemas.microsoft.com/office/drawing/2016/5/11/chartex" xmlns:cx6="http://schemas.microsoft.com/office/drawing/2016/5/12/chartex" xmlns:cx7="http://schemas.microsoft.com/office/drawing/2016/5/13/chartex" xmlns:cx8="http://schemas.microsoft.com/office/drawing/2016/5/14/chartex" xmlns:mc="http://schemas.openxmlformats.org/markup-compatibility/2006" xmlns:aink="http://schemas.microsoft.com/office/drawing/2016/ink" xmlns:am3d="http://schemas.microsoft.com/office/drawing/2017/model3d" xmlns:o="urn:schemas-microsoft-com:office:office" xmlns:r="http://schemas.openxmlformats.org/officeDocument/2006/relationships" xmlns:m="http://schemas.openxmlformats.org/officeDocument/2006/math" xmlns:v="urn:schemas-microsoft-com:vml" xmlns:wp14="http://schemas.microsoft.com/office/word/2010/wordprocessingDrawing" xmlns:wp="http://schemas.openxmlformats.org/drawingml/2006/wordprocessingDrawing" xmlns:w10="urn:schemas-microsoft-com:office:word" xmlns:w="http://schemas.openxmlformats.org/wordprocessingml/2006/main" xmlns:w14="http://schemas.microsoft.com/office/word/2010/wordml" xmlns:w15="http://schemas.microsoft.com/office/word/2012/wordml" xmlns:w16cex="http://schemas.microsoft.com/office/word/2018/wordml/cex" xmlns:w16cid="http://schemas.microsoft.com/office/word/2016/wordml/cid" xmlns:w16="http://schemas.microsoft.com/office/word/2018/wordml" xmlns:w16sdtdh="http://schemas.microsoft.com/office/word/2020/wordml/sdtdatahash" xmlns:w16se="http://schemas.microsoft.com/office/word/2015/wordml/symex" xmlns:wpg="http://schemas.microsoft.com/office/word/2010/wordprocessingGroup" xmlns:wpi="http://schemas.microsoft.com/office/word/2010/wordprocessingInk" xmlns:wne="http://schemas.microsoft.com/office/word/2006/wordml" xmlns:wps="http://schemas.microsoft.com/office/word/2010/wordprocessingShape" mc:Ignorable="w14 w15 w16se w16cid w16 w16cex w16sdtdh wp14">
+<w:footnotes xmlns:wpc="http://schemas.microsoft.com/office/word/2010/wordprocessingCanvas" xmlns:cx="http://schemas.microsoft.com/office/drawing/2014/chartex" xmlns:cx1="http://schemas.microsoft.com/office/drawing/2015/9/8/chartex" xmlns:cx2="http://schemas.microsoft.com/office/drawing/2015/10/21/chartex" xmlns:cx3="http://schemas.microsoft.com/office/drawing/2016/5/9/chartex" xmlns:cx4="http://schemas.microsoft.com/office/drawing/2016/5/10/chartex" xmlns:cx5="http://schemas.microsoft.com/office/drawing/2016/5/11/chartex" xmlns:cx6="http://schemas.microsoft.com/office/drawing/2016/5/12/chartex" xmlns:cx7="http://schemas.microsoft.com/office/drawing/2016/5/13/chartex" xmlns:cx8="http://schemas.microsoft.com/office/drawing/2016/5/14/chartex" xmlns:mc="http://schemas.openxmlformats.org/markup-compatibility/2006" xmlns:aink="http://schemas.microsoft.com/office/drawing/2016/ink" xmlns:am3d="http://schemas.microsoft.com/office/drawing/2017/model3d" xmlns:o="urn:schemas-microsoft-com:office:office" xmlns:oel="http://schemas.microsoft.com/office/2019/extlst" xmlns:r="http://schemas.openxmlformats.org/officeDocument/2006/relationships" xmlns:m="http://schemas.openxmlformats.org/officeDocument/2006/math" xmlns:v="urn:schemas-microsoft-com:vml" xmlns:wp14="http://schemas.microsoft.com/office/word/2010/wordprocessingDrawing" xmlns:wp="http://schemas.openxmlformats.org/drawingml/2006/wordprocessingDrawing" xmlns:w10="urn:schemas-microsoft-com:office:word" xmlns:w="http://schemas.openxmlformats.org/wordprocessingml/2006/main" xmlns:w14="http://schemas.microsoft.com/office/word/2010/wordml" xmlns:w15="http://schemas.microsoft.com/office/word/2012/wordml" xmlns:w16cex="http://schemas.microsoft.com/office/word/2018/wordml/cex" xmlns:w16cid="http://schemas.microsoft.com/office/word/2016/wordml/cid" xmlns:w16="http://schemas.microsoft.com/office/word/2018/wordml" xmlns:w16du="http://schemas.microsoft.com/office/word/2023/wordml/word16du" xmlns:w16sdtdh="http://schemas.microsoft.com/office/word/2020/wordml/sdtdatahash" xmlns:w16sdtfl="http://schemas.microsoft.com/office/word/2024/wordml/sdtformatlock" xmlns:w16se="http://schemas.microsoft.com/office/word/2015/wordml/symex" xmlns:wpg="http://schemas.microsoft.com/office/word/2010/wordprocessingGroup" xmlns:wpi="http://schemas.microsoft.com/office/word/2010/wordprocessingInk" xmlns:wne="http://schemas.microsoft.com/office/word/2006/wordml" xmlns:wps="http://schemas.microsoft.com/office/word/2010/wordprocessingShape" mc:Ignorable="w14 w15 w16se w16cid w16 w16cex w16sdtdh w16sdtfl w16du wp14">
   <w:footnote w:type="separator" w:id="-1">
     <w:p>
       <w:pPr>
@@ -13222,7 +13911,7 @@
 </file>
 
 <file path=word/header1.xml><?xml version="1.0" encoding="utf-8"?>
-<w:hdr xmlns:wpc="http://schemas.microsoft.com/office/word/2010/wordprocessingCanvas" xmlns:cx="http://schemas.microsoft.com/office/drawing/2014/chartex" xmlns:cx1="http://schemas.microsoft.com/office/drawing/2015/9/8/chartex" xmlns:cx2="http://schemas.microsoft.com/office/drawing/2015/10/21/chartex" xmlns:cx3="http://schemas.microsoft.com/office/drawing/2016/5/9/chartex" xmlns:cx4="http://schemas.microsoft.com/office/drawing/2016/5/10/chartex" xmlns:cx5="http://schemas.microsoft.com/office/drawing/2016/5/11/chartex" xmlns:cx6="http://schemas.microsoft.com/office/drawing/2016/5/12/chartex" xmlns:cx7="http://schemas.microsoft.com/office/drawing/2016/5/13/chartex" xmlns:cx8="http://schemas.microsoft.com/office/drawing/2016/5/14/chartex" xmlns:mc="http://schemas.openxmlformats.org/markup-compatibility/2006" xmlns:aink="http://schemas.microsoft.com/office/drawing/2016/ink" xmlns:am3d="http://schemas.microsoft.com/office/drawing/2017/model3d" xmlns:o="urn:schemas-microsoft-com:office:office" xmlns:r="http://schemas.openxmlformats.org/officeDocument/2006/relationships" xmlns:m="http://schemas.openxmlformats.org/officeDocument/2006/math" xmlns:v="urn:schemas-microsoft-com:vml" xmlns:wp14="http://schemas.microsoft.com/office/word/2010/wordprocessingDrawing" xmlns:wp="http://schemas.openxmlformats.org/drawingml/2006/wordprocessingDrawing" xmlns:w10="urn:schemas-microsoft-com:office:word" xmlns:w="http://schemas.openxmlformats.org/wordprocessingml/2006/main" xmlns:w14="http://schemas.microsoft.com/office/word/2010/wordml" xmlns:w15="http://schemas.microsoft.com/office/word/2012/wordml" xmlns:w16cex="http://schemas.microsoft.com/office/word/2018/wordml/cex" xmlns:w16cid="http://schemas.microsoft.com/office/word/2016/wordml/cid" xmlns:w16="http://schemas.microsoft.com/office/word/2018/wordml" xmlns:w16sdtdh="http://schemas.microsoft.com/office/word/2020/wordml/sdtdatahash" xmlns:w16se="http://schemas.microsoft.com/office/word/2015/wordml/symex" xmlns:wpg="http://schemas.microsoft.com/office/word/2010/wordprocessingGroup" xmlns:wpi="http://schemas.microsoft.com/office/word/2010/wordprocessingInk" xmlns:wne="http://schemas.microsoft.com/office/word/2006/wordml" xmlns:wps="http://schemas.microsoft.com/office/word/2010/wordprocessingShape" mc:Ignorable="w14 w15 w16se w16cid w16 w16cex w16sdtdh wp14">
+<w:hdr xmlns:wpc="http://schemas.microsoft.com/office/word/2010/wordprocessingCanvas" xmlns:cx="http://schemas.microsoft.com/office/drawing/2014/chartex" xmlns:cx1="http://schemas.microsoft.com/office/drawing/2015/9/8/chartex" xmlns:cx2="http://schemas.microsoft.com/office/drawing/2015/10/21/chartex" xmlns:cx3="http://schemas.microsoft.com/office/drawing/2016/5/9/chartex" xmlns:cx4="http://schemas.microsoft.com/office/drawing/2016/5/10/chartex" xmlns:cx5="http://schemas.microsoft.com/office/drawing/2016/5/11/chartex" xmlns:cx6="http://schemas.microsoft.com/office/drawing/2016/5/12/chartex" xmlns:cx7="http://schemas.microsoft.com/office/drawing/2016/5/13/chartex" xmlns:cx8="http://schemas.microsoft.com/office/drawing/2016/5/14/chartex" xmlns:mc="http://schemas.openxmlformats.org/markup-compatibility/2006" xmlns:aink="http://schemas.microsoft.com/office/drawing/2016/ink" xmlns:am3d="http://schemas.microsoft.com/office/drawing/2017/model3d" xmlns:o="urn:schemas-microsoft-com:office:office" xmlns:oel="http://schemas.microsoft.com/office/2019/extlst" xmlns:r="http://schemas.openxmlformats.org/officeDocument/2006/relationships" xmlns:m="http://schemas.openxmlformats.org/officeDocument/2006/math" xmlns:v="urn:schemas-microsoft-com:vml" xmlns:wp14="http://schemas.microsoft.com/office/word/2010/wordprocessingDrawing" xmlns:wp="http://schemas.openxmlformats.org/drawingml/2006/wordprocessingDrawing" xmlns:w10="urn:schemas-microsoft-com:office:word" xmlns:w="http://schemas.openxmlformats.org/wordprocessingml/2006/main" xmlns:w14="http://schemas.microsoft.com/office/word/2010/wordml" xmlns:w15="http://schemas.microsoft.com/office/word/2012/wordml" xmlns:w16cex="http://schemas.microsoft.com/office/word/2018/wordml/cex" xmlns:w16cid="http://schemas.microsoft.com/office/word/2016/wordml/cid" xmlns:w16="http://schemas.microsoft.com/office/word/2018/wordml" xmlns:w16du="http://schemas.microsoft.com/office/word/2023/wordml/word16du" xmlns:w16sdtdh="http://schemas.microsoft.com/office/word/2020/wordml/sdtdatahash" xmlns:w16sdtfl="http://schemas.microsoft.com/office/word/2024/wordml/sdtformatlock" xmlns:w16se="http://schemas.microsoft.com/office/word/2015/wordml/symex" xmlns:wpg="http://schemas.microsoft.com/office/word/2010/wordprocessingGroup" xmlns:wpi="http://schemas.microsoft.com/office/word/2010/wordprocessingInk" xmlns:wne="http://schemas.microsoft.com/office/word/2006/wordml" xmlns:wps="http://schemas.microsoft.com/office/word/2010/wordprocessingShape" mc:Ignorable="w14 w15 w16se w16cid w16 w16cex w16sdtdh w16sdtfl w16du wp14">
   <w:p>
     <w:pPr>
       <w:pStyle w:val="Encabezado"/>
@@ -13309,7 +13998,7 @@
 </file>
 
 <file path=word/numbering.xml><?xml version="1.0" encoding="utf-8"?>
-<w:numbering xmlns:wpc="http://schemas.microsoft.com/office/word/2010/wordprocessingCanvas" xmlns:cx="http://schemas.microsoft.com/office/drawing/2014/chartex" xmlns:cx1="http://schemas.microsoft.com/office/drawing/2015/9/8/chartex" xmlns:cx2="http://schemas.microsoft.com/office/drawing/2015/10/21/chartex" xmlns:cx3="http://schemas.microsoft.com/office/drawing/2016/5/9/chartex" xmlns:cx4="http://schemas.microsoft.com/office/drawing/2016/5/10/chartex" xmlns:cx5="http://schemas.microsoft.com/office/drawing/2016/5/11/chartex" xmlns:cx6="http://schemas.microsoft.com/office/drawing/2016/5/12/chartex" xmlns:cx7="http://schemas.microsoft.com/office/drawing/2016/5/13/chartex" xmlns:cx8="http://schemas.microsoft.com/office/drawing/2016/5/14/chartex" xmlns:mc="http://schemas.openxmlformats.org/markup-compatibility/2006" xmlns:aink="http://schemas.microsoft.com/office/drawing/2016/ink" xmlns:am3d="http://schemas.microsoft.com/office/drawing/2017/model3d" xmlns:o="urn:schemas-microsoft-com:office:office" xmlns:r="http://schemas.openxmlformats.org/officeDocument/2006/relationships" xmlns:m="http://schemas.openxmlformats.org/officeDocument/2006/math" xmlns:v="urn:schemas-microsoft-com:vml" xmlns:wp14="http://schemas.microsoft.com/office/word/2010/wordprocessingDrawing" xmlns:wp="http://schemas.openxmlformats.org/drawingml/2006/wordprocessingDrawing" xmlns:w10="urn:schemas-microsoft-com:office:word" xmlns:w="http://schemas.openxmlformats.org/wordprocessingml/2006/main" xmlns:w14="http://schemas.microsoft.com/office/word/2010/wordml" xmlns:w15="http://schemas.microsoft.com/office/word/2012/wordml" xmlns:w16cex="http://schemas.microsoft.com/office/word/2018/wordml/cex" xmlns:w16cid="http://schemas.microsoft.com/office/word/2016/wordml/cid" xmlns:w16="http://schemas.microsoft.com/office/word/2018/wordml" xmlns:w16sdtdh="http://schemas.microsoft.com/office/word/2020/wordml/sdtdatahash" xmlns:w16se="http://schemas.microsoft.com/office/word/2015/wordml/symex" xmlns:wpg="http://schemas.microsoft.com/office/word/2010/wordprocessingGroup" xmlns:wpi="http://schemas.microsoft.com/office/word/2010/wordprocessingInk" xmlns:wne="http://schemas.microsoft.com/office/word/2006/wordml" xmlns:wps="http://schemas.microsoft.com/office/word/2010/wordprocessingShape" mc:Ignorable="w14 w15 w16se w16cid w16 w16cex w16sdtdh wp14">
+<w:numbering xmlns:wpc="http://schemas.microsoft.com/office/word/2010/wordprocessingCanvas" xmlns:cx="http://schemas.microsoft.com/office/drawing/2014/chartex" xmlns:cx1="http://schemas.microsoft.com/office/drawing/2015/9/8/chartex" xmlns:cx2="http://schemas.microsoft.com/office/drawing/2015/10/21/chartex" xmlns:cx3="http://schemas.microsoft.com/office/drawing/2016/5/9/chartex" xmlns:cx4="http://schemas.microsoft.com/office/drawing/2016/5/10/chartex" xmlns:cx5="http://schemas.microsoft.com/office/drawing/2016/5/11/chartex" xmlns:cx6="http://schemas.microsoft.com/office/drawing/2016/5/12/chartex" xmlns:cx7="http://schemas.microsoft.com/office/drawing/2016/5/13/chartex" xmlns:cx8="http://schemas.microsoft.com/office/drawing/2016/5/14/chartex" xmlns:mc="http://schemas.openxmlformats.org/markup-compatibility/2006" xmlns:aink="http://schemas.microsoft.com/office/drawing/2016/ink" xmlns:am3d="http://schemas.microsoft.com/office/drawing/2017/model3d" xmlns:o="urn:schemas-microsoft-com:office:office" xmlns:oel="http://schemas.microsoft.com/office/2019/extlst" xmlns:r="http://schemas.openxmlformats.org/officeDocument/2006/relationships" xmlns:m="http://schemas.openxmlformats.org/officeDocument/2006/math" xmlns:v="urn:schemas-microsoft-com:vml" xmlns:wp14="http://schemas.microsoft.com/office/word/2010/wordprocessingDrawing" xmlns:wp="http://schemas.openxmlformats.org/drawingml/2006/wordprocessingDrawing" xmlns:w10="urn:schemas-microsoft-com:office:word" xmlns:w="http://schemas.openxmlformats.org/wordprocessingml/2006/main" xmlns:w14="http://schemas.microsoft.com/office/word/2010/wordml" xmlns:w15="http://schemas.microsoft.com/office/word/2012/wordml" xmlns:w16cex="http://schemas.microsoft.com/office/word/2018/wordml/cex" xmlns:w16cid="http://schemas.microsoft.com/office/word/2016/wordml/cid" xmlns:w16="http://schemas.microsoft.com/office/word/2018/wordml" xmlns:w16du="http://schemas.microsoft.com/office/word/2023/wordml/word16du" xmlns:w16sdtdh="http://schemas.microsoft.com/office/word/2020/wordml/sdtdatahash" xmlns:w16sdtfl="http://schemas.microsoft.com/office/word/2024/wordml/sdtformatlock" xmlns:w16se="http://schemas.microsoft.com/office/word/2015/wordml/symex" xmlns:wpg="http://schemas.microsoft.com/office/word/2010/wordprocessingGroup" xmlns:wpi="http://schemas.microsoft.com/office/word/2010/wordprocessingInk" xmlns:wne="http://schemas.microsoft.com/office/word/2006/wordml" xmlns:wps="http://schemas.microsoft.com/office/word/2010/wordprocessingShape" mc:Ignorable="w14 w15 w16se w16cid w16 w16cex w16sdtdh w16sdtfl w16du wp14">
   <w:abstractNum w:abstractNumId="0" w15:restartNumberingAfterBreak="0">
     <w:nsid w:val="FFFFFF89"/>
     <w:multiLevelType w:val="singleLevel"/>
@@ -13332,6 +14021,234 @@
     </w:lvl>
   </w:abstractNum>
   <w:abstractNum w:abstractNumId="1" w15:restartNumberingAfterBreak="0">
+    <w:nsid w:val="03A50F57"/>
+    <w:multiLevelType w:val="hybridMultilevel"/>
+    <w:tmpl w:val="666A8D88"/>
+    <w:lvl w:ilvl="0" w:tplc="240A0001">
+      <w:start w:val="1"/>
+      <w:numFmt w:val="bullet"/>
+      <w:lvlText w:val=""/>
+      <w:lvlJc w:val="left"/>
+      <w:pPr>
+        <w:ind w:left="1429" w:hanging="360"/>
+      </w:pPr>
+      <w:rPr>
+        <w:rFonts w:ascii="Symbol" w:hAnsi="Symbol" w:hint="default"/>
+      </w:rPr>
+    </w:lvl>
+    <w:lvl w:ilvl="1" w:tplc="240A0003" w:tentative="1">
+      <w:start w:val="1"/>
+      <w:numFmt w:val="bullet"/>
+      <w:lvlText w:val="o"/>
+      <w:lvlJc w:val="left"/>
+      <w:pPr>
+        <w:ind w:left="2149" w:hanging="360"/>
+      </w:pPr>
+      <w:rPr>
+        <w:rFonts w:ascii="Courier New" w:hAnsi="Courier New" w:cs="Courier New" w:hint="default"/>
+      </w:rPr>
+    </w:lvl>
+    <w:lvl w:ilvl="2" w:tplc="240A0005" w:tentative="1">
+      <w:start w:val="1"/>
+      <w:numFmt w:val="bullet"/>
+      <w:lvlText w:val=""/>
+      <w:lvlJc w:val="left"/>
+      <w:pPr>
+        <w:ind w:left="2869" w:hanging="360"/>
+      </w:pPr>
+      <w:rPr>
+        <w:rFonts w:ascii="Wingdings" w:hAnsi="Wingdings" w:hint="default"/>
+      </w:rPr>
+    </w:lvl>
+    <w:lvl w:ilvl="3" w:tplc="240A0001" w:tentative="1">
+      <w:start w:val="1"/>
+      <w:numFmt w:val="bullet"/>
+      <w:lvlText w:val=""/>
+      <w:lvlJc w:val="left"/>
+      <w:pPr>
+        <w:ind w:left="3589" w:hanging="360"/>
+      </w:pPr>
+      <w:rPr>
+        <w:rFonts w:ascii="Symbol" w:hAnsi="Symbol" w:hint="default"/>
+      </w:rPr>
+    </w:lvl>
+    <w:lvl w:ilvl="4" w:tplc="240A0003" w:tentative="1">
+      <w:start w:val="1"/>
+      <w:numFmt w:val="bullet"/>
+      <w:lvlText w:val="o"/>
+      <w:lvlJc w:val="left"/>
+      <w:pPr>
+        <w:ind w:left="4309" w:hanging="360"/>
+      </w:pPr>
+      <w:rPr>
+        <w:rFonts w:ascii="Courier New" w:hAnsi="Courier New" w:cs="Courier New" w:hint="default"/>
+      </w:rPr>
+    </w:lvl>
+    <w:lvl w:ilvl="5" w:tplc="240A0005" w:tentative="1">
+      <w:start w:val="1"/>
+      <w:numFmt w:val="bullet"/>
+      <w:lvlText w:val=""/>
+      <w:lvlJc w:val="left"/>
+      <w:pPr>
+        <w:ind w:left="5029" w:hanging="360"/>
+      </w:pPr>
+      <w:rPr>
+        <w:rFonts w:ascii="Wingdings" w:hAnsi="Wingdings" w:hint="default"/>
+      </w:rPr>
+    </w:lvl>
+    <w:lvl w:ilvl="6" w:tplc="240A0001" w:tentative="1">
+      <w:start w:val="1"/>
+      <w:numFmt w:val="bullet"/>
+      <w:lvlText w:val=""/>
+      <w:lvlJc w:val="left"/>
+      <w:pPr>
+        <w:ind w:left="5749" w:hanging="360"/>
+      </w:pPr>
+      <w:rPr>
+        <w:rFonts w:ascii="Symbol" w:hAnsi="Symbol" w:hint="default"/>
+      </w:rPr>
+    </w:lvl>
+    <w:lvl w:ilvl="7" w:tplc="240A0003" w:tentative="1">
+      <w:start w:val="1"/>
+      <w:numFmt w:val="bullet"/>
+      <w:lvlText w:val="o"/>
+      <w:lvlJc w:val="left"/>
+      <w:pPr>
+        <w:ind w:left="6469" w:hanging="360"/>
+      </w:pPr>
+      <w:rPr>
+        <w:rFonts w:ascii="Courier New" w:hAnsi="Courier New" w:cs="Courier New" w:hint="default"/>
+      </w:rPr>
+    </w:lvl>
+    <w:lvl w:ilvl="8" w:tplc="240A0005" w:tentative="1">
+      <w:start w:val="1"/>
+      <w:numFmt w:val="bullet"/>
+      <w:lvlText w:val=""/>
+      <w:lvlJc w:val="left"/>
+      <w:pPr>
+        <w:ind w:left="7189" w:hanging="360"/>
+      </w:pPr>
+      <w:rPr>
+        <w:rFonts w:ascii="Wingdings" w:hAnsi="Wingdings" w:hint="default"/>
+      </w:rPr>
+    </w:lvl>
+  </w:abstractNum>
+  <w:abstractNum w:abstractNumId="2" w15:restartNumberingAfterBreak="0">
+    <w:nsid w:val="069817E0"/>
+    <w:multiLevelType w:val="hybridMultilevel"/>
+    <w:tmpl w:val="AEFEF902"/>
+    <w:lvl w:ilvl="0" w:tplc="493C03F2">
+      <w:start w:val="1"/>
+      <w:numFmt w:val="upperLetter"/>
+      <w:lvlText w:val="%1."/>
+      <w:lvlJc w:val="left"/>
+      <w:pPr>
+        <w:ind w:left="1429" w:hanging="360"/>
+      </w:pPr>
+      <w:rPr>
+        <w:rFonts w:hint="default"/>
+        <w:b/>
+        <w:bCs/>
+      </w:rPr>
+    </w:lvl>
+    <w:lvl w:ilvl="1" w:tplc="FFFFFFFF" w:tentative="1">
+      <w:start w:val="1"/>
+      <w:numFmt w:val="bullet"/>
+      <w:lvlText w:val="o"/>
+      <w:lvlJc w:val="left"/>
+      <w:pPr>
+        <w:ind w:left="2149" w:hanging="360"/>
+      </w:pPr>
+      <w:rPr>
+        <w:rFonts w:ascii="Courier New" w:hAnsi="Courier New" w:cs="Courier New" w:hint="default"/>
+      </w:rPr>
+    </w:lvl>
+    <w:lvl w:ilvl="2" w:tplc="FFFFFFFF" w:tentative="1">
+      <w:start w:val="1"/>
+      <w:numFmt w:val="bullet"/>
+      <w:lvlText w:val=""/>
+      <w:lvlJc w:val="left"/>
+      <w:pPr>
+        <w:ind w:left="2869" w:hanging="360"/>
+      </w:pPr>
+      <w:rPr>
+        <w:rFonts w:ascii="Wingdings" w:hAnsi="Wingdings" w:hint="default"/>
+      </w:rPr>
+    </w:lvl>
+    <w:lvl w:ilvl="3" w:tplc="FFFFFFFF" w:tentative="1">
+      <w:start w:val="1"/>
+      <w:numFmt w:val="bullet"/>
+      <w:lvlText w:val=""/>
+      <w:lvlJc w:val="left"/>
+      <w:pPr>
+        <w:ind w:left="3589" w:hanging="360"/>
+      </w:pPr>
+      <w:rPr>
+        <w:rFonts w:ascii="Symbol" w:hAnsi="Symbol" w:hint="default"/>
+      </w:rPr>
+    </w:lvl>
+    <w:lvl w:ilvl="4" w:tplc="FFFFFFFF" w:tentative="1">
+      <w:start w:val="1"/>
+      <w:numFmt w:val="bullet"/>
+      <w:lvlText w:val="o"/>
+      <w:lvlJc w:val="left"/>
+      <w:pPr>
+        <w:ind w:left="4309" w:hanging="360"/>
+      </w:pPr>
+      <w:rPr>
+        <w:rFonts w:ascii="Courier New" w:hAnsi="Courier New" w:cs="Courier New" w:hint="default"/>
+      </w:rPr>
+    </w:lvl>
+    <w:lvl w:ilvl="5" w:tplc="FFFFFFFF" w:tentative="1">
+      <w:start w:val="1"/>
+      <w:numFmt w:val="bullet"/>
+      <w:lvlText w:val=""/>
+      <w:lvlJc w:val="left"/>
+      <w:pPr>
+        <w:ind w:left="5029" w:hanging="360"/>
+      </w:pPr>
+      <w:rPr>
+        <w:rFonts w:ascii="Wingdings" w:hAnsi="Wingdings" w:hint="default"/>
+      </w:rPr>
+    </w:lvl>
+    <w:lvl w:ilvl="6" w:tplc="FFFFFFFF" w:tentative="1">
+      <w:start w:val="1"/>
+      <w:numFmt w:val="bullet"/>
+      <w:lvlText w:val=""/>
+      <w:lvlJc w:val="left"/>
+      <w:pPr>
+        <w:ind w:left="5749" w:hanging="360"/>
+      </w:pPr>
+      <w:rPr>
+        <w:rFonts w:ascii="Symbol" w:hAnsi="Symbol" w:hint="default"/>
+      </w:rPr>
+    </w:lvl>
+    <w:lvl w:ilvl="7" w:tplc="FFFFFFFF" w:tentative="1">
+      <w:start w:val="1"/>
+      <w:numFmt w:val="bullet"/>
+      <w:lvlText w:val="o"/>
+      <w:lvlJc w:val="left"/>
+      <w:pPr>
+        <w:ind w:left="6469" w:hanging="360"/>
+      </w:pPr>
+      <w:rPr>
+        <w:rFonts w:ascii="Courier New" w:hAnsi="Courier New" w:cs="Courier New" w:hint="default"/>
+      </w:rPr>
+    </w:lvl>
+    <w:lvl w:ilvl="8" w:tplc="FFFFFFFF" w:tentative="1">
+      <w:start w:val="1"/>
+      <w:numFmt w:val="bullet"/>
+      <w:lvlText w:val=""/>
+      <w:lvlJc w:val="left"/>
+      <w:pPr>
+        <w:ind w:left="7189" w:hanging="360"/>
+      </w:pPr>
+      <w:rPr>
+        <w:rFonts w:ascii="Wingdings" w:hAnsi="Wingdings" w:hint="default"/>
+      </w:rPr>
+    </w:lvl>
+  </w:abstractNum>
+  <w:abstractNum w:abstractNumId="3" w15:restartNumberingAfterBreak="0">
     <w:nsid w:val="09C451D5"/>
     <w:multiLevelType w:val="hybridMultilevel"/>
     <w:tmpl w:val="200A8520"/>
@@ -13444,7 +14361,120 @@
       </w:rPr>
     </w:lvl>
   </w:abstractNum>
-  <w:abstractNum w:abstractNumId="2" w15:restartNumberingAfterBreak="0">
+  <w:abstractNum w:abstractNumId="4" w15:restartNumberingAfterBreak="0">
+    <w:nsid w:val="09C57DBB"/>
+    <w:multiLevelType w:val="hybridMultilevel"/>
+    <w:tmpl w:val="C6D43E8C"/>
+    <w:lvl w:ilvl="0" w:tplc="240A0001">
+      <w:start w:val="1"/>
+      <w:numFmt w:val="bullet"/>
+      <w:lvlText w:val=""/>
+      <w:lvlJc w:val="left"/>
+      <w:pPr>
+        <w:ind w:left="1429" w:hanging="360"/>
+      </w:pPr>
+      <w:rPr>
+        <w:rFonts w:ascii="Symbol" w:hAnsi="Symbol" w:hint="default"/>
+      </w:rPr>
+    </w:lvl>
+    <w:lvl w:ilvl="1" w:tplc="240A0003" w:tentative="1">
+      <w:start w:val="1"/>
+      <w:numFmt w:val="bullet"/>
+      <w:lvlText w:val="o"/>
+      <w:lvlJc w:val="left"/>
+      <w:pPr>
+        <w:ind w:left="2149" w:hanging="360"/>
+      </w:pPr>
+      <w:rPr>
+        <w:rFonts w:ascii="Courier New" w:hAnsi="Courier New" w:cs="Courier New" w:hint="default"/>
+      </w:rPr>
+    </w:lvl>
+    <w:lvl w:ilvl="2" w:tplc="240A0005" w:tentative="1">
+      <w:start w:val="1"/>
+      <w:numFmt w:val="bullet"/>
+      <w:lvlText w:val=""/>
+      <w:lvlJc w:val="left"/>
+      <w:pPr>
+        <w:ind w:left="2869" w:hanging="360"/>
+      </w:pPr>
+      <w:rPr>
+        <w:rFonts w:ascii="Wingdings" w:hAnsi="Wingdings" w:hint="default"/>
+      </w:rPr>
+    </w:lvl>
+    <w:lvl w:ilvl="3" w:tplc="240A0001" w:tentative="1">
+      <w:start w:val="1"/>
+      <w:numFmt w:val="bullet"/>
+      <w:lvlText w:val=""/>
+      <w:lvlJc w:val="left"/>
+      <w:pPr>
+        <w:ind w:left="3589" w:hanging="360"/>
+      </w:pPr>
+      <w:rPr>
+        <w:rFonts w:ascii="Symbol" w:hAnsi="Symbol" w:hint="default"/>
+      </w:rPr>
+    </w:lvl>
+    <w:lvl w:ilvl="4" w:tplc="240A0003" w:tentative="1">
+      <w:start w:val="1"/>
+      <w:numFmt w:val="bullet"/>
+      <w:lvlText w:val="o"/>
+      <w:lvlJc w:val="left"/>
+      <w:pPr>
+        <w:ind w:left="4309" w:hanging="360"/>
+      </w:pPr>
+      <w:rPr>
+        <w:rFonts w:ascii="Courier New" w:hAnsi="Courier New" w:cs="Courier New" w:hint="default"/>
+      </w:rPr>
+    </w:lvl>
+    <w:lvl w:ilvl="5" w:tplc="240A0005" w:tentative="1">
+      <w:start w:val="1"/>
+      <w:numFmt w:val="bullet"/>
+      <w:lvlText w:val=""/>
+      <w:lvlJc w:val="left"/>
+      <w:pPr>
+        <w:ind w:left="5029" w:hanging="360"/>
+      </w:pPr>
+      <w:rPr>
+        <w:rFonts w:ascii="Wingdings" w:hAnsi="Wingdings" w:hint="default"/>
+      </w:rPr>
+    </w:lvl>
+    <w:lvl w:ilvl="6" w:tplc="240A0001" w:tentative="1">
+      <w:start w:val="1"/>
+      <w:numFmt w:val="bullet"/>
+      <w:lvlText w:val=""/>
+      <w:lvlJc w:val="left"/>
+      <w:pPr>
+        <w:ind w:left="5749" w:hanging="360"/>
+      </w:pPr>
+      <w:rPr>
+        <w:rFonts w:ascii="Symbol" w:hAnsi="Symbol" w:hint="default"/>
+      </w:rPr>
+    </w:lvl>
+    <w:lvl w:ilvl="7" w:tplc="240A0003" w:tentative="1">
+      <w:start w:val="1"/>
+      <w:numFmt w:val="bullet"/>
+      <w:lvlText w:val="o"/>
+      <w:lvlJc w:val="left"/>
+      <w:pPr>
+        <w:ind w:left="6469" w:hanging="360"/>
+      </w:pPr>
+      <w:rPr>
+        <w:rFonts w:ascii="Courier New" w:hAnsi="Courier New" w:cs="Courier New" w:hint="default"/>
+      </w:rPr>
+    </w:lvl>
+    <w:lvl w:ilvl="8" w:tplc="240A0005" w:tentative="1">
+      <w:start w:val="1"/>
+      <w:numFmt w:val="bullet"/>
+      <w:lvlText w:val=""/>
+      <w:lvlJc w:val="left"/>
+      <w:pPr>
+        <w:ind w:left="7189" w:hanging="360"/>
+      </w:pPr>
+      <w:rPr>
+        <w:rFonts w:ascii="Wingdings" w:hAnsi="Wingdings" w:hint="default"/>
+      </w:rPr>
+    </w:lvl>
+  </w:abstractNum>
+  <w:abstractNum w:abstractNumId="5" w15:restartNumberingAfterBreak="0">
     <w:nsid w:val="0AF04E2F"/>
     <w:multiLevelType w:val="hybridMultilevel"/>
     <w:tmpl w:val="B016E4A8"/>
@@ -13557,7 +14587,7 @@
       </w:rPr>
     </w:lvl>
   </w:abstractNum>
-  <w:abstractNum w:abstractNumId="3" w15:restartNumberingAfterBreak="0">
+  <w:abstractNum w:abstractNumId="6" w15:restartNumberingAfterBreak="0">
     <w:nsid w:val="0B6F5D64"/>
     <w:multiLevelType w:val="hybridMultilevel"/>
     <w:tmpl w:val="C4AA66A6"/>
@@ -13670,7 +14700,7 @@
       </w:rPr>
     </w:lvl>
   </w:abstractNum>
-  <w:abstractNum w:abstractNumId="4" w15:restartNumberingAfterBreak="0">
+  <w:abstractNum w:abstractNumId="7" w15:restartNumberingAfterBreak="0">
     <w:nsid w:val="0DF52B25"/>
     <w:multiLevelType w:val="hybridMultilevel"/>
     <w:tmpl w:val="9AD0B7AE"/>
@@ -13680,110 +14710,223 @@
       <w:lvlText w:val="o"/>
       <w:lvlJc w:val="left"/>
       <w:pPr>
+        <w:ind w:left="2149" w:hanging="360"/>
+      </w:pPr>
+      <w:rPr>
+        <w:rFonts w:ascii="Courier New" w:hAnsi="Courier New" w:cs="Courier New" w:hint="default"/>
+      </w:rPr>
+    </w:lvl>
+    <w:lvl w:ilvl="1" w:tplc="240A0003" w:tentative="1">
+      <w:start w:val="1"/>
+      <w:numFmt w:val="bullet"/>
+      <w:lvlText w:val="o"/>
+      <w:lvlJc w:val="left"/>
+      <w:pPr>
+        <w:ind w:left="2869" w:hanging="360"/>
+      </w:pPr>
+      <w:rPr>
+        <w:rFonts w:ascii="Courier New" w:hAnsi="Courier New" w:cs="Courier New" w:hint="default"/>
+      </w:rPr>
+    </w:lvl>
+    <w:lvl w:ilvl="2" w:tplc="240A0005" w:tentative="1">
+      <w:start w:val="1"/>
+      <w:numFmt w:val="bullet"/>
+      <w:lvlText w:val=""/>
+      <w:lvlJc w:val="left"/>
+      <w:pPr>
+        <w:ind w:left="3589" w:hanging="360"/>
+      </w:pPr>
+      <w:rPr>
+        <w:rFonts w:ascii="Wingdings" w:hAnsi="Wingdings" w:hint="default"/>
+      </w:rPr>
+    </w:lvl>
+    <w:lvl w:ilvl="3" w:tplc="240A0001" w:tentative="1">
+      <w:start w:val="1"/>
+      <w:numFmt w:val="bullet"/>
+      <w:lvlText w:val=""/>
+      <w:lvlJc w:val="left"/>
+      <w:pPr>
+        <w:ind w:left="4309" w:hanging="360"/>
+      </w:pPr>
+      <w:rPr>
+        <w:rFonts w:ascii="Symbol" w:hAnsi="Symbol" w:hint="default"/>
+      </w:rPr>
+    </w:lvl>
+    <w:lvl w:ilvl="4" w:tplc="240A0003" w:tentative="1">
+      <w:start w:val="1"/>
+      <w:numFmt w:val="bullet"/>
+      <w:lvlText w:val="o"/>
+      <w:lvlJc w:val="left"/>
+      <w:pPr>
+        <w:ind w:left="5029" w:hanging="360"/>
+      </w:pPr>
+      <w:rPr>
+        <w:rFonts w:ascii="Courier New" w:hAnsi="Courier New" w:cs="Courier New" w:hint="default"/>
+      </w:rPr>
+    </w:lvl>
+    <w:lvl w:ilvl="5" w:tplc="240A0005" w:tentative="1">
+      <w:start w:val="1"/>
+      <w:numFmt w:val="bullet"/>
+      <w:lvlText w:val=""/>
+      <w:lvlJc w:val="left"/>
+      <w:pPr>
+        <w:ind w:left="5749" w:hanging="360"/>
+      </w:pPr>
+      <w:rPr>
+        <w:rFonts w:ascii="Wingdings" w:hAnsi="Wingdings" w:hint="default"/>
+      </w:rPr>
+    </w:lvl>
+    <w:lvl w:ilvl="6" w:tplc="240A0001" w:tentative="1">
+      <w:start w:val="1"/>
+      <w:numFmt w:val="bullet"/>
+      <w:lvlText w:val=""/>
+      <w:lvlJc w:val="left"/>
+      <w:pPr>
+        <w:ind w:left="6469" w:hanging="360"/>
+      </w:pPr>
+      <w:rPr>
+        <w:rFonts w:ascii="Symbol" w:hAnsi="Symbol" w:hint="default"/>
+      </w:rPr>
+    </w:lvl>
+    <w:lvl w:ilvl="7" w:tplc="240A0003" w:tentative="1">
+      <w:start w:val="1"/>
+      <w:numFmt w:val="bullet"/>
+      <w:lvlText w:val="o"/>
+      <w:lvlJc w:val="left"/>
+      <w:pPr>
+        <w:ind w:left="7189" w:hanging="360"/>
+      </w:pPr>
+      <w:rPr>
+        <w:rFonts w:ascii="Courier New" w:hAnsi="Courier New" w:cs="Courier New" w:hint="default"/>
+      </w:rPr>
+    </w:lvl>
+    <w:lvl w:ilvl="8" w:tplc="240A0005" w:tentative="1">
+      <w:start w:val="1"/>
+      <w:numFmt w:val="bullet"/>
+      <w:lvlText w:val=""/>
+      <w:lvlJc w:val="left"/>
+      <w:pPr>
+        <w:ind w:left="7909" w:hanging="360"/>
+      </w:pPr>
+      <w:rPr>
+        <w:rFonts w:ascii="Wingdings" w:hAnsi="Wingdings" w:hint="default"/>
+      </w:rPr>
+    </w:lvl>
+  </w:abstractNum>
+  <w:abstractNum w:abstractNumId="8" w15:restartNumberingAfterBreak="0">
+    <w:nsid w:val="10831D51"/>
+    <w:multiLevelType w:val="hybridMultilevel"/>
+    <w:tmpl w:val="DA36FDF8"/>
+    <w:lvl w:ilvl="0" w:tplc="240A0001">
+      <w:start w:val="1"/>
+      <w:numFmt w:val="bullet"/>
+      <w:lvlText w:val=""/>
+      <w:lvlJc w:val="left"/>
+      <w:pPr>
         <w:ind w:left="1429" w:hanging="360"/>
       </w:pPr>
       <w:rPr>
+        <w:rFonts w:ascii="Symbol" w:hAnsi="Symbol" w:hint="default"/>
+      </w:rPr>
+    </w:lvl>
+    <w:lvl w:ilvl="1" w:tplc="240A0003" w:tentative="1">
+      <w:start w:val="1"/>
+      <w:numFmt w:val="bullet"/>
+      <w:lvlText w:val="o"/>
+      <w:lvlJc w:val="left"/>
+      <w:pPr>
+        <w:ind w:left="2149" w:hanging="360"/>
+      </w:pPr>
+      <w:rPr>
         <w:rFonts w:ascii="Courier New" w:hAnsi="Courier New" w:cs="Courier New" w:hint="default"/>
       </w:rPr>
     </w:lvl>
-    <w:lvl w:ilvl="1" w:tplc="240A0003" w:tentative="1">
+    <w:lvl w:ilvl="2" w:tplc="240A0005" w:tentative="1">
+      <w:start w:val="1"/>
+      <w:numFmt w:val="bullet"/>
+      <w:lvlText w:val=""/>
+      <w:lvlJc w:val="left"/>
+      <w:pPr>
+        <w:ind w:left="2869" w:hanging="360"/>
+      </w:pPr>
+      <w:rPr>
+        <w:rFonts w:ascii="Wingdings" w:hAnsi="Wingdings" w:hint="default"/>
+      </w:rPr>
+    </w:lvl>
+    <w:lvl w:ilvl="3" w:tplc="240A0001" w:tentative="1">
+      <w:start w:val="1"/>
+      <w:numFmt w:val="bullet"/>
+      <w:lvlText w:val=""/>
+      <w:lvlJc w:val="left"/>
+      <w:pPr>
+        <w:ind w:left="3589" w:hanging="360"/>
+      </w:pPr>
+      <w:rPr>
+        <w:rFonts w:ascii="Symbol" w:hAnsi="Symbol" w:hint="default"/>
+      </w:rPr>
+    </w:lvl>
+    <w:lvl w:ilvl="4" w:tplc="240A0003" w:tentative="1">
       <w:start w:val="1"/>
       <w:numFmt w:val="bullet"/>
       <w:lvlText w:val="o"/>
       <w:lvlJc w:val="left"/>
       <w:pPr>
-        <w:ind w:left="2149" w:hanging="360"/>
+        <w:ind w:left="4309" w:hanging="360"/>
       </w:pPr>
       <w:rPr>
         <w:rFonts w:ascii="Courier New" w:hAnsi="Courier New" w:cs="Courier New" w:hint="default"/>
       </w:rPr>
     </w:lvl>
-    <w:lvl w:ilvl="2" w:tplc="240A0005" w:tentative="1">
+    <w:lvl w:ilvl="5" w:tplc="240A0005" w:tentative="1">
       <w:start w:val="1"/>
       <w:numFmt w:val="bullet"/>
       <w:lvlText w:val=""/>
       <w:lvlJc w:val="left"/>
       <w:pPr>
-        <w:ind w:left="2869" w:hanging="360"/>
+        <w:ind w:left="5029" w:hanging="360"/>
       </w:pPr>
       <w:rPr>
         <w:rFonts w:ascii="Wingdings" w:hAnsi="Wingdings" w:hint="default"/>
       </w:rPr>
     </w:lvl>
-    <w:lvl w:ilvl="3" w:tplc="240A0001" w:tentative="1">
+    <w:lvl w:ilvl="6" w:tplc="240A0001" w:tentative="1">
       <w:start w:val="1"/>
       <w:numFmt w:val="bullet"/>
       <w:lvlText w:val=""/>
       <w:lvlJc w:val="left"/>
       <w:pPr>
-        <w:ind w:left="3589" w:hanging="360"/>
+        <w:ind w:left="5749" w:hanging="360"/>
       </w:pPr>
       <w:rPr>
         <w:rFonts w:ascii="Symbol" w:hAnsi="Symbol" w:hint="default"/>
       </w:rPr>
     </w:lvl>
-    <w:lvl w:ilvl="4" w:tplc="240A0003" w:tentative="1">
+    <w:lvl w:ilvl="7" w:tplc="240A0003" w:tentative="1">
       <w:start w:val="1"/>
       <w:numFmt w:val="bullet"/>
       <w:lvlText w:val="o"/>
       <w:lvlJc w:val="left"/>
       <w:pPr>
-        <w:ind w:left="4309" w:hanging="360"/>
+        <w:ind w:left="6469" w:hanging="360"/>
       </w:pPr>
       <w:rPr>
         <w:rFonts w:ascii="Courier New" w:hAnsi="Courier New" w:cs="Courier New" w:hint="default"/>
       </w:rPr>
     </w:lvl>
-    <w:lvl w:ilvl="5" w:tplc="240A0005" w:tentative="1">
+    <w:lvl w:ilvl="8" w:tplc="240A0005" w:tentative="1">
       <w:start w:val="1"/>
       <w:numFmt w:val="bullet"/>
       <w:lvlText w:val=""/>
       <w:lvlJc w:val="left"/>
       <w:pPr>
-        <w:ind w:left="5029" w:hanging="360"/>
+        <w:ind w:left="7189" w:hanging="360"/>
       </w:pPr>
       <w:rPr>
         <w:rFonts w:ascii="Wingdings" w:hAnsi="Wingdings" w:hint="default"/>
       </w:rPr>
     </w:lvl>
-    <w:lvl w:ilvl="6" w:tplc="240A0001" w:tentative="1">
-      <w:start w:val="1"/>
-      <w:numFmt w:val="bullet"/>
-      <w:lvlText w:val=""/>
-      <w:lvlJc w:val="left"/>
-      <w:pPr>
-        <w:ind w:left="5749" w:hanging="360"/>
-      </w:pPr>
-      <w:rPr>
-        <w:rFonts w:ascii="Symbol" w:hAnsi="Symbol" w:hint="default"/>
-      </w:rPr>
-    </w:lvl>
-    <w:lvl w:ilvl="7" w:tplc="240A0003" w:tentative="1">
-      <w:start w:val="1"/>
-      <w:numFmt w:val="bullet"/>
-      <w:lvlText w:val="o"/>
-      <w:lvlJc w:val="left"/>
-      <w:pPr>
-        <w:ind w:left="6469" w:hanging="360"/>
-      </w:pPr>
-      <w:rPr>
-        <w:rFonts w:ascii="Courier New" w:hAnsi="Courier New" w:cs="Courier New" w:hint="default"/>
-      </w:rPr>
-    </w:lvl>
-    <w:lvl w:ilvl="8" w:tplc="240A0005" w:tentative="1">
-      <w:start w:val="1"/>
-      <w:numFmt w:val="bullet"/>
-      <w:lvlText w:val=""/>
-      <w:lvlJc w:val="left"/>
-      <w:pPr>
-        <w:ind w:left="7189" w:hanging="360"/>
-      </w:pPr>
-      <w:rPr>
-        <w:rFonts w:ascii="Wingdings" w:hAnsi="Wingdings" w:hint="default"/>
-      </w:rPr>
-    </w:lvl>
   </w:abstractNum>
-  <w:abstractNum w:abstractNumId="5" w15:restartNumberingAfterBreak="0">
+  <w:abstractNum w:abstractNumId="9" w15:restartNumberingAfterBreak="0">
     <w:nsid w:val="124A4D39"/>
     <w:multiLevelType w:val="hybridMultilevel"/>
     <w:tmpl w:val="A0D82D44"/>
@@ -13896,7 +15039,120 @@
       </w:rPr>
     </w:lvl>
   </w:abstractNum>
-  <w:abstractNum w:abstractNumId="6" w15:restartNumberingAfterBreak="0">
+  <w:abstractNum w:abstractNumId="10" w15:restartNumberingAfterBreak="0">
+    <w:nsid w:val="230479F3"/>
+    <w:multiLevelType w:val="hybridMultilevel"/>
+    <w:tmpl w:val="566ABAF2"/>
+    <w:lvl w:ilvl="0" w:tplc="240A0001">
+      <w:start w:val="1"/>
+      <w:numFmt w:val="bullet"/>
+      <w:lvlText w:val=""/>
+      <w:lvlJc w:val="left"/>
+      <w:pPr>
+        <w:ind w:left="1429" w:hanging="360"/>
+      </w:pPr>
+      <w:rPr>
+        <w:rFonts w:ascii="Symbol" w:hAnsi="Symbol" w:hint="default"/>
+      </w:rPr>
+    </w:lvl>
+    <w:lvl w:ilvl="1" w:tplc="240A0003" w:tentative="1">
+      <w:start w:val="1"/>
+      <w:numFmt w:val="bullet"/>
+      <w:lvlText w:val="o"/>
+      <w:lvlJc w:val="left"/>
+      <w:pPr>
+        <w:ind w:left="2149" w:hanging="360"/>
+      </w:pPr>
+      <w:rPr>
+        <w:rFonts w:ascii="Courier New" w:hAnsi="Courier New" w:cs="Courier New" w:hint="default"/>
+      </w:rPr>
+    </w:lvl>
+    <w:lvl w:ilvl="2" w:tplc="240A0005" w:tentative="1">
+      <w:start w:val="1"/>
+      <w:numFmt w:val="bullet"/>
+      <w:lvlText w:val=""/>
+      <w:lvlJc w:val="left"/>
+      <w:pPr>
+        <w:ind w:left="2869" w:hanging="360"/>
+      </w:pPr>
+      <w:rPr>
+        <w:rFonts w:ascii="Wingdings" w:hAnsi="Wingdings" w:hint="default"/>
+      </w:rPr>
+    </w:lvl>
+    <w:lvl w:ilvl="3" w:tplc="240A0001" w:tentative="1">
+      <w:start w:val="1"/>
+      <w:numFmt w:val="bullet"/>
+      <w:lvlText w:val=""/>
+      <w:lvlJc w:val="left"/>
+      <w:pPr>
+        <w:ind w:left="3589" w:hanging="360"/>
+      </w:pPr>
+      <w:rPr>
+        <w:rFonts w:ascii="Symbol" w:hAnsi="Symbol" w:hint="default"/>
+      </w:rPr>
+    </w:lvl>
+    <w:lvl w:ilvl="4" w:tplc="240A0003" w:tentative="1">
+      <w:start w:val="1"/>
+      <w:numFmt w:val="bullet"/>
+      <w:lvlText w:val="o"/>
+      <w:lvlJc w:val="left"/>
+      <w:pPr>
+        <w:ind w:left="4309" w:hanging="360"/>
+      </w:pPr>
+      <w:rPr>
+        <w:rFonts w:ascii="Courier New" w:hAnsi="Courier New" w:cs="Courier New" w:hint="default"/>
+      </w:rPr>
+    </w:lvl>
+    <w:lvl w:ilvl="5" w:tplc="240A0005" w:tentative="1">
+      <w:start w:val="1"/>
+      <w:numFmt w:val="bullet"/>
+      <w:lvlText w:val=""/>
+      <w:lvlJc w:val="left"/>
+      <w:pPr>
+        <w:ind w:left="5029" w:hanging="360"/>
+      </w:pPr>
+      <w:rPr>
+        <w:rFonts w:ascii="Wingdings" w:hAnsi="Wingdings" w:hint="default"/>
+      </w:rPr>
+    </w:lvl>
+    <w:lvl w:ilvl="6" w:tplc="240A0001" w:tentative="1">
+      <w:start w:val="1"/>
+      <w:numFmt w:val="bullet"/>
+      <w:lvlText w:val=""/>
+      <w:lvlJc w:val="left"/>
+      <w:pPr>
+        <w:ind w:left="5749" w:hanging="360"/>
+      </w:pPr>
+      <w:rPr>
+        <w:rFonts w:ascii="Symbol" w:hAnsi="Symbol" w:hint="default"/>
+      </w:rPr>
+    </w:lvl>
+    <w:lvl w:ilvl="7" w:tplc="240A0003" w:tentative="1">
+      <w:start w:val="1"/>
+      <w:numFmt w:val="bullet"/>
+      <w:lvlText w:val="o"/>
+      <w:lvlJc w:val="left"/>
+      <w:pPr>
+        <w:ind w:left="6469" w:hanging="360"/>
+      </w:pPr>
+      <w:rPr>
+        <w:rFonts w:ascii="Courier New" w:hAnsi="Courier New" w:cs="Courier New" w:hint="default"/>
+      </w:rPr>
+    </w:lvl>
+    <w:lvl w:ilvl="8" w:tplc="240A0005" w:tentative="1">
+      <w:start w:val="1"/>
+      <w:numFmt w:val="bullet"/>
+      <w:lvlText w:val=""/>
+      <w:lvlJc w:val="left"/>
+      <w:pPr>
+        <w:ind w:left="7189" w:hanging="360"/>
+      </w:pPr>
+      <w:rPr>
+        <w:rFonts w:ascii="Wingdings" w:hAnsi="Wingdings" w:hint="default"/>
+      </w:rPr>
+    </w:lvl>
+  </w:abstractNum>
+  <w:abstractNum w:abstractNumId="11" w15:restartNumberingAfterBreak="0">
     <w:nsid w:val="255B4E90"/>
     <w:multiLevelType w:val="hybridMultilevel"/>
     <w:tmpl w:val="D924B1B0"/>
@@ -14009,7 +15265,7 @@
       </w:rPr>
     </w:lvl>
   </w:abstractNum>
-  <w:abstractNum w:abstractNumId="7" w15:restartNumberingAfterBreak="0">
+  <w:abstractNum w:abstractNumId="12" w15:restartNumberingAfterBreak="0">
     <w:nsid w:val="27412B07"/>
     <w:multiLevelType w:val="hybridMultilevel"/>
     <w:tmpl w:val="9FDADF5E"/>
@@ -14100,7 +15356,120 @@
       </w:pPr>
     </w:lvl>
   </w:abstractNum>
-  <w:abstractNum w:abstractNumId="8" w15:restartNumberingAfterBreak="0">
+  <w:abstractNum w:abstractNumId="13" w15:restartNumberingAfterBreak="0">
+    <w:nsid w:val="2BEC46B2"/>
+    <w:multiLevelType w:val="hybridMultilevel"/>
+    <w:tmpl w:val="33548F66"/>
+    <w:lvl w:ilvl="0" w:tplc="240A0001">
+      <w:start w:val="1"/>
+      <w:numFmt w:val="bullet"/>
+      <w:lvlText w:val=""/>
+      <w:lvlJc w:val="left"/>
+      <w:pPr>
+        <w:ind w:left="1429" w:hanging="360"/>
+      </w:pPr>
+      <w:rPr>
+        <w:rFonts w:ascii="Symbol" w:hAnsi="Symbol" w:hint="default"/>
+      </w:rPr>
+    </w:lvl>
+    <w:lvl w:ilvl="1" w:tplc="240A0003" w:tentative="1">
+      <w:start w:val="1"/>
+      <w:numFmt w:val="bullet"/>
+      <w:lvlText w:val="o"/>
+      <w:lvlJc w:val="left"/>
+      <w:pPr>
+        <w:ind w:left="2149" w:hanging="360"/>
+      </w:pPr>
+      <w:rPr>
+        <w:rFonts w:ascii="Courier New" w:hAnsi="Courier New" w:cs="Courier New" w:hint="default"/>
+      </w:rPr>
+    </w:lvl>
+    <w:lvl w:ilvl="2" w:tplc="240A0005" w:tentative="1">
+      <w:start w:val="1"/>
+      <w:numFmt w:val="bullet"/>
+      <w:lvlText w:val=""/>
+      <w:lvlJc w:val="left"/>
+      <w:pPr>
+        <w:ind w:left="2869" w:hanging="360"/>
+      </w:pPr>
+      <w:rPr>
+        <w:rFonts w:ascii="Wingdings" w:hAnsi="Wingdings" w:hint="default"/>
+      </w:rPr>
+    </w:lvl>
+    <w:lvl w:ilvl="3" w:tplc="240A0001" w:tentative="1">
+      <w:start w:val="1"/>
+      <w:numFmt w:val="bullet"/>
+      <w:lvlText w:val=""/>
+      <w:lvlJc w:val="left"/>
+      <w:pPr>
+        <w:ind w:left="3589" w:hanging="360"/>
+      </w:pPr>
+      <w:rPr>
+        <w:rFonts w:ascii="Symbol" w:hAnsi="Symbol" w:hint="default"/>
+      </w:rPr>
+    </w:lvl>
+    <w:lvl w:ilvl="4" w:tplc="240A0003" w:tentative="1">
+      <w:start w:val="1"/>
+      <w:numFmt w:val="bullet"/>
+      <w:lvlText w:val="o"/>
+      <w:lvlJc w:val="left"/>
+      <w:pPr>
+        <w:ind w:left="4309" w:hanging="360"/>
+      </w:pPr>
+      <w:rPr>
+        <w:rFonts w:ascii="Courier New" w:hAnsi="Courier New" w:cs="Courier New" w:hint="default"/>
+      </w:rPr>
+    </w:lvl>
+    <w:lvl w:ilvl="5" w:tplc="240A0005" w:tentative="1">
+      <w:start w:val="1"/>
+      <w:numFmt w:val="bullet"/>
+      <w:lvlText w:val=""/>
+      <w:lvlJc w:val="left"/>
+      <w:pPr>
+        <w:ind w:left="5029" w:hanging="360"/>
+      </w:pPr>
+      <w:rPr>
+        <w:rFonts w:ascii="Wingdings" w:hAnsi="Wingdings" w:hint="default"/>
+      </w:rPr>
+    </w:lvl>
+    <w:lvl w:ilvl="6" w:tplc="240A0001" w:tentative="1">
+      <w:start w:val="1"/>
+      <w:numFmt w:val="bullet"/>
+      <w:lvlText w:val=""/>
+      <w:lvlJc w:val="left"/>
+      <w:pPr>
+        <w:ind w:left="5749" w:hanging="360"/>
+      </w:pPr>
+      <w:rPr>
+        <w:rFonts w:ascii="Symbol" w:hAnsi="Symbol" w:hint="default"/>
+      </w:rPr>
+    </w:lvl>
+    <w:lvl w:ilvl="7" w:tplc="240A0003" w:tentative="1">
+      <w:start w:val="1"/>
+      <w:numFmt w:val="bullet"/>
+      <w:lvlText w:val="o"/>
+      <w:lvlJc w:val="left"/>
+      <w:pPr>
+        <w:ind w:left="6469" w:hanging="360"/>
+      </w:pPr>
+      <w:rPr>
+        <w:rFonts w:ascii="Courier New" w:hAnsi="Courier New" w:cs="Courier New" w:hint="default"/>
+      </w:rPr>
+    </w:lvl>
+    <w:lvl w:ilvl="8" w:tplc="240A0005" w:tentative="1">
+      <w:start w:val="1"/>
+      <w:numFmt w:val="bullet"/>
+      <w:lvlText w:val=""/>
+      <w:lvlJc w:val="left"/>
+      <w:pPr>
+        <w:ind w:left="7189" w:hanging="360"/>
+      </w:pPr>
+      <w:rPr>
+        <w:rFonts w:ascii="Wingdings" w:hAnsi="Wingdings" w:hint="default"/>
+      </w:rPr>
+    </w:lvl>
+  </w:abstractNum>
+  <w:abstractNum w:abstractNumId="14" w15:restartNumberingAfterBreak="0">
     <w:nsid w:val="2E7336C7"/>
     <w:multiLevelType w:val="hybridMultilevel"/>
     <w:tmpl w:val="6CB4ABDE"/>
@@ -14213,7 +15582,7 @@
       </w:rPr>
     </w:lvl>
   </w:abstractNum>
-  <w:abstractNum w:abstractNumId="9" w15:restartNumberingAfterBreak="0">
+  <w:abstractNum w:abstractNumId="15" w15:restartNumberingAfterBreak="0">
     <w:nsid w:val="30457BBE"/>
     <w:multiLevelType w:val="hybridMultilevel"/>
     <w:tmpl w:val="299E1C42"/>
@@ -14326,7 +15695,7 @@
       </w:rPr>
     </w:lvl>
   </w:abstractNum>
-  <w:abstractNum w:abstractNumId="10" w15:restartNumberingAfterBreak="0">
+  <w:abstractNum w:abstractNumId="16" w15:restartNumberingAfterBreak="0">
     <w:nsid w:val="318B669E"/>
     <w:multiLevelType w:val="hybridMultilevel"/>
     <w:tmpl w:val="14707A62"/>
@@ -14439,7 +15808,7 @@
       </w:rPr>
     </w:lvl>
   </w:abstractNum>
-  <w:abstractNum w:abstractNumId="11" w15:restartNumberingAfterBreak="0">
+  <w:abstractNum w:abstractNumId="17" w15:restartNumberingAfterBreak="0">
     <w:nsid w:val="368E176E"/>
     <w:multiLevelType w:val="hybridMultilevel"/>
     <w:tmpl w:val="BDF054FE"/>
@@ -14533,7 +15902,7 @@
       </w:pPr>
     </w:lvl>
   </w:abstractNum>
-  <w:abstractNum w:abstractNumId="12" w15:restartNumberingAfterBreak="0">
+  <w:abstractNum w:abstractNumId="18" w15:restartNumberingAfterBreak="0">
     <w:nsid w:val="37980514"/>
     <w:multiLevelType w:val="hybridMultilevel"/>
     <w:tmpl w:val="81EEF1AA"/>
@@ -14646,7 +16015,7 @@
       </w:rPr>
     </w:lvl>
   </w:abstractNum>
-  <w:abstractNum w:abstractNumId="13" w15:restartNumberingAfterBreak="0">
+  <w:abstractNum w:abstractNumId="19" w15:restartNumberingAfterBreak="0">
     <w:nsid w:val="38DB75D1"/>
     <w:multiLevelType w:val="hybridMultilevel"/>
     <w:tmpl w:val="DA8247AC"/>
@@ -14759,7 +16128,7 @@
       </w:rPr>
     </w:lvl>
   </w:abstractNum>
-  <w:abstractNum w:abstractNumId="14" w15:restartNumberingAfterBreak="0">
+  <w:abstractNum w:abstractNumId="20" w15:restartNumberingAfterBreak="0">
     <w:nsid w:val="39F4015B"/>
     <w:multiLevelType w:val="hybridMultilevel"/>
     <w:tmpl w:val="75C6CF38"/>
@@ -14872,7 +16241,97 @@
       </w:rPr>
     </w:lvl>
   </w:abstractNum>
-  <w:abstractNum w:abstractNumId="15" w15:restartNumberingAfterBreak="0">
+  <w:abstractNum w:abstractNumId="21" w15:restartNumberingAfterBreak="0">
+    <w:nsid w:val="3B433DE9"/>
+    <w:multiLevelType w:val="hybridMultilevel"/>
+    <w:tmpl w:val="DBB8C2EA"/>
+    <w:lvl w:ilvl="0" w:tplc="3DEA9E5E">
+      <w:start w:val="1"/>
+      <w:numFmt w:val="upperLetter"/>
+      <w:lvlText w:val="%1."/>
+      <w:lvlJc w:val="left"/>
+      <w:pPr>
+        <w:ind w:left="1429" w:hanging="360"/>
+      </w:pPr>
+      <w:rPr>
+        <w:b/>
+        <w:bCs/>
+      </w:rPr>
+    </w:lvl>
+    <w:lvl w:ilvl="1" w:tplc="240A0019" w:tentative="1">
+      <w:start w:val="1"/>
+      <w:numFmt w:val="lowerLetter"/>
+      <w:lvlText w:val="%2."/>
+      <w:lvlJc w:val="left"/>
+      <w:pPr>
+        <w:ind w:left="2149" w:hanging="360"/>
+      </w:pPr>
+    </w:lvl>
+    <w:lvl w:ilvl="2" w:tplc="240A001B" w:tentative="1">
+      <w:start w:val="1"/>
+      <w:numFmt w:val="lowerRoman"/>
+      <w:lvlText w:val="%3."/>
+      <w:lvlJc w:val="right"/>
+      <w:pPr>
+        <w:ind w:left="2869" w:hanging="180"/>
+      </w:pPr>
+    </w:lvl>
+    <w:lvl w:ilvl="3" w:tplc="240A000F" w:tentative="1">
+      <w:start w:val="1"/>
+      <w:numFmt w:val="decimal"/>
+      <w:lvlText w:val="%4."/>
+      <w:lvlJc w:val="left"/>
+      <w:pPr>
+        <w:ind w:left="3589" w:hanging="360"/>
+      </w:pPr>
+    </w:lvl>
+    <w:lvl w:ilvl="4" w:tplc="240A0019" w:tentative="1">
+      <w:start w:val="1"/>
+      <w:numFmt w:val="lowerLetter"/>
+      <w:lvlText w:val="%5."/>
+      <w:lvlJc w:val="left"/>
+      <w:pPr>
+        <w:ind w:left="4309" w:hanging="360"/>
+      </w:pPr>
+    </w:lvl>
+    <w:lvl w:ilvl="5" w:tplc="240A001B" w:tentative="1">
+      <w:start w:val="1"/>
+      <w:numFmt w:val="lowerRoman"/>
+      <w:lvlText w:val="%6."/>
+      <w:lvlJc w:val="right"/>
+      <w:pPr>
+        <w:ind w:left="5029" w:hanging="180"/>
+      </w:pPr>
+    </w:lvl>
+    <w:lvl w:ilvl="6" w:tplc="240A000F" w:tentative="1">
+      <w:start w:val="1"/>
+      <w:numFmt w:val="decimal"/>
+      <w:lvlText w:val="%7."/>
+      <w:lvlJc w:val="left"/>
+      <w:pPr>
+        <w:ind w:left="5749" w:hanging="360"/>
+      </w:pPr>
+    </w:lvl>
+    <w:lvl w:ilvl="7" w:tplc="240A0019" w:tentative="1">
+      <w:start w:val="1"/>
+      <w:numFmt w:val="lowerLetter"/>
+      <w:lvlText w:val="%8."/>
+      <w:lvlJc w:val="left"/>
+      <w:pPr>
+        <w:ind w:left="6469" w:hanging="360"/>
+      </w:pPr>
+    </w:lvl>
+    <w:lvl w:ilvl="8" w:tplc="240A001B" w:tentative="1">
+      <w:start w:val="1"/>
+      <w:numFmt w:val="lowerRoman"/>
+      <w:lvlText w:val="%9."/>
+      <w:lvlJc w:val="right"/>
+      <w:pPr>
+        <w:ind w:left="7189" w:hanging="180"/>
+      </w:pPr>
+    </w:lvl>
+  </w:abstractNum>
+  <w:abstractNum w:abstractNumId="22" w15:restartNumberingAfterBreak="0">
     <w:nsid w:val="3DDF6562"/>
     <w:multiLevelType w:val="multilevel"/>
     <w:tmpl w:val="6C7AF928"/>
@@ -14993,7 +16452,7 @@
       </w:rPr>
     </w:lvl>
   </w:abstractNum>
-  <w:abstractNum w:abstractNumId="16" w15:restartNumberingAfterBreak="0">
+  <w:abstractNum w:abstractNumId="23" w15:restartNumberingAfterBreak="0">
     <w:nsid w:val="41B34056"/>
     <w:multiLevelType w:val="hybridMultilevel"/>
     <w:tmpl w:val="167E6196"/>
@@ -15106,7 +16565,233 @@
       </w:rPr>
     </w:lvl>
   </w:abstractNum>
-  <w:abstractNum w:abstractNumId="17" w15:restartNumberingAfterBreak="0">
+  <w:abstractNum w:abstractNumId="24" w15:restartNumberingAfterBreak="0">
+    <w:nsid w:val="41DA18E7"/>
+    <w:multiLevelType w:val="hybridMultilevel"/>
+    <w:tmpl w:val="138A1448"/>
+    <w:lvl w:ilvl="0" w:tplc="240A0001">
+      <w:start w:val="1"/>
+      <w:numFmt w:val="bullet"/>
+      <w:lvlText w:val=""/>
+      <w:lvlJc w:val="left"/>
+      <w:pPr>
+        <w:ind w:left="1429" w:hanging="360"/>
+      </w:pPr>
+      <w:rPr>
+        <w:rFonts w:ascii="Symbol" w:hAnsi="Symbol" w:hint="default"/>
+      </w:rPr>
+    </w:lvl>
+    <w:lvl w:ilvl="1" w:tplc="240A0003" w:tentative="1">
+      <w:start w:val="1"/>
+      <w:numFmt w:val="bullet"/>
+      <w:lvlText w:val="o"/>
+      <w:lvlJc w:val="left"/>
+      <w:pPr>
+        <w:ind w:left="2149" w:hanging="360"/>
+      </w:pPr>
+      <w:rPr>
+        <w:rFonts w:ascii="Courier New" w:hAnsi="Courier New" w:cs="Courier New" w:hint="default"/>
+      </w:rPr>
+    </w:lvl>
+    <w:lvl w:ilvl="2" w:tplc="240A0005" w:tentative="1">
+      <w:start w:val="1"/>
+      <w:numFmt w:val="bullet"/>
+      <w:lvlText w:val=""/>
+      <w:lvlJc w:val="left"/>
+      <w:pPr>
+        <w:ind w:left="2869" w:hanging="360"/>
+      </w:pPr>
+      <w:rPr>
+        <w:rFonts w:ascii="Wingdings" w:hAnsi="Wingdings" w:hint="default"/>
+      </w:rPr>
+    </w:lvl>
+    <w:lvl w:ilvl="3" w:tplc="240A0001" w:tentative="1">
+      <w:start w:val="1"/>
+      <w:numFmt w:val="bullet"/>
+      <w:lvlText w:val=""/>
+      <w:lvlJc w:val="left"/>
+      <w:pPr>
+        <w:ind w:left="3589" w:hanging="360"/>
+      </w:pPr>
+      <w:rPr>
+        <w:rFonts w:ascii="Symbol" w:hAnsi="Symbol" w:hint="default"/>
+      </w:rPr>
+    </w:lvl>
+    <w:lvl w:ilvl="4" w:tplc="240A0003" w:tentative="1">
+      <w:start w:val="1"/>
+      <w:numFmt w:val="bullet"/>
+      <w:lvlText w:val="o"/>
+      <w:lvlJc w:val="left"/>
+      <w:pPr>
+        <w:ind w:left="4309" w:hanging="360"/>
+      </w:pPr>
+      <w:rPr>
+        <w:rFonts w:ascii="Courier New" w:hAnsi="Courier New" w:cs="Courier New" w:hint="default"/>
+      </w:rPr>
+    </w:lvl>
+    <w:lvl w:ilvl="5" w:tplc="240A0005" w:tentative="1">
+      <w:start w:val="1"/>
+      <w:numFmt w:val="bullet"/>
+      <w:lvlText w:val=""/>
+      <w:lvlJc w:val="left"/>
+      <w:pPr>
+        <w:ind w:left="5029" w:hanging="360"/>
+      </w:pPr>
+      <w:rPr>
+        <w:rFonts w:ascii="Wingdings" w:hAnsi="Wingdings" w:hint="default"/>
+      </w:rPr>
+    </w:lvl>
+    <w:lvl w:ilvl="6" w:tplc="240A0001" w:tentative="1">
+      <w:start w:val="1"/>
+      <w:numFmt w:val="bullet"/>
+      <w:lvlText w:val=""/>
+      <w:lvlJc w:val="left"/>
+      <w:pPr>
+        <w:ind w:left="5749" w:hanging="360"/>
+      </w:pPr>
+      <w:rPr>
+        <w:rFonts w:ascii="Symbol" w:hAnsi="Symbol" w:hint="default"/>
+      </w:rPr>
+    </w:lvl>
+    <w:lvl w:ilvl="7" w:tplc="240A0003" w:tentative="1">
+      <w:start w:val="1"/>
+      <w:numFmt w:val="bullet"/>
+      <w:lvlText w:val="o"/>
+      <w:lvlJc w:val="left"/>
+      <w:pPr>
+        <w:ind w:left="6469" w:hanging="360"/>
+      </w:pPr>
+      <w:rPr>
+        <w:rFonts w:ascii="Courier New" w:hAnsi="Courier New" w:cs="Courier New" w:hint="default"/>
+      </w:rPr>
+    </w:lvl>
+    <w:lvl w:ilvl="8" w:tplc="240A0005" w:tentative="1">
+      <w:start w:val="1"/>
+      <w:numFmt w:val="bullet"/>
+      <w:lvlText w:val=""/>
+      <w:lvlJc w:val="left"/>
+      <w:pPr>
+        <w:ind w:left="7189" w:hanging="360"/>
+      </w:pPr>
+      <w:rPr>
+        <w:rFonts w:ascii="Wingdings" w:hAnsi="Wingdings" w:hint="default"/>
+      </w:rPr>
+    </w:lvl>
+  </w:abstractNum>
+  <w:abstractNum w:abstractNumId="25" w15:restartNumberingAfterBreak="0">
+    <w:nsid w:val="455C13EA"/>
+    <w:multiLevelType w:val="hybridMultilevel"/>
+    <w:tmpl w:val="5EE292C2"/>
+    <w:lvl w:ilvl="0" w:tplc="240A0001">
+      <w:start w:val="1"/>
+      <w:numFmt w:val="bullet"/>
+      <w:lvlText w:val=""/>
+      <w:lvlJc w:val="left"/>
+      <w:pPr>
+        <w:ind w:left="1429" w:hanging="360"/>
+      </w:pPr>
+      <w:rPr>
+        <w:rFonts w:ascii="Symbol" w:hAnsi="Symbol" w:hint="default"/>
+      </w:rPr>
+    </w:lvl>
+    <w:lvl w:ilvl="1" w:tplc="240A0003" w:tentative="1">
+      <w:start w:val="1"/>
+      <w:numFmt w:val="bullet"/>
+      <w:lvlText w:val="o"/>
+      <w:lvlJc w:val="left"/>
+      <w:pPr>
+        <w:ind w:left="2149" w:hanging="360"/>
+      </w:pPr>
+      <w:rPr>
+        <w:rFonts w:ascii="Courier New" w:hAnsi="Courier New" w:cs="Courier New" w:hint="default"/>
+      </w:rPr>
+    </w:lvl>
+    <w:lvl w:ilvl="2" w:tplc="240A0005" w:tentative="1">
+      <w:start w:val="1"/>
+      <w:numFmt w:val="bullet"/>
+      <w:lvlText w:val=""/>
+      <w:lvlJc w:val="left"/>
+      <w:pPr>
+        <w:ind w:left="2869" w:hanging="360"/>
+      </w:pPr>
+      <w:rPr>
+        <w:rFonts w:ascii="Wingdings" w:hAnsi="Wingdings" w:hint="default"/>
+      </w:rPr>
+    </w:lvl>
+    <w:lvl w:ilvl="3" w:tplc="240A0001" w:tentative="1">
+      <w:start w:val="1"/>
+      <w:numFmt w:val="bullet"/>
+      <w:lvlText w:val=""/>
+      <w:lvlJc w:val="left"/>
+      <w:pPr>
+        <w:ind w:left="3589" w:hanging="360"/>
+      </w:pPr>
+      <w:rPr>
+        <w:rFonts w:ascii="Symbol" w:hAnsi="Symbol" w:hint="default"/>
+      </w:rPr>
+    </w:lvl>
+    <w:lvl w:ilvl="4" w:tplc="240A0003" w:tentative="1">
+      <w:start w:val="1"/>
+      <w:numFmt w:val="bullet"/>
+      <w:lvlText w:val="o"/>
+      <w:lvlJc w:val="left"/>
+      <w:pPr>
+        <w:ind w:left="4309" w:hanging="360"/>
+      </w:pPr>
+      <w:rPr>
+        <w:rFonts w:ascii="Courier New" w:hAnsi="Courier New" w:cs="Courier New" w:hint="default"/>
+      </w:rPr>
+    </w:lvl>
+    <w:lvl w:ilvl="5" w:tplc="240A0005" w:tentative="1">
+      <w:start w:val="1"/>
+      <w:numFmt w:val="bullet"/>
+      <w:lvlText w:val=""/>
+      <w:lvlJc w:val="left"/>
+      <w:pPr>
+        <w:ind w:left="5029" w:hanging="360"/>
+      </w:pPr>
+      <w:rPr>
+        <w:rFonts w:ascii="Wingdings" w:hAnsi="Wingdings" w:hint="default"/>
+      </w:rPr>
+    </w:lvl>
+    <w:lvl w:ilvl="6" w:tplc="240A0001" w:tentative="1">
+      <w:start w:val="1"/>
+      <w:numFmt w:val="bullet"/>
+      <w:lvlText w:val=""/>
+      <w:lvlJc w:val="left"/>
+      <w:pPr>
+        <w:ind w:left="5749" w:hanging="360"/>
+      </w:pPr>
+      <w:rPr>
+        <w:rFonts w:ascii="Symbol" w:hAnsi="Symbol" w:hint="default"/>
+      </w:rPr>
+    </w:lvl>
+    <w:lvl w:ilvl="7" w:tplc="240A0003" w:tentative="1">
+      <w:start w:val="1"/>
+      <w:numFmt w:val="bullet"/>
+      <w:lvlText w:val="o"/>
+      <w:lvlJc w:val="left"/>
+      <w:pPr>
+        <w:ind w:left="6469" w:hanging="360"/>
+      </w:pPr>
+      <w:rPr>
+        <w:rFonts w:ascii="Courier New" w:hAnsi="Courier New" w:cs="Courier New" w:hint="default"/>
+      </w:rPr>
+    </w:lvl>
+    <w:lvl w:ilvl="8" w:tplc="240A0005" w:tentative="1">
+      <w:start w:val="1"/>
+      <w:numFmt w:val="bullet"/>
+      <w:lvlText w:val=""/>
+      <w:lvlJc w:val="left"/>
+      <w:pPr>
+        <w:ind w:left="7189" w:hanging="360"/>
+      </w:pPr>
+      <w:rPr>
+        <w:rFonts w:ascii="Wingdings" w:hAnsi="Wingdings" w:hint="default"/>
+      </w:rPr>
+    </w:lvl>
+  </w:abstractNum>
+  <w:abstractNum w:abstractNumId="26" w15:restartNumberingAfterBreak="0">
     <w:nsid w:val="4EBE1EF6"/>
     <w:multiLevelType w:val="hybridMultilevel"/>
     <w:tmpl w:val="AF3C2E24"/>
@@ -15197,7 +16882,7 @@
       </w:pPr>
     </w:lvl>
   </w:abstractNum>
-  <w:abstractNum w:abstractNumId="18" w15:restartNumberingAfterBreak="0">
+  <w:abstractNum w:abstractNumId="27" w15:restartNumberingAfterBreak="0">
     <w:nsid w:val="50504BD5"/>
     <w:multiLevelType w:val="hybridMultilevel"/>
     <w:tmpl w:val="60983F68"/>
@@ -15310,11 +16995,11 @@
       </w:rPr>
     </w:lvl>
   </w:abstractNum>
-  <w:abstractNum w:abstractNumId="19" w15:restartNumberingAfterBreak="0">
+  <w:abstractNum w:abstractNumId="28" w15:restartNumberingAfterBreak="0">
     <w:nsid w:val="545E5404"/>
     <w:multiLevelType w:val="hybridMultilevel"/>
-    <w:tmpl w:val="6B426562"/>
-    <w:lvl w:ilvl="0" w:tplc="240A0015">
+    <w:tmpl w:val="0BD8CAB8"/>
+    <w:lvl w:ilvl="0" w:tplc="6E9E32D6">
       <w:start w:val="1"/>
       <w:numFmt w:val="upperLetter"/>
       <w:lvlText w:val="%1."/>
@@ -15322,6 +17007,10 @@
       <w:pPr>
         <w:ind w:left="1429" w:hanging="360"/>
       </w:pPr>
+      <w:rPr>
+        <w:b/>
+        <w:bCs/>
+      </w:rPr>
     </w:lvl>
     <w:lvl w:ilvl="1" w:tplc="240A0019" w:tentative="1">
       <w:start w:val="1"/>
@@ -15396,7 +17085,120 @@
       </w:pPr>
     </w:lvl>
   </w:abstractNum>
-  <w:abstractNum w:abstractNumId="20" w15:restartNumberingAfterBreak="0">
+  <w:abstractNum w:abstractNumId="29" w15:restartNumberingAfterBreak="0">
+    <w:nsid w:val="54F50597"/>
+    <w:multiLevelType w:val="hybridMultilevel"/>
+    <w:tmpl w:val="5E985760"/>
+    <w:lvl w:ilvl="0" w:tplc="240A0001">
+      <w:start w:val="1"/>
+      <w:numFmt w:val="bullet"/>
+      <w:lvlText w:val=""/>
+      <w:lvlJc w:val="left"/>
+      <w:pPr>
+        <w:ind w:left="1429" w:hanging="360"/>
+      </w:pPr>
+      <w:rPr>
+        <w:rFonts w:ascii="Symbol" w:hAnsi="Symbol" w:hint="default"/>
+      </w:rPr>
+    </w:lvl>
+    <w:lvl w:ilvl="1" w:tplc="240A0003" w:tentative="1">
+      <w:start w:val="1"/>
+      <w:numFmt w:val="bullet"/>
+      <w:lvlText w:val="o"/>
+      <w:lvlJc w:val="left"/>
+      <w:pPr>
+        <w:ind w:left="2149" w:hanging="360"/>
+      </w:pPr>
+      <w:rPr>
+        <w:rFonts w:ascii="Courier New" w:hAnsi="Courier New" w:cs="Courier New" w:hint="default"/>
+      </w:rPr>
+    </w:lvl>
+    <w:lvl w:ilvl="2" w:tplc="240A0005" w:tentative="1">
+      <w:start w:val="1"/>
+      <w:numFmt w:val="bullet"/>
+      <w:lvlText w:val=""/>
+      <w:lvlJc w:val="left"/>
+      <w:pPr>
+        <w:ind w:left="2869" w:hanging="360"/>
+      </w:pPr>
+      <w:rPr>
+        <w:rFonts w:ascii="Wingdings" w:hAnsi="Wingdings" w:hint="default"/>
+      </w:rPr>
+    </w:lvl>
+    <w:lvl w:ilvl="3" w:tplc="240A0001" w:tentative="1">
+      <w:start w:val="1"/>
+      <w:numFmt w:val="bullet"/>
+      <w:lvlText w:val=""/>
+      <w:lvlJc w:val="left"/>
+      <w:pPr>
+        <w:ind w:left="3589" w:hanging="360"/>
+      </w:pPr>
+      <w:rPr>
+        <w:rFonts w:ascii="Symbol" w:hAnsi="Symbol" w:hint="default"/>
+      </w:rPr>
+    </w:lvl>
+    <w:lvl w:ilvl="4" w:tplc="240A0003" w:tentative="1">
+      <w:start w:val="1"/>
+      <w:numFmt w:val="bullet"/>
+      <w:lvlText w:val="o"/>
+      <w:lvlJc w:val="left"/>
+      <w:pPr>
+        <w:ind w:left="4309" w:hanging="360"/>
+      </w:pPr>
+      <w:rPr>
+        <w:rFonts w:ascii="Courier New" w:hAnsi="Courier New" w:cs="Courier New" w:hint="default"/>
+      </w:rPr>
+    </w:lvl>
+    <w:lvl w:ilvl="5" w:tplc="240A0005" w:tentative="1">
+      <w:start w:val="1"/>
+      <w:numFmt w:val="bullet"/>
+      <w:lvlText w:val=""/>
+      <w:lvlJc w:val="left"/>
+      <w:pPr>
+        <w:ind w:left="5029" w:hanging="360"/>
+      </w:pPr>
+      <w:rPr>
+        <w:rFonts w:ascii="Wingdings" w:hAnsi="Wingdings" w:hint="default"/>
+      </w:rPr>
+    </w:lvl>
+    <w:lvl w:ilvl="6" w:tplc="240A0001" w:tentative="1">
+      <w:start w:val="1"/>
+      <w:numFmt w:val="bullet"/>
+      <w:lvlText w:val=""/>
+      <w:lvlJc w:val="left"/>
+      <w:pPr>
+        <w:ind w:left="5749" w:hanging="360"/>
+      </w:pPr>
+      <w:rPr>
+        <w:rFonts w:ascii="Symbol" w:hAnsi="Symbol" w:hint="default"/>
+      </w:rPr>
+    </w:lvl>
+    <w:lvl w:ilvl="7" w:tplc="240A0003" w:tentative="1">
+      <w:start w:val="1"/>
+      <w:numFmt w:val="bullet"/>
+      <w:lvlText w:val="o"/>
+      <w:lvlJc w:val="left"/>
+      <w:pPr>
+        <w:ind w:left="6469" w:hanging="360"/>
+      </w:pPr>
+      <w:rPr>
+        <w:rFonts w:ascii="Courier New" w:hAnsi="Courier New" w:cs="Courier New" w:hint="default"/>
+      </w:rPr>
+    </w:lvl>
+    <w:lvl w:ilvl="8" w:tplc="240A0005" w:tentative="1">
+      <w:start w:val="1"/>
+      <w:numFmt w:val="bullet"/>
+      <w:lvlText w:val=""/>
+      <w:lvlJc w:val="left"/>
+      <w:pPr>
+        <w:ind w:left="7189" w:hanging="360"/>
+      </w:pPr>
+      <w:rPr>
+        <w:rFonts w:ascii="Wingdings" w:hAnsi="Wingdings" w:hint="default"/>
+      </w:rPr>
+    </w:lvl>
+  </w:abstractNum>
+  <w:abstractNum w:abstractNumId="30" w15:restartNumberingAfterBreak="0">
     <w:nsid w:val="5D233FE9"/>
     <w:multiLevelType w:val="hybridMultilevel"/>
     <w:tmpl w:val="A728379E"/>
@@ -15509,7 +17311,7 @@
       </w:rPr>
     </w:lvl>
   </w:abstractNum>
-  <w:abstractNum w:abstractNumId="21" w15:restartNumberingAfterBreak="0">
+  <w:abstractNum w:abstractNumId="31" w15:restartNumberingAfterBreak="0">
     <w:nsid w:val="651E7F27"/>
     <w:multiLevelType w:val="hybridMultilevel"/>
     <w:tmpl w:val="623403F6"/>
@@ -15622,7 +17424,120 @@
       </w:rPr>
     </w:lvl>
   </w:abstractNum>
-  <w:abstractNum w:abstractNumId="22" w15:restartNumberingAfterBreak="0">
+  <w:abstractNum w:abstractNumId="32" w15:restartNumberingAfterBreak="0">
+    <w:nsid w:val="67045B4D"/>
+    <w:multiLevelType w:val="hybridMultilevel"/>
+    <w:tmpl w:val="7DA23D3C"/>
+    <w:lvl w:ilvl="0" w:tplc="240A0001">
+      <w:start w:val="1"/>
+      <w:numFmt w:val="bullet"/>
+      <w:lvlText w:val=""/>
+      <w:lvlJc w:val="left"/>
+      <w:pPr>
+        <w:ind w:left="1429" w:hanging="360"/>
+      </w:pPr>
+      <w:rPr>
+        <w:rFonts w:ascii="Symbol" w:hAnsi="Symbol" w:hint="default"/>
+      </w:rPr>
+    </w:lvl>
+    <w:lvl w:ilvl="1" w:tplc="240A0003" w:tentative="1">
+      <w:start w:val="1"/>
+      <w:numFmt w:val="bullet"/>
+      <w:lvlText w:val="o"/>
+      <w:lvlJc w:val="left"/>
+      <w:pPr>
+        <w:ind w:left="2149" w:hanging="360"/>
+      </w:pPr>
+      <w:rPr>
+        <w:rFonts w:ascii="Courier New" w:hAnsi="Courier New" w:cs="Courier New" w:hint="default"/>
+      </w:rPr>
+    </w:lvl>
+    <w:lvl w:ilvl="2" w:tplc="240A0005" w:tentative="1">
+      <w:start w:val="1"/>
+      <w:numFmt w:val="bullet"/>
+      <w:lvlText w:val=""/>
+      <w:lvlJc w:val="left"/>
+      <w:pPr>
+        <w:ind w:left="2869" w:hanging="360"/>
+      </w:pPr>
+      <w:rPr>
+        <w:rFonts w:ascii="Wingdings" w:hAnsi="Wingdings" w:hint="default"/>
+      </w:rPr>
+    </w:lvl>
+    <w:lvl w:ilvl="3" w:tplc="240A0001" w:tentative="1">
+      <w:start w:val="1"/>
+      <w:numFmt w:val="bullet"/>
+      <w:lvlText w:val=""/>
+      <w:lvlJc w:val="left"/>
+      <w:pPr>
+        <w:ind w:left="3589" w:hanging="360"/>
+      </w:pPr>
+      <w:rPr>
+        <w:rFonts w:ascii="Symbol" w:hAnsi="Symbol" w:hint="default"/>
+      </w:rPr>
+    </w:lvl>
+    <w:lvl w:ilvl="4" w:tplc="240A0003" w:tentative="1">
+      <w:start w:val="1"/>
+      <w:numFmt w:val="bullet"/>
+      <w:lvlText w:val="o"/>
+      <w:lvlJc w:val="left"/>
+      <w:pPr>
+        <w:ind w:left="4309" w:hanging="360"/>
+      </w:pPr>
+      <w:rPr>
+        <w:rFonts w:ascii="Courier New" w:hAnsi="Courier New" w:cs="Courier New" w:hint="default"/>
+      </w:rPr>
+    </w:lvl>
+    <w:lvl w:ilvl="5" w:tplc="240A0005" w:tentative="1">
+      <w:start w:val="1"/>
+      <w:numFmt w:val="bullet"/>
+      <w:lvlText w:val=""/>
+      <w:lvlJc w:val="left"/>
+      <w:pPr>
+        <w:ind w:left="5029" w:hanging="360"/>
+      </w:pPr>
+      <w:rPr>
+        <w:rFonts w:ascii="Wingdings" w:hAnsi="Wingdings" w:hint="default"/>
+      </w:rPr>
+    </w:lvl>
+    <w:lvl w:ilvl="6" w:tplc="240A0001" w:tentative="1">
+      <w:start w:val="1"/>
+      <w:numFmt w:val="bullet"/>
+      <w:lvlText w:val=""/>
+      <w:lvlJc w:val="left"/>
+      <w:pPr>
+        <w:ind w:left="5749" w:hanging="360"/>
+      </w:pPr>
+      <w:rPr>
+        <w:rFonts w:ascii="Symbol" w:hAnsi="Symbol" w:hint="default"/>
+      </w:rPr>
+    </w:lvl>
+    <w:lvl w:ilvl="7" w:tplc="240A0003" w:tentative="1">
+      <w:start w:val="1"/>
+      <w:numFmt w:val="bullet"/>
+      <w:lvlText w:val="o"/>
+      <w:lvlJc w:val="left"/>
+      <w:pPr>
+        <w:ind w:left="6469" w:hanging="360"/>
+      </w:pPr>
+      <w:rPr>
+        <w:rFonts w:ascii="Courier New" w:hAnsi="Courier New" w:cs="Courier New" w:hint="default"/>
+      </w:rPr>
+    </w:lvl>
+    <w:lvl w:ilvl="8" w:tplc="240A0005" w:tentative="1">
+      <w:start w:val="1"/>
+      <w:numFmt w:val="bullet"/>
+      <w:lvlText w:val=""/>
+      <w:lvlJc w:val="left"/>
+      <w:pPr>
+        <w:ind w:left="7189" w:hanging="360"/>
+      </w:pPr>
+      <w:rPr>
+        <w:rFonts w:ascii="Wingdings" w:hAnsi="Wingdings" w:hint="default"/>
+      </w:rPr>
+    </w:lvl>
+  </w:abstractNum>
+  <w:abstractNum w:abstractNumId="33" w15:restartNumberingAfterBreak="0">
     <w:nsid w:val="72CC41C5"/>
     <w:multiLevelType w:val="hybridMultilevel"/>
     <w:tmpl w:val="FA147F88"/>
@@ -15735,7 +17650,7 @@
       </w:rPr>
     </w:lvl>
   </w:abstractNum>
-  <w:abstractNum w:abstractNumId="23" w15:restartNumberingAfterBreak="0">
+  <w:abstractNum w:abstractNumId="34" w15:restartNumberingAfterBreak="0">
     <w:nsid w:val="7C62081D"/>
     <w:multiLevelType w:val="hybridMultilevel"/>
     <w:tmpl w:val="08DE8A6E"/>
@@ -15848,84 +17763,117 @@
       </w:rPr>
     </w:lvl>
   </w:abstractNum>
-  <w:num w:numId="1">
+  <w:num w:numId="1" w16cid:durableId="391656910">
     <w:abstractNumId w:val="0"/>
   </w:num>
-  <w:num w:numId="2">
+  <w:num w:numId="2" w16cid:durableId="1888644251">
+    <w:abstractNumId w:val="12"/>
+  </w:num>
+  <w:num w:numId="3" w16cid:durableId="1346130373">
+    <w:abstractNumId w:val="26"/>
+  </w:num>
+  <w:num w:numId="4" w16cid:durableId="1349023555">
+    <w:abstractNumId w:val="17"/>
+  </w:num>
+  <w:num w:numId="5" w16cid:durableId="1263297033">
+    <w:abstractNumId w:val="22"/>
+  </w:num>
+  <w:num w:numId="6" w16cid:durableId="1163159874">
+    <w:abstractNumId w:val="27"/>
+  </w:num>
+  <w:num w:numId="7" w16cid:durableId="1329098768">
+    <w:abstractNumId w:val="18"/>
+  </w:num>
+  <w:num w:numId="8" w16cid:durableId="607276968">
+    <w:abstractNumId w:val="16"/>
+  </w:num>
+  <w:num w:numId="9" w16cid:durableId="1470785067">
+    <w:abstractNumId w:val="33"/>
+  </w:num>
+  <w:num w:numId="10" w16cid:durableId="2045858929">
+    <w:abstractNumId w:val="6"/>
+  </w:num>
+  <w:num w:numId="11" w16cid:durableId="1222446510">
+    <w:abstractNumId w:val="31"/>
+  </w:num>
+  <w:num w:numId="12" w16cid:durableId="978610168">
+    <w:abstractNumId w:val="15"/>
+  </w:num>
+  <w:num w:numId="13" w16cid:durableId="1612543688">
     <w:abstractNumId w:val="7"/>
   </w:num>
-  <w:num w:numId="3">
-    <w:abstractNumId w:val="17"/>
+  <w:num w:numId="14" w16cid:durableId="1099790062">
+    <w:abstractNumId w:val="34"/>
   </w:num>
-  <w:num w:numId="4">
+  <w:num w:numId="15" w16cid:durableId="386492916">
+    <w:abstractNumId w:val="23"/>
+  </w:num>
+  <w:num w:numId="16" w16cid:durableId="4136242">
     <w:abstractNumId w:val="11"/>
   </w:num>
-  <w:num w:numId="5">
-    <w:abstractNumId w:val="15"/>
+  <w:num w:numId="17" w16cid:durableId="191962137">
+    <w:abstractNumId w:val="19"/>
   </w:num>
-  <w:num w:numId="6">
-    <w:abstractNumId w:val="18"/>
+  <w:num w:numId="18" w16cid:durableId="108860660">
+    <w:abstractNumId w:val="28"/>
   </w:num>
-  <w:num w:numId="7">
-    <w:abstractNumId w:val="12"/>
+  <w:num w:numId="19" w16cid:durableId="613947381">
+    <w:abstractNumId w:val="30"/>
   </w:num>
-  <w:num w:numId="8">
+  <w:num w:numId="20" w16cid:durableId="2118403509">
+    <w:abstractNumId w:val="5"/>
+  </w:num>
+  <w:num w:numId="21" w16cid:durableId="1860965457">
+    <w:abstractNumId w:val="9"/>
+  </w:num>
+  <w:num w:numId="22" w16cid:durableId="958340664">
+    <w:abstractNumId w:val="20"/>
+  </w:num>
+  <w:num w:numId="23" w16cid:durableId="2009407655">
+    <w:abstractNumId w:val="14"/>
+  </w:num>
+  <w:num w:numId="24" w16cid:durableId="1761484152">
+    <w:abstractNumId w:val="3"/>
+  </w:num>
+  <w:num w:numId="25" w16cid:durableId="1606115189">
+    <w:abstractNumId w:val="32"/>
+  </w:num>
+  <w:num w:numId="26" w16cid:durableId="583033400">
+    <w:abstractNumId w:val="24"/>
+  </w:num>
+  <w:num w:numId="27" w16cid:durableId="1547984693">
+    <w:abstractNumId w:val="21"/>
+  </w:num>
+  <w:num w:numId="28" w16cid:durableId="445198973">
+    <w:abstractNumId w:val="13"/>
+  </w:num>
+  <w:num w:numId="29" w16cid:durableId="1449469567">
+    <w:abstractNumId w:val="8"/>
+  </w:num>
+  <w:num w:numId="30" w16cid:durableId="1173495067">
+    <w:abstractNumId w:val="25"/>
+  </w:num>
+  <w:num w:numId="31" w16cid:durableId="1515798907">
+    <w:abstractNumId w:val="29"/>
+  </w:num>
+  <w:num w:numId="32" w16cid:durableId="1196699777">
+    <w:abstractNumId w:val="1"/>
+  </w:num>
+  <w:num w:numId="33" w16cid:durableId="1867717767">
     <w:abstractNumId w:val="10"/>
   </w:num>
-  <w:num w:numId="9">
-    <w:abstractNumId w:val="22"/>
-  </w:num>
-  <w:num w:numId="10">
-    <w:abstractNumId w:val="3"/>
-  </w:num>
-  <w:num w:numId="11">
-    <w:abstractNumId w:val="21"/>
-  </w:num>
-  <w:num w:numId="12">
-    <w:abstractNumId w:val="9"/>
-  </w:num>
-  <w:num w:numId="13">
+  <w:num w:numId="34" w16cid:durableId="744573669">
     <w:abstractNumId w:val="4"/>
   </w:num>
-  <w:num w:numId="14">
-    <w:abstractNumId w:val="23"/>
-  </w:num>
-  <w:num w:numId="15">
-    <w:abstractNumId w:val="16"/>
-  </w:num>
-  <w:num w:numId="16">
-    <w:abstractNumId w:val="6"/>
-  </w:num>
-  <w:num w:numId="17">
-    <w:abstractNumId w:val="13"/>
-  </w:num>
-  <w:num w:numId="18">
-    <w:abstractNumId w:val="19"/>
-  </w:num>
-  <w:num w:numId="19">
-    <w:abstractNumId w:val="20"/>
-  </w:num>
-  <w:num w:numId="20">
+  <w:num w:numId="35" w16cid:durableId="420612889">
     <w:abstractNumId w:val="2"/>
-  </w:num>
-  <w:num w:numId="21">
-    <w:abstractNumId w:val="5"/>
-  </w:num>
-  <w:num w:numId="22">
-    <w:abstractNumId w:val="14"/>
-  </w:num>
-  <w:num w:numId="23">
-    <w:abstractNumId w:val="8"/>
-  </w:num>
-  <w:num w:numId="24">
-    <w:abstractNumId w:val="1"/>
   </w:num>
   <w:numIdMacAtCleanup w:val="24"/>
 </w:numbering>
 </file>
 
 <file path=word/styles.xml><?xml version="1.0" encoding="utf-8"?>
-<w:styles xmlns:mc="http://schemas.openxmlformats.org/markup-compatibility/2006" xmlns:r="http://schemas.openxmlformats.org/officeDocument/2006/relationships" xmlns:w="http://schemas.openxmlformats.org/wordprocessingml/2006/main" xmlns:w14="http://schemas.microsoft.com/office/word/2010/wordml" xmlns:w15="http://schemas.microsoft.com/office/word/2012/wordml" xmlns:w16cex="http://schemas.microsoft.com/office/word/2018/wordml/cex" xmlns:w16cid="http://schemas.microsoft.com/office/word/2016/wordml/cid" xmlns:w16="http://schemas.microsoft.com/office/word/2018/wordml" xmlns:w16sdtdh="http://schemas.microsoft.com/office/word/2020/wordml/sdtdatahash" xmlns:w16se="http://schemas.microsoft.com/office/word/2015/wordml/symex" mc:Ignorable="w14 w15 w16se w16cid w16 w16cex w16sdtdh">
+<w:styles xmlns:mc="http://schemas.openxmlformats.org/markup-compatibility/2006" xmlns:r="http://schemas.openxmlformats.org/officeDocument/2006/relationships" xmlns:w="http://schemas.openxmlformats.org/wordprocessingml/2006/main" xmlns:w14="http://schemas.microsoft.com/office/word/2010/wordml" xmlns:w15="http://schemas.microsoft.com/office/word/2012/wordml" xmlns:w16cex="http://schemas.microsoft.com/office/word/2018/wordml/cex" xmlns:w16cid="http://schemas.microsoft.com/office/word/2016/wordml/cid" xmlns:w16="http://schemas.microsoft.com/office/word/2018/wordml" xmlns:w16du="http://schemas.microsoft.com/office/word/2023/wordml/word16du" xmlns:w16sdtdh="http://schemas.microsoft.com/office/word/2020/wordml/sdtdatahash" xmlns:w16sdtfl="http://schemas.microsoft.com/office/word/2024/wordml/sdtformatlock" xmlns:w16se="http://schemas.microsoft.com/office/word/2015/wordml/symex" mc:Ignorable="w14 w15 w16se w16cid w16 w16cex w16sdtdh w16sdtfl w16du">
   <w:docDefaults>
     <w:rPrDefault>
       <w:rPr>
@@ -17273,7 +19221,7 @@
       </w:rPr>
     </w:tblStylePr>
   </w:style>
-  <w:style w:type="character" w:styleId="Textoennegrita">
+  <w:style w:type="character" w:styleId="Fuerte">
     <w:name w:val="Strong"/>
     <w:basedOn w:val="Fuentedeprrafopredeter"/>
     <w:uiPriority w:val="22"/>
@@ -17817,15 +19765,6 @@
 </file>
 
 <file path=customXml/item1.xml><?xml version="1.0" encoding="utf-8"?>
-<?mso-contentType ?>
-<FormTemplates xmlns="http://schemas.microsoft.com/sharepoint/v3/contenttype/forms">
-  <Display>DocumentLibraryForm</Display>
-  <Edit>DocumentLibraryForm</Edit>
-  <New>DocumentLibraryForm</New>
-</FormTemplates>
-</file>
-
-<file path=customXml/item2.xml><?xml version="1.0" encoding="utf-8"?>
 <p:properties xmlns:p="http://schemas.microsoft.com/office/2006/metadata/properties" xmlns:xsi="http://www.w3.org/2001/XMLSchema-instance" xmlns:pc="http://schemas.microsoft.com/office/infopath/2007/PartnerControls">
   <documentManagement>
     <TaxCatchAll xmlns="67a0edcd-0de5-43ed-8c27-e32f38a00c91" xsi:nil="true"/>
@@ -17836,7 +19775,20 @@
 </p:properties>
 </file>
 
+<file path=customXml/item2.xml><?xml version="1.0" encoding="utf-8"?>
+<?mso-contentType ?>
+<FormTemplates xmlns="http://schemas.microsoft.com/sharepoint/v3/contenttype/forms">
+  <Display>DocumentLibraryForm</Display>
+  <Edit>DocumentLibraryForm</Edit>
+  <New>DocumentLibraryForm</New>
+</FormTemplates>
+</file>
+
 <file path=customXml/item3.xml><?xml version="1.0" encoding="utf-8"?>
+<b:Sources xmlns:b="http://schemas.openxmlformats.org/officeDocument/2006/bibliography" xmlns="http://schemas.openxmlformats.org/officeDocument/2006/bibliography" SelectedStyle="\APASixthEditionOfficeOnline.xsl" StyleName="APA" Version="6"/>
+</file>
+
+<file path=customXml/item4.xml><?xml version="1.0" encoding="utf-8"?>
 <ct:contentTypeSchema xmlns:ct="http://schemas.microsoft.com/office/2006/metadata/contentType" xmlns:ma="http://schemas.microsoft.com/office/2006/metadata/properties/metaAttributes" ct:_="" ma:_="" ma:contentTypeName="Documento" ma:contentTypeID="0x01010005252A1EF3BD024F856B47B579AB5244" ma:contentTypeVersion="13" ma:contentTypeDescription="Crear nuevo documento." ma:contentTypeScope="" ma:versionID="ddfaac56a287547bce89452cd31c5884">
   <xsd:schema xmlns:xsd="http://www.w3.org/2001/XMLSchema" xmlns:xs="http://www.w3.org/2001/XMLSchema" xmlns:p="http://schemas.microsoft.com/office/2006/metadata/properties" xmlns:ns2="42760c81-fd8e-4d59-8953-7cdb9f38b14f" xmlns:ns3="67a0edcd-0de5-43ed-8c27-e32f38a00c91" targetNamespace="http://schemas.microsoft.com/office/2006/metadata/properties" ma:root="true" ma:fieldsID="5ac878f7c8dbf4633d03f1982e859186" ns2:_="" ns3:_="">
     <xsd:import namespace="42760c81-fd8e-4d59-8953-7cdb9f38b14f"/>
@@ -18043,19 +19995,7 @@
 </ct:contentTypeSchema>
 </file>
 
-<file path=customXml/item4.xml><?xml version="1.0" encoding="utf-8"?>
-<b:Sources xmlns:b="http://schemas.openxmlformats.org/officeDocument/2006/bibliography" xmlns="http://schemas.openxmlformats.org/officeDocument/2006/bibliography" SelectedStyle="\APASixthEditionOfficeOnline.xsl" StyleName="APA" Version="6"/>
-</file>
-
 <file path=customXml/itemProps1.xml><?xml version="1.0" encoding="utf-8"?>
-<ds:datastoreItem xmlns:ds="http://schemas.openxmlformats.org/officeDocument/2006/customXml" ds:itemID="{10663269-2064-4804-8290-36D4A57F5557}">
-  <ds:schemaRefs>
-    <ds:schemaRef ds:uri="http://schemas.microsoft.com/sharepoint/v3/contenttype/forms"/>
-  </ds:schemaRefs>
-</ds:datastoreItem>
-</file>
-
-<file path=customXml/itemProps2.xml><?xml version="1.0" encoding="utf-8"?>
 <ds:datastoreItem xmlns:ds="http://schemas.openxmlformats.org/officeDocument/2006/customXml" ds:itemID="{1279454D-02BE-4A9C-A117-DCD1573E2608}">
   <ds:schemaRefs>
     <ds:schemaRef ds:uri="http://schemas.microsoft.com/office/2006/metadata/properties"/>
@@ -18066,7 +20006,23 @@
 </ds:datastoreItem>
 </file>
 
+<file path=customXml/itemProps2.xml><?xml version="1.0" encoding="utf-8"?>
+<ds:datastoreItem xmlns:ds="http://schemas.openxmlformats.org/officeDocument/2006/customXml" ds:itemID="{10663269-2064-4804-8290-36D4A57F5557}">
+  <ds:schemaRefs>
+    <ds:schemaRef ds:uri="http://schemas.microsoft.com/sharepoint/v3/contenttype/forms"/>
+  </ds:schemaRefs>
+</ds:datastoreItem>
+</file>
+
 <file path=customXml/itemProps3.xml><?xml version="1.0" encoding="utf-8"?>
+<ds:datastoreItem xmlns:ds="http://schemas.openxmlformats.org/officeDocument/2006/customXml" ds:itemID="{EAE431FD-7059-4C09-804B-C9D69EB7B213}">
+  <ds:schemaRefs>
+    <ds:schemaRef ds:uri="http://schemas.openxmlformats.org/officeDocument/2006/bibliography"/>
+  </ds:schemaRefs>
+</ds:datastoreItem>
+</file>
+
+<file path=customXml/itemProps4.xml><?xml version="1.0" encoding="utf-8"?>
 <ds:datastoreItem xmlns:ds="http://schemas.openxmlformats.org/officeDocument/2006/customXml" ds:itemID="{52AED563-A5C3-4A86-9B07-29A472EAF5A1}">
   <ds:schemaRefs>
     <ds:schemaRef ds:uri="http://schemas.microsoft.com/office/2006/metadata/contentType"/>
@@ -18083,12 +20039,4 @@
     <ds:schemaRef ds:uri="http://schemas.microsoft.com/internal/obd"/>
   </ds:schemaRefs>
 </ds:datastoreItem>
-</file>
-
-<file path=customXml/itemProps4.xml><?xml version="1.0" encoding="utf-8"?>
-<ds:datastoreItem xmlns:ds="http://schemas.openxmlformats.org/officeDocument/2006/customXml" ds:itemID="{EAE431FD-7059-4C09-804B-C9D69EB7B213}">
-  <ds:schemaRefs>
-    <ds:schemaRef ds:uri="http://schemas.openxmlformats.org/officeDocument/2006/bibliography"/>
-  </ds:schemaRefs>
-</ds:datastoreItem>
 </file>
--- a/fuentes/63550354_CF01_CFA.docx
+++ b/fuentes/63550354_CF01_CFA.docx
@@ -1,6 +1,6 @@
 
 <file path=word/document.xml><?xml version="1.0" encoding="utf-8"?>
-<w:document xmlns:wpc="http://schemas.microsoft.com/office/word/2010/wordprocessingCanvas" xmlns:cx="http://schemas.microsoft.com/office/drawing/2014/chartex" xmlns:cx1="http://schemas.microsoft.com/office/drawing/2015/9/8/chartex" xmlns:cx2="http://schemas.microsoft.com/office/drawing/2015/10/21/chartex" xmlns:cx3="http://schemas.microsoft.com/office/drawing/2016/5/9/chartex" xmlns:cx4="http://schemas.microsoft.com/office/drawing/2016/5/10/chartex" xmlns:cx5="http://schemas.microsoft.com/office/drawing/2016/5/11/chartex" xmlns:cx6="http://schemas.microsoft.com/office/drawing/2016/5/12/chartex" xmlns:cx7="http://schemas.microsoft.com/office/drawing/2016/5/13/chartex" xmlns:cx8="http://schemas.microsoft.com/office/drawing/2016/5/14/chartex" xmlns:mc="http://schemas.openxmlformats.org/markup-compatibility/2006" xmlns:aink="http://schemas.microsoft.com/office/drawing/2016/ink" xmlns:am3d="http://schemas.microsoft.com/office/drawing/2017/model3d" xmlns:o="urn:schemas-microsoft-com:office:office" xmlns:oel="http://schemas.microsoft.com/office/2019/extlst" xmlns:r="http://schemas.openxmlformats.org/officeDocument/2006/relationships" xmlns:m="http://schemas.openxmlformats.org/officeDocument/2006/math" xmlns:v="urn:schemas-microsoft-com:vml" xmlns:wp14="http://schemas.microsoft.com/office/word/2010/wordprocessingDrawing" xmlns:wp="http://schemas.openxmlformats.org/drawingml/2006/wordprocessingDrawing" xmlns:w10="urn:schemas-microsoft-com:office:word" xmlns:w="http://schemas.openxmlformats.org/wordprocessingml/2006/main" xmlns:w14="http://schemas.microsoft.com/office/word/2010/wordml" xmlns:w15="http://schemas.microsoft.com/office/word/2012/wordml" xmlns:w16cex="http://schemas.microsoft.com/office/word/2018/wordml/cex" xmlns:w16cid="http://schemas.microsoft.com/office/word/2016/wordml/cid" xmlns:w16="http://schemas.microsoft.com/office/word/2018/wordml" xmlns:w16du="http://schemas.microsoft.com/office/word/2023/wordml/word16du" xmlns:w16sdtdh="http://schemas.microsoft.com/office/word/2020/wordml/sdtdatahash" xmlns:w16sdtfl="http://schemas.microsoft.com/office/word/2024/wordml/sdtformatlock" xmlns:w16se="http://schemas.microsoft.com/office/word/2015/wordml/symex" xmlns:wpg="http://schemas.microsoft.com/office/word/2010/wordprocessingGroup" xmlns:wpi="http://schemas.microsoft.com/office/word/2010/wordprocessingInk" xmlns:wne="http://schemas.microsoft.com/office/word/2006/wordml" xmlns:wps="http://schemas.microsoft.com/office/word/2010/wordprocessingShape" mc:Ignorable="w14 w15 w16se w16cid w16 w16cex w16sdtdh w16sdtfl w16du wp14">
+<w:document xmlns:wpc="http://schemas.microsoft.com/office/word/2010/wordprocessingCanvas" xmlns:cx="http://schemas.microsoft.com/office/drawing/2014/chartex" xmlns:cx1="http://schemas.microsoft.com/office/drawing/2015/9/8/chartex" xmlns:cx2="http://schemas.microsoft.com/office/drawing/2015/10/21/chartex" xmlns:cx3="http://schemas.microsoft.com/office/drawing/2016/5/9/chartex" xmlns:cx4="http://schemas.microsoft.com/office/drawing/2016/5/10/chartex" xmlns:cx5="http://schemas.microsoft.com/office/drawing/2016/5/11/chartex" xmlns:cx6="http://schemas.microsoft.com/office/drawing/2016/5/12/chartex" xmlns:cx7="http://schemas.microsoft.com/office/drawing/2016/5/13/chartex" xmlns:cx8="http://schemas.microsoft.com/office/drawing/2016/5/14/chartex" xmlns:mc="http://schemas.openxmlformats.org/markup-compatibility/2006" xmlns:aink="http://schemas.microsoft.com/office/drawing/2016/ink" xmlns:am3d="http://schemas.microsoft.com/office/drawing/2017/model3d" xmlns:o="urn:schemas-microsoft-com:office:office" xmlns:r="http://schemas.openxmlformats.org/officeDocument/2006/relationships" xmlns:m="http://schemas.openxmlformats.org/officeDocument/2006/math" xmlns:v="urn:schemas-microsoft-com:vml" xmlns:wp14="http://schemas.microsoft.com/office/word/2010/wordprocessingDrawing" xmlns:wp="http://schemas.openxmlformats.org/drawingml/2006/wordprocessingDrawing" xmlns:w10="urn:schemas-microsoft-com:office:word" xmlns:w="http://schemas.openxmlformats.org/wordprocessingml/2006/main" xmlns:w14="http://schemas.microsoft.com/office/word/2010/wordml" xmlns:w15="http://schemas.microsoft.com/office/word/2012/wordml" xmlns:w16cex="http://schemas.microsoft.com/office/word/2018/wordml/cex" xmlns:w16cid="http://schemas.microsoft.com/office/word/2016/wordml/cid" xmlns:w16="http://schemas.microsoft.com/office/word/2018/wordml" xmlns:w16sdtdh="http://schemas.microsoft.com/office/word/2020/wordml/sdtdatahash" xmlns:w16se="http://schemas.microsoft.com/office/word/2015/wordml/symex" xmlns:wpg="http://schemas.microsoft.com/office/word/2010/wordprocessingGroup" xmlns:wpi="http://schemas.microsoft.com/office/word/2010/wordprocessingInk" xmlns:wne="http://schemas.microsoft.com/office/word/2006/wordml" xmlns:wps="http://schemas.microsoft.com/office/word/2010/wordprocessingShape" mc:Ignorable="w14 w15 w16se w16cid w16 w16cex w16sdtdh wp14">
   <w:body>
     <w:p>
       <w:pPr>
@@ -193,7 +193,7 @@
               </wp:anchor>
             </w:drawing>
           </mc:Choice>
-          <mc:Fallback>
+          <mc:Fallback xmlns:w16sdtfl="http://schemas.microsoft.com/office/word/2024/wordml/sdtformatlock" xmlns:w16du="http://schemas.microsoft.com/office/word/2023/wordml/word16du" xmlns:oel="http://schemas.microsoft.com/office/2019/extlst">
             <w:pict>
               <v:rect w14:anchorId="7DFF263A" id="Rectángulo 3" o:spid="_x0000_s1026" alt="&quot;&quot;" style="position:absolute;margin-left:0;margin-top:24.85pt;width:613.85pt;height:164.25pt;z-index:-251655168;visibility:visible;mso-wrap-style:square;mso-height-percent:0;mso-wrap-distance-left:9pt;mso-wrap-distance-top:0;mso-wrap-distance-right:9pt;mso-wrap-distance-bottom:0;mso-position-horizontal:left;mso-position-horizontal-relative:page;mso-position-vertical:absolute;mso-position-vertical-relative:text;mso-height-percent:0;mso-height-relative:margin;v-text-anchor:middle" o:gfxdata="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" fillcolor="#00314d" stroked="f" strokeweight="1pt">
                 <w10:wrap anchorx="page"/>
@@ -336,7 +336,7 @@
                 <v:stroke joinstyle="miter"/>
                 <v:path gradientshapeok="t" o:connecttype="rect"/>
               </v:shapetype>
-              <v:shape id="Cuadro de texto 2" o:spid="_x0000_s1026" type="#_x0000_t202" alt="&quot;&quot;" style="position:absolute;left:0;text-align:left;margin-left:0;margin-top:10pt;width:549pt;height:102.95pt;z-index:251663360;visibility:visible;mso-wrap-style:square;mso-width-percent:0;mso-height-percent:0;mso-wrap-distance-left:9pt;mso-wrap-distance-top:3.6pt;mso-wrap-distance-right:9pt;mso-wrap-distance-bottom:3.6pt;mso-position-horizontal:center;mso-position-horizontal-relative:margin;mso-position-vertical:absolute;mso-position-vertical-relative:text;mso-width-percent:0;mso-height-percent:0;mso-width-relative:margin;mso-height-relative:margin;v-text-anchor:top" o:gfxdata="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" filled="f" stroked="f">
+              <v:shape id="Cuadro de texto 2" o:spid="_x0000_s1026" type="#_x0000_t202" alt="&quot;&quot;" style="position:absolute;left:0;text-align:left;margin-left:0;margin-top:10pt;width:549pt;height:102.95pt;z-index:251663360;visibility:visible;mso-wrap-style:square;mso-width-percent:0;mso-height-percent:0;mso-wrap-distance-left:9pt;mso-wrap-distance-top:3.6pt;mso-wrap-distance-right:9pt;mso-wrap-distance-bottom:3.6pt;mso-position-horizontal:center;mso-position-horizontal-relative:margin;mso-position-vertical:absolute;mso-position-vertical-relative:text;mso-width-percent:0;mso-height-percent:0;mso-width-relative:margin;mso-height-relative:margin;v-text-anchor:top" o:gfxdata="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" filled="f" stroked="f">
                 <v:textbox>
                   <w:txbxContent>
                     <w:p>
@@ -637,6 +637,7 @@
           <w:docPartUnique/>
         </w:docPartObj>
       </w:sdtPr>
+      <w:sdtEndPr/>
       <w:sdtContent>
         <w:p>
           <w:pPr>
@@ -655,9 +656,10 @@
             <w:rPr>
               <w:rFonts w:eastAsiaTheme="minorEastAsia"/>
               <w:noProof/>
-              <w:sz w:val="24"/>
-              <w:szCs w:val="24"/>
+              <w:kern w:val="0"/>
+              <w:sz w:val="22"/>
               <w:lang w:eastAsia="es-CO"/>
+              <w14:ligatures w14:val="none"/>
             </w:rPr>
           </w:pPr>
           <w:r>
@@ -669,7 +671,7 @@
           <w:r>
             <w:fldChar w:fldCharType="separate"/>
           </w:r>
-          <w:hyperlink w:anchor="_Toc242092082" w:history="1">
+          <w:hyperlink w:anchor="_Toc243464307" w:history="1">
             <w:r>
               <w:rPr>
                 <w:rStyle w:val="Hipervnculo"/>
@@ -696,7 +698,7 @@
                 <w:noProof/>
                 <w:webHidden/>
               </w:rPr>
-              <w:instrText xml:space="preserve"> PAGEREF _Toc242092082 \h </w:instrText>
+              <w:instrText xml:space="preserve"> PAGEREF _Toc243464307 \h </w:instrText>
             </w:r>
             <w:r>
               <w:rPr>
@@ -736,12 +738,13 @@
             <w:rPr>
               <w:rFonts w:eastAsiaTheme="minorEastAsia"/>
               <w:noProof/>
-              <w:sz w:val="24"/>
-              <w:szCs w:val="24"/>
+              <w:kern w:val="0"/>
+              <w:sz w:val="22"/>
               <w:lang w:eastAsia="es-CO"/>
+              <w14:ligatures w14:val="none"/>
             </w:rPr>
           </w:pPr>
-          <w:hyperlink w:anchor="_Toc242092083" w:history="1">
+          <w:hyperlink w:anchor="_Toc243464308" w:history="1">
             <w:r>
               <w:rPr>
                 <w:rStyle w:val="Hipervnculo"/>
@@ -756,7 +759,13 @@
                 <w:spacing w:val="20"/>
                 <w:lang w:val="en-US"/>
               </w:rPr>
-              <w:t xml:space="preserve"> Mise en place</w:t>
+              <w:t xml:space="preserve"> </w:t>
+            </w:r>
+            <w:r>
+              <w:rPr>
+                <w:rStyle w:val="Extranjerismo"/>
+              </w:rPr>
+              <w:t>Mise en place</w:t>
             </w:r>
             <w:r>
               <w:rPr>
@@ -784,7 +793,7 @@
                 <w:noProof/>
                 <w:webHidden/>
               </w:rPr>
-              <w:instrText xml:space="preserve"> PAGEREF _Toc242092083 \h </w:instrText>
+              <w:instrText xml:space="preserve"> PAGEREF _Toc243464308 \h </w:instrText>
             </w:r>
             <w:r>
               <w:rPr>
@@ -824,12 +833,13 @@
             <w:rPr>
               <w:rFonts w:eastAsiaTheme="minorEastAsia"/>
               <w:noProof/>
-              <w:sz w:val="24"/>
-              <w:szCs w:val="24"/>
+              <w:kern w:val="0"/>
+              <w:sz w:val="22"/>
               <w:lang w:eastAsia="es-CO"/>
+              <w14:ligatures w14:val="none"/>
             </w:rPr>
           </w:pPr>
-          <w:hyperlink w:anchor="_Toc242092084" w:history="1">
+          <w:hyperlink w:anchor="_Toc243464309" w:history="1">
             <w:r>
               <w:rPr>
                 <w:rStyle w:val="Hipervnculo"/>
@@ -839,10 +849,7 @@
             </w:r>
             <w:r>
               <w:rPr>
-                <w:rStyle w:val="Hipervnculo"/>
-                <w:noProof/>
-                <w:spacing w:val="20"/>
-                <w:lang w:val="en-US"/>
+                <w:rStyle w:val="Extranjerismo"/>
               </w:rPr>
               <w:t>mise en place</w:t>
             </w:r>
@@ -865,7 +872,7 @@
                 <w:noProof/>
                 <w:webHidden/>
               </w:rPr>
-              <w:instrText xml:space="preserve"> PAGEREF _Toc242092084 \h </w:instrText>
+              <w:instrText xml:space="preserve"> PAGEREF _Toc243464309 \h </w:instrText>
             </w:r>
             <w:r>
               <w:rPr>
@@ -905,12 +912,13 @@
             <w:rPr>
               <w:rFonts w:eastAsiaTheme="minorEastAsia"/>
               <w:noProof/>
-              <w:sz w:val="24"/>
-              <w:szCs w:val="24"/>
+              <w:kern w:val="0"/>
+              <w:sz w:val="22"/>
               <w:lang w:eastAsia="es-CO"/>
+              <w14:ligatures w14:val="none"/>
             </w:rPr>
           </w:pPr>
-          <w:hyperlink w:anchor="_Toc242092085" w:history="1">
+          <w:hyperlink w:anchor="_Toc243464310" w:history="1">
             <w:r>
               <w:rPr>
                 <w:rStyle w:val="Hipervnculo"/>
@@ -920,10 +928,7 @@
             </w:r>
             <w:r>
               <w:rPr>
-                <w:rStyle w:val="Hipervnculo"/>
-                <w:noProof/>
-                <w:spacing w:val="20"/>
-                <w:lang w:val="en-US"/>
+                <w:rStyle w:val="Extranjerismo"/>
               </w:rPr>
               <w:t>mise en place</w:t>
             </w:r>
@@ -946,7 +951,7 @@
                 <w:noProof/>
                 <w:webHidden/>
               </w:rPr>
-              <w:instrText xml:space="preserve"> PAGEREF _Toc242092085 \h </w:instrText>
+              <w:instrText xml:space="preserve"> PAGEREF _Toc243464310 \h </w:instrText>
             </w:r>
             <w:r>
               <w:rPr>
@@ -986,12 +991,13 @@
             <w:rPr>
               <w:rFonts w:eastAsiaTheme="minorEastAsia"/>
               <w:noProof/>
-              <w:sz w:val="24"/>
-              <w:szCs w:val="24"/>
+              <w:kern w:val="0"/>
+              <w:sz w:val="22"/>
               <w:lang w:eastAsia="es-CO"/>
+              <w14:ligatures w14:val="none"/>
             </w:rPr>
           </w:pPr>
-          <w:hyperlink w:anchor="_Toc242092086" w:history="1">
+          <w:hyperlink w:anchor="_Toc243464311" w:history="1">
             <w:r>
               <w:rPr>
                 <w:rStyle w:val="Hipervnculo"/>
@@ -1018,7 +1024,7 @@
                 <w:noProof/>
                 <w:webHidden/>
               </w:rPr>
-              <w:instrText xml:space="preserve"> PAGEREF _Toc242092086 \h </w:instrText>
+              <w:instrText xml:space="preserve"> PAGEREF _Toc243464311 \h </w:instrText>
             </w:r>
             <w:r>
               <w:rPr>
@@ -1058,12 +1064,13 @@
             <w:rPr>
               <w:rFonts w:eastAsiaTheme="minorEastAsia"/>
               <w:noProof/>
-              <w:sz w:val="24"/>
-              <w:szCs w:val="24"/>
+              <w:kern w:val="0"/>
+              <w:sz w:val="22"/>
               <w:lang w:eastAsia="es-CO"/>
+              <w14:ligatures w14:val="none"/>
             </w:rPr>
           </w:pPr>
-          <w:hyperlink w:anchor="_Toc242092087" w:history="1">
+          <w:hyperlink w:anchor="_Toc243464312" w:history="1">
             <w:r>
               <w:rPr>
                 <w:rStyle w:val="Hipervnculo"/>
@@ -1090,7 +1097,7 @@
                 <w:noProof/>
                 <w:webHidden/>
               </w:rPr>
-              <w:instrText xml:space="preserve"> PAGEREF _Toc242092087 \h </w:instrText>
+              <w:instrText xml:space="preserve"> PAGEREF _Toc243464312 \h </w:instrText>
             </w:r>
             <w:r>
               <w:rPr>
@@ -1130,12 +1137,13 @@
             <w:rPr>
               <w:rFonts w:eastAsiaTheme="minorEastAsia"/>
               <w:noProof/>
-              <w:sz w:val="24"/>
-              <w:szCs w:val="24"/>
+              <w:kern w:val="0"/>
+              <w:sz w:val="22"/>
               <w:lang w:eastAsia="es-CO"/>
+              <w14:ligatures w14:val="none"/>
             </w:rPr>
           </w:pPr>
-          <w:hyperlink w:anchor="_Toc242092088" w:history="1">
+          <w:hyperlink w:anchor="_Toc243464313" w:history="1">
             <w:r>
               <w:rPr>
                 <w:rStyle w:val="Hipervnculo"/>
@@ -1162,7 +1170,7 @@
                 <w:noProof/>
                 <w:webHidden/>
               </w:rPr>
-              <w:instrText xml:space="preserve"> PAGEREF _Toc242092088 \h </w:instrText>
+              <w:instrText xml:space="preserve"> PAGEREF _Toc243464313 \h </w:instrText>
             </w:r>
             <w:r>
               <w:rPr>
@@ -1202,12 +1210,13 @@
             <w:rPr>
               <w:rFonts w:eastAsiaTheme="minorEastAsia"/>
               <w:noProof/>
-              <w:sz w:val="24"/>
-              <w:szCs w:val="24"/>
+              <w:kern w:val="0"/>
+              <w:sz w:val="22"/>
               <w:lang w:eastAsia="es-CO"/>
+              <w14:ligatures w14:val="none"/>
             </w:rPr>
           </w:pPr>
-          <w:hyperlink w:anchor="_Toc242092089" w:history="1">
+          <w:hyperlink w:anchor="_Toc243464314" w:history="1">
             <w:r>
               <w:rPr>
                 <w:rStyle w:val="Hipervnculo"/>
@@ -1234,7 +1243,7 @@
                 <w:noProof/>
                 <w:webHidden/>
               </w:rPr>
-              <w:instrText xml:space="preserve"> PAGEREF _Toc242092089 \h </w:instrText>
+              <w:instrText xml:space="preserve"> PAGEREF _Toc243464314 \h </w:instrText>
             </w:r>
             <w:r>
               <w:rPr>
@@ -1274,12 +1283,13 @@
             <w:rPr>
               <w:rFonts w:eastAsiaTheme="minorEastAsia"/>
               <w:noProof/>
-              <w:sz w:val="24"/>
-              <w:szCs w:val="24"/>
+              <w:kern w:val="0"/>
+              <w:sz w:val="22"/>
               <w:lang w:eastAsia="es-CO"/>
+              <w14:ligatures w14:val="none"/>
             </w:rPr>
           </w:pPr>
-          <w:hyperlink w:anchor="_Toc242092090" w:history="1">
+          <w:hyperlink w:anchor="_Toc243464315" w:history="1">
             <w:r>
               <w:rPr>
                 <w:rStyle w:val="Hipervnculo"/>
@@ -1306,7 +1316,7 @@
                 <w:noProof/>
                 <w:webHidden/>
               </w:rPr>
-              <w:instrText xml:space="preserve"> PAGEREF _Toc242092090 \h </w:instrText>
+              <w:instrText xml:space="preserve"> PAGEREF _Toc243464315 \h </w:instrText>
             </w:r>
             <w:r>
               <w:rPr>
@@ -1346,12 +1356,13 @@
             <w:rPr>
               <w:rFonts w:eastAsiaTheme="minorEastAsia"/>
               <w:noProof/>
-              <w:sz w:val="24"/>
-              <w:szCs w:val="24"/>
+              <w:kern w:val="0"/>
+              <w:sz w:val="22"/>
               <w:lang w:eastAsia="es-CO"/>
+              <w14:ligatures w14:val="none"/>
             </w:rPr>
           </w:pPr>
-          <w:hyperlink w:anchor="_Toc242092091" w:history="1">
+          <w:hyperlink w:anchor="_Toc243464316" w:history="1">
             <w:r>
               <w:rPr>
                 <w:rStyle w:val="Hipervnculo"/>
@@ -1378,7 +1389,7 @@
                 <w:noProof/>
                 <w:webHidden/>
               </w:rPr>
-              <w:instrText xml:space="preserve"> PAGEREF _Toc242092091 \h </w:instrText>
+              <w:instrText xml:space="preserve"> PAGEREF _Toc243464316 \h </w:instrText>
             </w:r>
             <w:r>
               <w:rPr>
@@ -1418,12 +1429,13 @@
             <w:rPr>
               <w:rFonts w:eastAsiaTheme="minorEastAsia"/>
               <w:noProof/>
-              <w:sz w:val="24"/>
-              <w:szCs w:val="24"/>
+              <w:kern w:val="0"/>
+              <w:sz w:val="22"/>
               <w:lang w:eastAsia="es-CO"/>
+              <w14:ligatures w14:val="none"/>
             </w:rPr>
           </w:pPr>
-          <w:hyperlink w:anchor="_Toc242092092" w:history="1">
+          <w:hyperlink w:anchor="_Toc243464317" w:history="1">
             <w:r>
               <w:rPr>
                 <w:rStyle w:val="Hipervnculo"/>
@@ -1450,7 +1462,7 @@
                 <w:noProof/>
                 <w:webHidden/>
               </w:rPr>
-              <w:instrText xml:space="preserve"> PAGEREF _Toc242092092 \h </w:instrText>
+              <w:instrText xml:space="preserve"> PAGEREF _Toc243464317 \h </w:instrText>
             </w:r>
             <w:r>
               <w:rPr>
@@ -1490,12 +1502,13 @@
             <w:rPr>
               <w:rFonts w:eastAsiaTheme="minorEastAsia"/>
               <w:noProof/>
-              <w:sz w:val="24"/>
-              <w:szCs w:val="24"/>
+              <w:kern w:val="0"/>
+              <w:sz w:val="22"/>
               <w:lang w:eastAsia="es-CO"/>
+              <w14:ligatures w14:val="none"/>
             </w:rPr>
           </w:pPr>
-          <w:hyperlink w:anchor="_Toc242092093" w:history="1">
+          <w:hyperlink w:anchor="_Toc243464318" w:history="1">
             <w:r>
               <w:rPr>
                 <w:rStyle w:val="Hipervnculo"/>
@@ -1522,7 +1535,7 @@
                 <w:noProof/>
                 <w:webHidden/>
               </w:rPr>
-              <w:instrText xml:space="preserve"> PAGEREF _Toc242092093 \h </w:instrText>
+              <w:instrText xml:space="preserve"> PAGEREF _Toc243464318 \h </w:instrText>
             </w:r>
             <w:r>
               <w:rPr>
@@ -1562,12 +1575,13 @@
             <w:rPr>
               <w:rFonts w:eastAsiaTheme="minorEastAsia"/>
               <w:noProof/>
-              <w:sz w:val="24"/>
-              <w:szCs w:val="24"/>
+              <w:kern w:val="0"/>
+              <w:sz w:val="22"/>
               <w:lang w:eastAsia="es-CO"/>
+              <w14:ligatures w14:val="none"/>
             </w:rPr>
           </w:pPr>
-          <w:hyperlink w:anchor="_Toc242092094" w:history="1">
+          <w:hyperlink w:anchor="_Toc243464319" w:history="1">
             <w:r>
               <w:rPr>
                 <w:rStyle w:val="Hipervnculo"/>
@@ -1594,7 +1608,7 @@
                 <w:noProof/>
                 <w:webHidden/>
               </w:rPr>
-              <w:instrText xml:space="preserve"> PAGEREF _Toc242092094 \h </w:instrText>
+              <w:instrText xml:space="preserve"> PAGEREF _Toc243464319 \h </w:instrText>
             </w:r>
             <w:r>
               <w:rPr>
@@ -1634,12 +1648,13 @@
             <w:rPr>
               <w:rFonts w:eastAsiaTheme="minorEastAsia"/>
               <w:noProof/>
-              <w:sz w:val="24"/>
-              <w:szCs w:val="24"/>
+              <w:kern w:val="0"/>
+              <w:sz w:val="22"/>
               <w:lang w:eastAsia="es-CO"/>
+              <w14:ligatures w14:val="none"/>
             </w:rPr>
           </w:pPr>
-          <w:hyperlink w:anchor="_Toc242092095" w:history="1">
+          <w:hyperlink w:anchor="_Toc243464320" w:history="1">
             <w:r>
               <w:rPr>
                 <w:rStyle w:val="Hipervnculo"/>
@@ -1666,7 +1681,7 @@
                 <w:noProof/>
                 <w:webHidden/>
               </w:rPr>
-              <w:instrText xml:space="preserve"> PAGEREF _Toc242092095 \h </w:instrText>
+              <w:instrText xml:space="preserve"> PAGEREF _Toc243464320 \h </w:instrText>
             </w:r>
             <w:r>
               <w:rPr>
@@ -1706,12 +1721,13 @@
             <w:rPr>
               <w:rFonts w:eastAsiaTheme="minorEastAsia"/>
               <w:noProof/>
-              <w:sz w:val="24"/>
-              <w:szCs w:val="24"/>
+              <w:kern w:val="0"/>
+              <w:sz w:val="22"/>
               <w:lang w:eastAsia="es-CO"/>
+              <w14:ligatures w14:val="none"/>
             </w:rPr>
           </w:pPr>
-          <w:hyperlink w:anchor="_Toc242092096" w:history="1">
+          <w:hyperlink w:anchor="_Toc243464321" w:history="1">
             <w:r>
               <w:rPr>
                 <w:rStyle w:val="Hipervnculo"/>
@@ -1738,7 +1754,7 @@
                 <w:noProof/>
                 <w:webHidden/>
               </w:rPr>
-              <w:instrText xml:space="preserve"> PAGEREF _Toc242092096 \h </w:instrText>
+              <w:instrText xml:space="preserve"> PAGEREF _Toc243464321 \h </w:instrText>
             </w:r>
             <w:r>
               <w:rPr>
@@ -1778,12 +1794,13 @@
             <w:rPr>
               <w:rFonts w:eastAsiaTheme="minorEastAsia"/>
               <w:noProof/>
-              <w:sz w:val="24"/>
-              <w:szCs w:val="24"/>
+              <w:kern w:val="0"/>
+              <w:sz w:val="22"/>
               <w:lang w:eastAsia="es-CO"/>
+              <w14:ligatures w14:val="none"/>
             </w:rPr>
           </w:pPr>
-          <w:hyperlink w:anchor="_Toc242092097" w:history="1">
+          <w:hyperlink w:anchor="_Toc243464322" w:history="1">
             <w:r>
               <w:rPr>
                 <w:rStyle w:val="Hipervnculo"/>
@@ -1810,7 +1827,7 @@
                 <w:noProof/>
                 <w:webHidden/>
               </w:rPr>
-              <w:instrText xml:space="preserve"> PAGEREF _Toc242092097 \h </w:instrText>
+              <w:instrText xml:space="preserve"> PAGEREF _Toc243464322 \h </w:instrText>
             </w:r>
             <w:r>
               <w:rPr>
@@ -1850,12 +1867,13 @@
             <w:rPr>
               <w:rFonts w:eastAsiaTheme="minorEastAsia"/>
               <w:noProof/>
-              <w:sz w:val="24"/>
-              <w:szCs w:val="24"/>
+              <w:kern w:val="0"/>
+              <w:sz w:val="22"/>
               <w:lang w:eastAsia="es-CO"/>
+              <w14:ligatures w14:val="none"/>
             </w:rPr>
           </w:pPr>
-          <w:hyperlink w:anchor="_Toc242092098" w:history="1">
+          <w:hyperlink w:anchor="_Toc243464323" w:history="1">
             <w:r>
               <w:rPr>
                 <w:rStyle w:val="Hipervnculo"/>
@@ -1882,7 +1900,7 @@
                 <w:noProof/>
                 <w:webHidden/>
               </w:rPr>
-              <w:instrText xml:space="preserve"> PAGEREF _Toc242092098 \h </w:instrText>
+              <w:instrText xml:space="preserve"> PAGEREF _Toc243464323 \h </w:instrText>
             </w:r>
             <w:r>
               <w:rPr>
@@ -1922,12 +1940,13 @@
             <w:rPr>
               <w:rFonts w:eastAsiaTheme="minorEastAsia"/>
               <w:noProof/>
-              <w:sz w:val="24"/>
-              <w:szCs w:val="24"/>
+              <w:kern w:val="0"/>
+              <w:sz w:val="22"/>
               <w:lang w:eastAsia="es-CO"/>
+              <w14:ligatures w14:val="none"/>
             </w:rPr>
           </w:pPr>
-          <w:hyperlink w:anchor="_Toc242092099" w:history="1">
+          <w:hyperlink w:anchor="_Toc243464324" w:history="1">
             <w:r>
               <w:rPr>
                 <w:rStyle w:val="Hipervnculo"/>
@@ -1954,7 +1973,7 @@
                 <w:noProof/>
                 <w:webHidden/>
               </w:rPr>
-              <w:instrText xml:space="preserve"> PAGEREF _Toc242092099 \h </w:instrText>
+              <w:instrText xml:space="preserve"> PAGEREF _Toc243464324 \h </w:instrText>
             </w:r>
             <w:r>
               <w:rPr>
@@ -1994,12 +2013,13 @@
             <w:rPr>
               <w:rFonts w:eastAsiaTheme="minorEastAsia"/>
               <w:noProof/>
-              <w:sz w:val="24"/>
-              <w:szCs w:val="24"/>
+              <w:kern w:val="0"/>
+              <w:sz w:val="22"/>
               <w:lang w:eastAsia="es-CO"/>
+              <w14:ligatures w14:val="none"/>
             </w:rPr>
           </w:pPr>
-          <w:hyperlink w:anchor="_Toc242092100" w:history="1">
+          <w:hyperlink w:anchor="_Toc243464325" w:history="1">
             <w:r>
               <w:rPr>
                 <w:rStyle w:val="Hipervnculo"/>
@@ -2026,7 +2046,7 @@
                 <w:noProof/>
                 <w:webHidden/>
               </w:rPr>
-              <w:instrText xml:space="preserve"> PAGEREF _Toc242092100 \h </w:instrText>
+              <w:instrText xml:space="preserve"> PAGEREF _Toc243464325 \h </w:instrText>
             </w:r>
             <w:r>
               <w:rPr>
@@ -2046,7 +2066,7 @@
                 <w:noProof/>
                 <w:webHidden/>
               </w:rPr>
-              <w:t>29</w:t>
+              <w:t>28</w:t>
             </w:r>
             <w:r>
               <w:rPr>
@@ -2066,12 +2086,13 @@
             <w:rPr>
               <w:rFonts w:eastAsiaTheme="minorEastAsia"/>
               <w:noProof/>
-              <w:sz w:val="24"/>
-              <w:szCs w:val="24"/>
+              <w:kern w:val="0"/>
+              <w:sz w:val="22"/>
               <w:lang w:eastAsia="es-CO"/>
+              <w14:ligatures w14:val="none"/>
             </w:rPr>
           </w:pPr>
-          <w:hyperlink w:anchor="_Toc242092101" w:history="1">
+          <w:hyperlink w:anchor="_Toc243464326" w:history="1">
             <w:r>
               <w:rPr>
                 <w:rStyle w:val="Hipervnculo"/>
@@ -2098,7 +2119,7 @@
                 <w:noProof/>
                 <w:webHidden/>
               </w:rPr>
-              <w:instrText xml:space="preserve"> PAGEREF _Toc242092101 \h </w:instrText>
+              <w:instrText xml:space="preserve"> PAGEREF _Toc243464326 \h </w:instrText>
             </w:r>
             <w:r>
               <w:rPr>
@@ -2118,7 +2139,7 @@
                 <w:noProof/>
                 <w:webHidden/>
               </w:rPr>
-              <w:t>29</w:t>
+              <w:t>28</w:t>
             </w:r>
             <w:r>
               <w:rPr>
@@ -2138,12 +2159,13 @@
             <w:rPr>
               <w:rFonts w:eastAsiaTheme="minorEastAsia"/>
               <w:noProof/>
-              <w:sz w:val="24"/>
-              <w:szCs w:val="24"/>
+              <w:kern w:val="0"/>
+              <w:sz w:val="22"/>
               <w:lang w:eastAsia="es-CO"/>
+              <w14:ligatures w14:val="none"/>
             </w:rPr>
           </w:pPr>
-          <w:hyperlink w:anchor="_Toc242092102" w:history="1">
+          <w:hyperlink w:anchor="_Toc243464327" w:history="1">
             <w:r>
               <w:rPr>
                 <w:rStyle w:val="Hipervnculo"/>
@@ -2170,7 +2192,7 @@
                 <w:noProof/>
                 <w:webHidden/>
               </w:rPr>
-              <w:instrText xml:space="preserve"> PAGEREF _Toc242092102 \h </w:instrText>
+              <w:instrText xml:space="preserve"> PAGEREF _Toc243464327 \h </w:instrText>
             </w:r>
             <w:r>
               <w:rPr>
@@ -2190,7 +2212,7 @@
                 <w:noProof/>
                 <w:webHidden/>
               </w:rPr>
-              <w:t>33</w:t>
+              <w:t>31</w:t>
             </w:r>
             <w:r>
               <w:rPr>
@@ -2210,12 +2232,13 @@
             <w:rPr>
               <w:rFonts w:eastAsiaTheme="minorEastAsia"/>
               <w:noProof/>
-              <w:sz w:val="24"/>
-              <w:szCs w:val="24"/>
+              <w:kern w:val="0"/>
+              <w:sz w:val="22"/>
               <w:lang w:eastAsia="es-CO"/>
+              <w14:ligatures w14:val="none"/>
             </w:rPr>
           </w:pPr>
-          <w:hyperlink w:anchor="_Toc242092103" w:history="1">
+          <w:hyperlink w:anchor="_Toc243464328" w:history="1">
             <w:r>
               <w:rPr>
                 <w:rStyle w:val="Hipervnculo"/>
@@ -2242,7 +2265,7 @@
                 <w:noProof/>
                 <w:webHidden/>
               </w:rPr>
-              <w:instrText xml:space="preserve"> PAGEREF _Toc242092103 \h </w:instrText>
+              <w:instrText xml:space="preserve"> PAGEREF _Toc243464328 \h </w:instrText>
             </w:r>
             <w:r>
               <w:rPr>
@@ -2262,7 +2285,7 @@
                 <w:noProof/>
                 <w:webHidden/>
               </w:rPr>
-              <w:t>35</w:t>
+              <w:t>33</w:t>
             </w:r>
             <w:r>
               <w:rPr>
@@ -2282,12 +2305,13 @@
             <w:rPr>
               <w:rFonts w:eastAsiaTheme="minorEastAsia"/>
               <w:noProof/>
-              <w:sz w:val="24"/>
-              <w:szCs w:val="24"/>
+              <w:kern w:val="0"/>
+              <w:sz w:val="22"/>
               <w:lang w:eastAsia="es-CO"/>
+              <w14:ligatures w14:val="none"/>
             </w:rPr>
           </w:pPr>
-          <w:hyperlink w:anchor="_Toc242092104" w:history="1">
+          <w:hyperlink w:anchor="_Toc243464329" w:history="1">
             <w:r>
               <w:rPr>
                 <w:rStyle w:val="Hipervnculo"/>
@@ -2314,7 +2338,7 @@
                 <w:noProof/>
                 <w:webHidden/>
               </w:rPr>
-              <w:instrText xml:space="preserve"> PAGEREF _Toc242092104 \h </w:instrText>
+              <w:instrText xml:space="preserve"> PAGEREF _Toc243464329 \h </w:instrText>
             </w:r>
             <w:r>
               <w:rPr>
@@ -2334,7 +2358,7 @@
                 <w:noProof/>
                 <w:webHidden/>
               </w:rPr>
-              <w:t>38</w:t>
+              <w:t>37</w:t>
             </w:r>
             <w:r>
               <w:rPr>
@@ -2354,12 +2378,13 @@
             <w:rPr>
               <w:rFonts w:eastAsiaTheme="minorEastAsia"/>
               <w:noProof/>
-              <w:sz w:val="24"/>
-              <w:szCs w:val="24"/>
+              <w:kern w:val="0"/>
+              <w:sz w:val="22"/>
               <w:lang w:eastAsia="es-CO"/>
+              <w14:ligatures w14:val="none"/>
             </w:rPr>
           </w:pPr>
-          <w:hyperlink w:anchor="_Toc242092105" w:history="1">
+          <w:hyperlink w:anchor="_Toc243464330" w:history="1">
             <w:r>
               <w:rPr>
                 <w:rStyle w:val="Hipervnculo"/>
@@ -2386,7 +2411,7 @@
                 <w:noProof/>
                 <w:webHidden/>
               </w:rPr>
-              <w:instrText xml:space="preserve"> PAGEREF _Toc242092105 \h </w:instrText>
+              <w:instrText xml:space="preserve"> PAGEREF _Toc243464330 \h </w:instrText>
             </w:r>
             <w:r>
               <w:rPr>
@@ -2406,7 +2431,7 @@
                 <w:noProof/>
                 <w:webHidden/>
               </w:rPr>
-              <w:t>40</w:t>
+              <w:t>38</w:t>
             </w:r>
             <w:r>
               <w:rPr>
@@ -2426,12 +2451,13 @@
             <w:rPr>
               <w:rFonts w:eastAsiaTheme="minorEastAsia"/>
               <w:noProof/>
-              <w:sz w:val="24"/>
-              <w:szCs w:val="24"/>
+              <w:kern w:val="0"/>
+              <w:sz w:val="22"/>
               <w:lang w:eastAsia="es-CO"/>
+              <w14:ligatures w14:val="none"/>
             </w:rPr>
           </w:pPr>
-          <w:hyperlink w:anchor="_Toc242092106" w:history="1">
+          <w:hyperlink w:anchor="_Toc243464331" w:history="1">
             <w:r>
               <w:rPr>
                 <w:rStyle w:val="Hipervnculo"/>
@@ -2458,7 +2484,7 @@
                 <w:noProof/>
                 <w:webHidden/>
               </w:rPr>
-              <w:instrText xml:space="preserve"> PAGEREF _Toc242092106 \h </w:instrText>
+              <w:instrText xml:space="preserve"> PAGEREF _Toc243464331 \h </w:instrText>
             </w:r>
             <w:r>
               <w:rPr>
@@ -2478,7 +2504,7 @@
                 <w:noProof/>
                 <w:webHidden/>
               </w:rPr>
-              <w:t>41</w:t>
+              <w:t>40</w:t>
             </w:r>
             <w:r>
               <w:rPr>
@@ -2498,12 +2524,13 @@
             <w:rPr>
               <w:rFonts w:eastAsiaTheme="minorEastAsia"/>
               <w:noProof/>
-              <w:sz w:val="24"/>
-              <w:szCs w:val="24"/>
+              <w:kern w:val="0"/>
+              <w:sz w:val="22"/>
               <w:lang w:eastAsia="es-CO"/>
+              <w14:ligatures w14:val="none"/>
             </w:rPr>
           </w:pPr>
-          <w:hyperlink w:anchor="_Toc242092107" w:history="1">
+          <w:hyperlink w:anchor="_Toc243464332" w:history="1">
             <w:r>
               <w:rPr>
                 <w:rStyle w:val="Hipervnculo"/>
@@ -2530,7 +2557,7 @@
                 <w:noProof/>
                 <w:webHidden/>
               </w:rPr>
-              <w:instrText xml:space="preserve"> PAGEREF _Toc242092107 \h </w:instrText>
+              <w:instrText xml:space="preserve"> PAGEREF _Toc243464332 \h </w:instrText>
             </w:r>
             <w:r>
               <w:rPr>
@@ -2550,7 +2577,7 @@
                 <w:noProof/>
                 <w:webHidden/>
               </w:rPr>
-              <w:t>41</w:t>
+              <w:t>40</w:t>
             </w:r>
             <w:r>
               <w:rPr>
@@ -2570,12 +2597,13 @@
             <w:rPr>
               <w:rFonts w:eastAsiaTheme="minorEastAsia"/>
               <w:noProof/>
-              <w:sz w:val="24"/>
-              <w:szCs w:val="24"/>
+              <w:kern w:val="0"/>
+              <w:sz w:val="22"/>
               <w:lang w:eastAsia="es-CO"/>
+              <w14:ligatures w14:val="none"/>
             </w:rPr>
           </w:pPr>
-          <w:hyperlink w:anchor="_Toc242092108" w:history="1">
+          <w:hyperlink w:anchor="_Toc243464333" w:history="1">
             <w:r>
               <w:rPr>
                 <w:rStyle w:val="Hipervnculo"/>
@@ -2602,7 +2630,7 @@
                 <w:noProof/>
                 <w:webHidden/>
               </w:rPr>
-              <w:instrText xml:space="preserve"> PAGEREF _Toc242092108 \h </w:instrText>
+              <w:instrText xml:space="preserve"> PAGEREF _Toc243464333 \h </w:instrText>
             </w:r>
             <w:r>
               <w:rPr>
@@ -2622,7 +2650,7 @@
                 <w:noProof/>
                 <w:webHidden/>
               </w:rPr>
-              <w:t>42</w:t>
+              <w:t>41</w:t>
             </w:r>
             <w:r>
               <w:rPr>
@@ -2642,12 +2670,13 @@
             <w:rPr>
               <w:rFonts w:eastAsiaTheme="minorEastAsia"/>
               <w:noProof/>
-              <w:sz w:val="24"/>
-              <w:szCs w:val="24"/>
+              <w:kern w:val="0"/>
+              <w:sz w:val="22"/>
               <w:lang w:eastAsia="es-CO"/>
+              <w14:ligatures w14:val="none"/>
             </w:rPr>
           </w:pPr>
-          <w:hyperlink w:anchor="_Toc242092109" w:history="1">
+          <w:hyperlink w:anchor="_Toc243464334" w:history="1">
             <w:r>
               <w:rPr>
                 <w:rStyle w:val="Hipervnculo"/>
@@ -2674,7 +2703,7 @@
                 <w:noProof/>
                 <w:webHidden/>
               </w:rPr>
-              <w:instrText xml:space="preserve"> PAGEREF _Toc242092109 \h </w:instrText>
+              <w:instrText xml:space="preserve"> PAGEREF _Toc243464334 \h </w:instrText>
             </w:r>
             <w:r>
               <w:rPr>
@@ -2694,7 +2723,7 @@
                 <w:noProof/>
                 <w:webHidden/>
               </w:rPr>
-              <w:t>44</w:t>
+              <w:t>43</w:t>
             </w:r>
             <w:r>
               <w:rPr>
@@ -2714,12 +2743,13 @@
             <w:rPr>
               <w:rFonts w:eastAsiaTheme="minorEastAsia"/>
               <w:noProof/>
-              <w:sz w:val="24"/>
-              <w:szCs w:val="24"/>
+              <w:kern w:val="0"/>
+              <w:sz w:val="22"/>
               <w:lang w:eastAsia="es-CO"/>
+              <w14:ligatures w14:val="none"/>
             </w:rPr>
           </w:pPr>
-          <w:hyperlink w:anchor="_Toc242092110" w:history="1">
+          <w:hyperlink w:anchor="_Toc243464335" w:history="1">
             <w:r>
               <w:rPr>
                 <w:rStyle w:val="Hipervnculo"/>
@@ -2746,7 +2776,7 @@
                 <w:noProof/>
                 <w:webHidden/>
               </w:rPr>
-              <w:instrText xml:space="preserve"> PAGEREF _Toc242092110 \h </w:instrText>
+              <w:instrText xml:space="preserve"> PAGEREF _Toc243464335 \h </w:instrText>
             </w:r>
             <w:r>
               <w:rPr>
@@ -2766,7 +2796,7 @@
                 <w:noProof/>
                 <w:webHidden/>
               </w:rPr>
-              <w:t>45</w:t>
+              <w:t>44</w:t>
             </w:r>
             <w:r>
               <w:rPr>
@@ -2786,12 +2816,13 @@
             <w:rPr>
               <w:rFonts w:eastAsiaTheme="minorEastAsia"/>
               <w:noProof/>
-              <w:sz w:val="24"/>
-              <w:szCs w:val="24"/>
+              <w:kern w:val="0"/>
+              <w:sz w:val="22"/>
               <w:lang w:eastAsia="es-CO"/>
+              <w14:ligatures w14:val="none"/>
             </w:rPr>
           </w:pPr>
-          <w:hyperlink w:anchor="_Toc242092111" w:history="1">
+          <w:hyperlink w:anchor="_Toc243464336" w:history="1">
             <w:r>
               <w:rPr>
                 <w:rStyle w:val="Hipervnculo"/>
@@ -2818,7 +2849,7 @@
                 <w:noProof/>
                 <w:webHidden/>
               </w:rPr>
-              <w:instrText xml:space="preserve"> PAGEREF _Toc242092111 \h </w:instrText>
+              <w:instrText xml:space="preserve"> PAGEREF _Toc243464336 \h </w:instrText>
             </w:r>
             <w:r>
               <w:rPr>
@@ -2838,7 +2869,7 @@
                 <w:noProof/>
                 <w:webHidden/>
               </w:rPr>
-              <w:t>46</w:t>
+              <w:t>45</w:t>
             </w:r>
             <w:r>
               <w:rPr>
@@ -2858,12 +2889,13 @@
             <w:rPr>
               <w:rFonts w:eastAsiaTheme="minorEastAsia"/>
               <w:noProof/>
-              <w:sz w:val="24"/>
-              <w:szCs w:val="24"/>
+              <w:kern w:val="0"/>
+              <w:sz w:val="22"/>
               <w:lang w:eastAsia="es-CO"/>
+              <w14:ligatures w14:val="none"/>
             </w:rPr>
           </w:pPr>
-          <w:hyperlink w:anchor="_Toc242092112" w:history="1">
+          <w:hyperlink w:anchor="_Toc243464337" w:history="1">
             <w:r>
               <w:rPr>
                 <w:rStyle w:val="Hipervnculo"/>
@@ -2890,7 +2922,7 @@
                 <w:noProof/>
                 <w:webHidden/>
               </w:rPr>
-              <w:instrText xml:space="preserve"> PAGEREF _Toc242092112 \h </w:instrText>
+              <w:instrText xml:space="preserve"> PAGEREF _Toc243464337 \h </w:instrText>
             </w:r>
             <w:r>
               <w:rPr>
@@ -2910,7 +2942,7 @@
                 <w:noProof/>
                 <w:webHidden/>
               </w:rPr>
-              <w:t>46</w:t>
+              <w:t>45</w:t>
             </w:r>
             <w:r>
               <w:rPr>
@@ -2930,12 +2962,13 @@
             <w:rPr>
               <w:rFonts w:eastAsiaTheme="minorEastAsia"/>
               <w:noProof/>
-              <w:sz w:val="24"/>
-              <w:szCs w:val="24"/>
+              <w:kern w:val="0"/>
+              <w:sz w:val="22"/>
               <w:lang w:eastAsia="es-CO"/>
+              <w14:ligatures w14:val="none"/>
             </w:rPr>
           </w:pPr>
-          <w:hyperlink w:anchor="_Toc242092113" w:history="1">
+          <w:hyperlink w:anchor="_Toc243464338" w:history="1">
             <w:r>
               <w:rPr>
                 <w:rStyle w:val="Hipervnculo"/>
@@ -2962,7 +2995,7 @@
                 <w:noProof/>
                 <w:webHidden/>
               </w:rPr>
-              <w:instrText xml:space="preserve"> PAGEREF _Toc242092113 \h </w:instrText>
+              <w:instrText xml:space="preserve"> PAGEREF _Toc243464338 \h </w:instrText>
             </w:r>
             <w:r>
               <w:rPr>
@@ -2982,7 +3015,7 @@
                 <w:noProof/>
                 <w:webHidden/>
               </w:rPr>
-              <w:t>47</w:t>
+              <w:t>46</w:t>
             </w:r>
             <w:r>
               <w:rPr>
@@ -3002,12 +3035,13 @@
             <w:rPr>
               <w:rFonts w:eastAsiaTheme="minorEastAsia"/>
               <w:noProof/>
-              <w:sz w:val="24"/>
-              <w:szCs w:val="24"/>
+              <w:kern w:val="0"/>
+              <w:sz w:val="22"/>
               <w:lang w:eastAsia="es-CO"/>
+              <w14:ligatures w14:val="none"/>
             </w:rPr>
           </w:pPr>
-          <w:hyperlink w:anchor="_Toc242092114" w:history="1">
+          <w:hyperlink w:anchor="_Toc243464339" w:history="1">
             <w:r>
               <w:rPr>
                 <w:rStyle w:val="Hipervnculo"/>
@@ -3034,7 +3068,7 @@
                 <w:noProof/>
                 <w:webHidden/>
               </w:rPr>
-              <w:instrText xml:space="preserve"> PAGEREF _Toc242092114 \h </w:instrText>
+              <w:instrText xml:space="preserve"> PAGEREF _Toc243464339 \h </w:instrText>
             </w:r>
             <w:r>
               <w:rPr>
@@ -3054,7 +3088,7 @@
                 <w:noProof/>
                 <w:webHidden/>
               </w:rPr>
-              <w:t>49</w:t>
+              <w:t>48</w:t>
             </w:r>
             <w:r>
               <w:rPr>
@@ -3074,12 +3108,13 @@
             <w:rPr>
               <w:rFonts w:eastAsiaTheme="minorEastAsia"/>
               <w:noProof/>
-              <w:sz w:val="24"/>
-              <w:szCs w:val="24"/>
+              <w:kern w:val="0"/>
+              <w:sz w:val="22"/>
               <w:lang w:eastAsia="es-CO"/>
+              <w14:ligatures w14:val="none"/>
             </w:rPr>
           </w:pPr>
-          <w:hyperlink w:anchor="_Toc242092115" w:history="1">
+          <w:hyperlink w:anchor="_Toc243464340" w:history="1">
             <w:r>
               <w:rPr>
                 <w:rStyle w:val="Hipervnculo"/>
@@ -3106,7 +3141,7 @@
                 <w:noProof/>
                 <w:webHidden/>
               </w:rPr>
-              <w:instrText xml:space="preserve"> PAGEREF _Toc242092115 \h </w:instrText>
+              <w:instrText xml:space="preserve"> PAGEREF _Toc243464340 \h </w:instrText>
             </w:r>
             <w:r>
               <w:rPr>
@@ -3126,7 +3161,7 @@
                 <w:noProof/>
                 <w:webHidden/>
               </w:rPr>
-              <w:t>51</w:t>
+              <w:t>50</w:t>
             </w:r>
             <w:r>
               <w:rPr>
@@ -3146,12 +3181,13 @@
             <w:rPr>
               <w:rFonts w:eastAsiaTheme="minorEastAsia"/>
               <w:noProof/>
-              <w:sz w:val="24"/>
-              <w:szCs w:val="24"/>
+              <w:kern w:val="0"/>
+              <w:sz w:val="22"/>
               <w:lang w:eastAsia="es-CO"/>
+              <w14:ligatures w14:val="none"/>
             </w:rPr>
           </w:pPr>
-          <w:hyperlink w:anchor="_Toc242092116" w:history="1">
+          <w:hyperlink w:anchor="_Toc243464341" w:history="1">
             <w:r>
               <w:rPr>
                 <w:rStyle w:val="Hipervnculo"/>
@@ -3178,7 +3214,7 @@
                 <w:noProof/>
                 <w:webHidden/>
               </w:rPr>
-              <w:instrText xml:space="preserve"> PAGEREF _Toc242092116 \h </w:instrText>
+              <w:instrText xml:space="preserve"> PAGEREF _Toc243464341 \h </w:instrText>
             </w:r>
             <w:r>
               <w:rPr>
@@ -3198,7 +3234,7 @@
                 <w:noProof/>
                 <w:webHidden/>
               </w:rPr>
-              <w:t>54</w:t>
+              <w:t>53</w:t>
             </w:r>
             <w:r>
               <w:rPr>
@@ -3218,12 +3254,13 @@
             <w:rPr>
               <w:rFonts w:eastAsiaTheme="minorEastAsia"/>
               <w:noProof/>
-              <w:sz w:val="24"/>
-              <w:szCs w:val="24"/>
+              <w:kern w:val="0"/>
+              <w:sz w:val="22"/>
               <w:lang w:eastAsia="es-CO"/>
+              <w14:ligatures w14:val="none"/>
             </w:rPr>
           </w:pPr>
-          <w:hyperlink w:anchor="_Toc242092117" w:history="1">
+          <w:hyperlink w:anchor="_Toc243464342" w:history="1">
             <w:r>
               <w:rPr>
                 <w:rStyle w:val="Hipervnculo"/>
@@ -3250,7 +3287,7 @@
                 <w:noProof/>
                 <w:webHidden/>
               </w:rPr>
-              <w:instrText xml:space="preserve"> PAGEREF _Toc242092117 \h </w:instrText>
+              <w:instrText xml:space="preserve"> PAGEREF _Toc243464342 \h </w:instrText>
             </w:r>
             <w:r>
               <w:rPr>
@@ -3270,7 +3307,7 @@
                 <w:noProof/>
                 <w:webHidden/>
               </w:rPr>
-              <w:t>55</w:t>
+              <w:t>54</w:t>
             </w:r>
             <w:r>
               <w:rPr>
@@ -3306,7 +3343,7 @@
       <w:pPr>
         <w:pStyle w:val="Titulosgenerales"/>
       </w:pPr>
-      <w:bookmarkStart w:id="0" w:name="_Toc242092082"/>
+      <w:bookmarkStart w:id="0" w:name="_Toc243464307"/>
       <w:r>
         <w:lastRenderedPageBreak/>
         <w:t>Introducción</w:t>
@@ -3427,7 +3464,7 @@
       <w:pPr>
         <w:pStyle w:val="Ttulo1"/>
       </w:pPr>
-      <w:bookmarkStart w:id="1" w:name="_Toc242092083"/>
+      <w:bookmarkStart w:id="1" w:name="_Toc243464308"/>
       <w:r>
         <w:rPr>
           <w:rStyle w:val="Extranjerismo"/>
@@ -3520,7 +3557,7 @@
       <w:pPr>
         <w:pStyle w:val="Ttulo2"/>
       </w:pPr>
-      <w:bookmarkStart w:id="2" w:name="_Toc242092084"/>
+      <w:bookmarkStart w:id="2" w:name="_Toc243464309"/>
       <w:r>
         <w:t xml:space="preserve">Concepto y origen del </w:t>
       </w:r>
@@ -3808,7 +3845,7 @@
       <w:pPr>
         <w:pStyle w:val="Ttulo2"/>
       </w:pPr>
-      <w:bookmarkStart w:id="3" w:name="_Toc242092085"/>
+      <w:bookmarkStart w:id="3" w:name="_Toc243464310"/>
       <w:r>
         <w:lastRenderedPageBreak/>
         <w:t xml:space="preserve">Importancia del </w:t>
@@ -3900,7 +3937,7 @@
         <w:pStyle w:val="Prrafodelista"/>
         <w:numPr>
           <w:ilvl w:val="0"/>
-          <w:numId w:val="7"/>
+          <w:numId w:val="36"/>
         </w:numPr>
       </w:pPr>
       <w:r>
@@ -3932,7 +3969,7 @@
         <w:pStyle w:val="Prrafodelista"/>
         <w:numPr>
           <w:ilvl w:val="0"/>
-          <w:numId w:val="7"/>
+          <w:numId w:val="36"/>
         </w:numPr>
       </w:pPr>
       <w:r>
@@ -3983,7 +4020,7 @@
         <w:pStyle w:val="Prrafodelista"/>
         <w:numPr>
           <w:ilvl w:val="0"/>
-          <w:numId w:val="7"/>
+          <w:numId w:val="36"/>
         </w:numPr>
       </w:pPr>
       <w:r>
@@ -4011,7 +4048,7 @@
         <w:pStyle w:val="Prrafodelista"/>
         <w:numPr>
           <w:ilvl w:val="0"/>
-          <w:numId w:val="7"/>
+          <w:numId w:val="36"/>
         </w:numPr>
       </w:pPr>
       <w:r>
@@ -4039,7 +4076,7 @@
         <w:pStyle w:val="Prrafodelista"/>
         <w:numPr>
           <w:ilvl w:val="0"/>
-          <w:numId w:val="7"/>
+          <w:numId w:val="36"/>
         </w:numPr>
       </w:pPr>
       <w:r>
@@ -4066,7 +4103,7 @@
       <w:pPr>
         <w:pStyle w:val="Ttulo2"/>
       </w:pPr>
-      <w:bookmarkStart w:id="4" w:name="_Toc242092086"/>
+      <w:bookmarkStart w:id="4" w:name="_Toc243464311"/>
       <w:r>
         <w:lastRenderedPageBreak/>
         <w:t>Procedimientos básicos en la cocina</w:t>
@@ -4662,7 +4699,7 @@
       <w:pPr>
         <w:pStyle w:val="Ttulo2"/>
       </w:pPr>
-      <w:bookmarkStart w:id="5" w:name="_Toc242092087"/>
+      <w:bookmarkStart w:id="5" w:name="_Toc243464312"/>
       <w:r>
         <w:t>Herramientas y utensilios esenciales</w:t>
       </w:r>
@@ -4928,7 +4965,7 @@
       <w:pPr>
         <w:pStyle w:val="Ttulo2"/>
       </w:pPr>
-      <w:bookmarkStart w:id="6" w:name="_Toc242092088"/>
+      <w:bookmarkStart w:id="6" w:name="_Toc243464313"/>
       <w:r>
         <w:t xml:space="preserve">Estructura de </w:t>
       </w:r>
@@ -5406,7 +5443,7 @@
       <w:pPr>
         <w:pStyle w:val="Ttulo2"/>
       </w:pPr>
-      <w:bookmarkStart w:id="7" w:name="_Toc242092089"/>
+      <w:bookmarkStart w:id="7" w:name="_Toc243464314"/>
       <w:r>
         <w:t>Factores de conversión y escalado de recetas</w:t>
       </w:r>
@@ -5512,7 +5549,7 @@
       <w:pPr>
         <w:pStyle w:val="Ttulo2"/>
       </w:pPr>
-      <w:bookmarkStart w:id="8" w:name="_Toc242092090"/>
+      <w:bookmarkStart w:id="8" w:name="_Toc243464315"/>
       <w:r>
         <w:t>Estandarización de porciones y costos</w:t>
       </w:r>
@@ -5528,7 +5565,7 @@
         <w:pStyle w:val="Prrafodelista"/>
         <w:numPr>
           <w:ilvl w:val="0"/>
-          <w:numId w:val="9"/>
+          <w:numId w:val="37"/>
         </w:numPr>
       </w:pPr>
       <w:r>
@@ -5567,7 +5604,7 @@
         <w:pStyle w:val="Prrafodelista"/>
         <w:numPr>
           <w:ilvl w:val="0"/>
-          <w:numId w:val="9"/>
+          <w:numId w:val="37"/>
         </w:numPr>
       </w:pPr>
       <w:r>
@@ -5586,7 +5623,7 @@
         <w:pStyle w:val="Prrafodelista"/>
         <w:numPr>
           <w:ilvl w:val="0"/>
-          <w:numId w:val="9"/>
+          <w:numId w:val="37"/>
         </w:numPr>
       </w:pPr>
       <w:r>
@@ -5989,7 +6026,7 @@
       <w:pPr>
         <w:pStyle w:val="Ttulo1"/>
       </w:pPr>
-      <w:bookmarkStart w:id="9" w:name="_Toc242092091"/>
+      <w:bookmarkStart w:id="9" w:name="_Toc243464316"/>
       <w:r>
         <w:lastRenderedPageBreak/>
         <w:t xml:space="preserve">Higiene, BPM y </w:t>
@@ -6017,7 +6054,7 @@
       <w:pPr>
         <w:pStyle w:val="Ttulo2"/>
       </w:pPr>
-      <w:bookmarkStart w:id="10" w:name="_Toc242092092"/>
+      <w:bookmarkStart w:id="10" w:name="_Toc243464317"/>
       <w:r>
         <w:t>Fundamentos de higiene en la manipulación de alimentos</w:t>
       </w:r>
@@ -6107,7 +6144,7 @@
       <w:r>
         <w:t xml:space="preserve">  </w:t>
       </w:r>
-      <w:bookmarkStart w:id="11" w:name="_Toc242092093"/>
+      <w:bookmarkStart w:id="11" w:name="_Toc243464318"/>
       <w:r>
         <w:t>Enfermedades transmitidas por alimentos (ETA)</w:t>
       </w:r>
@@ -6454,7 +6491,7 @@
       <w:pPr>
         <w:pStyle w:val="Ttulo2"/>
       </w:pPr>
-      <w:bookmarkStart w:id="12" w:name="_Toc242092094"/>
+      <w:bookmarkStart w:id="12" w:name="_Toc243464319"/>
       <w:r>
         <w:t>Marco normativo colombiano</w:t>
       </w:r>
@@ -6484,7 +6521,7 @@
       <w:pPr>
         <w:pStyle w:val="Ttulo2"/>
       </w:pPr>
-      <w:bookmarkStart w:id="13" w:name="_Toc242092095"/>
+      <w:bookmarkStart w:id="13" w:name="_Toc243464320"/>
       <w:r>
         <w:lastRenderedPageBreak/>
         <w:t>Buenas Prácticas de Manufactura (BPM)</w:t>
@@ -6501,7 +6538,7 @@
         <w:pStyle w:val="Prrafodelista"/>
         <w:numPr>
           <w:ilvl w:val="0"/>
-          <w:numId w:val="11"/>
+          <w:numId w:val="38"/>
         </w:numPr>
       </w:pPr>
       <w:r>
@@ -6523,7 +6560,7 @@
         <w:pStyle w:val="Prrafodelista"/>
         <w:numPr>
           <w:ilvl w:val="0"/>
-          <w:numId w:val="11"/>
+          <w:numId w:val="38"/>
         </w:numPr>
       </w:pPr>
       <w:r>
@@ -6545,7 +6582,7 @@
         <w:pStyle w:val="Prrafodelista"/>
         <w:numPr>
           <w:ilvl w:val="0"/>
-          <w:numId w:val="11"/>
+          <w:numId w:val="38"/>
         </w:numPr>
       </w:pPr>
       <w:r>
@@ -6567,7 +6604,7 @@
         <w:pStyle w:val="Prrafodelista"/>
         <w:numPr>
           <w:ilvl w:val="0"/>
-          <w:numId w:val="11"/>
+          <w:numId w:val="38"/>
         </w:numPr>
       </w:pPr>
       <w:r>
@@ -6595,7 +6632,7 @@
         <w:pStyle w:val="Prrafodelista"/>
         <w:numPr>
           <w:ilvl w:val="0"/>
-          <w:numId w:val="11"/>
+          <w:numId w:val="38"/>
         </w:numPr>
       </w:pPr>
       <w:r>
@@ -6623,7 +6660,7 @@
         <w:pStyle w:val="Prrafodelista"/>
         <w:numPr>
           <w:ilvl w:val="0"/>
-          <w:numId w:val="11"/>
+          <w:numId w:val="38"/>
         </w:numPr>
       </w:pPr>
       <w:r>
@@ -6651,7 +6688,7 @@
       <w:pPr>
         <w:pStyle w:val="Ttulo2"/>
       </w:pPr>
-      <w:bookmarkStart w:id="14" w:name="_Toc242092096"/>
+      <w:bookmarkStart w:id="14" w:name="_Toc243464321"/>
       <w:r>
         <w:lastRenderedPageBreak/>
         <w:t>Procedimientos de limpieza y desinfección (POES)</w:t>
@@ -7199,7 +7236,7 @@
       <w:pPr>
         <w:pStyle w:val="Ttulo2"/>
       </w:pPr>
-      <w:bookmarkStart w:id="15" w:name="_Toc242092097"/>
+      <w:bookmarkStart w:id="15" w:name="_Toc243464322"/>
       <w:r>
         <w:t>Identificación de peligros en el área de cocina</w:t>
       </w:r>
@@ -7346,8 +7383,67 @@
     <w:p>
       <w:pPr>
         <w:pStyle w:val="Prrafodelista"/>
-        <w:ind w:left="2149" w:firstLine="0"/>
-      </w:pPr>
+        <w:numPr>
+          <w:ilvl w:val="0"/>
+          <w:numId w:val="28"/>
+        </w:numPr>
+      </w:pPr>
+      <w:r>
+        <w:rPr>
+          <w:b/>
+          <w:bCs/>
+        </w:rPr>
+        <w:t>Peligros físicos (</w:t>
+      </w:r>
+      <w:r>
+        <w:rPr>
+          <w:b/>
+          <w:bCs/>
+        </w:rPr>
+        <w:t>m</w:t>
+      </w:r>
+      <w:r>
+        <w:rPr>
+          <w:b/>
+          <w:bCs/>
+        </w:rPr>
+        <w:t>ecánicos</w:t>
+      </w:r>
+      <w:r>
+        <w:rPr>
+          <w:b/>
+          <w:bCs/>
+        </w:rPr>
+        <w:t xml:space="preserve"> y t</w:t>
+      </w:r>
+      <w:r>
+        <w:rPr>
+          <w:b/>
+          <w:bCs/>
+        </w:rPr>
+        <w:t>érmicos)</w:t>
+      </w:r>
+      <w:r>
+        <w:rPr>
+          <w:b/>
+          <w:bCs/>
+        </w:rPr>
+        <w:t xml:space="preserve">. </w:t>
+      </w:r>
+      <w:r>
+        <w:t>E</w:t>
+      </w:r>
+      <w:r>
+        <w:t xml:space="preserve">nfocados en accidentes directos por contacto térmico (hornos, ollas), cortes (cuchillos, cortadores) y caídas (pisos resbaladizos). </w:t>
+      </w:r>
+    </w:p>
+    <w:p>
+      <w:pPr>
+        <w:ind w:left="1416" w:firstLine="1"/>
+      </w:pPr>
+      <w:r>
+        <w:t>En la manipulación de alimentos, los peligros físicos en el producto incluyen objetos extraños que puedan causar atragantamiento o heridas al comensal, tales como fragmentos de vidrio (de luminarias sin protección), astillas de metal (de esponjillas de brillo o mantenimiento de equipos), plásticos, piedras en granos, joyas, botones, cabellos o uñas del manipulador.</w:t>
+      </w:r>
     </w:p>
     <w:p>
       <w:pPr>
@@ -7362,56 +7458,19 @@
           <w:b/>
           <w:bCs/>
         </w:rPr>
-        <w:t>Peligros físicos (</w:t>
-      </w:r>
-      <w:r>
-        <w:rPr>
-          <w:b/>
-          <w:bCs/>
-        </w:rPr>
-        <w:t>m</w:t>
-      </w:r>
-      <w:r>
-        <w:rPr>
-          <w:b/>
-          <w:bCs/>
-        </w:rPr>
-        <w:t>ecánicos</w:t>
-      </w:r>
-      <w:r>
-        <w:rPr>
-          <w:b/>
-          <w:bCs/>
-        </w:rPr>
-        <w:t xml:space="preserve"> y t</w:t>
-      </w:r>
-      <w:r>
-        <w:rPr>
-          <w:b/>
-          <w:bCs/>
-        </w:rPr>
-        <w:t>érmicos)</w:t>
-      </w:r>
-      <w:r>
-        <w:rPr>
-          <w:b/>
-          <w:bCs/>
-        </w:rPr>
-        <w:t xml:space="preserve">. </w:t>
-      </w:r>
-      <w:r>
-        <w:t>E</w:t>
-      </w:r>
-      <w:r>
-        <w:t xml:space="preserve">nfocados en accidentes directos por contacto térmico (hornos, ollas), cortes (cuchillos, cortadores) y caídas (pisos resbaladizos). </w:t>
-      </w:r>
-    </w:p>
-    <w:p>
-      <w:pPr>
-        <w:ind w:left="1416" w:firstLine="1"/>
-      </w:pPr>
-      <w:r>
-        <w:t>En la manipulación de alimentos, los peligros físicos en el producto incluyen objetos extraños que puedan causar atragantamiento o heridas al comensal, tales como fragmentos de vidrio (de luminarias sin protección), astillas de metal (de esponjillas de brillo o mantenimiento de equipos), plásticos, piedras en granos, joyas, botones, cabellos o uñas del manipulador.</w:t>
+        <w:t>Peligros ergonómicos</w:t>
+      </w:r>
+      <w:r>
+        <w:t>.</w:t>
+      </w:r>
+      <w:r>
+        <w:t xml:space="preserve"> </w:t>
+      </w:r>
+      <w:r>
+        <w:t>I</w:t>
+      </w:r>
+      <w:r>
+        <w:t>dentifica adecuadamente la carga física por posturas forzadas en el amasado y el sobreesfuerzo por levantamiento de ollas pesadas.</w:t>
       </w:r>
     </w:p>
     <w:p>
@@ -7428,34 +7487,6 @@
           <w:bCs/>
         </w:rPr>
         <w:lastRenderedPageBreak/>
-        <w:t>Peligros ergonómicos</w:t>
-      </w:r>
-      <w:r>
-        <w:t>.</w:t>
-      </w:r>
-      <w:r>
-        <w:t xml:space="preserve"> </w:t>
-      </w:r>
-      <w:r>
-        <w:t>I</w:t>
-      </w:r>
-      <w:r>
-        <w:t>dentifica adecuadamente la carga física por posturas forzadas en el amasado y el sobreesfuerzo por levantamiento de ollas pesadas.</w:t>
-      </w:r>
-    </w:p>
-    <w:p>
-      <w:pPr>
-        <w:pStyle w:val="Prrafodelista"/>
-        <w:numPr>
-          <w:ilvl w:val="0"/>
-          <w:numId w:val="28"/>
-        </w:numPr>
-      </w:pPr>
-      <w:r>
-        <w:rPr>
-          <w:b/>
-          <w:bCs/>
-        </w:rPr>
         <w:t>Peligros químicos</w:t>
       </w:r>
       <w:r>
@@ -7477,7 +7508,7 @@
       <w:pPr>
         <w:pStyle w:val="Ttulo2"/>
       </w:pPr>
-      <w:bookmarkStart w:id="16" w:name="_Toc242092098"/>
+      <w:bookmarkStart w:id="16" w:name="_Toc243464323"/>
       <w:r>
         <w:t>Uso adecuado de equipos y utensilios</w:t>
       </w:r>
@@ -7526,11 +7557,14 @@
           <w:b/>
           <w:bCs/>
         </w:rPr>
+        <w:t>Cuchillos</w:t>
+      </w:r>
+      <w:r>
+        <w:t xml:space="preserve">: los accidentes con cuchillos son una de las principales causas de lesiones en cocina. Precauciones: mantener los cuchillos siempre afilados (un cuchillo desafilado requiere más fuerza y es más peligroso); usar la </w:t>
+      </w:r>
+      <w:r>
         <w:lastRenderedPageBreak/>
-        <w:t>Cuchillos</w:t>
-      </w:r>
-      <w:r>
-        <w:t>: los accidentes con cuchillos son una de las principales causas de lesiones en cocina. Precauciones: mantener los cuchillos siempre afilados (un cuchillo desafilado requiere más fuerza y es más peligroso); usar la técnica correcta de corte, manteniendo los dedos de la mano que sujeta el alimento encogidos (posición de "garra"); no dejar cuchillos sumergidos en agua con jabón (pueden no verse y causar cortes al introducir la mano); transportar cuchillos con la punta hacia abajo y el filo hacia atrás; usar guante de malla de seguridad al utilizar mandolinas o cortadores manuales (Corporación Favorita, 2018).</w:t>
+        <w:t>técnica correcta de corte, manteniendo los dedos de la mano que sujeta el alimento encogidos (posición de "garra"); no dejar cuchillos sumergidos en agua con jabón (pueden no verse y causar cortes al introducir la mano); transportar cuchillos con la punta hacia abajo y el filo hacia atrás; usar guante de malla de seguridad al utilizar mandolinas o cortadores manuales (Corporación Favorita, 2018).</w:t>
       </w:r>
     </w:p>
     <w:p>
@@ -7556,7 +7590,7 @@
       <w:pPr>
         <w:pStyle w:val="Ttulo2"/>
       </w:pPr>
-      <w:bookmarkStart w:id="17" w:name="_Toc242092099"/>
+      <w:bookmarkStart w:id="17" w:name="_Toc243464324"/>
       <w:r>
         <w:t>Prevención de accidentes laborales</w:t>
       </w:r>
@@ -7569,8 +7603,11 @@
     </w:p>
     <w:p>
       <w:r>
+        <w:t xml:space="preserve">A continuación, en la siguiente tabla, se consolida la matriz de prevención de accidentes laborales, asociando las tareas más críticas del proceso con sus riesgos </w:t>
+      </w:r>
+      <w:r>
         <w:lastRenderedPageBreak/>
-        <w:t>A continuación, en la siguiente tabla, se consolida la matriz de prevención de accidentes laborales, asociando las tareas más críticas del proceso con sus riesgos principales y las medidas preventivas obligatorias que deben integrarse a los manuales de procedimientos y programas de salud en el trabajo.</w:t>
+        <w:t>principales y las medidas preventivas obligatorias que deben integrarse a los manuales de procedimientos y programas de salud en el trabajo.</w:t>
       </w:r>
     </w:p>
     <w:p>
@@ -7894,8 +7931,6 @@
         </w:tc>
       </w:tr>
     </w:tbl>
-    <w:p/>
-    <w:p/>
     <w:p>
       <w:pPr>
         <w:rPr>
@@ -7908,7 +7943,6 @@
           <w:b/>
           <w:bCs/>
         </w:rPr>
-        <w:lastRenderedPageBreak/>
         <w:t>Caso práctico. Accidente laboral</w:t>
       </w:r>
     </w:p>
@@ -7920,23 +7954,23 @@
         <w:t xml:space="preserve"> Para consultar diríjase a: </w:t>
       </w:r>
       <w:r>
-        <w:t>en la carpeta Anexos.</w:t>
-      </w:r>
-    </w:p>
-    <w:p>
-      <w:pPr>
-        <w:spacing w:before="0" w:after="160" w:line="259" w:lineRule="auto"/>
-        <w:ind w:firstLine="0"/>
-      </w:pPr>
-      <w:r>
-        <w:br w:type="page"/>
+        <w:t>en la carpeta Anexos</w:t>
+      </w:r>
+      <w:r>
+        <w:t xml:space="preserve">: </w:t>
+      </w:r>
+      <w:r>
+        <w:t>Anexo1_Caso_practico_accidente_laboral</w:t>
+      </w:r>
+      <w:r>
+        <w:t>.</w:t>
       </w:r>
     </w:p>
     <w:p>
       <w:pPr>
         <w:pStyle w:val="Ttulo1"/>
       </w:pPr>
-      <w:bookmarkStart w:id="18" w:name="_Toc242092100"/>
+      <w:bookmarkStart w:id="18" w:name="_Toc243464325"/>
       <w:r>
         <w:lastRenderedPageBreak/>
         <w:t>Pastas: clases, formulación y características</w:t>
@@ -7955,7 +7989,7 @@
       <w:r>
         <w:t xml:space="preserve"> </w:t>
       </w:r>
-      <w:bookmarkStart w:id="19" w:name="_Toc242092101"/>
+      <w:bookmarkStart w:id="19" w:name="_Toc243464326"/>
       <w:r>
         <w:t>Historia de la pasta italiana</w:t>
       </w:r>
@@ -8008,16 +8042,8 @@
         <w:rPr>
           <w:rStyle w:val="Extranjerismo"/>
         </w:rPr>
-        <w:t xml:space="preserve"> de </w:t>
-      </w:r>
-      <w:proofErr w:type="spellStart"/>
-      <w:r>
-        <w:rPr>
-          <w:rStyle w:val="Extranjerismo"/>
-        </w:rPr>
-        <w:t>Apicio</w:t>
-      </w:r>
-      <w:proofErr w:type="spellEnd"/>
+        <w:t xml:space="preserve"> de Apicio</w:t>
+      </w:r>
       <w:r>
         <w:t xml:space="preserve">, una colección de recetas romanas señala el origen de muchos platos que aún se consumen en la actualidad. </w:t>
       </w:r>
@@ -8434,7 +8460,7 @@
       <w:pPr>
         <w:pStyle w:val="Ttulo2"/>
       </w:pPr>
-      <w:bookmarkStart w:id="20" w:name="_Toc242092102"/>
+      <w:bookmarkStart w:id="20" w:name="_Toc243464327"/>
       <w:r>
         <w:t>Definición y composición</w:t>
       </w:r>
@@ -8599,7 +8625,7 @@
       <w:r>
         <w:t xml:space="preserve">  </w:t>
       </w:r>
-      <w:bookmarkStart w:id="21" w:name="_Toc242092103"/>
+      <w:bookmarkStart w:id="21" w:name="_Toc243464328"/>
       <w:r>
         <w:t>Clasificación de las pastas</w:t>
       </w:r>
@@ -8624,7 +8650,7 @@
         <w:pStyle w:val="Prrafodelista"/>
         <w:numPr>
           <w:ilvl w:val="0"/>
-          <w:numId w:val="19"/>
+          <w:numId w:val="39"/>
         </w:numPr>
       </w:pPr>
       <w:r>
@@ -8675,7 +8701,7 @@
         <w:pStyle w:val="Prrafodelista"/>
         <w:numPr>
           <w:ilvl w:val="0"/>
-          <w:numId w:val="19"/>
+          <w:numId w:val="39"/>
         </w:numPr>
       </w:pPr>
       <w:r>
@@ -8695,7 +8721,7 @@
         <w:pStyle w:val="Prrafodelista"/>
         <w:numPr>
           <w:ilvl w:val="0"/>
-          <w:numId w:val="19"/>
+          <w:numId w:val="39"/>
         </w:numPr>
       </w:pPr>
       <w:r>
@@ -10102,8 +10128,30 @@
         <w:rPr>
           <w:rStyle w:val="Extranjerismo"/>
         </w:rPr>
-        <w:t xml:space="preserve"> alla bolognese</w:t>
-      </w:r>
+        <w:t xml:space="preserve"> </w:t>
+      </w:r>
+      <w:proofErr w:type="spellStart"/>
+      <w:r>
+        <w:rPr>
+          <w:rStyle w:val="Extranjerismo"/>
+        </w:rPr>
+        <w:t>alla</w:t>
+      </w:r>
+      <w:proofErr w:type="spellEnd"/>
+      <w:r>
+        <w:rPr>
+          <w:rStyle w:val="Extranjerismo"/>
+        </w:rPr>
+        <w:t xml:space="preserve"> </w:t>
+      </w:r>
+      <w:proofErr w:type="spellStart"/>
+      <w:r>
+        <w:rPr>
+          <w:rStyle w:val="Extranjerismo"/>
+        </w:rPr>
+        <w:t>bolognese</w:t>
+      </w:r>
+      <w:proofErr w:type="spellEnd"/>
       <w:r>
         <w:t xml:space="preserve"> (ragú de carne, salsa bechamel, queso).</w:t>
       </w:r>
@@ -10201,7 +10249,7 @@
         <w:lastRenderedPageBreak/>
         <w:t xml:space="preserve"> </w:t>
       </w:r>
-      <w:bookmarkStart w:id="22" w:name="_Toc242092104"/>
+      <w:bookmarkStart w:id="22" w:name="_Toc243464329"/>
       <w:r>
         <w:t>Formulación de la pasta fresca casera</w:t>
       </w:r>
@@ -10334,7 +10382,7 @@
       <w:pPr>
         <w:pStyle w:val="Ttulo2"/>
       </w:pPr>
-      <w:bookmarkStart w:id="23" w:name="_Toc242092105"/>
+      <w:bookmarkStart w:id="23" w:name="_Toc243464330"/>
       <w:r>
         <w:t>Características sensoriales de la pasta</w:t>
       </w:r>
@@ -10452,7 +10500,7 @@
       <w:pPr>
         <w:pStyle w:val="Ttulo1"/>
       </w:pPr>
-      <w:bookmarkStart w:id="24" w:name="_Toc242092106"/>
+      <w:bookmarkStart w:id="24" w:name="_Toc243464331"/>
       <w:r>
         <w:lastRenderedPageBreak/>
         <w:t>Técnicas de cocción de pastas</w:t>
@@ -10468,7 +10516,7 @@
       <w:pPr>
         <w:pStyle w:val="Ttulo2"/>
       </w:pPr>
-      <w:bookmarkStart w:id="25" w:name="_Toc242092107"/>
+      <w:bookmarkStart w:id="25" w:name="_Toc243464332"/>
       <w:r>
         <w:t>Parámetros fundamentales para la cocción de pastas</w:t>
       </w:r>
@@ -10606,7 +10654,7 @@
       <w:pPr>
         <w:pStyle w:val="Ttulo2"/>
       </w:pPr>
-      <w:bookmarkStart w:id="26" w:name="_Toc242092108"/>
+      <w:bookmarkStart w:id="26" w:name="_Toc243464333"/>
       <w:r>
         <w:t>Tipos de cocción según la variedad de pasta</w:t>
       </w:r>
@@ -10955,7 +11003,7 @@
       <w:pPr>
         <w:pStyle w:val="Ttulo2"/>
       </w:pPr>
-      <w:bookmarkStart w:id="27" w:name="_Toc242092109"/>
+      <w:bookmarkStart w:id="27" w:name="_Toc243464334"/>
       <w:r>
         <w:lastRenderedPageBreak/>
         <w:t>Términos de cocción: al dente y sus implicaciones</w:t>
@@ -11170,7 +11218,7 @@
       <w:pPr>
         <w:pStyle w:val="Ttulo2"/>
       </w:pPr>
-      <w:bookmarkStart w:id="28" w:name="_Toc242092110"/>
+      <w:bookmarkStart w:id="28" w:name="_Toc243464335"/>
       <w:r>
         <w:lastRenderedPageBreak/>
         <w:t>Errores comunes en la cocción y su corrección</w:t>
@@ -11451,7 +11499,7 @@
       <w:pPr>
         <w:pStyle w:val="Ttulo1"/>
       </w:pPr>
-      <w:bookmarkStart w:id="29" w:name="_Toc242092111"/>
+      <w:bookmarkStart w:id="29" w:name="_Toc243464336"/>
       <w:r>
         <w:lastRenderedPageBreak/>
         <w:t>Terminología gastronómica aplicada a pastas</w:t>
@@ -11467,7 +11515,7 @@
       <w:pPr>
         <w:pStyle w:val="Ttulo2"/>
       </w:pPr>
-      <w:bookmarkStart w:id="30" w:name="_Toc242092112"/>
+      <w:bookmarkStart w:id="30" w:name="_Toc243464337"/>
       <w:r>
         <w:t>Vocabulario esencial para la preparación de pastas</w:t>
       </w:r>
@@ -11934,7 +11982,7 @@
       <w:pPr>
         <w:pStyle w:val="Ttulo2"/>
       </w:pPr>
-      <w:bookmarkStart w:id="31" w:name="_Toc242092113"/>
+      <w:bookmarkStart w:id="31" w:name="_Toc243464338"/>
       <w:r>
         <w:t>Denominación de las pastas</w:t>
       </w:r>
@@ -11950,7 +11998,7 @@
         <w:pStyle w:val="Prrafodelista"/>
         <w:numPr>
           <w:ilvl w:val="0"/>
-          <w:numId w:val="24"/>
+          <w:numId w:val="41"/>
         </w:numPr>
       </w:pPr>
       <w:r>
@@ -11968,7 +12016,7 @@
         <w:pStyle w:val="Prrafodelista"/>
         <w:numPr>
           <w:ilvl w:val="0"/>
-          <w:numId w:val="24"/>
+          <w:numId w:val="41"/>
         </w:numPr>
       </w:pPr>
       <w:r>
@@ -11986,7 +12034,7 @@
         <w:pStyle w:val="Prrafodelista"/>
         <w:numPr>
           <w:ilvl w:val="0"/>
-          <w:numId w:val="24"/>
+          <w:numId w:val="41"/>
         </w:numPr>
       </w:pPr>
       <w:r>
@@ -12004,7 +12052,7 @@
         <w:pStyle w:val="Prrafodelista"/>
         <w:numPr>
           <w:ilvl w:val="0"/>
-          <w:numId w:val="24"/>
+          <w:numId w:val="41"/>
         </w:numPr>
       </w:pPr>
       <w:r>
@@ -12022,7 +12070,7 @@
         <w:pStyle w:val="Prrafodelista"/>
         <w:numPr>
           <w:ilvl w:val="0"/>
-          <w:numId w:val="24"/>
+          <w:numId w:val="41"/>
         </w:numPr>
       </w:pPr>
       <w:r>
@@ -12040,7 +12088,7 @@
         <w:pStyle w:val="Prrafodelista"/>
         <w:numPr>
           <w:ilvl w:val="0"/>
-          <w:numId w:val="24"/>
+          <w:numId w:val="41"/>
         </w:numPr>
       </w:pPr>
       <w:r>
@@ -12058,7 +12106,7 @@
         <w:pStyle w:val="Prrafodelista"/>
         <w:numPr>
           <w:ilvl w:val="0"/>
-          <w:numId w:val="24"/>
+          <w:numId w:val="41"/>
         </w:numPr>
       </w:pPr>
       <w:r>
@@ -12076,13 +12124,14 @@
         <w:pStyle w:val="Prrafodelista"/>
         <w:numPr>
           <w:ilvl w:val="0"/>
-          <w:numId w:val="24"/>
+          <w:numId w:val="41"/>
         </w:numPr>
       </w:pPr>
       <w:r>
         <w:rPr>
           <w:rStyle w:val="Extranjerismo"/>
         </w:rPr>
+        <w:lastRenderedPageBreak/>
         <w:t>Tortellini</w:t>
       </w:r>
       <w:r>
@@ -12105,14 +12154,13 @@
         <w:pStyle w:val="Prrafodelista"/>
         <w:numPr>
           <w:ilvl w:val="0"/>
-          <w:numId w:val="24"/>
+          <w:numId w:val="41"/>
         </w:numPr>
       </w:pPr>
       <w:r>
         <w:rPr>
           <w:rStyle w:val="Extranjerismo"/>
         </w:rPr>
-        <w:lastRenderedPageBreak/>
         <w:t>Cannelloni</w:t>
       </w:r>
       <w:r>
@@ -12124,7 +12172,7 @@
         <w:pStyle w:val="Prrafodelista"/>
         <w:numPr>
           <w:ilvl w:val="0"/>
-          <w:numId w:val="24"/>
+          <w:numId w:val="41"/>
         </w:numPr>
       </w:pPr>
       <w:r>
@@ -12142,7 +12190,7 @@
         <w:pStyle w:val="Prrafodelista"/>
         <w:numPr>
           <w:ilvl w:val="0"/>
-          <w:numId w:val="24"/>
+          <w:numId w:val="41"/>
         </w:numPr>
       </w:pPr>
       <w:r>
@@ -12154,7 +12202,7 @@
         <w:pStyle w:val="Prrafodelista"/>
         <w:numPr>
           <w:ilvl w:val="0"/>
-          <w:numId w:val="24"/>
+          <w:numId w:val="41"/>
         </w:numPr>
       </w:pPr>
       <w:r>
@@ -12166,7 +12214,7 @@
         <w:pStyle w:val="Prrafodelista"/>
         <w:numPr>
           <w:ilvl w:val="0"/>
-          <w:numId w:val="24"/>
+          <w:numId w:val="41"/>
         </w:numPr>
       </w:pPr>
       <w:r>
@@ -12209,15 +12257,6 @@
     <w:p>
       <w:r>
         <w:t>Al consolidar esta disciplina operativa y preventiva en la planta de proceso, el manipulador de alimentos no solo asegura el cumplimiento legal ante las autoridades sanitarias vigentes en Colombia, sino que eleva la cocina tradicional a un estándar industrial de alta calidad y seguridad laboral.</w:t>
-      </w:r>
-    </w:p>
-    <w:p>
-      <w:pPr>
-        <w:spacing w:before="0" w:after="160" w:line="259" w:lineRule="auto"/>
-        <w:ind w:firstLine="0"/>
-      </w:pPr>
-      <w:r>
-        <w:br w:type="page"/>
       </w:r>
     </w:p>
     <w:p>
@@ -12228,7 +12267,7 @@
           <w:u w:val="single"/>
         </w:rPr>
       </w:pPr>
-      <w:bookmarkStart w:id="32" w:name="_Toc242092114"/>
+      <w:bookmarkStart w:id="32" w:name="_Toc243464339"/>
       <w:r>
         <w:lastRenderedPageBreak/>
         <w:t>Síntesis</w:t>
@@ -12443,7 +12482,7 @@
       <w:pPr>
         <w:pStyle w:val="Titulosgenerales"/>
       </w:pPr>
-      <w:bookmarkStart w:id="33" w:name="_Toc242092115"/>
+      <w:bookmarkStart w:id="33" w:name="_Toc243464340"/>
       <w:r>
         <w:lastRenderedPageBreak/>
         <w:t>Glosario</w:t>
@@ -12928,7 +12967,7 @@
       <w:pPr>
         <w:pStyle w:val="Titulosgenerales"/>
       </w:pPr>
-      <w:bookmarkStart w:id="34" w:name="_Toc242092116"/>
+      <w:bookmarkStart w:id="34" w:name="_Toc243464341"/>
       <w:r>
         <w:lastRenderedPageBreak/>
         <w:t>Referencias bibliográficas</w:t>
@@ -13077,7 +13116,7 @@
       <w:pPr>
         <w:pStyle w:val="Titulosgenerales"/>
       </w:pPr>
-      <w:bookmarkStart w:id="35" w:name="_Toc242092117"/>
+      <w:bookmarkStart w:id="35" w:name="_Toc243464342"/>
       <w:r>
         <w:lastRenderedPageBreak/>
         <w:t>Créditos</w:t>
@@ -13811,7 +13850,7 @@
 </file>
 
 <file path=word/endnotes.xml><?xml version="1.0" encoding="utf-8"?>
-<w:endnotes xmlns:wpc="http://schemas.microsoft.com/office/word/2010/wordprocessingCanvas" xmlns:cx="http://schemas.microsoft.com/office/drawing/2014/chartex" xmlns:cx1="http://schemas.microsoft.com/office/drawing/2015/9/8/chartex" xmlns:cx2="http://schemas.microsoft.com/office/drawing/2015/10/21/chartex" xmlns:cx3="http://schemas.microsoft.com/office/drawing/2016/5/9/chartex" xmlns:cx4="http://schemas.microsoft.com/office/drawing/2016/5/10/chartex" xmlns:cx5="http://schemas.microsoft.com/office/drawing/2016/5/11/chartex" xmlns:cx6="http://schemas.microsoft.com/office/drawing/2016/5/12/chartex" xmlns:cx7="http://schemas.microsoft.com/office/drawing/2016/5/13/chartex" xmlns:cx8="http://schemas.microsoft.com/office/drawing/2016/5/14/chartex" xmlns:mc="http://schemas.openxmlformats.org/markup-compatibility/2006" xmlns:aink="http://schemas.microsoft.com/office/drawing/2016/ink" xmlns:am3d="http://schemas.microsoft.com/office/drawing/2017/model3d" xmlns:o="urn:schemas-microsoft-com:office:office" xmlns:oel="http://schemas.microsoft.com/office/2019/extlst" xmlns:r="http://schemas.openxmlformats.org/officeDocument/2006/relationships" xmlns:m="http://schemas.openxmlformats.org/officeDocument/2006/math" xmlns:v="urn:schemas-microsoft-com:vml" xmlns:wp14="http://schemas.microsoft.com/office/word/2010/wordprocessingDrawing" xmlns:wp="http://schemas.openxmlformats.org/drawingml/2006/wordprocessingDrawing" xmlns:w10="urn:schemas-microsoft-com:office:word" xmlns:w="http://schemas.openxmlformats.org/wordprocessingml/2006/main" xmlns:w14="http://schemas.microsoft.com/office/word/2010/wordml" xmlns:w15="http://schemas.microsoft.com/office/word/2012/wordml" xmlns:w16cex="http://schemas.microsoft.com/office/word/2018/wordml/cex" xmlns:w16cid="http://schemas.microsoft.com/office/word/2016/wordml/cid" xmlns:w16="http://schemas.microsoft.com/office/word/2018/wordml" xmlns:w16du="http://schemas.microsoft.com/office/word/2023/wordml/word16du" xmlns:w16sdtdh="http://schemas.microsoft.com/office/word/2020/wordml/sdtdatahash" xmlns:w16sdtfl="http://schemas.microsoft.com/office/word/2024/wordml/sdtformatlock" xmlns:w16se="http://schemas.microsoft.com/office/word/2015/wordml/symex" xmlns:wpg="http://schemas.microsoft.com/office/word/2010/wordprocessingGroup" xmlns:wpi="http://schemas.microsoft.com/office/word/2010/wordprocessingInk" xmlns:wne="http://schemas.microsoft.com/office/word/2006/wordml" xmlns:wps="http://schemas.microsoft.com/office/word/2010/wordprocessingShape" mc:Ignorable="w14 w15 w16se w16cid w16 w16cex w16sdtdh w16sdtfl w16du wp14">
+<w:endnotes xmlns:wpc="http://schemas.microsoft.com/office/word/2010/wordprocessingCanvas" xmlns:cx="http://schemas.microsoft.com/office/drawing/2014/chartex" xmlns:cx1="http://schemas.microsoft.com/office/drawing/2015/9/8/chartex" xmlns:cx2="http://schemas.microsoft.com/office/drawing/2015/10/21/chartex" xmlns:cx3="http://schemas.microsoft.com/office/drawing/2016/5/9/chartex" xmlns:cx4="http://schemas.microsoft.com/office/drawing/2016/5/10/chartex" xmlns:cx5="http://schemas.microsoft.com/office/drawing/2016/5/11/chartex" xmlns:cx6="http://schemas.microsoft.com/office/drawing/2016/5/12/chartex" xmlns:cx7="http://schemas.microsoft.com/office/drawing/2016/5/13/chartex" xmlns:cx8="http://schemas.microsoft.com/office/drawing/2016/5/14/chartex" xmlns:mc="http://schemas.openxmlformats.org/markup-compatibility/2006" xmlns:aink="http://schemas.microsoft.com/office/drawing/2016/ink" xmlns:am3d="http://schemas.microsoft.com/office/drawing/2017/model3d" xmlns:o="urn:schemas-microsoft-com:office:office" xmlns:r="http://schemas.openxmlformats.org/officeDocument/2006/relationships" xmlns:m="http://schemas.openxmlformats.org/officeDocument/2006/math" xmlns:v="urn:schemas-microsoft-com:vml" xmlns:wp14="http://schemas.microsoft.com/office/word/2010/wordprocessingDrawing" xmlns:wp="http://schemas.openxmlformats.org/drawingml/2006/wordprocessingDrawing" xmlns:w10="urn:schemas-microsoft-com:office:word" xmlns:w="http://schemas.openxmlformats.org/wordprocessingml/2006/main" xmlns:w14="http://schemas.microsoft.com/office/word/2010/wordml" xmlns:w15="http://schemas.microsoft.com/office/word/2012/wordml" xmlns:w16cex="http://schemas.microsoft.com/office/word/2018/wordml/cex" xmlns:w16cid="http://schemas.microsoft.com/office/word/2016/wordml/cid" xmlns:w16="http://schemas.microsoft.com/office/word/2018/wordml" xmlns:w16sdtdh="http://schemas.microsoft.com/office/word/2020/wordml/sdtdatahash" xmlns:w16se="http://schemas.microsoft.com/office/word/2015/wordml/symex" xmlns:wpg="http://schemas.microsoft.com/office/word/2010/wordprocessingGroup" xmlns:wpi="http://schemas.microsoft.com/office/word/2010/wordprocessingInk" xmlns:wne="http://schemas.microsoft.com/office/word/2006/wordml" xmlns:wps="http://schemas.microsoft.com/office/word/2010/wordprocessingShape" mc:Ignorable="w14 w15 w16se w16cid w16 w16cex w16sdtdh wp14">
   <w:endnote w:type="separator" w:id="-1">
     <w:p>
       <w:pPr>
@@ -13838,7 +13877,7 @@
 </file>
 
 <file path=word/footer1.xml><?xml version="1.0" encoding="utf-8"?>
-<w:ftr xmlns:wpc="http://schemas.microsoft.com/office/word/2010/wordprocessingCanvas" xmlns:cx="http://schemas.microsoft.com/office/drawing/2014/chartex" xmlns:cx1="http://schemas.microsoft.com/office/drawing/2015/9/8/chartex" xmlns:cx2="http://schemas.microsoft.com/office/drawing/2015/10/21/chartex" xmlns:cx3="http://schemas.microsoft.com/office/drawing/2016/5/9/chartex" xmlns:cx4="http://schemas.microsoft.com/office/drawing/2016/5/10/chartex" xmlns:cx5="http://schemas.microsoft.com/office/drawing/2016/5/11/chartex" xmlns:cx6="http://schemas.microsoft.com/office/drawing/2016/5/12/chartex" xmlns:cx7="http://schemas.microsoft.com/office/drawing/2016/5/13/chartex" xmlns:cx8="http://schemas.microsoft.com/office/drawing/2016/5/14/chartex" xmlns:mc="http://schemas.openxmlformats.org/markup-compatibility/2006" xmlns:aink="http://schemas.microsoft.com/office/drawing/2016/ink" xmlns:am3d="http://schemas.microsoft.com/office/drawing/2017/model3d" xmlns:o="urn:schemas-microsoft-com:office:office" xmlns:oel="http://schemas.microsoft.com/office/2019/extlst" xmlns:r="http://schemas.openxmlformats.org/officeDocument/2006/relationships" xmlns:m="http://schemas.openxmlformats.org/officeDocument/2006/math" xmlns:v="urn:schemas-microsoft-com:vml" xmlns:wp14="http://schemas.microsoft.com/office/word/2010/wordprocessingDrawing" xmlns:wp="http://schemas.openxmlformats.org/drawingml/2006/wordprocessingDrawing" xmlns:w10="urn:schemas-microsoft-com:office:word" xmlns:w="http://schemas.openxmlformats.org/wordprocessingml/2006/main" xmlns:w14="http://schemas.microsoft.com/office/word/2010/wordml" xmlns:w15="http://schemas.microsoft.com/office/word/2012/wordml" xmlns:w16cex="http://schemas.microsoft.com/office/word/2018/wordml/cex" xmlns:w16cid="http://schemas.microsoft.com/office/word/2016/wordml/cid" xmlns:w16="http://schemas.microsoft.com/office/word/2018/wordml" xmlns:w16du="http://schemas.microsoft.com/office/word/2023/wordml/word16du" xmlns:w16sdtdh="http://schemas.microsoft.com/office/word/2020/wordml/sdtdatahash" xmlns:w16sdtfl="http://schemas.microsoft.com/office/word/2024/wordml/sdtformatlock" xmlns:w16se="http://schemas.microsoft.com/office/word/2015/wordml/symex" xmlns:wpg="http://schemas.microsoft.com/office/word/2010/wordprocessingGroup" xmlns:wpi="http://schemas.microsoft.com/office/word/2010/wordprocessingInk" xmlns:wne="http://schemas.microsoft.com/office/word/2006/wordml" xmlns:wps="http://schemas.microsoft.com/office/word/2010/wordprocessingShape" mc:Ignorable="w14 w15 w16se w16cid w16 w16cex w16sdtdh w16sdtfl w16du wp14">
+<w:ftr xmlns:wpc="http://schemas.microsoft.com/office/word/2010/wordprocessingCanvas" xmlns:cx="http://schemas.microsoft.com/office/drawing/2014/chartex" xmlns:cx1="http://schemas.microsoft.com/office/drawing/2015/9/8/chartex" xmlns:cx2="http://schemas.microsoft.com/office/drawing/2015/10/21/chartex" xmlns:cx3="http://schemas.microsoft.com/office/drawing/2016/5/9/chartex" xmlns:cx4="http://schemas.microsoft.com/office/drawing/2016/5/10/chartex" xmlns:cx5="http://schemas.microsoft.com/office/drawing/2016/5/11/chartex" xmlns:cx6="http://schemas.microsoft.com/office/drawing/2016/5/12/chartex" xmlns:cx7="http://schemas.microsoft.com/office/drawing/2016/5/13/chartex" xmlns:cx8="http://schemas.microsoft.com/office/drawing/2016/5/14/chartex" xmlns:mc="http://schemas.openxmlformats.org/markup-compatibility/2006" xmlns:aink="http://schemas.microsoft.com/office/drawing/2016/ink" xmlns:am3d="http://schemas.microsoft.com/office/drawing/2017/model3d" xmlns:o="urn:schemas-microsoft-com:office:office" xmlns:r="http://schemas.openxmlformats.org/officeDocument/2006/relationships" xmlns:m="http://schemas.openxmlformats.org/officeDocument/2006/math" xmlns:v="urn:schemas-microsoft-com:vml" xmlns:wp14="http://schemas.microsoft.com/office/word/2010/wordprocessingDrawing" xmlns:wp="http://schemas.openxmlformats.org/drawingml/2006/wordprocessingDrawing" xmlns:w10="urn:schemas-microsoft-com:office:word" xmlns:w="http://schemas.openxmlformats.org/wordprocessingml/2006/main" xmlns:w14="http://schemas.microsoft.com/office/word/2010/wordml" xmlns:w15="http://schemas.microsoft.com/office/word/2012/wordml" xmlns:w16cex="http://schemas.microsoft.com/office/word/2018/wordml/cex" xmlns:w16cid="http://schemas.microsoft.com/office/word/2016/wordml/cid" xmlns:w16="http://schemas.microsoft.com/office/word/2018/wordml" xmlns:w16sdtdh="http://schemas.microsoft.com/office/word/2020/wordml/sdtdatahash" xmlns:w16se="http://schemas.microsoft.com/office/word/2015/wordml/symex" xmlns:wpg="http://schemas.microsoft.com/office/word/2010/wordprocessingGroup" xmlns:wpi="http://schemas.microsoft.com/office/word/2010/wordprocessingInk" xmlns:wne="http://schemas.microsoft.com/office/word/2006/wordml" xmlns:wps="http://schemas.microsoft.com/office/word/2010/wordprocessingShape" mc:Ignorable="w14 w15 w16se w16cid w16 w16cex w16sdtdh wp14">
   <w:sdt>
     <w:sdtPr>
       <w:id w:val="-1465197936"/>
@@ -13847,6 +13886,7 @@
         <w:docPartUnique/>
       </w:docPartObj>
     </w:sdtPr>
+    <w:sdtEndPr/>
     <w:sdtContent>
       <w:p>
         <w:pPr>
@@ -13884,7 +13924,7 @@
 </file>
 
 <file path=word/footnotes.xml><?xml version="1.0" encoding="utf-8"?>
-<w:footnotes xmlns:wpc="http://schemas.microsoft.com/office/word/2010/wordprocessingCanvas" xmlns:cx="http://schemas.microsoft.com/office/drawing/2014/chartex" xmlns:cx1="http://schemas.microsoft.com/office/drawing/2015/9/8/chartex" xmlns:cx2="http://schemas.microsoft.com/office/drawing/2015/10/21/chartex" xmlns:cx3="http://schemas.microsoft.com/office/drawing/2016/5/9/chartex" xmlns:cx4="http://schemas.microsoft.com/office/drawing/2016/5/10/chartex" xmlns:cx5="http://schemas.microsoft.com/office/drawing/2016/5/11/chartex" xmlns:cx6="http://schemas.microsoft.com/office/drawing/2016/5/12/chartex" xmlns:cx7="http://schemas.microsoft.com/office/drawing/2016/5/13/chartex" xmlns:cx8="http://schemas.microsoft.com/office/drawing/2016/5/14/chartex" xmlns:mc="http://schemas.openxmlformats.org/markup-compatibility/2006" xmlns:aink="http://schemas.microsoft.com/office/drawing/2016/ink" xmlns:am3d="http://schemas.microsoft.com/office/drawing/2017/model3d" xmlns:o="urn:schemas-microsoft-com:office:office" xmlns:oel="http://schemas.microsoft.com/office/2019/extlst" xmlns:r="http://schemas.openxmlformats.org/officeDocument/2006/relationships" xmlns:m="http://schemas.openxmlformats.org/officeDocument/2006/math" xmlns:v="urn:schemas-microsoft-com:vml" xmlns:wp14="http://schemas.microsoft.com/office/word/2010/wordprocessingDrawing" xmlns:wp="http://schemas.openxmlformats.org/drawingml/2006/wordprocessingDrawing" xmlns:w10="urn:schemas-microsoft-com:office:word" xmlns:w="http://schemas.openxmlformats.org/wordprocessingml/2006/main" xmlns:w14="http://schemas.microsoft.com/office/word/2010/wordml" xmlns:w15="http://schemas.microsoft.com/office/word/2012/wordml" xmlns:w16cex="http://schemas.microsoft.com/office/word/2018/wordml/cex" xmlns:w16cid="http://schemas.microsoft.com/office/word/2016/wordml/cid" xmlns:w16="http://schemas.microsoft.com/office/word/2018/wordml" xmlns:w16du="http://schemas.microsoft.com/office/word/2023/wordml/word16du" xmlns:w16sdtdh="http://schemas.microsoft.com/office/word/2020/wordml/sdtdatahash" xmlns:w16sdtfl="http://schemas.microsoft.com/office/word/2024/wordml/sdtformatlock" xmlns:w16se="http://schemas.microsoft.com/office/word/2015/wordml/symex" xmlns:wpg="http://schemas.microsoft.com/office/word/2010/wordprocessingGroup" xmlns:wpi="http://schemas.microsoft.com/office/word/2010/wordprocessingInk" xmlns:wne="http://schemas.microsoft.com/office/word/2006/wordml" xmlns:wps="http://schemas.microsoft.com/office/word/2010/wordprocessingShape" mc:Ignorable="w14 w15 w16se w16cid w16 w16cex w16sdtdh w16sdtfl w16du wp14">
+<w:footnotes xmlns:wpc="http://schemas.microsoft.com/office/word/2010/wordprocessingCanvas" xmlns:cx="http://schemas.microsoft.com/office/drawing/2014/chartex" xmlns:cx1="http://schemas.microsoft.com/office/drawing/2015/9/8/chartex" xmlns:cx2="http://schemas.microsoft.com/office/drawing/2015/10/21/chartex" xmlns:cx3="http://schemas.microsoft.com/office/drawing/2016/5/9/chartex" xmlns:cx4="http://schemas.microsoft.com/office/drawing/2016/5/10/chartex" xmlns:cx5="http://schemas.microsoft.com/office/drawing/2016/5/11/chartex" xmlns:cx6="http://schemas.microsoft.com/office/drawing/2016/5/12/chartex" xmlns:cx7="http://schemas.microsoft.com/office/drawing/2016/5/13/chartex" xmlns:cx8="http://schemas.microsoft.com/office/drawing/2016/5/14/chartex" xmlns:mc="http://schemas.openxmlformats.org/markup-compatibility/2006" xmlns:aink="http://schemas.microsoft.com/office/drawing/2016/ink" xmlns:am3d="http://schemas.microsoft.com/office/drawing/2017/model3d" xmlns:o="urn:schemas-microsoft-com:office:office" xmlns:r="http://schemas.openxmlformats.org/officeDocument/2006/relationships" xmlns:m="http://schemas.openxmlformats.org/officeDocument/2006/math" xmlns:v="urn:schemas-microsoft-com:vml" xmlns:wp14="http://schemas.microsoft.com/office/word/2010/wordprocessingDrawing" xmlns:wp="http://schemas.openxmlformats.org/drawingml/2006/wordprocessingDrawing" xmlns:w10="urn:schemas-microsoft-com:office:word" xmlns:w="http://schemas.openxmlformats.org/wordprocessingml/2006/main" xmlns:w14="http://schemas.microsoft.com/office/word/2010/wordml" xmlns:w15="http://schemas.microsoft.com/office/word/2012/wordml" xmlns:w16cex="http://schemas.microsoft.com/office/word/2018/wordml/cex" xmlns:w16cid="http://schemas.microsoft.com/office/word/2016/wordml/cid" xmlns:w16="http://schemas.microsoft.com/office/word/2018/wordml" xmlns:w16sdtdh="http://schemas.microsoft.com/office/word/2020/wordml/sdtdatahash" xmlns:w16se="http://schemas.microsoft.com/office/word/2015/wordml/symex" xmlns:wpg="http://schemas.microsoft.com/office/word/2010/wordprocessingGroup" xmlns:wpi="http://schemas.microsoft.com/office/word/2010/wordprocessingInk" xmlns:wne="http://schemas.microsoft.com/office/word/2006/wordml" xmlns:wps="http://schemas.microsoft.com/office/word/2010/wordprocessingShape" mc:Ignorable="w14 w15 w16se w16cid w16 w16cex w16sdtdh wp14">
   <w:footnote w:type="separator" w:id="-1">
     <w:p>
       <w:pPr>
@@ -13911,7 +13951,7 @@
 </file>
 
 <file path=word/header1.xml><?xml version="1.0" encoding="utf-8"?>
-<w:hdr xmlns:wpc="http://schemas.microsoft.com/office/word/2010/wordprocessingCanvas" xmlns:cx="http://schemas.microsoft.com/office/drawing/2014/chartex" xmlns:cx1="http://schemas.microsoft.com/office/drawing/2015/9/8/chartex" xmlns:cx2="http://schemas.microsoft.com/office/drawing/2015/10/21/chartex" xmlns:cx3="http://schemas.microsoft.com/office/drawing/2016/5/9/chartex" xmlns:cx4="http://schemas.microsoft.com/office/drawing/2016/5/10/chartex" xmlns:cx5="http://schemas.microsoft.com/office/drawing/2016/5/11/chartex" xmlns:cx6="http://schemas.microsoft.com/office/drawing/2016/5/12/chartex" xmlns:cx7="http://schemas.microsoft.com/office/drawing/2016/5/13/chartex" xmlns:cx8="http://schemas.microsoft.com/office/drawing/2016/5/14/chartex" xmlns:mc="http://schemas.openxmlformats.org/markup-compatibility/2006" xmlns:aink="http://schemas.microsoft.com/office/drawing/2016/ink" xmlns:am3d="http://schemas.microsoft.com/office/drawing/2017/model3d" xmlns:o="urn:schemas-microsoft-com:office:office" xmlns:oel="http://schemas.microsoft.com/office/2019/extlst" xmlns:r="http://schemas.openxmlformats.org/officeDocument/2006/relationships" xmlns:m="http://schemas.openxmlformats.org/officeDocument/2006/math" xmlns:v="urn:schemas-microsoft-com:vml" xmlns:wp14="http://schemas.microsoft.com/office/word/2010/wordprocessingDrawing" xmlns:wp="http://schemas.openxmlformats.org/drawingml/2006/wordprocessingDrawing" xmlns:w10="urn:schemas-microsoft-com:office:word" xmlns:w="http://schemas.openxmlformats.org/wordprocessingml/2006/main" xmlns:w14="http://schemas.microsoft.com/office/word/2010/wordml" xmlns:w15="http://schemas.microsoft.com/office/word/2012/wordml" xmlns:w16cex="http://schemas.microsoft.com/office/word/2018/wordml/cex" xmlns:w16cid="http://schemas.microsoft.com/office/word/2016/wordml/cid" xmlns:w16="http://schemas.microsoft.com/office/word/2018/wordml" xmlns:w16du="http://schemas.microsoft.com/office/word/2023/wordml/word16du" xmlns:w16sdtdh="http://schemas.microsoft.com/office/word/2020/wordml/sdtdatahash" xmlns:w16sdtfl="http://schemas.microsoft.com/office/word/2024/wordml/sdtformatlock" xmlns:w16se="http://schemas.microsoft.com/office/word/2015/wordml/symex" xmlns:wpg="http://schemas.microsoft.com/office/word/2010/wordprocessingGroup" xmlns:wpi="http://schemas.microsoft.com/office/word/2010/wordprocessingInk" xmlns:wne="http://schemas.microsoft.com/office/word/2006/wordml" xmlns:wps="http://schemas.microsoft.com/office/word/2010/wordprocessingShape" mc:Ignorable="w14 w15 w16se w16cid w16 w16cex w16sdtdh w16sdtfl w16du wp14">
+<w:hdr xmlns:wpc="http://schemas.microsoft.com/office/word/2010/wordprocessingCanvas" xmlns:cx="http://schemas.microsoft.com/office/drawing/2014/chartex" xmlns:cx1="http://schemas.microsoft.com/office/drawing/2015/9/8/chartex" xmlns:cx2="http://schemas.microsoft.com/office/drawing/2015/10/21/chartex" xmlns:cx3="http://schemas.microsoft.com/office/drawing/2016/5/9/chartex" xmlns:cx4="http://schemas.microsoft.com/office/drawing/2016/5/10/chartex" xmlns:cx5="http://schemas.microsoft.com/office/drawing/2016/5/11/chartex" xmlns:cx6="http://schemas.microsoft.com/office/drawing/2016/5/12/chartex" xmlns:cx7="http://schemas.microsoft.com/office/drawing/2016/5/13/chartex" xmlns:cx8="http://schemas.microsoft.com/office/drawing/2016/5/14/chartex" xmlns:mc="http://schemas.openxmlformats.org/markup-compatibility/2006" xmlns:aink="http://schemas.microsoft.com/office/drawing/2016/ink" xmlns:am3d="http://schemas.microsoft.com/office/drawing/2017/model3d" xmlns:o="urn:schemas-microsoft-com:office:office" xmlns:r="http://schemas.openxmlformats.org/officeDocument/2006/relationships" xmlns:m="http://schemas.openxmlformats.org/officeDocument/2006/math" xmlns:v="urn:schemas-microsoft-com:vml" xmlns:wp14="http://schemas.microsoft.com/office/word/2010/wordprocessingDrawing" xmlns:wp="http://schemas.openxmlformats.org/drawingml/2006/wordprocessingDrawing" xmlns:w10="urn:schemas-microsoft-com:office:word" xmlns:w="http://schemas.openxmlformats.org/wordprocessingml/2006/main" xmlns:w14="http://schemas.microsoft.com/office/word/2010/wordml" xmlns:w15="http://schemas.microsoft.com/office/word/2012/wordml" xmlns:w16cex="http://schemas.microsoft.com/office/word/2018/wordml/cex" xmlns:w16cid="http://schemas.microsoft.com/office/word/2016/wordml/cid" xmlns:w16="http://schemas.microsoft.com/office/word/2018/wordml" xmlns:w16sdtdh="http://schemas.microsoft.com/office/word/2020/wordml/sdtdatahash" xmlns:w16se="http://schemas.microsoft.com/office/word/2015/wordml/symex" xmlns:wpg="http://schemas.microsoft.com/office/word/2010/wordprocessingGroup" xmlns:wpi="http://schemas.microsoft.com/office/word/2010/wordprocessingInk" xmlns:wne="http://schemas.microsoft.com/office/word/2006/wordml" xmlns:wps="http://schemas.microsoft.com/office/word/2010/wordprocessingShape" mc:Ignorable="w14 w15 w16se w16cid w16 w16cex w16sdtdh wp14">
   <w:p>
     <w:pPr>
       <w:pStyle w:val="Encabezado"/>
@@ -13998,7 +14038,7 @@
 </file>
 
 <file path=word/numbering.xml><?xml version="1.0" encoding="utf-8"?>
-<w:numbering xmlns:wpc="http://schemas.microsoft.com/office/word/2010/wordprocessingCanvas" xmlns:cx="http://schemas.microsoft.com/office/drawing/2014/chartex" xmlns:cx1="http://schemas.microsoft.com/office/drawing/2015/9/8/chartex" xmlns:cx2="http://schemas.microsoft.com/office/drawing/2015/10/21/chartex" xmlns:cx3="http://schemas.microsoft.com/office/drawing/2016/5/9/chartex" xmlns:cx4="http://schemas.microsoft.com/office/drawing/2016/5/10/chartex" xmlns:cx5="http://schemas.microsoft.com/office/drawing/2016/5/11/chartex" xmlns:cx6="http://schemas.microsoft.com/office/drawing/2016/5/12/chartex" xmlns:cx7="http://schemas.microsoft.com/office/drawing/2016/5/13/chartex" xmlns:cx8="http://schemas.microsoft.com/office/drawing/2016/5/14/chartex" xmlns:mc="http://schemas.openxmlformats.org/markup-compatibility/2006" xmlns:aink="http://schemas.microsoft.com/office/drawing/2016/ink" xmlns:am3d="http://schemas.microsoft.com/office/drawing/2017/model3d" xmlns:o="urn:schemas-microsoft-com:office:office" xmlns:oel="http://schemas.microsoft.com/office/2019/extlst" xmlns:r="http://schemas.openxmlformats.org/officeDocument/2006/relationships" xmlns:m="http://schemas.openxmlformats.org/officeDocument/2006/math" xmlns:v="urn:schemas-microsoft-com:vml" xmlns:wp14="http://schemas.microsoft.com/office/word/2010/wordprocessingDrawing" xmlns:wp="http://schemas.openxmlformats.org/drawingml/2006/wordprocessingDrawing" xmlns:w10="urn:schemas-microsoft-com:office:word" xmlns:w="http://schemas.openxmlformats.org/wordprocessingml/2006/main" xmlns:w14="http://schemas.microsoft.com/office/word/2010/wordml" xmlns:w15="http://schemas.microsoft.com/office/word/2012/wordml" xmlns:w16cex="http://schemas.microsoft.com/office/word/2018/wordml/cex" xmlns:w16cid="http://schemas.microsoft.com/office/word/2016/wordml/cid" xmlns:w16="http://schemas.microsoft.com/office/word/2018/wordml" xmlns:w16du="http://schemas.microsoft.com/office/word/2023/wordml/word16du" xmlns:w16sdtdh="http://schemas.microsoft.com/office/word/2020/wordml/sdtdatahash" xmlns:w16sdtfl="http://schemas.microsoft.com/office/word/2024/wordml/sdtformatlock" xmlns:w16se="http://schemas.microsoft.com/office/word/2015/wordml/symex" xmlns:wpg="http://schemas.microsoft.com/office/word/2010/wordprocessingGroup" xmlns:wpi="http://schemas.microsoft.com/office/word/2010/wordprocessingInk" xmlns:wne="http://schemas.microsoft.com/office/word/2006/wordml" xmlns:wps="http://schemas.microsoft.com/office/word/2010/wordprocessingShape" mc:Ignorable="w14 w15 w16se w16cid w16 w16cex w16sdtdh w16sdtfl w16du wp14">
+<w:numbering xmlns:wpc="http://schemas.microsoft.com/office/word/2010/wordprocessingCanvas" xmlns:cx="http://schemas.microsoft.com/office/drawing/2014/chartex" xmlns:cx1="http://schemas.microsoft.com/office/drawing/2015/9/8/chartex" xmlns:cx2="http://schemas.microsoft.com/office/drawing/2015/10/21/chartex" xmlns:cx3="http://schemas.microsoft.com/office/drawing/2016/5/9/chartex" xmlns:cx4="http://schemas.microsoft.com/office/drawing/2016/5/10/chartex" xmlns:cx5="http://schemas.microsoft.com/office/drawing/2016/5/11/chartex" xmlns:cx6="http://schemas.microsoft.com/office/drawing/2016/5/12/chartex" xmlns:cx7="http://schemas.microsoft.com/office/drawing/2016/5/13/chartex" xmlns:cx8="http://schemas.microsoft.com/office/drawing/2016/5/14/chartex" xmlns:mc="http://schemas.openxmlformats.org/markup-compatibility/2006" xmlns:aink="http://schemas.microsoft.com/office/drawing/2016/ink" xmlns:am3d="http://schemas.microsoft.com/office/drawing/2017/model3d" xmlns:o="urn:schemas-microsoft-com:office:office" xmlns:r="http://schemas.openxmlformats.org/officeDocument/2006/relationships" xmlns:m="http://schemas.openxmlformats.org/officeDocument/2006/math" xmlns:v="urn:schemas-microsoft-com:vml" xmlns:wp14="http://schemas.microsoft.com/office/word/2010/wordprocessingDrawing" xmlns:wp="http://schemas.openxmlformats.org/drawingml/2006/wordprocessingDrawing" xmlns:w10="urn:schemas-microsoft-com:office:word" xmlns:w="http://schemas.openxmlformats.org/wordprocessingml/2006/main" xmlns:w14="http://schemas.microsoft.com/office/word/2010/wordml" xmlns:w15="http://schemas.microsoft.com/office/word/2012/wordml" xmlns:w16cex="http://schemas.microsoft.com/office/word/2018/wordml/cex" xmlns:w16cid="http://schemas.microsoft.com/office/word/2016/wordml/cid" xmlns:w16="http://schemas.microsoft.com/office/word/2018/wordml" xmlns:w16sdtdh="http://schemas.microsoft.com/office/word/2020/wordml/sdtdatahash" xmlns:w16se="http://schemas.microsoft.com/office/word/2015/wordml/symex" xmlns:wpg="http://schemas.microsoft.com/office/word/2010/wordprocessingGroup" xmlns:wpi="http://schemas.microsoft.com/office/word/2010/wordprocessingInk" xmlns:wne="http://schemas.microsoft.com/office/word/2006/wordml" xmlns:wps="http://schemas.microsoft.com/office/word/2010/wordprocessingShape" mc:Ignorable="w14 w15 w16se w16cid w16 w16cex w16sdtdh wp14">
   <w:abstractNum w:abstractNumId="0" w15:restartNumberingAfterBreak="0">
     <w:nsid w:val="FFFFFF89"/>
     <w:multiLevelType w:val="singleLevel"/>
@@ -14021,6 +14061,119 @@
     </w:lvl>
   </w:abstractNum>
   <w:abstractNum w:abstractNumId="1" w15:restartNumberingAfterBreak="0">
+    <w:nsid w:val="03520CEF"/>
+    <w:multiLevelType w:val="hybridMultilevel"/>
+    <w:tmpl w:val="19D098D0"/>
+    <w:lvl w:ilvl="0" w:tplc="240A0001">
+      <w:start w:val="1"/>
+      <w:numFmt w:val="bullet"/>
+      <w:lvlText w:val=""/>
+      <w:lvlJc w:val="left"/>
+      <w:pPr>
+        <w:ind w:left="1429" w:hanging="360"/>
+      </w:pPr>
+      <w:rPr>
+        <w:rFonts w:ascii="Symbol" w:hAnsi="Symbol" w:hint="default"/>
+      </w:rPr>
+    </w:lvl>
+    <w:lvl w:ilvl="1" w:tplc="240A0003" w:tentative="1">
+      <w:start w:val="1"/>
+      <w:numFmt w:val="bullet"/>
+      <w:lvlText w:val="o"/>
+      <w:lvlJc w:val="left"/>
+      <w:pPr>
+        <w:ind w:left="2149" w:hanging="360"/>
+      </w:pPr>
+      <w:rPr>
+        <w:rFonts w:ascii="Courier New" w:hAnsi="Courier New" w:cs="Courier New" w:hint="default"/>
+      </w:rPr>
+    </w:lvl>
+    <w:lvl w:ilvl="2" w:tplc="240A0005" w:tentative="1">
+      <w:start w:val="1"/>
+      <w:numFmt w:val="bullet"/>
+      <w:lvlText w:val=""/>
+      <w:lvlJc w:val="left"/>
+      <w:pPr>
+        <w:ind w:left="2869" w:hanging="360"/>
+      </w:pPr>
+      <w:rPr>
+        <w:rFonts w:ascii="Wingdings" w:hAnsi="Wingdings" w:hint="default"/>
+      </w:rPr>
+    </w:lvl>
+    <w:lvl w:ilvl="3" w:tplc="240A0001" w:tentative="1">
+      <w:start w:val="1"/>
+      <w:numFmt w:val="bullet"/>
+      <w:lvlText w:val=""/>
+      <w:lvlJc w:val="left"/>
+      <w:pPr>
+        <w:ind w:left="3589" w:hanging="360"/>
+      </w:pPr>
+      <w:rPr>
+        <w:rFonts w:ascii="Symbol" w:hAnsi="Symbol" w:hint="default"/>
+      </w:rPr>
+    </w:lvl>
+    <w:lvl w:ilvl="4" w:tplc="240A0003" w:tentative="1">
+      <w:start w:val="1"/>
+      <w:numFmt w:val="bullet"/>
+      <w:lvlText w:val="o"/>
+      <w:lvlJc w:val="left"/>
+      <w:pPr>
+        <w:ind w:left="4309" w:hanging="360"/>
+      </w:pPr>
+      <w:rPr>
+        <w:rFonts w:ascii="Courier New" w:hAnsi="Courier New" w:cs="Courier New" w:hint="default"/>
+      </w:rPr>
+    </w:lvl>
+    <w:lvl w:ilvl="5" w:tplc="240A0005" w:tentative="1">
+      <w:start w:val="1"/>
+      <w:numFmt w:val="bullet"/>
+      <w:lvlText w:val=""/>
+      <w:lvlJc w:val="left"/>
+      <w:pPr>
+        <w:ind w:left="5029" w:hanging="360"/>
+      </w:pPr>
+      <w:rPr>
+        <w:rFonts w:ascii="Wingdings" w:hAnsi="Wingdings" w:hint="default"/>
+      </w:rPr>
+    </w:lvl>
+    <w:lvl w:ilvl="6" w:tplc="240A0001" w:tentative="1">
+      <w:start w:val="1"/>
+      <w:numFmt w:val="bullet"/>
+      <w:lvlText w:val=""/>
+      <w:lvlJc w:val="left"/>
+      <w:pPr>
+        <w:ind w:left="5749" w:hanging="360"/>
+      </w:pPr>
+      <w:rPr>
+        <w:rFonts w:ascii="Symbol" w:hAnsi="Symbol" w:hint="default"/>
+      </w:rPr>
+    </w:lvl>
+    <w:lvl w:ilvl="7" w:tplc="240A0003" w:tentative="1">
+      <w:start w:val="1"/>
+      <w:numFmt w:val="bullet"/>
+      <w:lvlText w:val="o"/>
+      <w:lvlJc w:val="left"/>
+      <w:pPr>
+        <w:ind w:left="6469" w:hanging="360"/>
+      </w:pPr>
+      <w:rPr>
+        <w:rFonts w:ascii="Courier New" w:hAnsi="Courier New" w:cs="Courier New" w:hint="default"/>
+      </w:rPr>
+    </w:lvl>
+    <w:lvl w:ilvl="8" w:tplc="240A0005" w:tentative="1">
+      <w:start w:val="1"/>
+      <w:numFmt w:val="bullet"/>
+      <w:lvlText w:val=""/>
+      <w:lvlJc w:val="left"/>
+      <w:pPr>
+        <w:ind w:left="7189" w:hanging="360"/>
+      </w:pPr>
+      <w:rPr>
+        <w:rFonts w:ascii="Wingdings" w:hAnsi="Wingdings" w:hint="default"/>
+      </w:rPr>
+    </w:lvl>
+  </w:abstractNum>
+  <w:abstractNum w:abstractNumId="2" w15:restartNumberingAfterBreak="0">
     <w:nsid w:val="03A50F57"/>
     <w:multiLevelType w:val="hybridMultilevel"/>
     <w:tmpl w:val="666A8D88"/>
@@ -14133,7 +14286,7 @@
       </w:rPr>
     </w:lvl>
   </w:abstractNum>
-  <w:abstractNum w:abstractNumId="2" w15:restartNumberingAfterBreak="0">
+  <w:abstractNum w:abstractNumId="3" w15:restartNumberingAfterBreak="0">
     <w:nsid w:val="069817E0"/>
     <w:multiLevelType w:val="hybridMultilevel"/>
     <w:tmpl w:val="AEFEF902"/>
@@ -14248,7 +14401,7 @@
       </w:rPr>
     </w:lvl>
   </w:abstractNum>
-  <w:abstractNum w:abstractNumId="3" w15:restartNumberingAfterBreak="0">
+  <w:abstractNum w:abstractNumId="4" w15:restartNumberingAfterBreak="0">
     <w:nsid w:val="09C451D5"/>
     <w:multiLevelType w:val="hybridMultilevel"/>
     <w:tmpl w:val="200A8520"/>
@@ -14361,7 +14514,7 @@
       </w:rPr>
     </w:lvl>
   </w:abstractNum>
-  <w:abstractNum w:abstractNumId="4" w15:restartNumberingAfterBreak="0">
+  <w:abstractNum w:abstractNumId="5" w15:restartNumberingAfterBreak="0">
     <w:nsid w:val="09C57DBB"/>
     <w:multiLevelType w:val="hybridMultilevel"/>
     <w:tmpl w:val="C6D43E8C"/>
@@ -14474,7 +14627,7 @@
       </w:rPr>
     </w:lvl>
   </w:abstractNum>
-  <w:abstractNum w:abstractNumId="5" w15:restartNumberingAfterBreak="0">
+  <w:abstractNum w:abstractNumId="6" w15:restartNumberingAfterBreak="0">
     <w:nsid w:val="0AF04E2F"/>
     <w:multiLevelType w:val="hybridMultilevel"/>
     <w:tmpl w:val="B016E4A8"/>
@@ -14587,7 +14740,7 @@
       </w:rPr>
     </w:lvl>
   </w:abstractNum>
-  <w:abstractNum w:abstractNumId="6" w15:restartNumberingAfterBreak="0">
+  <w:abstractNum w:abstractNumId="7" w15:restartNumberingAfterBreak="0">
     <w:nsid w:val="0B6F5D64"/>
     <w:multiLevelType w:val="hybridMultilevel"/>
     <w:tmpl w:val="C4AA66A6"/>
@@ -14700,7 +14853,7 @@
       </w:rPr>
     </w:lvl>
   </w:abstractNum>
-  <w:abstractNum w:abstractNumId="7" w15:restartNumberingAfterBreak="0">
+  <w:abstractNum w:abstractNumId="8" w15:restartNumberingAfterBreak="0">
     <w:nsid w:val="0DF52B25"/>
     <w:multiLevelType w:val="hybridMultilevel"/>
     <w:tmpl w:val="9AD0B7AE"/>
@@ -14813,7 +14966,7 @@
       </w:rPr>
     </w:lvl>
   </w:abstractNum>
-  <w:abstractNum w:abstractNumId="8" w15:restartNumberingAfterBreak="0">
+  <w:abstractNum w:abstractNumId="9" w15:restartNumberingAfterBreak="0">
     <w:nsid w:val="10831D51"/>
     <w:multiLevelType w:val="hybridMultilevel"/>
     <w:tmpl w:val="DA36FDF8"/>
@@ -14926,7 +15079,120 @@
       </w:rPr>
     </w:lvl>
   </w:abstractNum>
-  <w:abstractNum w:abstractNumId="9" w15:restartNumberingAfterBreak="0">
+  <w:abstractNum w:abstractNumId="10" w15:restartNumberingAfterBreak="0">
+    <w:nsid w:val="109017FD"/>
+    <w:multiLevelType w:val="hybridMultilevel"/>
+    <w:tmpl w:val="44C0FCBA"/>
+    <w:lvl w:ilvl="0" w:tplc="240A0001">
+      <w:start w:val="1"/>
+      <w:numFmt w:val="bullet"/>
+      <w:lvlText w:val=""/>
+      <w:lvlJc w:val="left"/>
+      <w:pPr>
+        <w:ind w:left="1429" w:hanging="360"/>
+      </w:pPr>
+      <w:rPr>
+        <w:rFonts w:ascii="Symbol" w:hAnsi="Symbol" w:hint="default"/>
+      </w:rPr>
+    </w:lvl>
+    <w:lvl w:ilvl="1" w:tplc="240A0003" w:tentative="1">
+      <w:start w:val="1"/>
+      <w:numFmt w:val="bullet"/>
+      <w:lvlText w:val="o"/>
+      <w:lvlJc w:val="left"/>
+      <w:pPr>
+        <w:ind w:left="2149" w:hanging="360"/>
+      </w:pPr>
+      <w:rPr>
+        <w:rFonts w:ascii="Courier New" w:hAnsi="Courier New" w:cs="Courier New" w:hint="default"/>
+      </w:rPr>
+    </w:lvl>
+    <w:lvl w:ilvl="2" w:tplc="240A0005" w:tentative="1">
+      <w:start w:val="1"/>
+      <w:numFmt w:val="bullet"/>
+      <w:lvlText w:val=""/>
+      <w:lvlJc w:val="left"/>
+      <w:pPr>
+        <w:ind w:left="2869" w:hanging="360"/>
+      </w:pPr>
+      <w:rPr>
+        <w:rFonts w:ascii="Wingdings" w:hAnsi="Wingdings" w:hint="default"/>
+      </w:rPr>
+    </w:lvl>
+    <w:lvl w:ilvl="3" w:tplc="240A0001" w:tentative="1">
+      <w:start w:val="1"/>
+      <w:numFmt w:val="bullet"/>
+      <w:lvlText w:val=""/>
+      <w:lvlJc w:val="left"/>
+      <w:pPr>
+        <w:ind w:left="3589" w:hanging="360"/>
+      </w:pPr>
+      <w:rPr>
+        <w:rFonts w:ascii="Symbol" w:hAnsi="Symbol" w:hint="default"/>
+      </w:rPr>
+    </w:lvl>
+    <w:lvl w:ilvl="4" w:tplc="240A0003" w:tentative="1">
+      <w:start w:val="1"/>
+      <w:numFmt w:val="bullet"/>
+      <w:lvlText w:val="o"/>
+      <w:lvlJc w:val="left"/>
+      <w:pPr>
+        <w:ind w:left="4309" w:hanging="360"/>
+      </w:pPr>
+      <w:rPr>
+        <w:rFonts w:ascii="Courier New" w:hAnsi="Courier New" w:cs="Courier New" w:hint="default"/>
+      </w:rPr>
+    </w:lvl>
+    <w:lvl w:ilvl="5" w:tplc="240A0005" w:tentative="1">
+      <w:start w:val="1"/>
+      <w:numFmt w:val="bullet"/>
+      <w:lvlText w:val=""/>
+      <w:lvlJc w:val="left"/>
+      <w:pPr>
+        <w:ind w:left="5029" w:hanging="360"/>
+      </w:pPr>
+      <w:rPr>
+        <w:rFonts w:ascii="Wingdings" w:hAnsi="Wingdings" w:hint="default"/>
+      </w:rPr>
+    </w:lvl>
+    <w:lvl w:ilvl="6" w:tplc="240A0001" w:tentative="1">
+      <w:start w:val="1"/>
+      <w:numFmt w:val="bullet"/>
+      <w:lvlText w:val=""/>
+      <w:lvlJc w:val="left"/>
+      <w:pPr>
+        <w:ind w:left="5749" w:hanging="360"/>
+      </w:pPr>
+      <w:rPr>
+        <w:rFonts w:ascii="Symbol" w:hAnsi="Symbol" w:hint="default"/>
+      </w:rPr>
+    </w:lvl>
+    <w:lvl w:ilvl="7" w:tplc="240A0003" w:tentative="1">
+      <w:start w:val="1"/>
+      <w:numFmt w:val="bullet"/>
+      <w:lvlText w:val="o"/>
+      <w:lvlJc w:val="left"/>
+      <w:pPr>
+        <w:ind w:left="6469" w:hanging="360"/>
+      </w:pPr>
+      <w:rPr>
+        <w:rFonts w:ascii="Courier New" w:hAnsi="Courier New" w:cs="Courier New" w:hint="default"/>
+      </w:rPr>
+    </w:lvl>
+    <w:lvl w:ilvl="8" w:tplc="240A0005" w:tentative="1">
+      <w:start w:val="1"/>
+      <w:numFmt w:val="bullet"/>
+      <w:lvlText w:val=""/>
+      <w:lvlJc w:val="left"/>
+      <w:pPr>
+        <w:ind w:left="7189" w:hanging="360"/>
+      </w:pPr>
+      <w:rPr>
+        <w:rFonts w:ascii="Wingdings" w:hAnsi="Wingdings" w:hint="default"/>
+      </w:rPr>
+    </w:lvl>
+  </w:abstractNum>
+  <w:abstractNum w:abstractNumId="11" w15:restartNumberingAfterBreak="0">
     <w:nsid w:val="124A4D39"/>
     <w:multiLevelType w:val="hybridMultilevel"/>
     <w:tmpl w:val="A0D82D44"/>
@@ -15039,7 +15305,120 @@
       </w:rPr>
     </w:lvl>
   </w:abstractNum>
-  <w:abstractNum w:abstractNumId="10" w15:restartNumberingAfterBreak="0">
+  <w:abstractNum w:abstractNumId="12" w15:restartNumberingAfterBreak="0">
+    <w:nsid w:val="19725163"/>
+    <w:multiLevelType w:val="hybridMultilevel"/>
+    <w:tmpl w:val="3906FA44"/>
+    <w:lvl w:ilvl="0" w:tplc="240A0001">
+      <w:start w:val="1"/>
+      <w:numFmt w:val="bullet"/>
+      <w:lvlText w:val=""/>
+      <w:lvlJc w:val="left"/>
+      <w:pPr>
+        <w:ind w:left="1429" w:hanging="360"/>
+      </w:pPr>
+      <w:rPr>
+        <w:rFonts w:ascii="Symbol" w:hAnsi="Symbol" w:hint="default"/>
+      </w:rPr>
+    </w:lvl>
+    <w:lvl w:ilvl="1" w:tplc="240A0003" w:tentative="1">
+      <w:start w:val="1"/>
+      <w:numFmt w:val="bullet"/>
+      <w:lvlText w:val="o"/>
+      <w:lvlJc w:val="left"/>
+      <w:pPr>
+        <w:ind w:left="2149" w:hanging="360"/>
+      </w:pPr>
+      <w:rPr>
+        <w:rFonts w:ascii="Courier New" w:hAnsi="Courier New" w:cs="Courier New" w:hint="default"/>
+      </w:rPr>
+    </w:lvl>
+    <w:lvl w:ilvl="2" w:tplc="240A0005" w:tentative="1">
+      <w:start w:val="1"/>
+      <w:numFmt w:val="bullet"/>
+      <w:lvlText w:val=""/>
+      <w:lvlJc w:val="left"/>
+      <w:pPr>
+        <w:ind w:left="2869" w:hanging="360"/>
+      </w:pPr>
+      <w:rPr>
+        <w:rFonts w:ascii="Wingdings" w:hAnsi="Wingdings" w:hint="default"/>
+      </w:rPr>
+    </w:lvl>
+    <w:lvl w:ilvl="3" w:tplc="240A0001" w:tentative="1">
+      <w:start w:val="1"/>
+      <w:numFmt w:val="bullet"/>
+      <w:lvlText w:val=""/>
+      <w:lvlJc w:val="left"/>
+      <w:pPr>
+        <w:ind w:left="3589" w:hanging="360"/>
+      </w:pPr>
+      <w:rPr>
+        <w:rFonts w:ascii="Symbol" w:hAnsi="Symbol" w:hint="default"/>
+      </w:rPr>
+    </w:lvl>
+    <w:lvl w:ilvl="4" w:tplc="240A0003" w:tentative="1">
+      <w:start w:val="1"/>
+      <w:numFmt w:val="bullet"/>
+      <w:lvlText w:val="o"/>
+      <w:lvlJc w:val="left"/>
+      <w:pPr>
+        <w:ind w:left="4309" w:hanging="360"/>
+      </w:pPr>
+      <w:rPr>
+        <w:rFonts w:ascii="Courier New" w:hAnsi="Courier New" w:cs="Courier New" w:hint="default"/>
+      </w:rPr>
+    </w:lvl>
+    <w:lvl w:ilvl="5" w:tplc="240A0005" w:tentative="1">
+      <w:start w:val="1"/>
+      <w:numFmt w:val="bullet"/>
+      <w:lvlText w:val=""/>
+      <w:lvlJc w:val="left"/>
+      <w:pPr>
+        <w:ind w:left="5029" w:hanging="360"/>
+      </w:pPr>
+      <w:rPr>
+        <w:rFonts w:ascii="Wingdings" w:hAnsi="Wingdings" w:hint="default"/>
+      </w:rPr>
+    </w:lvl>
+    <w:lvl w:ilvl="6" w:tplc="240A0001" w:tentative="1">
+      <w:start w:val="1"/>
+      <w:numFmt w:val="bullet"/>
+      <w:lvlText w:val=""/>
+      <w:lvlJc w:val="left"/>
+      <w:pPr>
+        <w:ind w:left="5749" w:hanging="360"/>
+      </w:pPr>
+      <w:rPr>
+        <w:rFonts w:ascii="Symbol" w:hAnsi="Symbol" w:hint="default"/>
+      </w:rPr>
+    </w:lvl>
+    <w:lvl w:ilvl="7" w:tplc="240A0003" w:tentative="1">
+      <w:start w:val="1"/>
+      <w:numFmt w:val="bullet"/>
+      <w:lvlText w:val="o"/>
+      <w:lvlJc w:val="left"/>
+      <w:pPr>
+        <w:ind w:left="6469" w:hanging="360"/>
+      </w:pPr>
+      <w:rPr>
+        <w:rFonts w:ascii="Courier New" w:hAnsi="Courier New" w:cs="Courier New" w:hint="default"/>
+      </w:rPr>
+    </w:lvl>
+    <w:lvl w:ilvl="8" w:tplc="240A0005" w:tentative="1">
+      <w:start w:val="1"/>
+      <w:numFmt w:val="bullet"/>
+      <w:lvlText w:val=""/>
+      <w:lvlJc w:val="left"/>
+      <w:pPr>
+        <w:ind w:left="7189" w:hanging="360"/>
+      </w:pPr>
+      <w:rPr>
+        <w:rFonts w:ascii="Wingdings" w:hAnsi="Wingdings" w:hint="default"/>
+      </w:rPr>
+    </w:lvl>
+  </w:abstractNum>
+  <w:abstractNum w:abstractNumId="13" w15:restartNumberingAfterBreak="0">
     <w:nsid w:val="230479F3"/>
     <w:multiLevelType w:val="hybridMultilevel"/>
     <w:tmpl w:val="566ABAF2"/>
@@ -15152,7 +15531,7 @@
       </w:rPr>
     </w:lvl>
   </w:abstractNum>
-  <w:abstractNum w:abstractNumId="11" w15:restartNumberingAfterBreak="0">
+  <w:abstractNum w:abstractNumId="14" w15:restartNumberingAfterBreak="0">
     <w:nsid w:val="255B4E90"/>
     <w:multiLevelType w:val="hybridMultilevel"/>
     <w:tmpl w:val="D924B1B0"/>
@@ -15265,7 +15644,7 @@
       </w:rPr>
     </w:lvl>
   </w:abstractNum>
-  <w:abstractNum w:abstractNumId="12" w15:restartNumberingAfterBreak="0">
+  <w:abstractNum w:abstractNumId="15" w15:restartNumberingAfterBreak="0">
     <w:nsid w:val="27412B07"/>
     <w:multiLevelType w:val="hybridMultilevel"/>
     <w:tmpl w:val="9FDADF5E"/>
@@ -15356,7 +15735,233 @@
       </w:pPr>
     </w:lvl>
   </w:abstractNum>
-  <w:abstractNum w:abstractNumId="13" w15:restartNumberingAfterBreak="0">
+  <w:abstractNum w:abstractNumId="16" w15:restartNumberingAfterBreak="0">
+    <w:nsid w:val="282426F3"/>
+    <w:multiLevelType w:val="hybridMultilevel"/>
+    <w:tmpl w:val="E6ACD30E"/>
+    <w:lvl w:ilvl="0" w:tplc="240A0001">
+      <w:start w:val="1"/>
+      <w:numFmt w:val="bullet"/>
+      <w:lvlText w:val=""/>
+      <w:lvlJc w:val="left"/>
+      <w:pPr>
+        <w:ind w:left="1429" w:hanging="360"/>
+      </w:pPr>
+      <w:rPr>
+        <w:rFonts w:ascii="Symbol" w:hAnsi="Symbol" w:hint="default"/>
+      </w:rPr>
+    </w:lvl>
+    <w:lvl w:ilvl="1" w:tplc="240A0003" w:tentative="1">
+      <w:start w:val="1"/>
+      <w:numFmt w:val="bullet"/>
+      <w:lvlText w:val="o"/>
+      <w:lvlJc w:val="left"/>
+      <w:pPr>
+        <w:ind w:left="2149" w:hanging="360"/>
+      </w:pPr>
+      <w:rPr>
+        <w:rFonts w:ascii="Courier New" w:hAnsi="Courier New" w:cs="Courier New" w:hint="default"/>
+      </w:rPr>
+    </w:lvl>
+    <w:lvl w:ilvl="2" w:tplc="240A0005" w:tentative="1">
+      <w:start w:val="1"/>
+      <w:numFmt w:val="bullet"/>
+      <w:lvlText w:val=""/>
+      <w:lvlJc w:val="left"/>
+      <w:pPr>
+        <w:ind w:left="2869" w:hanging="360"/>
+      </w:pPr>
+      <w:rPr>
+        <w:rFonts w:ascii="Wingdings" w:hAnsi="Wingdings" w:hint="default"/>
+      </w:rPr>
+    </w:lvl>
+    <w:lvl w:ilvl="3" w:tplc="240A0001" w:tentative="1">
+      <w:start w:val="1"/>
+      <w:numFmt w:val="bullet"/>
+      <w:lvlText w:val=""/>
+      <w:lvlJc w:val="left"/>
+      <w:pPr>
+        <w:ind w:left="3589" w:hanging="360"/>
+      </w:pPr>
+      <w:rPr>
+        <w:rFonts w:ascii="Symbol" w:hAnsi="Symbol" w:hint="default"/>
+      </w:rPr>
+    </w:lvl>
+    <w:lvl w:ilvl="4" w:tplc="240A0003" w:tentative="1">
+      <w:start w:val="1"/>
+      <w:numFmt w:val="bullet"/>
+      <w:lvlText w:val="o"/>
+      <w:lvlJc w:val="left"/>
+      <w:pPr>
+        <w:ind w:left="4309" w:hanging="360"/>
+      </w:pPr>
+      <w:rPr>
+        <w:rFonts w:ascii="Courier New" w:hAnsi="Courier New" w:cs="Courier New" w:hint="default"/>
+      </w:rPr>
+    </w:lvl>
+    <w:lvl w:ilvl="5" w:tplc="240A0005" w:tentative="1">
+      <w:start w:val="1"/>
+      <w:numFmt w:val="bullet"/>
+      <w:lvlText w:val=""/>
+      <w:lvlJc w:val="left"/>
+      <w:pPr>
+        <w:ind w:left="5029" w:hanging="360"/>
+      </w:pPr>
+      <w:rPr>
+        <w:rFonts w:ascii="Wingdings" w:hAnsi="Wingdings" w:hint="default"/>
+      </w:rPr>
+    </w:lvl>
+    <w:lvl w:ilvl="6" w:tplc="240A0001" w:tentative="1">
+      <w:start w:val="1"/>
+      <w:numFmt w:val="bullet"/>
+      <w:lvlText w:val=""/>
+      <w:lvlJc w:val="left"/>
+      <w:pPr>
+        <w:ind w:left="5749" w:hanging="360"/>
+      </w:pPr>
+      <w:rPr>
+        <w:rFonts w:ascii="Symbol" w:hAnsi="Symbol" w:hint="default"/>
+      </w:rPr>
+    </w:lvl>
+    <w:lvl w:ilvl="7" w:tplc="240A0003" w:tentative="1">
+      <w:start w:val="1"/>
+      <w:numFmt w:val="bullet"/>
+      <w:lvlText w:val="o"/>
+      <w:lvlJc w:val="left"/>
+      <w:pPr>
+        <w:ind w:left="6469" w:hanging="360"/>
+      </w:pPr>
+      <w:rPr>
+        <w:rFonts w:ascii="Courier New" w:hAnsi="Courier New" w:cs="Courier New" w:hint="default"/>
+      </w:rPr>
+    </w:lvl>
+    <w:lvl w:ilvl="8" w:tplc="240A0005" w:tentative="1">
+      <w:start w:val="1"/>
+      <w:numFmt w:val="bullet"/>
+      <w:lvlText w:val=""/>
+      <w:lvlJc w:val="left"/>
+      <w:pPr>
+        <w:ind w:left="7189" w:hanging="360"/>
+      </w:pPr>
+      <w:rPr>
+        <w:rFonts w:ascii="Wingdings" w:hAnsi="Wingdings" w:hint="default"/>
+      </w:rPr>
+    </w:lvl>
+  </w:abstractNum>
+  <w:abstractNum w:abstractNumId="17" w15:restartNumberingAfterBreak="0">
+    <w:nsid w:val="2AAF4397"/>
+    <w:multiLevelType w:val="hybridMultilevel"/>
+    <w:tmpl w:val="4F7CDD86"/>
+    <w:lvl w:ilvl="0" w:tplc="240A0001">
+      <w:start w:val="1"/>
+      <w:numFmt w:val="bullet"/>
+      <w:lvlText w:val=""/>
+      <w:lvlJc w:val="left"/>
+      <w:pPr>
+        <w:ind w:left="1789" w:hanging="360"/>
+      </w:pPr>
+      <w:rPr>
+        <w:rFonts w:ascii="Symbol" w:hAnsi="Symbol" w:hint="default"/>
+      </w:rPr>
+    </w:lvl>
+    <w:lvl w:ilvl="1" w:tplc="240A0003" w:tentative="1">
+      <w:start w:val="1"/>
+      <w:numFmt w:val="bullet"/>
+      <w:lvlText w:val="o"/>
+      <w:lvlJc w:val="left"/>
+      <w:pPr>
+        <w:ind w:left="2509" w:hanging="360"/>
+      </w:pPr>
+      <w:rPr>
+        <w:rFonts w:ascii="Courier New" w:hAnsi="Courier New" w:cs="Courier New" w:hint="default"/>
+      </w:rPr>
+    </w:lvl>
+    <w:lvl w:ilvl="2" w:tplc="240A0005" w:tentative="1">
+      <w:start w:val="1"/>
+      <w:numFmt w:val="bullet"/>
+      <w:lvlText w:val=""/>
+      <w:lvlJc w:val="left"/>
+      <w:pPr>
+        <w:ind w:left="3229" w:hanging="360"/>
+      </w:pPr>
+      <w:rPr>
+        <w:rFonts w:ascii="Wingdings" w:hAnsi="Wingdings" w:hint="default"/>
+      </w:rPr>
+    </w:lvl>
+    <w:lvl w:ilvl="3" w:tplc="240A0001" w:tentative="1">
+      <w:start w:val="1"/>
+      <w:numFmt w:val="bullet"/>
+      <w:lvlText w:val=""/>
+      <w:lvlJc w:val="left"/>
+      <w:pPr>
+        <w:ind w:left="3949" w:hanging="360"/>
+      </w:pPr>
+      <w:rPr>
+        <w:rFonts w:ascii="Symbol" w:hAnsi="Symbol" w:hint="default"/>
+      </w:rPr>
+    </w:lvl>
+    <w:lvl w:ilvl="4" w:tplc="240A0003" w:tentative="1">
+      <w:start w:val="1"/>
+      <w:numFmt w:val="bullet"/>
+      <w:lvlText w:val="o"/>
+      <w:lvlJc w:val="left"/>
+      <w:pPr>
+        <w:ind w:left="4669" w:hanging="360"/>
+      </w:pPr>
+      <w:rPr>
+        <w:rFonts w:ascii="Courier New" w:hAnsi="Courier New" w:cs="Courier New" w:hint="default"/>
+      </w:rPr>
+    </w:lvl>
+    <w:lvl w:ilvl="5" w:tplc="240A0005" w:tentative="1">
+      <w:start w:val="1"/>
+      <w:numFmt w:val="bullet"/>
+      <w:lvlText w:val=""/>
+      <w:lvlJc w:val="left"/>
+      <w:pPr>
+        <w:ind w:left="5389" w:hanging="360"/>
+      </w:pPr>
+      <w:rPr>
+        <w:rFonts w:ascii="Wingdings" w:hAnsi="Wingdings" w:hint="default"/>
+      </w:rPr>
+    </w:lvl>
+    <w:lvl w:ilvl="6" w:tplc="240A0001" w:tentative="1">
+      <w:start w:val="1"/>
+      <w:numFmt w:val="bullet"/>
+      <w:lvlText w:val=""/>
+      <w:lvlJc w:val="left"/>
+      <w:pPr>
+        <w:ind w:left="6109" w:hanging="360"/>
+      </w:pPr>
+      <w:rPr>
+        <w:rFonts w:ascii="Symbol" w:hAnsi="Symbol" w:hint="default"/>
+      </w:rPr>
+    </w:lvl>
+    <w:lvl w:ilvl="7" w:tplc="240A0003" w:tentative="1">
+      <w:start w:val="1"/>
+      <w:numFmt w:val="bullet"/>
+      <w:lvlText w:val="o"/>
+      <w:lvlJc w:val="left"/>
+      <w:pPr>
+        <w:ind w:left="6829" w:hanging="360"/>
+      </w:pPr>
+      <w:rPr>
+        <w:rFonts w:ascii="Courier New" w:hAnsi="Courier New" w:cs="Courier New" w:hint="default"/>
+      </w:rPr>
+    </w:lvl>
+    <w:lvl w:ilvl="8" w:tplc="240A0005" w:tentative="1">
+      <w:start w:val="1"/>
+      <w:numFmt w:val="bullet"/>
+      <w:lvlText w:val=""/>
+      <w:lvlJc w:val="left"/>
+      <w:pPr>
+        <w:ind w:left="7549" w:hanging="360"/>
+      </w:pPr>
+      <w:rPr>
+        <w:rFonts w:ascii="Wingdings" w:hAnsi="Wingdings" w:hint="default"/>
+      </w:rPr>
+    </w:lvl>
+  </w:abstractNum>
+  <w:abstractNum w:abstractNumId="18" w15:restartNumberingAfterBreak="0">
     <w:nsid w:val="2BEC46B2"/>
     <w:multiLevelType w:val="hybridMultilevel"/>
     <w:tmpl w:val="33548F66"/>
@@ -15469,7 +16074,7 @@
       </w:rPr>
     </w:lvl>
   </w:abstractNum>
-  <w:abstractNum w:abstractNumId="14" w15:restartNumberingAfterBreak="0">
+  <w:abstractNum w:abstractNumId="19" w15:restartNumberingAfterBreak="0">
     <w:nsid w:val="2E7336C7"/>
     <w:multiLevelType w:val="hybridMultilevel"/>
     <w:tmpl w:val="6CB4ABDE"/>
@@ -15582,7 +16187,7 @@
       </w:rPr>
     </w:lvl>
   </w:abstractNum>
-  <w:abstractNum w:abstractNumId="15" w15:restartNumberingAfterBreak="0">
+  <w:abstractNum w:abstractNumId="20" w15:restartNumberingAfterBreak="0">
     <w:nsid w:val="30457BBE"/>
     <w:multiLevelType w:val="hybridMultilevel"/>
     <w:tmpl w:val="299E1C42"/>
@@ -15695,7 +16300,7 @@
       </w:rPr>
     </w:lvl>
   </w:abstractNum>
-  <w:abstractNum w:abstractNumId="16" w15:restartNumberingAfterBreak="0">
+  <w:abstractNum w:abstractNumId="21" w15:restartNumberingAfterBreak="0">
     <w:nsid w:val="318B669E"/>
     <w:multiLevelType w:val="hybridMultilevel"/>
     <w:tmpl w:val="14707A62"/>
@@ -15808,7 +16413,7 @@
       </w:rPr>
     </w:lvl>
   </w:abstractNum>
-  <w:abstractNum w:abstractNumId="17" w15:restartNumberingAfterBreak="0">
+  <w:abstractNum w:abstractNumId="22" w15:restartNumberingAfterBreak="0">
     <w:nsid w:val="368E176E"/>
     <w:multiLevelType w:val="hybridMultilevel"/>
     <w:tmpl w:val="BDF054FE"/>
@@ -15902,7 +16507,7 @@
       </w:pPr>
     </w:lvl>
   </w:abstractNum>
-  <w:abstractNum w:abstractNumId="18" w15:restartNumberingAfterBreak="0">
+  <w:abstractNum w:abstractNumId="23" w15:restartNumberingAfterBreak="0">
     <w:nsid w:val="37980514"/>
     <w:multiLevelType w:val="hybridMultilevel"/>
     <w:tmpl w:val="81EEF1AA"/>
@@ -16015,7 +16620,7 @@
       </w:rPr>
     </w:lvl>
   </w:abstractNum>
-  <w:abstractNum w:abstractNumId="19" w15:restartNumberingAfterBreak="0">
+  <w:abstractNum w:abstractNumId="24" w15:restartNumberingAfterBreak="0">
     <w:nsid w:val="38DB75D1"/>
     <w:multiLevelType w:val="hybridMultilevel"/>
     <w:tmpl w:val="DA8247AC"/>
@@ -16128,7 +16733,7 @@
       </w:rPr>
     </w:lvl>
   </w:abstractNum>
-  <w:abstractNum w:abstractNumId="20" w15:restartNumberingAfterBreak="0">
+  <w:abstractNum w:abstractNumId="25" w15:restartNumberingAfterBreak="0">
     <w:nsid w:val="39F4015B"/>
     <w:multiLevelType w:val="hybridMultilevel"/>
     <w:tmpl w:val="75C6CF38"/>
@@ -16241,7 +16846,7 @@
       </w:rPr>
     </w:lvl>
   </w:abstractNum>
-  <w:abstractNum w:abstractNumId="21" w15:restartNumberingAfterBreak="0">
+  <w:abstractNum w:abstractNumId="26" w15:restartNumberingAfterBreak="0">
     <w:nsid w:val="3B433DE9"/>
     <w:multiLevelType w:val="hybridMultilevel"/>
     <w:tmpl w:val="DBB8C2EA"/>
@@ -16331,7 +16936,7 @@
       </w:pPr>
     </w:lvl>
   </w:abstractNum>
-  <w:abstractNum w:abstractNumId="22" w15:restartNumberingAfterBreak="0">
+  <w:abstractNum w:abstractNumId="27" w15:restartNumberingAfterBreak="0">
     <w:nsid w:val="3DDF6562"/>
     <w:multiLevelType w:val="multilevel"/>
     <w:tmpl w:val="6C7AF928"/>
@@ -16452,7 +17057,7 @@
       </w:rPr>
     </w:lvl>
   </w:abstractNum>
-  <w:abstractNum w:abstractNumId="23" w15:restartNumberingAfterBreak="0">
+  <w:abstractNum w:abstractNumId="28" w15:restartNumberingAfterBreak="0">
     <w:nsid w:val="41B34056"/>
     <w:multiLevelType w:val="hybridMultilevel"/>
     <w:tmpl w:val="167E6196"/>
@@ -16565,7 +17170,7 @@
       </w:rPr>
     </w:lvl>
   </w:abstractNum>
-  <w:abstractNum w:abstractNumId="24" w15:restartNumberingAfterBreak="0">
+  <w:abstractNum w:abstractNumId="29" w15:restartNumberingAfterBreak="0">
     <w:nsid w:val="41DA18E7"/>
     <w:multiLevelType w:val="hybridMultilevel"/>
     <w:tmpl w:val="138A1448"/>
@@ -16678,7 +17283,7 @@
       </w:rPr>
     </w:lvl>
   </w:abstractNum>
-  <w:abstractNum w:abstractNumId="25" w15:restartNumberingAfterBreak="0">
+  <w:abstractNum w:abstractNumId="30" w15:restartNumberingAfterBreak="0">
     <w:nsid w:val="455C13EA"/>
     <w:multiLevelType w:val="hybridMultilevel"/>
     <w:tmpl w:val="5EE292C2"/>
@@ -16791,7 +17396,7 @@
       </w:rPr>
     </w:lvl>
   </w:abstractNum>
-  <w:abstractNum w:abstractNumId="26" w15:restartNumberingAfterBreak="0">
+  <w:abstractNum w:abstractNumId="31" w15:restartNumberingAfterBreak="0">
     <w:nsid w:val="4EBE1EF6"/>
     <w:multiLevelType w:val="hybridMultilevel"/>
     <w:tmpl w:val="AF3C2E24"/>
@@ -16882,7 +17487,120 @@
       </w:pPr>
     </w:lvl>
   </w:abstractNum>
-  <w:abstractNum w:abstractNumId="27" w15:restartNumberingAfterBreak="0">
+  <w:abstractNum w:abstractNumId="32" w15:restartNumberingAfterBreak="0">
+    <w:nsid w:val="4F507638"/>
+    <w:multiLevelType w:val="hybridMultilevel"/>
+    <w:tmpl w:val="BFDCDD8E"/>
+    <w:lvl w:ilvl="0" w:tplc="240A0001">
+      <w:start w:val="1"/>
+      <w:numFmt w:val="bullet"/>
+      <w:lvlText w:val=""/>
+      <w:lvlJc w:val="left"/>
+      <w:pPr>
+        <w:ind w:left="1429" w:hanging="360"/>
+      </w:pPr>
+      <w:rPr>
+        <w:rFonts w:ascii="Symbol" w:hAnsi="Symbol" w:hint="default"/>
+      </w:rPr>
+    </w:lvl>
+    <w:lvl w:ilvl="1" w:tplc="240A0003" w:tentative="1">
+      <w:start w:val="1"/>
+      <w:numFmt w:val="bullet"/>
+      <w:lvlText w:val="o"/>
+      <w:lvlJc w:val="left"/>
+      <w:pPr>
+        <w:ind w:left="2149" w:hanging="360"/>
+      </w:pPr>
+      <w:rPr>
+        <w:rFonts w:ascii="Courier New" w:hAnsi="Courier New" w:cs="Courier New" w:hint="default"/>
+      </w:rPr>
+    </w:lvl>
+    <w:lvl w:ilvl="2" w:tplc="240A0005" w:tentative="1">
+      <w:start w:val="1"/>
+      <w:numFmt w:val="bullet"/>
+      <w:lvlText w:val=""/>
+      <w:lvlJc w:val="left"/>
+      <w:pPr>
+        <w:ind w:left="2869" w:hanging="360"/>
+      </w:pPr>
+      <w:rPr>
+        <w:rFonts w:ascii="Wingdings" w:hAnsi="Wingdings" w:hint="default"/>
+      </w:rPr>
+    </w:lvl>
+    <w:lvl w:ilvl="3" w:tplc="240A0001" w:tentative="1">
+      <w:start w:val="1"/>
+      <w:numFmt w:val="bullet"/>
+      <w:lvlText w:val=""/>
+      <w:lvlJc w:val="left"/>
+      <w:pPr>
+        <w:ind w:left="3589" w:hanging="360"/>
+      </w:pPr>
+      <w:rPr>
+        <w:rFonts w:ascii="Symbol" w:hAnsi="Symbol" w:hint="default"/>
+      </w:rPr>
+    </w:lvl>
+    <w:lvl w:ilvl="4" w:tplc="240A0003" w:tentative="1">
+      <w:start w:val="1"/>
+      <w:numFmt w:val="bullet"/>
+      <w:lvlText w:val="o"/>
+      <w:lvlJc w:val="left"/>
+      <w:pPr>
+        <w:ind w:left="4309" w:hanging="360"/>
+      </w:pPr>
+      <w:rPr>
+        <w:rFonts w:ascii="Courier New" w:hAnsi="Courier New" w:cs="Courier New" w:hint="default"/>
+      </w:rPr>
+    </w:lvl>
+    <w:lvl w:ilvl="5" w:tplc="240A0005" w:tentative="1">
+      <w:start w:val="1"/>
+      <w:numFmt w:val="bullet"/>
+      <w:lvlText w:val=""/>
+      <w:lvlJc w:val="left"/>
+      <w:pPr>
+        <w:ind w:left="5029" w:hanging="360"/>
+      </w:pPr>
+      <w:rPr>
+        <w:rFonts w:ascii="Wingdings" w:hAnsi="Wingdings" w:hint="default"/>
+      </w:rPr>
+    </w:lvl>
+    <w:lvl w:ilvl="6" w:tplc="240A0001" w:tentative="1">
+      <w:start w:val="1"/>
+      <w:numFmt w:val="bullet"/>
+      <w:lvlText w:val=""/>
+      <w:lvlJc w:val="left"/>
+      <w:pPr>
+        <w:ind w:left="5749" w:hanging="360"/>
+      </w:pPr>
+      <w:rPr>
+        <w:rFonts w:ascii="Symbol" w:hAnsi="Symbol" w:hint="default"/>
+      </w:rPr>
+    </w:lvl>
+    <w:lvl w:ilvl="7" w:tplc="240A0003" w:tentative="1">
+      <w:start w:val="1"/>
+      <w:numFmt w:val="bullet"/>
+      <w:lvlText w:val="o"/>
+      <w:lvlJc w:val="left"/>
+      <w:pPr>
+        <w:ind w:left="6469" w:hanging="360"/>
+      </w:pPr>
+      <w:rPr>
+        <w:rFonts w:ascii="Courier New" w:hAnsi="Courier New" w:cs="Courier New" w:hint="default"/>
+      </w:rPr>
+    </w:lvl>
+    <w:lvl w:ilvl="8" w:tplc="240A0005" w:tentative="1">
+      <w:start w:val="1"/>
+      <w:numFmt w:val="bullet"/>
+      <w:lvlText w:val=""/>
+      <w:lvlJc w:val="left"/>
+      <w:pPr>
+        <w:ind w:left="7189" w:hanging="360"/>
+      </w:pPr>
+      <w:rPr>
+        <w:rFonts w:ascii="Wingdings" w:hAnsi="Wingdings" w:hint="default"/>
+      </w:rPr>
+    </w:lvl>
+  </w:abstractNum>
+  <w:abstractNum w:abstractNumId="33" w15:restartNumberingAfterBreak="0">
     <w:nsid w:val="50504BD5"/>
     <w:multiLevelType w:val="hybridMultilevel"/>
     <w:tmpl w:val="60983F68"/>
@@ -16995,7 +17713,7 @@
       </w:rPr>
     </w:lvl>
   </w:abstractNum>
-  <w:abstractNum w:abstractNumId="28" w15:restartNumberingAfterBreak="0">
+  <w:abstractNum w:abstractNumId="34" w15:restartNumberingAfterBreak="0">
     <w:nsid w:val="545E5404"/>
     <w:multiLevelType w:val="hybridMultilevel"/>
     <w:tmpl w:val="0BD8CAB8"/>
@@ -17085,7 +17803,7 @@
       </w:pPr>
     </w:lvl>
   </w:abstractNum>
-  <w:abstractNum w:abstractNumId="29" w15:restartNumberingAfterBreak="0">
+  <w:abstractNum w:abstractNumId="35" w15:restartNumberingAfterBreak="0">
     <w:nsid w:val="54F50597"/>
     <w:multiLevelType w:val="hybridMultilevel"/>
     <w:tmpl w:val="5E985760"/>
@@ -17198,7 +17916,7 @@
       </w:rPr>
     </w:lvl>
   </w:abstractNum>
-  <w:abstractNum w:abstractNumId="30" w15:restartNumberingAfterBreak="0">
+  <w:abstractNum w:abstractNumId="36" w15:restartNumberingAfterBreak="0">
     <w:nsid w:val="5D233FE9"/>
     <w:multiLevelType w:val="hybridMultilevel"/>
     <w:tmpl w:val="A728379E"/>
@@ -17311,7 +18029,7 @@
       </w:rPr>
     </w:lvl>
   </w:abstractNum>
-  <w:abstractNum w:abstractNumId="31" w15:restartNumberingAfterBreak="0">
+  <w:abstractNum w:abstractNumId="37" w15:restartNumberingAfterBreak="0">
     <w:nsid w:val="651E7F27"/>
     <w:multiLevelType w:val="hybridMultilevel"/>
     <w:tmpl w:val="623403F6"/>
@@ -17424,7 +18142,7 @@
       </w:rPr>
     </w:lvl>
   </w:abstractNum>
-  <w:abstractNum w:abstractNumId="32" w15:restartNumberingAfterBreak="0">
+  <w:abstractNum w:abstractNumId="38" w15:restartNumberingAfterBreak="0">
     <w:nsid w:val="67045B4D"/>
     <w:multiLevelType w:val="hybridMultilevel"/>
     <w:tmpl w:val="7DA23D3C"/>
@@ -17537,7 +18255,7 @@
       </w:rPr>
     </w:lvl>
   </w:abstractNum>
-  <w:abstractNum w:abstractNumId="33" w15:restartNumberingAfterBreak="0">
+  <w:abstractNum w:abstractNumId="39" w15:restartNumberingAfterBreak="0">
     <w:nsid w:val="72CC41C5"/>
     <w:multiLevelType w:val="hybridMultilevel"/>
     <w:tmpl w:val="FA147F88"/>
@@ -17650,7 +18368,7 @@
       </w:rPr>
     </w:lvl>
   </w:abstractNum>
-  <w:abstractNum w:abstractNumId="34" w15:restartNumberingAfterBreak="0">
+  <w:abstractNum w:abstractNumId="40" w15:restartNumberingAfterBreak="0">
     <w:nsid w:val="7C62081D"/>
     <w:multiLevelType w:val="hybridMultilevel"/>
     <w:tmpl w:val="08DE8A6E"/>
@@ -17763,117 +18481,135 @@
       </w:rPr>
     </w:lvl>
   </w:abstractNum>
-  <w:num w:numId="1" w16cid:durableId="391656910">
+  <w:num w:numId="1">
     <w:abstractNumId w:val="0"/>
   </w:num>
-  <w:num w:numId="2" w16cid:durableId="1888644251">
+  <w:num w:numId="2">
+    <w:abstractNumId w:val="15"/>
+  </w:num>
+  <w:num w:numId="3">
+    <w:abstractNumId w:val="31"/>
+  </w:num>
+  <w:num w:numId="4">
+    <w:abstractNumId w:val="22"/>
+  </w:num>
+  <w:num w:numId="5">
+    <w:abstractNumId w:val="27"/>
+  </w:num>
+  <w:num w:numId="6">
+    <w:abstractNumId w:val="33"/>
+  </w:num>
+  <w:num w:numId="7">
+    <w:abstractNumId w:val="23"/>
+  </w:num>
+  <w:num w:numId="8">
+    <w:abstractNumId w:val="21"/>
+  </w:num>
+  <w:num w:numId="9">
+    <w:abstractNumId w:val="39"/>
+  </w:num>
+  <w:num w:numId="10">
+    <w:abstractNumId w:val="7"/>
+  </w:num>
+  <w:num w:numId="11">
+    <w:abstractNumId w:val="37"/>
+  </w:num>
+  <w:num w:numId="12">
+    <w:abstractNumId w:val="20"/>
+  </w:num>
+  <w:num w:numId="13">
+    <w:abstractNumId w:val="8"/>
+  </w:num>
+  <w:num w:numId="14">
+    <w:abstractNumId w:val="40"/>
+  </w:num>
+  <w:num w:numId="15">
+    <w:abstractNumId w:val="28"/>
+  </w:num>
+  <w:num w:numId="16">
+    <w:abstractNumId w:val="14"/>
+  </w:num>
+  <w:num w:numId="17">
+    <w:abstractNumId w:val="24"/>
+  </w:num>
+  <w:num w:numId="18">
+    <w:abstractNumId w:val="34"/>
+  </w:num>
+  <w:num w:numId="19">
+    <w:abstractNumId w:val="36"/>
+  </w:num>
+  <w:num w:numId="20">
+    <w:abstractNumId w:val="6"/>
+  </w:num>
+  <w:num w:numId="21">
+    <w:abstractNumId w:val="11"/>
+  </w:num>
+  <w:num w:numId="22">
+    <w:abstractNumId w:val="25"/>
+  </w:num>
+  <w:num w:numId="23">
+    <w:abstractNumId w:val="19"/>
+  </w:num>
+  <w:num w:numId="24">
+    <w:abstractNumId w:val="4"/>
+  </w:num>
+  <w:num w:numId="25">
+    <w:abstractNumId w:val="38"/>
+  </w:num>
+  <w:num w:numId="26">
+    <w:abstractNumId w:val="29"/>
+  </w:num>
+  <w:num w:numId="27">
+    <w:abstractNumId w:val="26"/>
+  </w:num>
+  <w:num w:numId="28">
+    <w:abstractNumId w:val="18"/>
+  </w:num>
+  <w:num w:numId="29">
+    <w:abstractNumId w:val="9"/>
+  </w:num>
+  <w:num w:numId="30">
+    <w:abstractNumId w:val="30"/>
+  </w:num>
+  <w:num w:numId="31">
+    <w:abstractNumId w:val="35"/>
+  </w:num>
+  <w:num w:numId="32">
+    <w:abstractNumId w:val="2"/>
+  </w:num>
+  <w:num w:numId="33">
+    <w:abstractNumId w:val="13"/>
+  </w:num>
+  <w:num w:numId="34">
+    <w:abstractNumId w:val="5"/>
+  </w:num>
+  <w:num w:numId="35">
+    <w:abstractNumId w:val="3"/>
+  </w:num>
+  <w:num w:numId="36">
     <w:abstractNumId w:val="12"/>
   </w:num>
-  <w:num w:numId="3" w16cid:durableId="1346130373">
-    <w:abstractNumId w:val="26"/>
+  <w:num w:numId="37">
+    <w:abstractNumId w:val="1"/>
   </w:num>
-  <w:num w:numId="4" w16cid:durableId="1349023555">
-    <w:abstractNumId w:val="17"/>
+  <w:num w:numId="38">
+    <w:abstractNumId w:val="10"/>
   </w:num>
-  <w:num w:numId="5" w16cid:durableId="1263297033">
-    <w:abstractNumId w:val="22"/>
+  <w:num w:numId="39">
+    <w:abstractNumId w:val="32"/>
   </w:num>
-  <w:num w:numId="6" w16cid:durableId="1163159874">
-    <w:abstractNumId w:val="27"/>
-  </w:num>
-  <w:num w:numId="7" w16cid:durableId="1329098768">
-    <w:abstractNumId w:val="18"/>
-  </w:num>
-  <w:num w:numId="8" w16cid:durableId="607276968">
+  <w:num w:numId="40">
     <w:abstractNumId w:val="16"/>
   </w:num>
-  <w:num w:numId="9" w16cid:durableId="1470785067">
-    <w:abstractNumId w:val="33"/>
-  </w:num>
-  <w:num w:numId="10" w16cid:durableId="2045858929">
-    <w:abstractNumId w:val="6"/>
-  </w:num>
-  <w:num w:numId="11" w16cid:durableId="1222446510">
-    <w:abstractNumId w:val="31"/>
-  </w:num>
-  <w:num w:numId="12" w16cid:durableId="978610168">
-    <w:abstractNumId w:val="15"/>
-  </w:num>
-  <w:num w:numId="13" w16cid:durableId="1612543688">
-    <w:abstractNumId w:val="7"/>
-  </w:num>
-  <w:num w:numId="14" w16cid:durableId="1099790062">
-    <w:abstractNumId w:val="34"/>
-  </w:num>
-  <w:num w:numId="15" w16cid:durableId="386492916">
-    <w:abstractNumId w:val="23"/>
-  </w:num>
-  <w:num w:numId="16" w16cid:durableId="4136242">
-    <w:abstractNumId w:val="11"/>
-  </w:num>
-  <w:num w:numId="17" w16cid:durableId="191962137">
-    <w:abstractNumId w:val="19"/>
-  </w:num>
-  <w:num w:numId="18" w16cid:durableId="108860660">
-    <w:abstractNumId w:val="28"/>
-  </w:num>
-  <w:num w:numId="19" w16cid:durableId="613947381">
-    <w:abstractNumId w:val="30"/>
-  </w:num>
-  <w:num w:numId="20" w16cid:durableId="2118403509">
-    <w:abstractNumId w:val="5"/>
-  </w:num>
-  <w:num w:numId="21" w16cid:durableId="1860965457">
-    <w:abstractNumId w:val="9"/>
-  </w:num>
-  <w:num w:numId="22" w16cid:durableId="958340664">
-    <w:abstractNumId w:val="20"/>
-  </w:num>
-  <w:num w:numId="23" w16cid:durableId="2009407655">
-    <w:abstractNumId w:val="14"/>
-  </w:num>
-  <w:num w:numId="24" w16cid:durableId="1761484152">
-    <w:abstractNumId w:val="3"/>
-  </w:num>
-  <w:num w:numId="25" w16cid:durableId="1606115189">
-    <w:abstractNumId w:val="32"/>
-  </w:num>
-  <w:num w:numId="26" w16cid:durableId="583033400">
-    <w:abstractNumId w:val="24"/>
-  </w:num>
-  <w:num w:numId="27" w16cid:durableId="1547984693">
-    <w:abstractNumId w:val="21"/>
-  </w:num>
-  <w:num w:numId="28" w16cid:durableId="445198973">
-    <w:abstractNumId w:val="13"/>
-  </w:num>
-  <w:num w:numId="29" w16cid:durableId="1449469567">
-    <w:abstractNumId w:val="8"/>
-  </w:num>
-  <w:num w:numId="30" w16cid:durableId="1173495067">
-    <w:abstractNumId w:val="25"/>
-  </w:num>
-  <w:num w:numId="31" w16cid:durableId="1515798907">
-    <w:abstractNumId w:val="29"/>
-  </w:num>
-  <w:num w:numId="32" w16cid:durableId="1196699777">
-    <w:abstractNumId w:val="1"/>
-  </w:num>
-  <w:num w:numId="33" w16cid:durableId="1867717767">
-    <w:abstractNumId w:val="10"/>
-  </w:num>
-  <w:num w:numId="34" w16cid:durableId="744573669">
-    <w:abstractNumId w:val="4"/>
-  </w:num>
-  <w:num w:numId="35" w16cid:durableId="420612889">
-    <w:abstractNumId w:val="2"/>
+  <w:num w:numId="41">
+    <w:abstractNumId w:val="17"/>
   </w:num>
   <w:numIdMacAtCleanup w:val="24"/>
 </w:numbering>
 </file>
 
 <file path=word/styles.xml><?xml version="1.0" encoding="utf-8"?>
-<w:styles xmlns:mc="http://schemas.openxmlformats.org/markup-compatibility/2006" xmlns:r="http://schemas.openxmlformats.org/officeDocument/2006/relationships" xmlns:w="http://schemas.openxmlformats.org/wordprocessingml/2006/main" xmlns:w14="http://schemas.microsoft.com/office/word/2010/wordml" xmlns:w15="http://schemas.microsoft.com/office/word/2012/wordml" xmlns:w16cex="http://schemas.microsoft.com/office/word/2018/wordml/cex" xmlns:w16cid="http://schemas.microsoft.com/office/word/2016/wordml/cid" xmlns:w16="http://schemas.microsoft.com/office/word/2018/wordml" xmlns:w16du="http://schemas.microsoft.com/office/word/2023/wordml/word16du" xmlns:w16sdtdh="http://schemas.microsoft.com/office/word/2020/wordml/sdtdatahash" xmlns:w16sdtfl="http://schemas.microsoft.com/office/word/2024/wordml/sdtformatlock" xmlns:w16se="http://schemas.microsoft.com/office/word/2015/wordml/symex" mc:Ignorable="w14 w15 w16se w16cid w16 w16cex w16sdtdh w16sdtfl w16du">
+<w:styles xmlns:mc="http://schemas.openxmlformats.org/markup-compatibility/2006" xmlns:r="http://schemas.openxmlformats.org/officeDocument/2006/relationships" xmlns:w="http://schemas.openxmlformats.org/wordprocessingml/2006/main" xmlns:w14="http://schemas.microsoft.com/office/word/2010/wordml" xmlns:w15="http://schemas.microsoft.com/office/word/2012/wordml" xmlns:w16cex="http://schemas.microsoft.com/office/word/2018/wordml/cex" xmlns:w16cid="http://schemas.microsoft.com/office/word/2016/wordml/cid" xmlns:w16="http://schemas.microsoft.com/office/word/2018/wordml" xmlns:w16sdtdh="http://schemas.microsoft.com/office/word/2020/wordml/sdtdatahash" xmlns:w16se="http://schemas.microsoft.com/office/word/2015/wordml/symex" mc:Ignorable="w14 w15 w16se w16cid w16 w16cex w16sdtdh">
   <w:docDefaults>
     <w:rPrDefault>
       <w:rPr>
@@ -19221,7 +19957,7 @@
       </w:rPr>
     </w:tblStylePr>
   </w:style>
-  <w:style w:type="character" w:styleId="Fuerte">
+  <w:style w:type="character" w:styleId="Textoennegrita">
     <w:name w:val="Strong"/>
     <w:basedOn w:val="Fuentedeprrafopredeter"/>
     <w:uiPriority w:val="22"/>
@@ -19765,30 +20501,6 @@
 </file>
 
 <file path=customXml/item1.xml><?xml version="1.0" encoding="utf-8"?>
-<p:properties xmlns:p="http://schemas.microsoft.com/office/2006/metadata/properties" xmlns:xsi="http://www.w3.org/2001/XMLSchema-instance" xmlns:pc="http://schemas.microsoft.com/office/infopath/2007/PartnerControls">
-  <documentManagement>
-    <TaxCatchAll xmlns="67a0edcd-0de5-43ed-8c27-e32f38a00c91" xsi:nil="true"/>
-    <lcf76f155ced4ddcb4097134ff3c332f xmlns="42760c81-fd8e-4d59-8953-7cdb9f38b14f">
-      <Terms xmlns="http://schemas.microsoft.com/office/infopath/2007/PartnerControls"/>
-    </lcf76f155ced4ddcb4097134ff3c332f>
-  </documentManagement>
-</p:properties>
-</file>
-
-<file path=customXml/item2.xml><?xml version="1.0" encoding="utf-8"?>
-<?mso-contentType ?>
-<FormTemplates xmlns="http://schemas.microsoft.com/sharepoint/v3/contenttype/forms">
-  <Display>DocumentLibraryForm</Display>
-  <Edit>DocumentLibraryForm</Edit>
-  <New>DocumentLibraryForm</New>
-</FormTemplates>
-</file>
-
-<file path=customXml/item3.xml><?xml version="1.0" encoding="utf-8"?>
-<b:Sources xmlns:b="http://schemas.openxmlformats.org/officeDocument/2006/bibliography" xmlns="http://schemas.openxmlformats.org/officeDocument/2006/bibliography" SelectedStyle="\APASixthEditionOfficeOnline.xsl" StyleName="APA" Version="6"/>
-</file>
-
-<file path=customXml/item4.xml><?xml version="1.0" encoding="utf-8"?>
 <ct:contentTypeSchema xmlns:ct="http://schemas.microsoft.com/office/2006/metadata/contentType" xmlns:ma="http://schemas.microsoft.com/office/2006/metadata/properties/metaAttributes" ct:_="" ma:_="" ma:contentTypeName="Documento" ma:contentTypeID="0x01010005252A1EF3BD024F856B47B579AB5244" ma:contentTypeVersion="13" ma:contentTypeDescription="Crear nuevo documento." ma:contentTypeScope="" ma:versionID="ddfaac56a287547bce89452cd31c5884">
   <xsd:schema xmlns:xsd="http://www.w3.org/2001/XMLSchema" xmlns:xs="http://www.w3.org/2001/XMLSchema" xmlns:p="http://schemas.microsoft.com/office/2006/metadata/properties" xmlns:ns2="42760c81-fd8e-4d59-8953-7cdb9f38b14f" xmlns:ns3="67a0edcd-0de5-43ed-8c27-e32f38a00c91" targetNamespace="http://schemas.microsoft.com/office/2006/metadata/properties" ma:root="true" ma:fieldsID="5ac878f7c8dbf4633d03f1982e859186" ns2:_="" ns3:_="">
     <xsd:import namespace="42760c81-fd8e-4d59-8953-7cdb9f38b14f"/>
@@ -19995,34 +20707,31 @@
 </ct:contentTypeSchema>
 </file>
 
-<file path=customXml/itemProps1.xml><?xml version="1.0" encoding="utf-8"?>
-<ds:datastoreItem xmlns:ds="http://schemas.openxmlformats.org/officeDocument/2006/customXml" ds:itemID="{1279454D-02BE-4A9C-A117-DCD1573E2608}">
-  <ds:schemaRefs>
-    <ds:schemaRef ds:uri="http://schemas.microsoft.com/office/2006/metadata/properties"/>
-    <ds:schemaRef ds:uri="http://schemas.microsoft.com/office/infopath/2007/PartnerControls"/>
-    <ds:schemaRef ds:uri="67a0edcd-0de5-43ed-8c27-e32f38a00c91"/>
-    <ds:schemaRef ds:uri="42760c81-fd8e-4d59-8953-7cdb9f38b14f"/>
-  </ds:schemaRefs>
-</ds:datastoreItem>
+<file path=customXml/item2.xml><?xml version="1.0" encoding="utf-8"?>
+<b:Sources xmlns:b="http://schemas.openxmlformats.org/officeDocument/2006/bibliography" xmlns="http://schemas.openxmlformats.org/officeDocument/2006/bibliography" SelectedStyle="\APASixthEditionOfficeOnline.xsl" StyleName="APA" Version="6"/>
 </file>
 
-<file path=customXml/itemProps2.xml><?xml version="1.0" encoding="utf-8"?>
-<ds:datastoreItem xmlns:ds="http://schemas.openxmlformats.org/officeDocument/2006/customXml" ds:itemID="{10663269-2064-4804-8290-36D4A57F5557}">
-  <ds:schemaRefs>
-    <ds:schemaRef ds:uri="http://schemas.microsoft.com/sharepoint/v3/contenttype/forms"/>
-  </ds:schemaRefs>
-</ds:datastoreItem>
+<file path=customXml/item3.xml><?xml version="1.0" encoding="utf-8"?>
+<?mso-contentType ?>
+<FormTemplates xmlns="http://schemas.microsoft.com/sharepoint/v3/contenttype/forms">
+  <Display>DocumentLibraryForm</Display>
+  <Edit>DocumentLibraryForm</Edit>
+  <New>DocumentLibraryForm</New>
+</FormTemplates>
 </file>
 
-<file path=customXml/itemProps3.xml><?xml version="1.0" encoding="utf-8"?>
-<ds:datastoreItem xmlns:ds="http://schemas.openxmlformats.org/officeDocument/2006/customXml" ds:itemID="{EAE431FD-7059-4C09-804B-C9D69EB7B213}">
-  <ds:schemaRefs>
-    <ds:schemaRef ds:uri="http://schemas.openxmlformats.org/officeDocument/2006/bibliography"/>
-  </ds:schemaRefs>
-</ds:datastoreItem>
+<file path=customXml/item4.xml><?xml version="1.0" encoding="utf-8"?>
+<p:properties xmlns:p="http://schemas.microsoft.com/office/2006/metadata/properties" xmlns:xsi="http://www.w3.org/2001/XMLSchema-instance" xmlns:pc="http://schemas.microsoft.com/office/infopath/2007/PartnerControls">
+  <documentManagement>
+    <TaxCatchAll xmlns="67a0edcd-0de5-43ed-8c27-e32f38a00c91" xsi:nil="true"/>
+    <lcf76f155ced4ddcb4097134ff3c332f xmlns="42760c81-fd8e-4d59-8953-7cdb9f38b14f">
+      <Terms xmlns="http://schemas.microsoft.com/office/infopath/2007/PartnerControls"/>
+    </lcf76f155ced4ddcb4097134ff3c332f>
+  </documentManagement>
+</p:properties>
 </file>
 
-<file path=customXml/itemProps4.xml><?xml version="1.0" encoding="utf-8"?>
+<file path=customXml/itemProps1.xml><?xml version="1.0" encoding="utf-8"?>
 <ds:datastoreItem xmlns:ds="http://schemas.openxmlformats.org/officeDocument/2006/customXml" ds:itemID="{52AED563-A5C3-4A86-9B07-29A472EAF5A1}">
   <ds:schemaRefs>
     <ds:schemaRef ds:uri="http://schemas.microsoft.com/office/2006/metadata/contentType"/>
@@ -20039,4 +20748,31 @@
     <ds:schemaRef ds:uri="http://schemas.microsoft.com/internal/obd"/>
   </ds:schemaRefs>
 </ds:datastoreItem>
+</file>
+
+<file path=customXml/itemProps2.xml><?xml version="1.0" encoding="utf-8"?>
+<ds:datastoreItem xmlns:ds="http://schemas.openxmlformats.org/officeDocument/2006/customXml" ds:itemID="{EAE431FD-7059-4C09-804B-C9D69EB7B213}">
+  <ds:schemaRefs>
+    <ds:schemaRef ds:uri="http://schemas.openxmlformats.org/officeDocument/2006/bibliography"/>
+  </ds:schemaRefs>
+</ds:datastoreItem>
+</file>
+
+<file path=customXml/itemProps3.xml><?xml version="1.0" encoding="utf-8"?>
+<ds:datastoreItem xmlns:ds="http://schemas.openxmlformats.org/officeDocument/2006/customXml" ds:itemID="{10663269-2064-4804-8290-36D4A57F5557}">
+  <ds:schemaRefs>
+    <ds:schemaRef ds:uri="http://schemas.microsoft.com/sharepoint/v3/contenttype/forms"/>
+  </ds:schemaRefs>
+</ds:datastoreItem>
+</file>
+
+<file path=customXml/itemProps4.xml><?xml version="1.0" encoding="utf-8"?>
+<ds:datastoreItem xmlns:ds="http://schemas.openxmlformats.org/officeDocument/2006/customXml" ds:itemID="{1279454D-02BE-4A9C-A117-DCD1573E2608}">
+  <ds:schemaRefs>
+    <ds:schemaRef ds:uri="http://schemas.microsoft.com/office/2006/metadata/properties"/>
+    <ds:schemaRef ds:uri="http://schemas.microsoft.com/office/infopath/2007/PartnerControls"/>
+    <ds:schemaRef ds:uri="67a0edcd-0de5-43ed-8c27-e32f38a00c91"/>
+    <ds:schemaRef ds:uri="42760c81-fd8e-4d59-8953-7cdb9f38b14f"/>
+  </ds:schemaRefs>
+</ds:datastoreItem>
 </file>